--- a/manuscript_draft.docx
+++ b/manuscript_draft.docx
@@ -63,7 +63,7 @@
         <w:pStyle w:val="Date"/>
       </w:pPr>
       <w:r>
-        <w:t xml:space="preserve">2026-09-19</w:t>
+        <w:t xml:space="preserve">2026-09-20</w:t>
       </w:r>
     </w:p>
     <w:bookmarkStart w:id="9" w:name="abstract"/>
@@ -4977,7 +4977,7 @@
       </w:r>
     </w:p>
     <w:bookmarkEnd w:id="71"/>
-    <w:bookmarkStart w:id="250" w:name="supplement"/>
+    <w:bookmarkStart w:id="253" w:name="supplement"/>
     <w:p>
       <w:pPr>
         <w:pStyle w:val="Heading2"/>
@@ -19497,7 +19497,7 @@
       </w:tr>
     </w:tbl>
     <w:bookmarkEnd w:id="126"/>
-    <w:bookmarkStart w:id="129" w:name="sec-secondary-analysis"/>
+    <w:bookmarkStart w:id="132" w:name="sec-secondary-analysis"/>
     <w:p>
       <w:pPr>
         <w:pStyle w:val="Heading3"/>
@@ -19617,12 +19617,54 @@
       <w:tr>
         <w:tc>
           <w:tcPr/>
-          <w:bookmarkStart w:id="127" w:name="suppfig-model-diagram"/>
+          <w:bookmarkStart w:id="130" w:name="suppfig-model-diagram"/>
           <w:p>
             <w:pPr>
               <w:pStyle w:val="Compact"/>
               <w:jc w:val="center"/>
             </w:pPr>
+            <w:r>
+              <w:drawing>
+                <wp:inline>
+                  <wp:extent cx="5334000" cy="3831213"/>
+                  <wp:effectExtent b="0" l="0" r="0" t="0"/>
+                  <wp:docPr descr="" title="" id="128" name="Picture"/>
+                  <a:graphic>
+                    <a:graphicData uri="http://schemas.openxmlformats.org/drawingml/2006/picture">
+                      <pic:pic>
+                        <pic:nvPicPr>
+                          <pic:cNvPr descr="figures/model_diagram_social_factors.png" id="129" name="Picture"/>
+                          <pic:cNvPicPr>
+                            <a:picLocks noChangeArrowheads="1" noChangeAspect="1"/>
+                          </pic:cNvPicPr>
+                        </pic:nvPicPr>
+                        <pic:blipFill>
+                          <a:blip r:embed="rId127"/>
+                          <a:stretch>
+                            <a:fillRect/>
+                          </a:stretch>
+                        </pic:blipFill>
+                        <pic:spPr bwMode="auto">
+                          <a:xfrm>
+                            <a:off x="0" y="0"/>
+                            <a:ext cx="5334000" cy="3831213"/>
+                          </a:xfrm>
+                          <a:prstGeom prst="rect">
+                            <a:avLst/>
+                          </a:prstGeom>
+                          <a:noFill/>
+                          <a:ln w="9525">
+                            <a:noFill/>
+                            <a:headEnd/>
+                            <a:tailEnd/>
+                          </a:ln>
+                        </pic:spPr>
+                      </pic:pic>
+                    </a:graphicData>
+                  </a:graphic>
+                </wp:inline>
+              </w:drawing>
+            </w:r>
           </w:p>
           <w:p>
             <w:pPr>
@@ -19637,7 +19679,7 @@
               <w:t xml:space="preserve">Figure S6: Model diagram of state-transition microsimulation model with social factors framework</w:t>
             </w:r>
           </w:p>
-          <w:bookmarkEnd w:id="127"/>
+          <w:bookmarkEnd w:id="130"/>
         </w:tc>
       </w:tr>
     </w:tbl>
@@ -19662,7 +19704,7 @@
       <w:tr>
         <w:tc>
           <w:tcPr/>
-          <w:bookmarkStart w:id="128" w:name="supptbl-base-case"/>
+          <w:bookmarkStart w:id="131" w:name="supptbl-base-case"/>
           <w:tbl>
             <w:tblPr>
               <w:tblStyle w:val="Table"/>
@@ -20390,12 +20432,12 @@
               <w:t xml:space="preserve">Table S8: Model parameter dependencies and data sources for secondary analysis (NHANES: National Health and Nutrition Examination Survey; SDI: social deprivation index, ALLHAT: Antihypertensive and Lipid-Lowering Treatment to Prevent Heart Attack Trial)</w:t>
             </w:r>
           </w:p>
-          <w:bookmarkEnd w:id="128"/>
+          <w:bookmarkEnd w:id="131"/>
         </w:tc>
       </w:tr>
     </w:tbl>
-    <w:bookmarkEnd w:id="129"/>
-    <w:bookmarkStart w:id="141" w:name="sec-sdi-assignment"/>
+    <w:bookmarkEnd w:id="132"/>
+    <w:bookmarkStart w:id="144" w:name="sec-sdi-assignment"/>
     <w:p>
       <w:pPr>
         <w:pStyle w:val="Heading3"/>
@@ -20462,7 +20504,7 @@
         <w:t xml:space="preserve">shows histograms of census tract-level SDI values for our main simulation cohort and the randomly sampled subset from the PRIME registry. While census tract-level SDI values can vary over time, we assumed a single census tract-level SDI value per individual over their lifetime. The PRIME registry only has a single census tract-level SDI per individual and does not include historical census-tract data.</w:t>
       </w:r>
     </w:p>
-    <w:bookmarkStart w:id="140" w:name="suppfig-sdi-comparison"/>
+    <w:bookmarkStart w:id="143" w:name="suppfig-sdi-comparison"/>
     <w:tbl>
       <w:tblPr>
         <w:tblStyle w:val="Table"/>
@@ -20490,31 +20532,31 @@
             <w:tr>
               <w:tc>
                 <w:tcPr/>
-                <w:bookmarkStart w:id="134" w:name="fig-sdi-cohort"/>
-                <w:p>
-                  <w:pPr>
-                    <w:pStyle w:val="Compact"/>
-                    <w:jc w:val="center"/>
-                    <w:jc w:val="left"/>
-                  </w:pPr>
-                  <w:bookmarkStart w:id="133" w:name="fig-sdi-cohort"/>
+                <w:bookmarkStart w:id="137" w:name="fig-sdi-cohort"/>
+                <w:p>
+                  <w:pPr>
+                    <w:pStyle w:val="Compact"/>
+                    <w:jc w:val="center"/>
+                    <w:jc w:val="left"/>
+                  </w:pPr>
+                  <w:bookmarkStart w:id="136" w:name="fig-sdi-cohort"/>
                   <w:r>
                     <w:drawing>
                       <wp:inline>
                         <wp:extent cx="2971800" cy="2293767"/>
                         <wp:effectExtent b="0" l="0" r="0" t="0"/>
-                        <wp:docPr descr="" title="" id="131" name="Picture"/>
+                        <wp:docPr descr="" title="" id="134" name="Picture"/>
                         <a:graphic>
                           <a:graphicData uri="http://schemas.openxmlformats.org/drawingml/2006/picture">
                             <pic:pic>
                               <pic:nvPicPr>
-                                <pic:cNvPr descr="figures/supplement/SDI_histogram_cohort.png" id="132" name="Picture"/>
+                                <pic:cNvPr descr="figures/supplement/SDI_histogram_cohort.png" id="135" name="Picture"/>
                                 <pic:cNvPicPr>
                                   <a:picLocks noChangeArrowheads="1" noChangeAspect="1"/>
                                 </pic:cNvPicPr>
                               </pic:nvPicPr>
                               <pic:blipFill>
-                                <a:blip r:embed="rId130"/>
+                                <a:blip r:embed="rId133"/>
                                 <a:stretch>
                                   <a:fillRect/>
                                 </a:stretch>
@@ -20540,7 +20582,7 @@
                       </wp:inline>
                     </w:drawing>
                   </w:r>
-                  <w:bookmarkEnd w:id="133"/>
+                  <w:bookmarkEnd w:id="136"/>
                 </w:p>
                 <w:p>
                   <w:pPr>
@@ -20556,7 +20598,7 @@
                     <w:t xml:space="preserve">(a)</w:t>
                   </w:r>
                 </w:p>
-                <w:bookmarkEnd w:id="134"/>
+                <w:bookmarkEnd w:id="137"/>
               </w:tc>
             </w:tr>
           </w:tbl>
@@ -20606,31 +20648,31 @@
             <w:tr>
               <w:tc>
                 <w:tcPr/>
-                <w:bookmarkStart w:id="139" w:name="fig-sdi-afc"/>
-                <w:p>
-                  <w:pPr>
-                    <w:pStyle w:val="Compact"/>
-                    <w:jc w:val="center"/>
-                    <w:jc w:val="left"/>
-                  </w:pPr>
-                  <w:bookmarkStart w:id="138" w:name="fig-sdi-afc"/>
+                <w:bookmarkStart w:id="142" w:name="fig-sdi-afc"/>
+                <w:p>
+                  <w:pPr>
+                    <w:pStyle w:val="Compact"/>
+                    <w:jc w:val="center"/>
+                    <w:jc w:val="left"/>
+                  </w:pPr>
+                  <w:bookmarkStart w:id="141" w:name="fig-sdi-afc"/>
                   <w:r>
                     <w:drawing>
                       <wp:inline>
                         <wp:extent cx="2971800" cy="2335885"/>
                         <wp:effectExtent b="0" l="0" r="0" t="0"/>
-                        <wp:docPr descr="" title="" id="136" name="Picture"/>
+                        <wp:docPr descr="" title="" id="139" name="Picture"/>
                         <a:graphic>
                           <a:graphicData uri="http://schemas.openxmlformats.org/drawingml/2006/picture">
                             <pic:pic>
                               <pic:nvPicPr>
-                                <pic:cNvPr descr="figures/supplement/SDI_histogram_afc.png" id="137" name="Picture"/>
+                                <pic:cNvPr descr="figures/supplement/SDI_histogram_afc.png" id="140" name="Picture"/>
                                 <pic:cNvPicPr>
                                   <a:picLocks noChangeArrowheads="1" noChangeAspect="1"/>
                                 </pic:cNvPicPr>
                               </pic:nvPicPr>
                               <pic:blipFill>
-                                <a:blip r:embed="rId135"/>
+                                <a:blip r:embed="rId138"/>
                                 <a:stretch>
                                   <a:fillRect/>
                                 </a:stretch>
@@ -20656,7 +20698,7 @@
                       </wp:inline>
                     </w:drawing>
                   </w:r>
-                  <w:bookmarkEnd w:id="138"/>
+                  <w:bookmarkEnd w:id="141"/>
                 </w:p>
                 <w:p>
                   <w:pPr>
@@ -20672,7 +20714,7 @@
                     <w:t xml:space="preserve">(b)</w:t>
                   </w:r>
                 </w:p>
-                <w:bookmarkEnd w:id="139"/>
+                <w:bookmarkEnd w:id="142"/>
               </w:tc>
             </w:tr>
           </w:tbl>
@@ -20692,9 +20734,9 @@
         <w:t xml:space="preserve">Figure S7: Comparison of census tract-level SDI distributions in (a) simulation cohort and (b) PRIME registry (SDI: social deprivation index)</w:t>
       </w:r>
     </w:p>
-    <w:bookmarkEnd w:id="140"/>
-    <w:bookmarkEnd w:id="141"/>
-    <w:bookmarkStart w:id="142" w:name="sec-mortality-insurance"/>
+    <w:bookmarkEnd w:id="143"/>
+    <w:bookmarkEnd w:id="144"/>
+    <w:bookmarkStart w:id="145" w:name="sec-mortality-insurance"/>
     <w:p>
       <w:pPr>
         <w:pStyle w:val="Heading3"/>
@@ -20720,8 +20762,8 @@
         <w:t xml:space="preserve">We assumed a constant race/ethnicity-specific prevalence of uninsured individuals and a hazard ratio for increased mortality risk among those uninsured. After age 65, we assumed all individuals received Medicare, and mortality rates returned to baseline values from the 2021 U.S. life tables.</w:t>
       </w:r>
     </w:p>
-    <w:bookmarkEnd w:id="142"/>
-    <w:bookmarkStart w:id="147" w:name="sec-transition-in-system"/>
+    <w:bookmarkEnd w:id="145"/>
+    <w:bookmarkStart w:id="150" w:name="sec-transition-in-system"/>
     <w:p>
       <w:pPr>
         <w:pStyle w:val="Heading3"/>
@@ -20866,7 +20908,7 @@
       <w:tr>
         <w:tc>
           <w:tcPr/>
-          <w:bookmarkStart w:id="146" w:name="suppfig-in-health-system-calibration"/>
+          <w:bookmarkStart w:id="149" w:name="suppfig-in-health-system-calibration"/>
           <w:p>
             <w:pPr>
               <w:pStyle w:val="Compact"/>
@@ -20877,18 +20919,18 @@
                 <wp:inline>
                   <wp:extent cx="5334000" cy="3456555"/>
                   <wp:effectExtent b="0" l="0" r="0" t="0"/>
-                  <wp:docPr descr="" title="" id="144" name="Picture"/>
+                  <wp:docPr descr="" title="" id="147" name="Picture"/>
                   <a:graphic>
                     <a:graphicData uri="http://schemas.openxmlformats.org/drawingml/2006/picture">
                       <pic:pic>
                         <pic:nvPicPr>
-                          <pic:cNvPr descr="figures/social/in_health_system_calibration_hetero_RA.png" id="145" name="Picture"/>
+                          <pic:cNvPr descr="figures/social/in_health_system_calibration_hetero_RA.png" id="148" name="Picture"/>
                           <pic:cNvPicPr>
                             <a:picLocks noChangeArrowheads="1" noChangeAspect="1"/>
                           </pic:cNvPicPr>
                         </pic:nvPicPr>
                         <pic:blipFill>
-                          <a:blip r:embed="rId143"/>
+                          <a:blip r:embed="rId146"/>
                           <a:stretch>
                             <a:fillRect/>
                           </a:stretch>
@@ -20928,12 +20970,12 @@
               <w:t xml:space="preserve">Figure S8: Age-specific prevalence of not having a routine place for healthcare by insurance status in our simulation cohort (lines) and NHANES (dots) (NHANES: National Health and Nutrition Examination Survey)</w:t>
             </w:r>
           </w:p>
-          <w:bookmarkEnd w:id="146"/>
+          <w:bookmarkEnd w:id="149"/>
         </w:tc>
       </w:tr>
     </w:tbl>
-    <w:bookmarkEnd w:id="147"/>
-    <w:bookmarkStart w:id="159" w:name="sec-out-of-system-BP"/>
+    <w:bookmarkEnd w:id="150"/>
+    <w:bookmarkStart w:id="162" w:name="sec-out-of-system-BP"/>
     <w:p>
       <w:pPr>
         <w:pStyle w:val="Heading3"/>
@@ -21440,7 +21482,7 @@
         <w:t xml:space="preserve">). During simulation, if a simulated individual was not in the health system, the estimated coefficient was added to the individual’s current systolic or diastolic blood pressure value while they were out of the health system.</w:t>
       </w:r>
     </w:p>
-    <w:bookmarkStart w:id="158" w:name="suppfig-no-place-bp-adjustments"/>
+    <w:bookmarkStart w:id="161" w:name="suppfig-no-place-bp-adjustments"/>
     <w:tbl>
       <w:tblPr>
         <w:tblStyle w:val="Table"/>
@@ -21468,31 +21510,31 @@
             <w:tr>
               <w:tc>
                 <w:tcPr/>
-                <w:bookmarkStart w:id="152" w:name="suppfig-sbp-no-place"/>
-                <w:p>
-                  <w:pPr>
-                    <w:pStyle w:val="Compact"/>
-                    <w:jc w:val="center"/>
-                    <w:jc w:val="left"/>
-                  </w:pPr>
-                  <w:bookmarkStart w:id="151" w:name="suppfig-sbp-no-place"/>
+                <w:bookmarkStart w:id="155" w:name="suppfig-sbp-no-place"/>
+                <w:p>
+                  <w:pPr>
+                    <w:pStyle w:val="Compact"/>
+                    <w:jc w:val="center"/>
+                    <w:jc w:val="left"/>
+                  </w:pPr>
+                  <w:bookmarkStart w:id="154" w:name="suppfig-sbp-no-place"/>
                   <w:r>
                     <w:drawing>
                       <wp:inline>
                         <wp:extent cx="2971800" cy="2228850"/>
                         <wp:effectExtent b="0" l="0" r="0" t="0"/>
-                        <wp:docPr descr="" title="" id="149" name="Picture"/>
+                        <wp:docPr descr="" title="" id="152" name="Picture"/>
                         <a:graphic>
                           <a:graphicData uri="http://schemas.openxmlformats.org/drawingml/2006/picture">
                             <pic:pic>
                               <pic:nvPicPr>
-                                <pic:cNvPr descr="figures/supplement/no_place_adjustments_SBP.png" id="150" name="Picture"/>
+                                <pic:cNvPr descr="figures/supplement/no_place_adjustments_SBP.png" id="153" name="Picture"/>
                                 <pic:cNvPicPr>
                                   <a:picLocks noChangeArrowheads="1" noChangeAspect="1"/>
                                 </pic:cNvPicPr>
                               </pic:nvPicPr>
                               <pic:blipFill>
-                                <a:blip r:embed="rId148"/>
+                                <a:blip r:embed="rId151"/>
                                 <a:stretch>
                                   <a:fillRect/>
                                 </a:stretch>
@@ -21518,7 +21560,7 @@
                       </wp:inline>
                     </w:drawing>
                   </w:r>
-                  <w:bookmarkEnd w:id="151"/>
+                  <w:bookmarkEnd w:id="154"/>
                 </w:p>
                 <w:p>
                   <w:pPr>
@@ -21534,7 +21576,7 @@
                     <w:t xml:space="preserve">(a)</w:t>
                   </w:r>
                 </w:p>
-                <w:bookmarkEnd w:id="152"/>
+                <w:bookmarkEnd w:id="155"/>
               </w:tc>
             </w:tr>
           </w:tbl>
@@ -21584,31 +21626,31 @@
             <w:tr>
               <w:tc>
                 <w:tcPr/>
-                <w:bookmarkStart w:id="157" w:name="suppfig-dbp-no-place"/>
-                <w:p>
-                  <w:pPr>
-                    <w:pStyle w:val="Compact"/>
-                    <w:jc w:val="center"/>
-                    <w:jc w:val="left"/>
-                  </w:pPr>
-                  <w:bookmarkStart w:id="156" w:name="suppfig-dbp-no-place"/>
+                <w:bookmarkStart w:id="160" w:name="suppfig-dbp-no-place"/>
+                <w:p>
+                  <w:pPr>
+                    <w:pStyle w:val="Compact"/>
+                    <w:jc w:val="center"/>
+                    <w:jc w:val="left"/>
+                  </w:pPr>
+                  <w:bookmarkStart w:id="159" w:name="suppfig-dbp-no-place"/>
                   <w:r>
                     <w:drawing>
                       <wp:inline>
                         <wp:extent cx="2971800" cy="2228850"/>
                         <wp:effectExtent b="0" l="0" r="0" t="0"/>
-                        <wp:docPr descr="" title="" id="154" name="Picture"/>
+                        <wp:docPr descr="" title="" id="157" name="Picture"/>
                         <a:graphic>
                           <a:graphicData uri="http://schemas.openxmlformats.org/drawingml/2006/picture">
                             <pic:pic>
                               <pic:nvPicPr>
-                                <pic:cNvPr descr="figures/supplement/no_place_adjustments_DBP.png" id="155" name="Picture"/>
+                                <pic:cNvPr descr="figures/supplement/no_place_adjustments_DBP.png" id="158" name="Picture"/>
                                 <pic:cNvPicPr>
                                   <a:picLocks noChangeArrowheads="1" noChangeAspect="1"/>
                                 </pic:cNvPicPr>
                               </pic:nvPicPr>
                               <pic:blipFill>
-                                <a:blip r:embed="rId153"/>
+                                <a:blip r:embed="rId156"/>
                                 <a:stretch>
                                   <a:fillRect/>
                                 </a:stretch>
@@ -21634,7 +21676,7 @@
                       </wp:inline>
                     </w:drawing>
                   </w:r>
-                  <w:bookmarkEnd w:id="156"/>
+                  <w:bookmarkEnd w:id="159"/>
                 </w:p>
                 <w:p>
                   <w:pPr>
@@ -21650,7 +21692,7 @@
                     <w:t xml:space="preserve">(b)</w:t>
                   </w:r>
                 </w:p>
-                <w:bookmarkEnd w:id="157"/>
+                <w:bookmarkEnd w:id="160"/>
               </w:tc>
             </w:tr>
           </w:tbl>
@@ -21670,9 +21712,9 @@
         <w:t xml:space="preserve">Figure S9: Blood pressure adjustments by quantile for not having a routine place for healthcare: (a) systolic blood pressure and (b) diastolic blood pressure</w:t>
       </w:r>
     </w:p>
-    <w:bookmarkEnd w:id="158"/>
-    <w:bookmarkEnd w:id="159"/>
-    <w:bookmarkStart w:id="162" w:name="sec-additional-main-results"/>
+    <w:bookmarkEnd w:id="161"/>
+    <w:bookmarkEnd w:id="162"/>
+    <w:bookmarkStart w:id="165" w:name="sec-additional-main-results"/>
     <w:p>
       <w:pPr>
         <w:pStyle w:val="Heading3"/>
@@ -21694,7 +21736,7 @@
       <w:tr>
         <w:tc>
           <w:tcPr/>
-          <w:bookmarkStart w:id="160" w:name="supptbl-standard-treatment-utilization"/>
+          <w:bookmarkStart w:id="163" w:name="supptbl-standard-treatment-utilization"/>
           <w:tbl>
             <w:tblPr>
               <w:tblStyle w:val="Table"/>
@@ -21962,7 +22004,7 @@
               <w:t xml:space="preserve">Table S9: Cumulative incidence of antihypertensive treatment by class under antihypertensive treatment guidelines with and without race adjustment (ACE inhibitor: angiotensin-converting enzyme inhibitor)</w:t>
             </w:r>
           </w:p>
-          <w:bookmarkEnd w:id="160"/>
+          <w:bookmarkEnd w:id="163"/>
         </w:tc>
       </w:tr>
     </w:tbl>
@@ -21987,7 +22029,7 @@
       <w:tr>
         <w:tc>
           <w:tcPr/>
-          <w:bookmarkStart w:id="161" w:name="supptbl-standard-main-results"/>
+          <w:bookmarkStart w:id="164" w:name="supptbl-standard-main-results"/>
           <w:tbl>
             <w:tblPr>
               <w:tblStyle w:val="Table"/>
@@ -22627,12 +22669,12 @@
               <w:t xml:space="preserve">Table S10: Main outcomes comparing antihypertensive treatment guidelines with and without race adjustment (Mean [Monte Carlo standard error])</w:t>
             </w:r>
           </w:p>
-          <w:bookmarkEnd w:id="161"/>
+          <w:bookmarkEnd w:id="164"/>
         </w:tc>
       </w:tr>
     </w:tbl>
-    <w:bookmarkEnd w:id="162"/>
-    <w:bookmarkStart w:id="249" w:name="sec-results-social-factors"/>
+    <w:bookmarkEnd w:id="165"/>
+    <w:bookmarkStart w:id="252" w:name="sec-results-social-factors"/>
     <w:p>
       <w:pPr>
         <w:pStyle w:val="Heading3"/>
@@ -22654,7 +22696,7 @@
       <w:tr>
         <w:tc>
           <w:tcPr/>
-          <w:bookmarkStart w:id="163" w:name="supptbl-sff-cohort"/>
+          <w:bookmarkStart w:id="166" w:name="supptbl-sff-cohort"/>
           <w:tbl>
             <w:tblPr>
               <w:tblStyle w:val="Table"/>
@@ -23191,7 +23233,7 @@
               <w:t xml:space="preserve">Table S11: Demographic and clinical characteristics of simulation cohort by race in secondary analysis (SD: standard deviation)</w:t>
             </w:r>
           </w:p>
-          <w:bookmarkEnd w:id="163"/>
+          <w:bookmarkEnd w:id="166"/>
         </w:tc>
       </w:tr>
     </w:tbl>
@@ -23216,7 +23258,7 @@
       <w:tr>
         <w:tc>
           <w:tcPr/>
-          <w:bookmarkStart w:id="164" w:name="supptbl-sff-main-results"/>
+          <w:bookmarkStart w:id="167" w:name="supptbl-sff-main-results"/>
           <w:tbl>
             <w:tblPr>
               <w:tblStyle w:val="Table"/>
@@ -23856,7 +23898,7 @@
               <w:t xml:space="preserve">Table S12: Main outcomes comparing antihypertensive treatment guidelines with and without race adjustment in secondary analysis (Mean [Monte Carlo standard error])</w:t>
             </w:r>
           </w:p>
-          <w:bookmarkEnd w:id="164"/>
+          <w:bookmarkEnd w:id="167"/>
         </w:tc>
       </w:tr>
     </w:tbl>
@@ -23868,7 +23910,7 @@
         <w:t xml:space="preserve"> </w:t>
       </w:r>
     </w:p>
-    <w:bookmarkStart w:id="185" w:name="suppfig-sff-results-race"/>
+    <w:bookmarkStart w:id="188" w:name="suppfig-sff-results-race"/>
     <w:tbl>
       <w:tblPr>
         <w:tblStyle w:val="Table"/>
@@ -23898,31 +23940,31 @@
             <w:tr>
               <w:tc>
                 <w:tcPr/>
-                <w:bookmarkStart w:id="169" w:name="suppfig-second-le"/>
-                <w:p>
-                  <w:pPr>
-                    <w:pStyle w:val="Compact"/>
-                    <w:jc w:val="center"/>
-                    <w:jc w:val="left"/>
-                  </w:pPr>
-                  <w:bookmarkStart w:id="168" w:name="suppfig-second-le"/>
+                <w:bookmarkStart w:id="172" w:name="suppfig-second-le"/>
+                <w:p>
+                  <w:pPr>
+                    <w:pStyle w:val="Compact"/>
+                    <w:jc w:val="center"/>
+                    <w:jc w:val="left"/>
+                  </w:pPr>
+                  <w:bookmarkStart w:id="171" w:name="suppfig-second-le"/>
                   <w:r>
                     <w:drawing>
                       <wp:inline>
                         <wp:extent cx="1481328" cy="1040684"/>
                         <wp:effectExtent b="0" l="0" r="0" t="0"/>
-                        <wp:docPr descr="" title="" id="166" name="Picture"/>
+                        <wp:docPr descr="" title="" id="169" name="Picture"/>
                         <a:graphic>
                           <a:graphicData uri="http://schemas.openxmlformats.org/drawingml/2006/picture">
                             <pic:pic>
                               <pic:nvPicPr>
-                                <pic:cNvPr descr="figures/social/main_results_by_race_years_to_death.png" id="167" name="Picture"/>
+                                <pic:cNvPr descr="figures/social/main_results_by_race_years_to_death.png" id="170" name="Picture"/>
                                 <pic:cNvPicPr>
                                   <a:picLocks noChangeArrowheads="1" noChangeAspect="1"/>
                                 </pic:cNvPicPr>
                               </pic:nvPicPr>
                               <pic:blipFill>
-                                <a:blip r:embed="rId165"/>
+                                <a:blip r:embed="rId168"/>
                                 <a:stretch>
                                   <a:fillRect/>
                                 </a:stretch>
@@ -23948,7 +23990,7 @@
                       </wp:inline>
                     </w:drawing>
                   </w:r>
-                  <w:bookmarkEnd w:id="168"/>
+                  <w:bookmarkEnd w:id="171"/>
                 </w:p>
                 <w:p>
                   <w:pPr>
@@ -23964,7 +24006,7 @@
                     <w:t xml:space="preserve">(a)</w:t>
                   </w:r>
                 </w:p>
-                <w:bookmarkEnd w:id="169"/>
+                <w:bookmarkEnd w:id="172"/>
               </w:tc>
             </w:tr>
           </w:tbl>
@@ -23996,31 +24038,31 @@
             <w:tr>
               <w:tc>
                 <w:tcPr/>
-                <w:bookmarkStart w:id="174" w:name="suppfig-second-sick"/>
-                <w:p>
-                  <w:pPr>
-                    <w:pStyle w:val="Compact"/>
-                    <w:jc w:val="center"/>
-                    <w:jc w:val="left"/>
-                  </w:pPr>
-                  <w:bookmarkStart w:id="173" w:name="suppfig-second-sick"/>
+                <w:bookmarkStart w:id="177" w:name="suppfig-second-sick"/>
+                <w:p>
+                  <w:pPr>
+                    <w:pStyle w:val="Compact"/>
+                    <w:jc w:val="center"/>
+                    <w:jc w:val="left"/>
+                  </w:pPr>
+                  <w:bookmarkStart w:id="176" w:name="suppfig-second-sick"/>
                   <w:r>
                     <w:drawing>
                       <wp:inline>
                         <wp:extent cx="1481328" cy="1032315"/>
                         <wp:effectExtent b="0" l="0" r="0" t="0"/>
-                        <wp:docPr descr="" title="" id="171" name="Picture"/>
+                        <wp:docPr descr="" title="" id="174" name="Picture"/>
                         <a:graphic>
                           <a:graphicData uri="http://schemas.openxmlformats.org/drawingml/2006/picture">
                             <pic:pic>
                               <pic:nvPicPr>
-                                <pic:cNvPr descr="figures/social/main_results_by_race_years_sick.png" id="172" name="Picture"/>
+                                <pic:cNvPr descr="figures/social/main_results_by_race_years_sick.png" id="175" name="Picture"/>
                                 <pic:cNvPicPr>
                                   <a:picLocks noChangeArrowheads="1" noChangeAspect="1"/>
                                 </pic:cNvPicPr>
                               </pic:nvPicPr>
                               <pic:blipFill>
-                                <a:blip r:embed="rId170"/>
+                                <a:blip r:embed="rId173"/>
                                 <a:stretch>
                                   <a:fillRect/>
                                 </a:stretch>
@@ -24046,7 +24088,7 @@
                       </wp:inline>
                     </w:drawing>
                   </w:r>
-                  <w:bookmarkEnd w:id="173"/>
+                  <w:bookmarkEnd w:id="176"/>
                 </w:p>
                 <w:p>
                   <w:pPr>
@@ -24062,7 +24104,7 @@
                     <w:t xml:space="preserve">(b)</w:t>
                   </w:r>
                 </w:p>
-                <w:bookmarkEnd w:id="174"/>
+                <w:bookmarkEnd w:id="177"/>
               </w:tc>
             </w:tr>
           </w:tbl>
@@ -24114,31 +24156,31 @@
             <w:tr>
               <w:tc>
                 <w:tcPr/>
-                <w:bookmarkStart w:id="179" w:name="suppfig-second-treated"/>
-                <w:p>
-                  <w:pPr>
-                    <w:pStyle w:val="Compact"/>
-                    <w:jc w:val="center"/>
-                    <w:jc w:val="left"/>
-                  </w:pPr>
-                  <w:bookmarkStart w:id="178" w:name="suppfig-second-treated"/>
+                <w:bookmarkStart w:id="182" w:name="suppfig-second-treated"/>
+                <w:p>
+                  <w:pPr>
+                    <w:pStyle w:val="Compact"/>
+                    <w:jc w:val="center"/>
+                    <w:jc w:val="left"/>
+                  </w:pPr>
+                  <w:bookmarkStart w:id="181" w:name="suppfig-second-treated"/>
                   <w:r>
                     <w:drawing>
                       <wp:inline>
                         <wp:extent cx="1481328" cy="1007523"/>
                         <wp:effectExtent b="0" l="0" r="0" t="0"/>
-                        <wp:docPr descr="" title="" id="176" name="Picture"/>
+                        <wp:docPr descr="" title="" id="179" name="Picture"/>
                         <a:graphic>
                           <a:graphicData uri="http://schemas.openxmlformats.org/drawingml/2006/picture">
                             <pic:pic>
                               <pic:nvPicPr>
-                                <pic:cNvPr descr="figures/social/main_results_by_race_years_treated.png" id="177" name="Picture"/>
+                                <pic:cNvPr descr="figures/social/main_results_by_race_years_treated.png" id="180" name="Picture"/>
                                 <pic:cNvPicPr>
                                   <a:picLocks noChangeArrowheads="1" noChangeAspect="1"/>
                                 </pic:cNvPicPr>
                               </pic:nvPicPr>
                               <pic:blipFill>
-                                <a:blip r:embed="rId175"/>
+                                <a:blip r:embed="rId178"/>
                                 <a:stretch>
                                   <a:fillRect/>
                                 </a:stretch>
@@ -24164,7 +24206,7 @@
                       </wp:inline>
                     </w:drawing>
                   </w:r>
-                  <w:bookmarkEnd w:id="178"/>
+                  <w:bookmarkEnd w:id="181"/>
                 </w:p>
                 <w:p>
                   <w:pPr>
@@ -24180,7 +24222,7 @@
                     <w:t xml:space="preserve">(c)</w:t>
                   </w:r>
                 </w:p>
-                <w:bookmarkEnd w:id="179"/>
+                <w:bookmarkEnd w:id="182"/>
               </w:tc>
             </w:tr>
           </w:tbl>
@@ -24212,31 +24254,31 @@
             <w:tr>
               <w:tc>
                 <w:tcPr/>
-                <w:bookmarkStart w:id="184" w:name="suppfig-second-sick-treated"/>
-                <w:p>
-                  <w:pPr>
-                    <w:pStyle w:val="Compact"/>
-                    <w:jc w:val="center"/>
-                    <w:jc w:val="left"/>
-                  </w:pPr>
-                  <w:bookmarkStart w:id="183" w:name="suppfig-second-sick-treated"/>
+                <w:bookmarkStart w:id="187" w:name="suppfig-second-sick-treated"/>
+                <w:p>
+                  <w:pPr>
+                    <w:pStyle w:val="Compact"/>
+                    <w:jc w:val="center"/>
+                    <w:jc w:val="left"/>
+                  </w:pPr>
+                  <w:bookmarkStart w:id="186" w:name="suppfig-second-sick-treated"/>
                   <w:r>
                     <w:drawing>
                       <wp:inline>
                         <wp:extent cx="1481328" cy="982849"/>
                         <wp:effectExtent b="0" l="0" r="0" t="0"/>
-                        <wp:docPr descr="" title="" id="181" name="Picture"/>
+                        <wp:docPr descr="" title="" id="184" name="Picture"/>
                         <a:graphic>
                           <a:graphicData uri="http://schemas.openxmlformats.org/drawingml/2006/picture">
                             <pic:pic>
                               <pic:nvPicPr>
-                                <pic:cNvPr descr="figures/social/main_results_by_race_years_sick_treated.png" id="182" name="Picture"/>
+                                <pic:cNvPr descr="figures/social/main_results_by_race_years_sick_treated.png" id="185" name="Picture"/>
                                 <pic:cNvPicPr>
                                   <a:picLocks noChangeArrowheads="1" noChangeAspect="1"/>
                                 </pic:cNvPicPr>
                               </pic:nvPicPr>
                               <pic:blipFill>
-                                <a:blip r:embed="rId180"/>
+                                <a:blip r:embed="rId183"/>
                                 <a:stretch>
                                   <a:fillRect/>
                                 </a:stretch>
@@ -24262,7 +24304,7 @@
                       </wp:inline>
                     </w:drawing>
                   </w:r>
-                  <w:bookmarkEnd w:id="183"/>
+                  <w:bookmarkEnd w:id="186"/>
                 </w:p>
                 <w:p>
                   <w:pPr>
@@ -24278,7 +24320,7 @@
                     <w:t xml:space="preserve">(d)</w:t>
                   </w:r>
                 </w:p>
-                <w:bookmarkEnd w:id="184"/>
+                <w:bookmarkEnd w:id="187"/>
               </w:tc>
             </w:tr>
           </w:tbl>
@@ -24298,7 +24340,7 @@
         <w:t xml:space="preserve">Figure S10: Comparing antihypertensive treatment guidelines with and without race adjustment for non-Hispanic Black and non-Hispanic white adults (secondary analysis). Outcomes: (a) life expectancy, (b) years with stage 1 or 2 hypertension, (c) years on antihypertensive treatment, (d) years with uncontrolled hypertension</w:t>
       </w:r>
     </w:p>
-    <w:bookmarkEnd w:id="185"/>
+    <w:bookmarkEnd w:id="188"/>
     <w:p>
       <w:pPr>
         <w:pStyle w:val="BodyText"/>
@@ -24320,7 +24362,7 @@
       <w:tr>
         <w:tc>
           <w:tcPr/>
-          <w:bookmarkStart w:id="186" w:name="supptbl-sff-results-by-race"/>
+          <w:bookmarkStart w:id="189" w:name="supptbl-sff-results-by-race"/>
           <w:tbl>
             <w:tblPr>
               <w:tblStyle w:val="Table"/>
@@ -25341,7 +25383,7 @@
               <w:t xml:space="preserve">Table S13: Main outcomes for non-Hispanic Black and non-Hispanic white adults comparing antihypertensive treatment guidelines with and without race adjustment in secondary analysis (Mean [Monte Carlo standard error])</w:t>
             </w:r>
           </w:p>
-          <w:bookmarkEnd w:id="186"/>
+          <w:bookmarkEnd w:id="189"/>
         </w:tc>
       </w:tr>
     </w:tbl>
@@ -25366,7 +25408,7 @@
       <w:tr>
         <w:tc>
           <w:tcPr/>
-          <w:bookmarkStart w:id="187" w:name="supptbl-main-results-by-race-insurance"/>
+          <w:bookmarkStart w:id="190" w:name="supptbl-main-results-by-race-insurance"/>
           <w:tbl>
             <w:tblPr>
               <w:tblStyle w:val="Table"/>
@@ -26848,12 +26890,12 @@
               <w:t xml:space="preserve">Table S14: Main outcomes for non-Hispanic Black and non-Hispanic white adults comparing antihypertensive treatment guidelines with and without race adjustment by insurance status in secondary analysis (Mean [Monte Carlo standard error])</w:t>
             </w:r>
           </w:p>
-          <w:bookmarkEnd w:id="187"/>
+          <w:bookmarkEnd w:id="190"/>
         </w:tc>
       </w:tr>
     </w:tbl>
-    <w:bookmarkStart w:id="248" w:name="refs"/>
-    <w:bookmarkStart w:id="188" w:name="ref-navar2016temporal"/>
+    <w:bookmarkStart w:id="251" w:name="refs"/>
+    <w:bookmarkStart w:id="191" w:name="ref-navar2016temporal"/>
     <w:p>
       <w:pPr>
         <w:pStyle w:val="Bibliography"/>
@@ -26897,8 +26939,8 @@
         <w:t xml:space="preserve">. 2016;316:2041–3.</w:t>
       </w:r>
     </w:p>
-    <w:bookmarkEnd w:id="188"/>
-    <w:bookmarkStart w:id="189" w:name="ref-aggarwal2021racial"/>
+    <w:bookmarkEnd w:id="191"/>
+    <w:bookmarkStart w:id="192" w:name="ref-aggarwal2021racial"/>
     <w:p>
       <w:pPr>
         <w:pStyle w:val="Bibliography"/>
@@ -26942,8 +26984,8 @@
         <w:t xml:space="preserve">. 2021;78:1719–26.</w:t>
       </w:r>
     </w:p>
-    <w:bookmarkEnd w:id="189"/>
-    <w:bookmarkStart w:id="190" w:name="ref-muntner2018potential"/>
+    <w:bookmarkEnd w:id="192"/>
+    <w:bookmarkStart w:id="193" w:name="ref-muntner2018potential"/>
     <w:p>
       <w:pPr>
         <w:pStyle w:val="Bibliography"/>
@@ -26987,8 +27029,8 @@
         <w:t xml:space="preserve">. 2018;71:109–18.</w:t>
       </w:r>
     </w:p>
-    <w:bookmarkEnd w:id="190"/>
-    <w:bookmarkStart w:id="192" w:name="ref-cdc2023million"/>
+    <w:bookmarkEnd w:id="193"/>
+    <w:bookmarkStart w:id="195" w:name="ref-cdc2023million"/>
     <w:p>
       <w:pPr>
         <w:pStyle w:val="Bibliography"/>
@@ -27008,7 +27050,7 @@
       <w:r>
         <w:t xml:space="preserve"> </w:t>
       </w:r>
-      <w:hyperlink r:id="rId191">
+      <w:hyperlink r:id="rId194">
         <w:r>
           <w:rPr>
             <w:rStyle w:val="Hyperlink"/>
@@ -27017,8 +27059,8 @@
         </w:r>
       </w:hyperlink>
     </w:p>
-    <w:bookmarkEnd w:id="192"/>
-    <w:bookmarkStart w:id="193" w:name="ref-muntner2020trends"/>
+    <w:bookmarkEnd w:id="195"/>
+    <w:bookmarkStart w:id="196" w:name="ref-muntner2020trends"/>
     <w:p>
       <w:pPr>
         <w:pStyle w:val="Bibliography"/>
@@ -27062,8 +27104,8 @@
         <w:t xml:space="preserve">. 2020;324:1190–200.</w:t>
       </w:r>
     </w:p>
-    <w:bookmarkEnd w:id="193"/>
-    <w:bookmarkStart w:id="194" w:name="ref-whelton20182017"/>
+    <w:bookmarkEnd w:id="196"/>
+    <w:bookmarkStart w:id="197" w:name="ref-whelton20182017"/>
     <w:p>
       <w:pPr>
         <w:pStyle w:val="Bibliography"/>
@@ -27107,8 +27149,8 @@
         <w:t xml:space="preserve">. 2018;71:e127–248.</w:t>
       </w:r>
     </w:p>
-    <w:bookmarkEnd w:id="194"/>
-    <w:bookmarkStart w:id="195" w:name="ref-wright2005outcomes"/>
+    <w:bookmarkEnd w:id="197"/>
+    <w:bookmarkStart w:id="198" w:name="ref-wright2005outcomes"/>
     <w:p>
       <w:pPr>
         <w:pStyle w:val="Bibliography"/>
@@ -27152,8 +27194,8 @@
         <w:t xml:space="preserve">. 2005;293:1595–608.</w:t>
       </w:r>
     </w:p>
-    <w:bookmarkEnd w:id="195"/>
-    <w:bookmarkStart w:id="196" w:name="ref-leenen2006clinical"/>
+    <w:bookmarkEnd w:id="198"/>
+    <w:bookmarkStart w:id="199" w:name="ref-leenen2006clinical"/>
     <w:p>
       <w:pPr>
         <w:pStyle w:val="Bibliography"/>
@@ -27197,8 +27239,8 @@
         <w:t xml:space="preserve">. 2006;48:374–84.</w:t>
       </w:r>
     </w:p>
-    <w:bookmarkEnd w:id="196"/>
-    <w:bookmarkStart w:id="197" w:name="ref-wright2008clinical"/>
+    <w:bookmarkEnd w:id="199"/>
+    <w:bookmarkStart w:id="200" w:name="ref-wright2008clinical"/>
     <w:p>
       <w:pPr>
         <w:pStyle w:val="Bibliography"/>
@@ -27242,8 +27284,8 @@
         <w:t xml:space="preserve">. 2008;168:207–17.</w:t>
       </w:r>
     </w:p>
-    <w:bookmarkEnd w:id="197"/>
-    <w:bookmarkStart w:id="198" w:name="ref-james20142014"/>
+    <w:bookmarkEnd w:id="200"/>
+    <w:bookmarkStart w:id="201" w:name="ref-james20142014"/>
     <w:p>
       <w:pPr>
         <w:pStyle w:val="Bibliography"/>
@@ -27287,8 +27329,8 @@
         <w:t xml:space="preserve">. 2014;311:507–20.</w:t>
       </w:r>
     </w:p>
-    <w:bookmarkEnd w:id="198"/>
-    <w:bookmarkStart w:id="199" w:name="ref-williams20182018"/>
+    <w:bookmarkEnd w:id="201"/>
+    <w:bookmarkStart w:id="202" w:name="ref-williams20182018"/>
     <w:p>
       <w:pPr>
         <w:pStyle w:val="Bibliography"/>
@@ -27332,8 +27374,8 @@
         <w:t xml:space="preserve">. 2018;39:3021–104.</w:t>
       </w:r>
     </w:p>
-    <w:bookmarkEnd w:id="199"/>
-    <w:bookmarkStart w:id="200" w:name="ref-vyas2020hidden"/>
+    <w:bookmarkEnd w:id="202"/>
+    <w:bookmarkStart w:id="203" w:name="ref-vyas2020hidden"/>
     <w:p>
       <w:pPr>
         <w:pStyle w:val="Bibliography"/>
@@ -27351,8 +27393,8 @@
         <w:t xml:space="preserve">Vyas DA, Eisenstein LG, Jones DS. Hidden in plain sight—reconsidering the use of race correction in clinical algorithms. New England Journal of Medicine. 2020;383:874–82.</w:t>
       </w:r>
     </w:p>
-    <w:bookmarkEnd w:id="200"/>
-    <w:bookmarkStart w:id="201" w:name="ref-cerdena2020race"/>
+    <w:bookmarkEnd w:id="203"/>
+    <w:bookmarkStart w:id="204" w:name="ref-cerdena2020race"/>
     <w:p>
       <w:pPr>
         <w:pStyle w:val="Bibliography"/>
@@ -27383,8 +27425,8 @@
         <w:t xml:space="preserve">. 2020;396:1125–8.</w:t>
       </w:r>
     </w:p>
-    <w:bookmarkEnd w:id="201"/>
-    <w:bookmarkStart w:id="202" w:name="ref-neal2021racial"/>
+    <w:bookmarkEnd w:id="204"/>
+    <w:bookmarkStart w:id="205" w:name="ref-neal2021racial"/>
     <w:p>
       <w:pPr>
         <w:pStyle w:val="Bibliography"/>
@@ -27415,8 +27457,8 @@
         <w:t xml:space="preserve">. 2021;16:1120–1.</w:t>
       </w:r>
     </w:p>
-    <w:bookmarkEnd w:id="202"/>
-    <w:bookmarkStart w:id="203" w:name="ref-wright2022eliminating"/>
+    <w:bookmarkEnd w:id="205"/>
+    <w:bookmarkStart w:id="206" w:name="ref-wright2022eliminating"/>
     <w:p>
       <w:pPr>
         <w:pStyle w:val="Bibliography"/>
@@ -27460,8 +27502,8 @@
         <w:t xml:space="preserve">. 2022;150:e2022057998.</w:t>
       </w:r>
     </w:p>
-    <w:bookmarkEnd w:id="203"/>
-    <w:bookmarkStart w:id="204" w:name="ref-borrell2021race"/>
+    <w:bookmarkEnd w:id="206"/>
+    <w:bookmarkStart w:id="207" w:name="ref-borrell2021race"/>
     <w:p>
       <w:pPr>
         <w:pStyle w:val="Bibliography"/>
@@ -27492,8 +27534,8 @@
         <w:t xml:space="preserve"> Race and genetic ancestry in medicine—a time for reckoning with racism. New England Journal of Medicine. 2021;384:474–80.</w:t>
       </w:r>
     </w:p>
-    <w:bookmarkEnd w:id="204"/>
-    <w:bookmarkStart w:id="205" w:name="ref-inker2021new"/>
+    <w:bookmarkEnd w:id="207"/>
+    <w:bookmarkStart w:id="208" w:name="ref-inker2021new"/>
     <w:p>
       <w:pPr>
         <w:pStyle w:val="Bibliography"/>
@@ -27537,8 +27579,8 @@
         <w:t xml:space="preserve">. 2021;385:1737–49.</w:t>
       </w:r>
     </w:p>
-    <w:bookmarkEnd w:id="205"/>
-    <w:bookmarkStart w:id="206" w:name="ref-khan2024development"/>
+    <w:bookmarkEnd w:id="208"/>
+    <w:bookmarkStart w:id="209" w:name="ref-khan2024development"/>
     <w:p>
       <w:pPr>
         <w:pStyle w:val="Bibliography"/>
@@ -27582,8 +27624,8 @@
         <w:t xml:space="preserve">. 2024;149:430–49.</w:t>
       </w:r>
     </w:p>
-    <w:bookmarkEnd w:id="206"/>
-    <w:bookmarkStart w:id="207" w:name="ref-ndumele2025role"/>
+    <w:bookmarkEnd w:id="209"/>
+    <w:bookmarkStart w:id="210" w:name="ref-ndumele2025role"/>
     <w:p>
       <w:pPr>
         <w:pStyle w:val="Bibliography"/>
@@ -27614,8 +27656,8 @@
         <w:t xml:space="preserve">. 2025;151:741–3.</w:t>
       </w:r>
     </w:p>
-    <w:bookmarkEnd w:id="207"/>
-    <w:bookmarkStart w:id="208" w:name="ref-writing20252025"/>
+    <w:bookmarkEnd w:id="210"/>
+    <w:bookmarkStart w:id="211" w:name="ref-writing20252025"/>
     <w:p>
       <w:pPr>
         <w:pStyle w:val="Bibliography"/>
@@ -27659,8 +27701,8 @@
         <w:t xml:space="preserve">. 2025;152:e114–218.</w:t>
       </w:r>
     </w:p>
-    <w:bookmarkEnd w:id="208"/>
-    <w:bookmarkStart w:id="209" w:name="ref-rose2025ai"/>
+    <w:bookmarkEnd w:id="211"/>
+    <w:bookmarkStart w:id="212" w:name="ref-rose2025ai"/>
     <w:p>
       <w:pPr>
         <w:pStyle w:val="Bibliography"/>
@@ -27691,8 +27733,8 @@
         <w:t xml:space="preserve">. American Medical Association 2025:e251904–4.</w:t>
       </w:r>
     </w:p>
-    <w:bookmarkEnd w:id="209"/>
-    <w:bookmarkStart w:id="210" w:name="ref-CDC2018"/>
+    <w:bookmarkEnd w:id="212"/>
+    <w:bookmarkStart w:id="213" w:name="ref-CDC2018"/>
     <w:p>
       <w:pPr>
         <w:pStyle w:val="Bibliography"/>
@@ -27710,8 +27752,8 @@
         <w:t xml:space="preserve">Health USD of, Human Services C for DC, Prevention. National health and nutrition examination survey data. 2018.</w:t>
       </w:r>
     </w:p>
-    <w:bookmarkEnd w:id="210"/>
-    <w:bookmarkStart w:id="211" w:name="ref-phillips2024every"/>
+    <w:bookmarkEnd w:id="213"/>
+    <w:bookmarkStart w:id="214" w:name="ref-phillips2024every"/>
     <w:p>
       <w:pPr>
         <w:pStyle w:val="Bibliography"/>
@@ -27742,8 +27784,8 @@
         <w:t xml:space="preserve">. 2024.</w:t>
       </w:r>
     </w:p>
-    <w:bookmarkEnd w:id="211"/>
-    <w:bookmarkStart w:id="212" w:name="ref-arias2023united"/>
+    <w:bookmarkEnd w:id="214"/>
+    <w:bookmarkStart w:id="215" w:name="ref-arias2023united"/>
     <w:p>
       <w:pPr>
         <w:pStyle w:val="Bibliography"/>
@@ -27761,8 +27803,8 @@
         <w:t xml:space="preserve">Arias E, Xu J, Kochanek K. United states life tables, 2021. 2023.</w:t>
       </w:r>
     </w:p>
-    <w:bookmarkEnd w:id="212"/>
-    <w:bookmarkStart w:id="213" w:name="ref-phillips2017prime"/>
+    <w:bookmarkEnd w:id="215"/>
+    <w:bookmarkStart w:id="216" w:name="ref-phillips2017prime"/>
     <w:p>
       <w:pPr>
         <w:pStyle w:val="Bibliography"/>
@@ -27780,8 +27822,8 @@
         <w:t xml:space="preserve">Phillips R. The PRIME registry helps thousands of primary care clinicians liberate EHR data and prepare for MIPS. 2017.</w:t>
       </w:r>
     </w:p>
-    <w:bookmarkEnd w:id="213"/>
-    <w:bookmarkStart w:id="214" w:name="ref-hansen2005ambulatory"/>
+    <w:bookmarkEnd w:id="216"/>
+    <w:bookmarkStart w:id="217" w:name="ref-hansen2005ambulatory"/>
     <w:p>
       <w:pPr>
         <w:pStyle w:val="Bibliography"/>
@@ -27825,8 +27867,8 @@
         <w:t xml:space="preserve">. 2005;45:499–504.</w:t>
       </w:r>
     </w:p>
-    <w:bookmarkEnd w:id="214"/>
-    <w:bookmarkStart w:id="215" w:name="ref-antihypertensive2002major"/>
+    <w:bookmarkEnd w:id="217"/>
+    <w:bookmarkStart w:id="218" w:name="ref-antihypertensive2002major"/>
     <w:p>
       <w:pPr>
         <w:pStyle w:val="Bibliography"/>
@@ -27870,8 +27912,8 @@
         <w:t xml:space="preserve">. 2002;288:2981–97.</w:t>
       </w:r>
     </w:p>
-    <w:bookmarkEnd w:id="215"/>
-    <w:bookmarkStart w:id="216" w:name="ref-holt2022differences"/>
+    <w:bookmarkEnd w:id="218"/>
+    <w:bookmarkStart w:id="219" w:name="ref-holt2022differences"/>
     <w:p>
       <w:pPr>
         <w:pStyle w:val="Bibliography"/>
@@ -27915,8 +27957,8 @@
         <w:t xml:space="preserve">. 2022;35:26–34.</w:t>
       </w:r>
     </w:p>
-    <w:bookmarkEnd w:id="216"/>
-    <w:bookmarkStart w:id="218" w:name="ref-National2024what"/>
+    <w:bookmarkEnd w:id="219"/>
+    <w:bookmarkStart w:id="221" w:name="ref-National2024what"/>
     <w:p>
       <w:pPr>
         <w:pStyle w:val="Bibliography"/>
@@ -27930,7 +27972,7 @@
       <w:r>
         <w:t xml:space="preserve">	</w:t>
       </w:r>
-      <w:hyperlink r:id="rId217">
+      <w:hyperlink r:id="rId220">
         <w:r>
           <w:rPr>
             <w:rStyle w:val="Hyperlink"/>
@@ -27942,8 +27984,8 @@
         <w:t xml:space="preserve"> National Heart Lung and Blood Institute. 2024.</w:t>
       </w:r>
     </w:p>
-    <w:bookmarkEnd w:id="218"/>
-    <w:bookmarkStart w:id="219" w:name="ref-cusick2026novel"/>
+    <w:bookmarkEnd w:id="221"/>
+    <w:bookmarkStart w:id="222" w:name="ref-cusick2026novel"/>
     <w:p>
       <w:pPr>
         <w:pStyle w:val="Bibliography"/>
@@ -27987,8 +28029,8 @@
         <w:t xml:space="preserve">. 2026;46:549–59.</w:t>
       </w:r>
     </w:p>
-    <w:bookmarkEnd w:id="219"/>
-    <w:bookmarkStart w:id="220" w:name="ref-butler2013measures"/>
+    <w:bookmarkEnd w:id="222"/>
+    <w:bookmarkStart w:id="223" w:name="ref-butler2013measures"/>
     <w:p>
       <w:pPr>
         <w:pStyle w:val="Bibliography"/>
@@ -28032,8 +28074,8 @@
         <w:t xml:space="preserve">. 2013;48:539–59.</w:t>
       </w:r>
     </w:p>
-    <w:bookmarkEnd w:id="220"/>
-    <w:bookmarkStart w:id="221" w:name="ref-wilper2009health"/>
+    <w:bookmarkEnd w:id="223"/>
+    <w:bookmarkStart w:id="224" w:name="ref-wilper2009health"/>
     <w:p>
       <w:pPr>
         <w:pStyle w:val="Bibliography"/>
@@ -28077,8 +28119,8 @@
         <w:t xml:space="preserve">. 2009;99:2289–95.</w:t>
       </w:r>
     </w:p>
-    <w:bookmarkEnd w:id="221"/>
-    <w:bookmarkStart w:id="222" w:name="ref-kronick2009health"/>
+    <w:bookmarkEnd w:id="224"/>
+    <w:bookmarkStart w:id="225" w:name="ref-kronick2009health"/>
     <w:p>
       <w:pPr>
         <w:pStyle w:val="Bibliography"/>
@@ -28109,8 +28151,8 @@
         <w:t xml:space="preserve">. 2009;44:1211–31.</w:t>
       </w:r>
     </w:p>
-    <w:bookmarkEnd w:id="222"/>
-    <w:bookmarkStart w:id="224" w:name="ref-tolbert2024uninsured"/>
+    <w:bookmarkEnd w:id="225"/>
+    <w:bookmarkStart w:id="227" w:name="ref-tolbert2024uninsured"/>
     <w:p>
       <w:pPr>
         <w:pStyle w:val="Bibliography"/>
@@ -28130,7 +28172,7 @@
       <w:r>
         <w:t xml:space="preserve"> </w:t>
       </w:r>
-      <w:hyperlink r:id="rId223">
+      <w:hyperlink r:id="rId226">
         <w:r>
           <w:rPr>
             <w:rStyle w:val="Hyperlink"/>
@@ -28155,8 +28197,8 @@
         <w:t xml:space="preserve">. KFF 2024.</w:t>
       </w:r>
     </w:p>
-    <w:bookmarkEnd w:id="224"/>
-    <w:bookmarkStart w:id="225" w:name="ref-fernandez2019medication"/>
+    <w:bookmarkEnd w:id="227"/>
+    <w:bookmarkStart w:id="228" w:name="ref-fernandez2019medication"/>
     <w:p>
       <w:pPr>
         <w:pStyle w:val="Bibliography"/>
@@ -28200,8 +28242,8 @@
         <w:t xml:space="preserve">. 2019;15:744–53.</w:t>
       </w:r>
     </w:p>
-    <w:bookmarkEnd w:id="225"/>
-    <w:bookmarkStart w:id="226" w:name="ref-wright2002effect"/>
+    <w:bookmarkEnd w:id="228"/>
+    <w:bookmarkStart w:id="229" w:name="ref-wright2002effect"/>
     <w:p>
       <w:pPr>
         <w:pStyle w:val="Bibliography"/>
@@ -28245,8 +28287,8 @@
         <w:t xml:space="preserve">. 2002;288:2421–31.</w:t>
       </w:r>
     </w:p>
-    <w:bookmarkEnd w:id="226"/>
-    <w:bookmarkStart w:id="227" w:name="ref-preston1998age"/>
+    <w:bookmarkEnd w:id="229"/>
+    <w:bookmarkStart w:id="230" w:name="ref-preston1998age"/>
     <w:p>
       <w:pPr>
         <w:pStyle w:val="Bibliography"/>
@@ -28290,8 +28332,8 @@
         <w:t xml:space="preserve">. 1998;280:1168–72.</w:t>
       </w:r>
     </w:p>
-    <w:bookmarkEnd w:id="227"/>
-    <w:bookmarkStart w:id="228" w:name="ref-gupta2010ethnic"/>
+    <w:bookmarkEnd w:id="230"/>
+    <w:bookmarkStart w:id="231" w:name="ref-gupta2010ethnic"/>
     <w:p>
       <w:pPr>
         <w:pStyle w:val="Bibliography"/>
@@ -28335,8 +28377,8 @@
         <w:t xml:space="preserve">. 2010;23:1023–30.</w:t>
       </w:r>
     </w:p>
-    <w:bookmarkEnd w:id="228"/>
-    <w:bookmarkStart w:id="229" w:name="ref-gupta2010racial"/>
+    <w:bookmarkEnd w:id="231"/>
+    <w:bookmarkStart w:id="232" w:name="ref-gupta2010racial"/>
     <w:p>
       <w:pPr>
         <w:pStyle w:val="Bibliography"/>
@@ -28367,8 +28409,8 @@
         <w:t xml:space="preserve">. 2010;1:217.</w:t>
       </w:r>
     </w:p>
-    <w:bookmarkEnd w:id="229"/>
-    <w:bookmarkStart w:id="230" w:name="ref-goleva2024racial"/>
+    <w:bookmarkEnd w:id="232"/>
+    <w:bookmarkStart w:id="233" w:name="ref-goleva2024racial"/>
     <w:p>
       <w:pPr>
         <w:pStyle w:val="Bibliography"/>
@@ -28412,8 +28454,8 @@
         <w:t xml:space="preserve">. 2024;116:1544–53.</w:t>
       </w:r>
     </w:p>
-    <w:bookmarkEnd w:id="230"/>
-    <w:bookmarkStart w:id="231" w:name="ref-sehgal2004overlap"/>
+    <w:bookmarkEnd w:id="233"/>
+    <w:bookmarkStart w:id="234" w:name="ref-sehgal2004overlap"/>
     <w:p>
       <w:pPr>
         <w:pStyle w:val="Bibliography"/>
@@ -28444,8 +28486,8 @@
         <w:t xml:space="preserve">. 2004;43:566–72.</w:t>
       </w:r>
     </w:p>
-    <w:bookmarkEnd w:id="231"/>
-    <w:bookmarkStart w:id="232" w:name="ref-hertz2005racial"/>
+    <w:bookmarkEnd w:id="234"/>
+    <w:bookmarkStart w:id="235" w:name="ref-hertz2005racial"/>
     <w:p>
       <w:pPr>
         <w:pStyle w:val="Bibliography"/>
@@ -28489,8 +28531,8 @@
         <w:t xml:space="preserve">. 2005;165:2098–104.</w:t>
       </w:r>
     </w:p>
-    <w:bookmarkEnd w:id="232"/>
-    <w:bookmarkStart w:id="233" w:name="ref-abrahamowicz2023racial"/>
+    <w:bookmarkEnd w:id="235"/>
+    <w:bookmarkStart w:id="236" w:name="ref-abrahamowicz2023racial"/>
     <w:p>
       <w:pPr>
         <w:pStyle w:val="Bibliography"/>
@@ -28534,8 +28576,8 @@
         <w:t xml:space="preserve">. 2023;25:17–27.</w:t>
       </w:r>
     </w:p>
-    <w:bookmarkEnd w:id="233"/>
-    <w:bookmarkStart w:id="234" w:name="ref-cusick2024algorithmic"/>
+    <w:bookmarkEnd w:id="236"/>
+    <w:bookmarkStart w:id="237" w:name="ref-cusick2024algorithmic"/>
     <w:p>
       <w:pPr>
         <w:pStyle w:val="Bibliography"/>
@@ -28579,8 +28621,8 @@
         <w:t xml:space="preserve">. 2024;619–43.</w:t>
       </w:r>
     </w:p>
-    <w:bookmarkEnd w:id="234"/>
-    <w:bookmarkStart w:id="235" w:name="ref-zink2024race"/>
+    <w:bookmarkEnd w:id="237"/>
+    <w:bookmarkStart w:id="238" w:name="ref-zink2024race"/>
     <w:p>
       <w:pPr>
         <w:pStyle w:val="Bibliography"/>
@@ -28611,8 +28653,8 @@
         <w:t xml:space="preserve">. 2024;121:e2402267121.</w:t>
       </w:r>
     </w:p>
-    <w:bookmarkEnd w:id="235"/>
-    <w:bookmarkStart w:id="236" w:name="ref-bonner2023clinical"/>
+    <w:bookmarkEnd w:id="238"/>
+    <w:bookmarkStart w:id="239" w:name="ref-bonner2023clinical"/>
     <w:p>
       <w:pPr>
         <w:pStyle w:val="Bibliography"/>
@@ -28656,8 +28698,8 @@
         <w:t xml:space="preserve">. 2023;158:1061–8.</w:t>
       </w:r>
     </w:p>
-    <w:bookmarkEnd w:id="236"/>
-    <w:bookmarkStart w:id="237" w:name="ref-gilliam2022use"/>
+    <w:bookmarkEnd w:id="239"/>
+    <w:bookmarkStart w:id="240" w:name="ref-gilliam2022use"/>
     <w:p>
       <w:pPr>
         <w:pStyle w:val="Bibliography"/>
@@ -28701,8 +28743,8 @@
         <w:t xml:space="preserve">. 2022;176:804–10.</w:t>
       </w:r>
     </w:p>
-    <w:bookmarkEnd w:id="237"/>
-    <w:bookmarkStart w:id="238" w:name="ref-american2020joint"/>
+    <w:bookmarkEnd w:id="240"/>
+    <w:bookmarkStart w:id="241" w:name="ref-american2020joint"/>
     <w:p>
       <w:pPr>
         <w:pStyle w:val="Bibliography"/>
@@ -28733,8 +28775,8 @@
         <w:t xml:space="preserve"> Joint statement: Collective action addressing racism. 2020.</w:t>
       </w:r>
     </w:p>
-    <w:bookmarkEnd w:id="238"/>
-    <w:bookmarkStart w:id="239" w:name="ref-davidson2021actions"/>
+    <w:bookmarkEnd w:id="241"/>
+    <w:bookmarkStart w:id="242" w:name="ref-davidson2021actions"/>
     <w:p>
       <w:pPr>
         <w:pStyle w:val="Bibliography"/>
@@ -28778,8 +28820,8 @@
         <w:t xml:space="preserve">. 2021;326:2405–11.</w:t>
       </w:r>
     </w:p>
-    <w:bookmarkEnd w:id="239"/>
-    <w:bookmarkStart w:id="240" w:name="ref-ruggenenti1999renoprotective"/>
+    <w:bookmarkEnd w:id="242"/>
+    <w:bookmarkStart w:id="243" w:name="ref-ruggenenti1999renoprotective"/>
     <w:p>
       <w:pPr>
         <w:pStyle w:val="Bibliography"/>
@@ -28823,8 +28865,8 @@
         <w:t xml:space="preserve">. 1999;354:359–64.</w:t>
       </w:r>
     </w:p>
-    <w:bookmarkEnd w:id="240"/>
-    <w:bookmarkStart w:id="241" w:name="ref-brenner2001effects"/>
+    <w:bookmarkEnd w:id="243"/>
+    <w:bookmarkStart w:id="244" w:name="ref-brenner2001effects"/>
     <w:p>
       <w:pPr>
         <w:pStyle w:val="Bibliography"/>
@@ -28868,8 +28910,8 @@
         <w:t xml:space="preserve">. 2001;345:861–9.</w:t>
       </w:r>
     </w:p>
-    <w:bookmarkEnd w:id="241"/>
-    <w:bookmarkStart w:id="242" w:name="ref-brush2024hypertension"/>
+    <w:bookmarkEnd w:id="244"/>
+    <w:bookmarkStart w:id="245" w:name="ref-brush2024hypertension"/>
     <w:p>
       <w:pPr>
         <w:pStyle w:val="Bibliography"/>
@@ -28913,8 +28955,8 @@
         <w:t xml:space="preserve">. 2024;13:e033253.</w:t>
       </w:r>
     </w:p>
-    <w:bookmarkEnd w:id="242"/>
-    <w:bookmarkStart w:id="243" w:name="ref-koenker1999goodness"/>
+    <w:bookmarkEnd w:id="245"/>
+    <w:bookmarkStart w:id="246" w:name="ref-koenker1999goodness"/>
     <w:p>
       <w:pPr>
         <w:pStyle w:val="Bibliography"/>
@@ -28945,8 +28987,8 @@
         <w:t xml:space="preserve">. 1999;94:1296–310.</w:t>
       </w:r>
     </w:p>
-    <w:bookmarkEnd w:id="243"/>
-    <w:bookmarkStart w:id="244" w:name="ref-vasan2002residual"/>
+    <w:bookmarkEnd w:id="246"/>
+    <w:bookmarkStart w:id="247" w:name="ref-vasan2002residual"/>
     <w:p>
       <w:pPr>
         <w:pStyle w:val="Bibliography"/>
@@ -28990,8 +29032,8 @@
         <w:t xml:space="preserve">. 2002;287:1003–10.</w:t>
       </w:r>
     </w:p>
-    <w:bookmarkEnd w:id="244"/>
-    <w:bookmarkStart w:id="245" w:name="ref-chen2019lifetime"/>
+    <w:bookmarkEnd w:id="247"/>
+    <w:bookmarkStart w:id="248" w:name="ref-chen2019lifetime"/>
     <w:p>
       <w:pPr>
         <w:pStyle w:val="Bibliography"/>
@@ -29035,8 +29077,8 @@
         <w:t xml:space="preserve">. 2019;4:455–9.</w:t>
       </w:r>
     </w:p>
-    <w:bookmarkEnd w:id="245"/>
-    <w:bookmarkStart w:id="247" w:name="ref-hill2024health"/>
+    <w:bookmarkEnd w:id="248"/>
+    <w:bookmarkStart w:id="250" w:name="ref-hill2024health"/>
     <w:p>
       <w:pPr>
         <w:pStyle w:val="Bibliography"/>
@@ -29056,7 +29098,7 @@
       <w:r>
         <w:t xml:space="preserve"> </w:t>
       </w:r>
-      <w:hyperlink r:id="rId246">
+      <w:hyperlink r:id="rId249">
         <w:r>
           <w:rPr>
             <w:rStyle w:val="Hyperlink"/>
@@ -29068,10 +29110,10 @@
         <w:t xml:space="preserve">. Published Online First: 2024.</w:t>
       </w:r>
     </w:p>
-    <w:bookmarkEnd w:id="247"/>
-    <w:bookmarkEnd w:id="248"/>
-    <w:bookmarkEnd w:id="249"/>
     <w:bookmarkEnd w:id="250"/>
+    <w:bookmarkEnd w:id="251"/>
+    <w:bookmarkEnd w:id="252"/>
+    <w:bookmarkEnd w:id="253"/>
     <w:sectPr>
       <w:footnotePr>
         <w:numRestart w:val="eachSect"/>

--- a/manuscript_draft.docx
+++ b/manuscript_draft.docx
@@ -4941,7 +4941,7 @@
       </w:r>
     </w:p>
     <w:bookmarkEnd w:id="69"/>
-    <w:bookmarkStart w:id="70" w:name="data-availability"/>
+    <w:bookmarkStart w:id="71" w:name="data-availability"/>
     <w:p>
       <w:pPr>
         <w:pStyle w:val="Heading2"/>
@@ -4955,11 +4955,25 @@
         <w:pStyle w:val="FirstParagraph"/>
       </w:pPr>
       <w:r>
-        <w:t xml:space="preserve">The data underlying this article cannot be shared publicly to protect the privacy of the individuals in the American Board of Family Medicine PRIME primary care electronic health record registry. The code to reproduce our results is available at: [MARIKA TO INSERT LINK].</w:t>
+        <w:t xml:space="preserve">The data underlying this article cannot be shared publicly to protect the privacy of the individuals in the American Board of Family Medicine PRIME primary care electronic health record registry. The code to reproduce our results is available at</w:t>
+      </w:r>
+      <w:r>
+        <w:t xml:space="preserve"> </w:t>
+      </w:r>
+      <w:hyperlink r:id="rId70">
+        <w:r>
+          <w:rPr>
+            <w:rStyle w:val="Hyperlink"/>
+          </w:rPr>
+          <w:t xml:space="preserve">https://github.com/StanfordHPDS/hypertension-guideline-microsim</w:t>
+        </w:r>
+      </w:hyperlink>
+      <w:r>
+        <w:t xml:space="preserve">.</w:t>
       </w:r>
     </w:p>
-    <w:bookmarkEnd w:id="70"/>
-    <w:bookmarkStart w:id="71" w:name="author-contributions"/>
+    <w:bookmarkEnd w:id="71"/>
+    <w:bookmarkStart w:id="72" w:name="author-contributions"/>
     <w:p>
       <w:pPr>
         <w:pStyle w:val="Heading2"/>
@@ -4976,8 +4990,8 @@
         <w:t xml:space="preserve">Marika Cusick (Conceptualization, Methodology, Formal analysis, Visualization, Writing – original draft, Writing – review &amp; editing), Malcolm Barrett (Formal analysis, Software, Writing – review &amp; editing), Fernando Alarid-Escudero (Methodology, Writing – review &amp; editing), Douglas Owens (Conceptualization, Writing – review &amp; editing), Jeremy Goldhaber-Fiebert (Formal analysis, Methodology, Writing – review &amp; editing), Sherri Rose (Conceptualization, Methodology, Supervision, Writing – original draft, Writing – review &amp; editing, Funding acquisition)</w:t>
       </w:r>
     </w:p>
-    <w:bookmarkEnd w:id="71"/>
-    <w:bookmarkStart w:id="253" w:name="supplement"/>
+    <w:bookmarkEnd w:id="72"/>
+    <w:bookmarkStart w:id="254" w:name="supplement"/>
     <w:p>
       <w:pPr>
         <w:pStyle w:val="Heading2"/>
@@ -4986,7 +5000,7 @@
         <w:t xml:space="preserve">7 Supplement</w:t>
       </w:r>
     </w:p>
-    <w:bookmarkStart w:id="75" w:name="sec-multi-copula"/>
+    <w:bookmarkStart w:id="76" w:name="sec-multi-copula"/>
     <w:p>
       <w:pPr>
         <w:pStyle w:val="Heading3"/>
@@ -5061,7 +5075,7 @@
       <w:tr>
         <w:tc>
           <w:tcPr/>
-          <w:bookmarkStart w:id="72" w:name="Xea698d028af36e21d327c09eed5ac4b6e72bc6d"/>
+          <w:bookmarkStart w:id="73" w:name="Xea698d028af36e21d327c09eed5ac4b6e72bc6d"/>
           <w:tbl>
             <w:tblPr>
               <w:tblStyle w:val="Table"/>
@@ -5953,7 +5967,7 @@
               <w:t xml:space="preserve">Table S1: Demographic and clinical characteristics of NHANES and multivariate copula synthetic cohort (NHANES: National Health and Nutrition Examination Survey; SD: standard deviation)</w:t>
             </w:r>
           </w:p>
-          <w:bookmarkEnd w:id="72"/>
+          <w:bookmarkEnd w:id="73"/>
         </w:tc>
       </w:tr>
     </w:tbl>
@@ -5978,7 +5992,7 @@
       <w:tr>
         <w:tc>
           <w:tcPr/>
-          <w:bookmarkStart w:id="73" w:name="supptbl-multivariate-copula-correlations"/>
+          <w:bookmarkStart w:id="74" w:name="supptbl-multivariate-copula-correlations"/>
           <w:tbl>
             <w:tblPr>
               <w:tblStyle w:val="Table"/>
@@ -13623,7 +13637,7 @@
               <w:t xml:space="preserve">Table S2: Demographic and clinical correlation matrices in NHANES and multivariate copula synthetic cohorts (NHANES: National Health and Nutrition Examination Survey)</w:t>
             </w:r>
           </w:p>
-          <w:bookmarkEnd w:id="73"/>
+          <w:bookmarkEnd w:id="74"/>
         </w:tc>
       </w:tr>
     </w:tbl>
@@ -13648,7 +13662,7 @@
       <w:tr>
         <w:tc>
           <w:tcPr/>
-          <w:bookmarkStart w:id="74" w:name="supptbl-cohort-characteristics"/>
+          <w:bookmarkStart w:id="75" w:name="supptbl-cohort-characteristics"/>
           <w:tbl>
             <w:tblPr>
               <w:tblStyle w:val="Table"/>
@@ -14286,12 +14300,12 @@
               <w:t xml:space="preserve">Table S3: Simulation cohort characteristics by racial group (SD: standard deviation)</w:t>
             </w:r>
           </w:p>
-          <w:bookmarkEnd w:id="74"/>
+          <w:bookmarkEnd w:id="75"/>
         </w:tc>
       </w:tr>
     </w:tbl>
-    <w:bookmarkEnd w:id="75"/>
-    <w:bookmarkStart w:id="76" w:name="sec-sys-dia-regressions"/>
+    <w:bookmarkEnd w:id="76"/>
+    <w:bookmarkStart w:id="77" w:name="sec-sys-dia-regressions"/>
     <w:p>
       <w:pPr>
         <w:pStyle w:val="Heading3"/>
@@ -15657,8 +15671,8 @@
         <w:t xml:space="preserve">Our quantile regression approach has several limitations. First, we estimated the quantile regressions using PRIME registry data with repeated measurements from individuals, assuming independence between observations. Ignoring dependence between repeated measurements can impact standard error estimates of our regression model predictions. However, our simulation analysis does not rely on these standard error estimates. An alternative approach could consider the use of hierarchical quantile regression models. Second, while census tract-level SDI can vary over time given individual mobility and neighborhood changes, we only had one census tract-level SDI value per individual in the PRIME registry data. Thus, census tract-level SDI is time-invariant in the quantile regressions pertaining to our secondary analysis.</w:t>
       </w:r>
     </w:p>
-    <w:bookmarkEnd w:id="76"/>
-    <w:bookmarkStart w:id="78" w:name="sec-sys-dia-correlations"/>
+    <w:bookmarkEnd w:id="77"/>
+    <w:bookmarkStart w:id="79" w:name="sec-sys-dia-correlations"/>
     <w:p>
       <w:pPr>
         <w:pStyle w:val="Heading3"/>
@@ -15826,7 +15840,7 @@
       <w:tr>
         <w:tc>
           <w:tcPr/>
-          <w:bookmarkStart w:id="77" w:name="supptbl-blood-pressure-correlations-AFC"/>
+          <w:bookmarkStart w:id="78" w:name="supptbl-blood-pressure-correlations-AFC"/>
           <w:tbl>
             <w:tblPr>
               <w:tblStyle w:val="Table"/>
@@ -16160,12 +16174,12 @@
               <w:t xml:space="preserve">Table S4: Correlations between age-sex-specific systolic and diastolic percentiles during four years of observation in PRIME registry</w:t>
             </w:r>
           </w:p>
-          <w:bookmarkEnd w:id="77"/>
+          <w:bookmarkEnd w:id="78"/>
         </w:tc>
       </w:tr>
     </w:tbl>
-    <w:bookmarkEnd w:id="78"/>
-    <w:bookmarkStart w:id="80" w:name="sec-mortality-adjustments"/>
+    <w:bookmarkEnd w:id="79"/>
+    <w:bookmarkStart w:id="81" w:name="sec-mortality-adjustments"/>
     <w:p>
       <w:pPr>
         <w:pStyle w:val="Heading3"/>
@@ -16235,7 +16249,7 @@
       <w:tr>
         <w:tc>
           <w:tcPr/>
-          <w:bookmarkStart w:id="79" w:name="supptbl-systolic-diastolic-hazard-ratios"/>
+          <w:bookmarkStart w:id="80" w:name="supptbl-systolic-diastolic-hazard-ratios"/>
           <w:tbl>
             <w:tblPr>
               <w:tblStyle w:val="Table"/>
@@ -16569,12 +16583,12 @@
               <w:t xml:space="preserve">[26]</w:t>
             </w:r>
           </w:p>
-          <w:bookmarkEnd w:id="79"/>
+          <w:bookmarkEnd w:id="80"/>
         </w:tc>
       </w:tr>
     </w:tbl>
-    <w:bookmarkEnd w:id="80"/>
-    <w:bookmarkStart w:id="100" w:name="sec-treatment-prob"/>
+    <w:bookmarkEnd w:id="81"/>
+    <w:bookmarkStart w:id="101" w:name="sec-treatment-prob"/>
     <w:p>
       <w:pPr>
         <w:pStyle w:val="Heading3"/>
@@ -16910,7 +16924,7 @@
         <w:t xml:space="preserve">).</w:t>
       </w:r>
     </w:p>
-    <w:bookmarkStart w:id="91" w:name="suppfig-measurement-month-comparison"/>
+    <w:bookmarkStart w:id="92" w:name="suppfig-measurement-month-comparison"/>
     <w:tbl>
       <w:tblPr>
         <w:tblStyle w:val="Table"/>
@@ -16938,31 +16952,31 @@
             <w:tr>
               <w:tc>
                 <w:tcPr/>
-                <w:bookmarkStart w:id="85" w:name="X809a32b6b9799fd4c7ce1fcaa2ed35fccd209a3"/>
-                <w:p>
-                  <w:pPr>
-                    <w:pStyle w:val="Compact"/>
-                    <w:jc w:val="center"/>
-                    <w:jc w:val="left"/>
-                  </w:pPr>
-                  <w:bookmarkStart w:id="84" w:name="X809a32b6b9799fd4c7ce1fcaa2ed35fccd209a3"/>
+                <w:bookmarkStart w:id="86" w:name="X809a32b6b9799fd4c7ce1fcaa2ed35fccd209a3"/>
+                <w:p>
+                  <w:pPr>
+                    <w:pStyle w:val="Compact"/>
+                    <w:jc w:val="center"/>
+                    <w:jc w:val="left"/>
+                  </w:pPr>
+                  <w:bookmarkStart w:id="85" w:name="X809a32b6b9799fd4c7ce1fcaa2ed35fccd209a3"/>
                   <w:r>
                     <w:drawing>
                       <wp:inline>
                         <wp:extent cx="2971800" cy="2233582"/>
                         <wp:effectExtent b="0" l="0" r="0" t="0"/>
-                        <wp:docPr descr="" title="" id="82" name="Picture"/>
+                        <wp:docPr descr="" title="" id="83" name="Picture"/>
                         <a:graphic>
                           <a:graphicData uri="http://schemas.openxmlformats.org/drawingml/2006/picture">
                             <pic:pic>
                               <pic:nvPicPr>
-                                <pic:cNvPr descr="figures/supplement/cohort_predicted_month_difference.png" id="83" name="Picture"/>
+                                <pic:cNvPr descr="figures/supplement/cohort_predicted_month_difference.png" id="84" name="Picture"/>
                                 <pic:cNvPicPr>
                                   <a:picLocks noChangeArrowheads="1" noChangeAspect="1"/>
                                 </pic:cNvPicPr>
                               </pic:nvPicPr>
                               <pic:blipFill>
-                                <a:blip r:embed="rId81"/>
+                                <a:blip r:embed="rId82"/>
                                 <a:stretch>
                                   <a:fillRect/>
                                 </a:stretch>
@@ -16988,7 +17002,7 @@
                       </wp:inline>
                     </w:drawing>
                   </w:r>
-                  <w:bookmarkEnd w:id="84"/>
+                  <w:bookmarkEnd w:id="85"/>
                 </w:p>
                 <w:p>
                   <w:pPr>
@@ -17004,7 +17018,7 @@
                     <w:t xml:space="preserve">(a)</w:t>
                   </w:r>
                 </w:p>
-                <w:bookmarkEnd w:id="85"/>
+                <w:bookmarkEnd w:id="86"/>
               </w:tc>
             </w:tr>
           </w:tbl>
@@ -17054,31 +17068,31 @@
             <w:tr>
               <w:tc>
                 <w:tcPr/>
-                <w:bookmarkStart w:id="90" w:name="suppfig-afc-month-difference"/>
-                <w:p>
-                  <w:pPr>
-                    <w:pStyle w:val="Compact"/>
-                    <w:jc w:val="center"/>
-                    <w:jc w:val="left"/>
-                  </w:pPr>
-                  <w:bookmarkStart w:id="89" w:name="suppfig-afc-month-difference"/>
+                <w:bookmarkStart w:id="91" w:name="suppfig-afc-month-difference"/>
+                <w:p>
+                  <w:pPr>
+                    <w:pStyle w:val="Compact"/>
+                    <w:jc w:val="center"/>
+                    <w:jc w:val="left"/>
+                  </w:pPr>
+                  <w:bookmarkStart w:id="90" w:name="suppfig-afc-month-difference"/>
                   <w:r>
                     <w:drawing>
                       <wp:inline>
                         <wp:extent cx="2971800" cy="2269056"/>
                         <wp:effectExtent b="0" l="0" r="0" t="0"/>
-                        <wp:docPr descr="" title="" id="87" name="Picture"/>
+                        <wp:docPr descr="" title="" id="88" name="Picture"/>
                         <a:graphic>
                           <a:graphicData uri="http://schemas.openxmlformats.org/drawingml/2006/picture">
                             <pic:pic>
                               <pic:nvPicPr>
-                                <pic:cNvPr descr="figures/supplement/afc_subset_month_difference.png" id="88" name="Picture"/>
+                                <pic:cNvPr descr="figures/supplement/afc_subset_month_difference.png" id="89" name="Picture"/>
                                 <pic:cNvPicPr>
                                   <a:picLocks noChangeArrowheads="1" noChangeAspect="1"/>
                                 </pic:cNvPicPr>
                               </pic:nvPicPr>
                               <pic:blipFill>
-                                <a:blip r:embed="rId86"/>
+                                <a:blip r:embed="rId87"/>
                                 <a:stretch>
                                   <a:fillRect/>
                                 </a:stretch>
@@ -17104,7 +17118,7 @@
                       </wp:inline>
                     </w:drawing>
                   </w:r>
-                  <w:bookmarkEnd w:id="89"/>
+                  <w:bookmarkEnd w:id="90"/>
                 </w:p>
                 <w:p>
                   <w:pPr>
@@ -17120,7 +17134,7 @@
                     <w:t xml:space="preserve">(b)</w:t>
                   </w:r>
                 </w:p>
-                <w:bookmarkEnd w:id="90"/>
+                <w:bookmarkEnd w:id="91"/>
               </w:tc>
             </w:tr>
           </w:tbl>
@@ -17140,7 +17154,7 @@
         <w:t xml:space="preserve">Figure S1: Number of months between blood pressure measurements for 40-year-olds in (a) model simulation cohort and (b) PRIME registry</w:t>
       </w:r>
     </w:p>
-    <w:bookmarkEnd w:id="91"/>
+    <w:bookmarkEnd w:id="92"/>
     <w:p>
       <w:pPr>
         <w:pStyle w:val="BodyText"/>
@@ -17504,7 +17518,7 @@
       <w:tr>
         <w:tc>
           <w:tcPr/>
-          <w:bookmarkStart w:id="95" w:name="suppfig-cum-treatment-exposure"/>
+          <w:bookmarkStart w:id="96" w:name="suppfig-cum-treatment-exposure"/>
           <w:p>
             <w:pPr>
               <w:pStyle w:val="Compact"/>
@@ -17515,18 +17529,18 @@
                 <wp:inline>
                   <wp:extent cx="5334000" cy="3663944"/>
                   <wp:effectExtent b="0" l="0" r="0" t="0"/>
-                  <wp:docPr descr="" title="" id="93" name="Picture"/>
+                  <wp:docPr descr="" title="" id="94" name="Picture"/>
                   <a:graphic>
                     <a:graphicData uri="http://schemas.openxmlformats.org/drawingml/2006/picture">
                       <pic:pic>
                         <pic:nvPicPr>
-                          <pic:cNvPr descr="figures/standard/cum_treatment_exposure_hetero_RA.png" id="94" name="Picture"/>
+                          <pic:cNvPr descr="figures/standard/cum_treatment_exposure_hetero_RA.png" id="95" name="Picture"/>
                           <pic:cNvPicPr>
                             <a:picLocks noChangeArrowheads="1" noChangeAspect="1"/>
                           </pic:cNvPicPr>
                         </pic:nvPicPr>
                         <pic:blipFill>
-                          <a:blip r:embed="rId92"/>
+                          <a:blip r:embed="rId93"/>
                           <a:stretch>
                             <a:fillRect/>
                           </a:stretch>
@@ -17566,7 +17580,7 @@
               <w:t xml:space="preserve">Figure S2: Comparing the cumulative incidence of antihypertensive treatment exposure between PRIME registry and simulation cohort</w:t>
             </w:r>
           </w:p>
-          <w:bookmarkEnd w:id="95"/>
+          <w:bookmarkEnd w:id="96"/>
         </w:tc>
       </w:tr>
     </w:tbl>
@@ -17614,7 +17628,7 @@
       <w:tr>
         <w:tc>
           <w:tcPr/>
-          <w:bookmarkStart w:id="99" w:name="suppfig-cum-treatment-exposure-external"/>
+          <w:bookmarkStart w:id="100" w:name="suppfig-cum-treatment-exposure-external"/>
           <w:p>
             <w:pPr>
               <w:pStyle w:val="Compact"/>
@@ -17625,18 +17639,18 @@
                 <wp:inline>
                   <wp:extent cx="5334000" cy="3308430"/>
                   <wp:effectExtent b="0" l="0" r="0" t="0"/>
-                  <wp:docPr descr="" title="" id="97" name="Picture"/>
+                  <wp:docPr descr="" title="" id="98" name="Picture"/>
                   <a:graphic>
                     <a:graphicData uri="http://schemas.openxmlformats.org/drawingml/2006/picture">
                       <pic:pic>
                         <pic:nvPicPr>
-                          <pic:cNvPr descr="figures/standard/cum_inc_hyp_55yo_hetero_RA.png" id="98" name="Picture"/>
+                          <pic:cNvPr descr="figures/standard/cum_inc_hyp_55yo_hetero_RA.png" id="99" name="Picture"/>
                           <pic:cNvPicPr>
                             <a:picLocks noChangeArrowheads="1" noChangeAspect="1"/>
                           </pic:cNvPicPr>
                         </pic:nvPicPr>
                         <pic:blipFill>
-                          <a:blip r:embed="rId96"/>
+                          <a:blip r:embed="rId97"/>
                           <a:stretch>
                             <a:fillRect/>
                           </a:stretch>
@@ -17676,7 +17690,7 @@
               <w:t xml:space="preserve">Figure S3: Comparing the cumulative incidence of antihypertensive treatment exposure in the Framingham Heart Study and simulation cohort</w:t>
             </w:r>
           </w:p>
-          <w:bookmarkEnd w:id="99"/>
+          <w:bookmarkEnd w:id="100"/>
         </w:tc>
       </w:tr>
     </w:tbl>
@@ -18174,8 +18188,8 @@
         </m:oMath>
       </m:oMathPara>
     </w:p>
-    <w:bookmarkEnd w:id="100"/>
-    <w:bookmarkStart w:id="126" w:name="sec-validation-results"/>
+    <w:bookmarkEnd w:id="101"/>
+    <w:bookmarkStart w:id="127" w:name="sec-validation-results"/>
     <w:p>
       <w:pPr>
         <w:pStyle w:val="Heading3"/>
@@ -18219,7 +18233,7 @@
       <w:tr>
         <w:tc>
           <w:tcPr/>
-          <w:bookmarkStart w:id="101" w:name="X6dc0ed938284cf8714bde0133b6eadacb61bb2e"/>
+          <w:bookmarkStart w:id="102" w:name="X6dc0ed938284cf8714bde0133b6eadacb61bb2e"/>
           <w:tbl>
             <w:tblPr>
               <w:tblStyle w:val="Table"/>
@@ -18737,7 +18751,7 @@
               <w:t xml:space="preserve">Table S6: Demographic and clinical characteristics of PRIME registry validation cohort (SD: standard deviation)</w:t>
             </w:r>
           </w:p>
-          <w:bookmarkEnd w:id="101"/>
+          <w:bookmarkEnd w:id="102"/>
         </w:tc>
       </w:tr>
     </w:tbl>
@@ -18779,7 +18793,7 @@
       <w:tr>
         <w:tc>
           <w:tcPr/>
-          <w:bookmarkStart w:id="102" w:name="supptbl-validation-life-expectancy"/>
+          <w:bookmarkStart w:id="103" w:name="supptbl-validation-life-expectancy"/>
           <w:tbl>
             <w:tblPr>
               <w:tblStyle w:val="Table"/>
@@ -18961,7 +18975,7 @@
               <w:t xml:space="preserve">Table S7: Comparison of mean life expectancies in validation cohort with U.S. life table estimates by race/ethnicity (MCSE: Monte Carlo standard error)</w:t>
             </w:r>
           </w:p>
-          <w:bookmarkEnd w:id="102"/>
+          <w:bookmarkEnd w:id="103"/>
         </w:tc>
       </w:tr>
     </w:tbl>
@@ -18984,7 +18998,7 @@
         <w:t xml:space="preserve">shows concordance between age-specific hypertension stage prevalence in the simulation cohort and the observed PRIME registry estimates, with 95% confidence intervals.</w:t>
       </w:r>
     </w:p>
-    <w:bookmarkStart w:id="121" w:name="suppfig-validation-results"/>
+    <w:bookmarkStart w:id="122" w:name="suppfig-validation-results"/>
     <w:tbl>
       <w:tblPr>
         <w:tblStyle w:val="Table"/>
@@ -19013,31 +19027,31 @@
             <w:tr>
               <w:tc>
                 <w:tcPr/>
-                <w:bookmarkStart w:id="107" w:name="fig-validation-normal"/>
-                <w:p>
-                  <w:pPr>
-                    <w:pStyle w:val="Compact"/>
-                    <w:jc w:val="center"/>
-                    <w:jc w:val="left"/>
-                  </w:pPr>
-                  <w:bookmarkStart w:id="106" w:name="fig-validation-normal"/>
+                <w:bookmarkStart w:id="108" w:name="fig-validation-normal"/>
+                <w:p>
+                  <w:pPr>
+                    <w:pStyle w:val="Compact"/>
+                    <w:jc w:val="center"/>
+                    <w:jc w:val="left"/>
+                  </w:pPr>
+                  <w:bookmarkStart w:id="107" w:name="fig-validation-normal"/>
                   <w:r>
                     <w:drawing>
                       <wp:inline>
                         <wp:extent cx="1975104" cy="1264066"/>
                         <wp:effectExtent b="0" l="0" r="0" t="0"/>
-                        <wp:docPr descr="" title="" id="104" name="Picture"/>
+                        <wp:docPr descr="" title="" id="105" name="Picture"/>
                         <a:graphic>
                           <a:graphicData uri="http://schemas.openxmlformats.org/drawingml/2006/picture">
                             <pic:pic>
                               <pic:nvPicPr>
-                                <pic:cNvPr descr="figures/supplement/validation_Normal_trace.png" id="105" name="Picture"/>
+                                <pic:cNvPr descr="figures/supplement/validation_Normal_trace.png" id="106" name="Picture"/>
                                 <pic:cNvPicPr>
                                   <a:picLocks noChangeArrowheads="1" noChangeAspect="1"/>
                                 </pic:cNvPicPr>
                               </pic:nvPicPr>
                               <pic:blipFill>
-                                <a:blip r:embed="rId103"/>
+                                <a:blip r:embed="rId104"/>
                                 <a:stretch>
                                   <a:fillRect/>
                                 </a:stretch>
@@ -19063,7 +19077,7 @@
                       </wp:inline>
                     </w:drawing>
                   </w:r>
-                  <w:bookmarkEnd w:id="106"/>
+                  <w:bookmarkEnd w:id="107"/>
                 </w:p>
                 <w:p>
                   <w:pPr>
@@ -19079,7 +19093,7 @@
                     <w:t xml:space="preserve">(a)</w:t>
                   </w:r>
                 </w:p>
-                <w:bookmarkEnd w:id="107"/>
+                <w:bookmarkEnd w:id="108"/>
               </w:tc>
             </w:tr>
           </w:tbl>
@@ -19111,31 +19125,31 @@
             <w:tr>
               <w:tc>
                 <w:tcPr/>
-                <w:bookmarkStart w:id="112" w:name="fig-validation-elevated"/>
-                <w:p>
-                  <w:pPr>
-                    <w:pStyle w:val="Compact"/>
-                    <w:jc w:val="center"/>
-                    <w:jc w:val="left"/>
-                  </w:pPr>
-                  <w:bookmarkStart w:id="111" w:name="fig-validation-elevated"/>
+                <w:bookmarkStart w:id="113" w:name="fig-validation-elevated"/>
+                <w:p>
+                  <w:pPr>
+                    <w:pStyle w:val="Compact"/>
+                    <w:jc w:val="center"/>
+                    <w:jc w:val="left"/>
+                  </w:pPr>
+                  <w:bookmarkStart w:id="112" w:name="fig-validation-elevated"/>
                   <w:r>
                     <w:drawing>
                       <wp:inline>
                         <wp:extent cx="1975104" cy="1264066"/>
                         <wp:effectExtent b="0" l="0" r="0" t="0"/>
-                        <wp:docPr descr="" title="" id="109" name="Picture"/>
+                        <wp:docPr descr="" title="" id="110" name="Picture"/>
                         <a:graphic>
                           <a:graphicData uri="http://schemas.openxmlformats.org/drawingml/2006/picture">
                             <pic:pic>
                               <pic:nvPicPr>
-                                <pic:cNvPr descr="figures/supplement/validation_Elevated_trace.png" id="110" name="Picture"/>
+                                <pic:cNvPr descr="figures/supplement/validation_Elevated_trace.png" id="111" name="Picture"/>
                                 <pic:cNvPicPr>
                                   <a:picLocks noChangeArrowheads="1" noChangeAspect="1"/>
                                 </pic:cNvPicPr>
                               </pic:nvPicPr>
                               <pic:blipFill>
-                                <a:blip r:embed="rId108"/>
+                                <a:blip r:embed="rId109"/>
                                 <a:stretch>
                                   <a:fillRect/>
                                 </a:stretch>
@@ -19161,7 +19175,7 @@
                       </wp:inline>
                     </w:drawing>
                   </w:r>
-                  <w:bookmarkEnd w:id="111"/>
+                  <w:bookmarkEnd w:id="112"/>
                 </w:p>
                 <w:p>
                   <w:pPr>
@@ -19177,7 +19191,7 @@
                     <w:t xml:space="preserve">(b)</w:t>
                   </w:r>
                 </w:p>
-                <w:bookmarkEnd w:id="112"/>
+                <w:bookmarkEnd w:id="113"/>
               </w:tc>
             </w:tr>
           </w:tbl>
@@ -19229,31 +19243,31 @@
             <w:tr>
               <w:tc>
                 <w:tcPr/>
-                <w:bookmarkStart w:id="117" w:name="fig-validation-stage1"/>
-                <w:p>
-                  <w:pPr>
-                    <w:pStyle w:val="Compact"/>
-                    <w:jc w:val="center"/>
-                    <w:jc w:val="left"/>
-                  </w:pPr>
-                  <w:bookmarkStart w:id="116" w:name="fig-validation-stage1"/>
+                <w:bookmarkStart w:id="118" w:name="fig-validation-stage1"/>
+                <w:p>
+                  <w:pPr>
+                    <w:pStyle w:val="Compact"/>
+                    <w:jc w:val="center"/>
+                    <w:jc w:val="left"/>
+                  </w:pPr>
+                  <w:bookmarkStart w:id="117" w:name="fig-validation-stage1"/>
                   <w:r>
                     <w:drawing>
                       <wp:inline>
                         <wp:extent cx="1975104" cy="1264066"/>
                         <wp:effectExtent b="0" l="0" r="0" t="0"/>
-                        <wp:docPr descr="" title="" id="114" name="Picture"/>
+                        <wp:docPr descr="" title="" id="115" name="Picture"/>
                         <a:graphic>
                           <a:graphicData uri="http://schemas.openxmlformats.org/drawingml/2006/picture">
                             <pic:pic>
                               <pic:nvPicPr>
-                                <pic:cNvPr descr="figures/supplement/validation_Stage%201_trace.png" id="115" name="Picture"/>
+                                <pic:cNvPr descr="figures/supplement/validation_Stage%201_trace.png" id="116" name="Picture"/>
                                 <pic:cNvPicPr>
                                   <a:picLocks noChangeArrowheads="1" noChangeAspect="1"/>
                                 </pic:cNvPicPr>
                               </pic:nvPicPr>
                               <pic:blipFill>
-                                <a:blip r:embed="rId113"/>
+                                <a:blip r:embed="rId114"/>
                                 <a:stretch>
                                   <a:fillRect/>
                                 </a:stretch>
@@ -19279,7 +19293,7 @@
                       </wp:inline>
                     </w:drawing>
                   </w:r>
-                  <w:bookmarkEnd w:id="116"/>
+                  <w:bookmarkEnd w:id="117"/>
                 </w:p>
                 <w:p>
                   <w:pPr>
@@ -19295,7 +19309,7 @@
                     <w:t xml:space="preserve">(c)</w:t>
                   </w:r>
                 </w:p>
-                <w:bookmarkEnd w:id="117"/>
+                <w:bookmarkEnd w:id="118"/>
               </w:tc>
             </w:tr>
           </w:tbl>
@@ -19312,18 +19326,18 @@
                 <wp:inline>
                   <wp:extent cx="1975104" cy="1264066"/>
                   <wp:effectExtent b="0" l="0" r="0" t="0"/>
-                  <wp:docPr descr="" title="" id="119" name="Picture"/>
+                  <wp:docPr descr="" title="" id="120" name="Picture"/>
                   <a:graphic>
                     <a:graphicData uri="http://schemas.openxmlformats.org/drawingml/2006/picture">
                       <pic:pic>
                         <pic:nvPicPr>
-                          <pic:cNvPr descr="figures/supplement/validation_Stage%202_trace.png" id="120" name="Picture"/>
+                          <pic:cNvPr descr="figures/supplement/validation_Stage%202_trace.png" id="121" name="Picture"/>
                           <pic:cNvPicPr>
                             <a:picLocks noChangeArrowheads="1" noChangeAspect="1"/>
                           </pic:cNvPicPr>
                         </pic:nvPicPr>
                         <pic:blipFill>
-                          <a:blip r:embed="rId118"/>
+                          <a:blip r:embed="rId119"/>
                           <a:stretch>
                             <a:fillRect/>
                           </a:stretch>
@@ -19365,7 +19379,7 @@
         <w:t xml:space="preserve">Figure S4: Comparing the age-specific hypertension stage prevalence between the PRIME registry and simulation cohort: (a) Normal, (b) Elevated, (c) Stage 1, and (d) Stage 2</w:t>
       </w:r>
     </w:p>
-    <w:bookmarkEnd w:id="121"/>
+    <w:bookmarkEnd w:id="122"/>
     <w:p>
       <w:pPr>
         <w:pStyle w:val="BodyText"/>
@@ -19396,7 +19410,7 @@
       <w:tr>
         <w:tc>
           <w:tcPr/>
-          <w:bookmarkStart w:id="125" w:name="suppfig-external-validation"/>
+          <w:bookmarkStart w:id="126" w:name="suppfig-external-validation"/>
           <w:p>
             <w:pPr>
               <w:pStyle w:val="Compact"/>
@@ -19407,18 +19421,18 @@
                 <wp:inline>
                   <wp:extent cx="5334000" cy="3536673"/>
                   <wp:effectExtent b="0" l="0" r="0" t="0"/>
-                  <wp:docPr descr="" title="" id="123" name="Picture"/>
+                  <wp:docPr descr="" title="" id="124" name="Picture"/>
                   <a:graphic>
                     <a:graphicData uri="http://schemas.openxmlformats.org/drawingml/2006/picture">
                       <pic:pic>
                         <pic:nvPicPr>
-                          <pic:cNvPr descr="figures/standard/hyp_inc_s1_s2_hetero_RA.png" id="124" name="Picture"/>
+                          <pic:cNvPr descr="figures/standard/hyp_inc_s1_s2_hetero_RA.png" id="125" name="Picture"/>
                           <pic:cNvPicPr>
                             <a:picLocks noChangeArrowheads="1" noChangeAspect="1"/>
                           </pic:cNvPicPr>
                         </pic:nvPicPr>
                         <pic:blipFill>
-                          <a:blip r:embed="rId122"/>
+                          <a:blip r:embed="rId123"/>
                           <a:stretch>
                             <a:fillRect/>
                           </a:stretch>
@@ -19492,12 +19506,12 @@
               <w:t xml:space="preserve">80 mm Hg) from our simulation model (lines) and published study (dots)</w:t>
             </w:r>
           </w:p>
-          <w:bookmarkEnd w:id="125"/>
+          <w:bookmarkEnd w:id="126"/>
         </w:tc>
       </w:tr>
     </w:tbl>
-    <w:bookmarkEnd w:id="126"/>
-    <w:bookmarkStart w:id="132" w:name="sec-secondary-analysis"/>
+    <w:bookmarkEnd w:id="127"/>
+    <w:bookmarkStart w:id="133" w:name="sec-secondary-analysis"/>
     <w:p>
       <w:pPr>
         <w:pStyle w:val="Heading3"/>
@@ -19617,7 +19631,7 @@
       <w:tr>
         <w:tc>
           <w:tcPr/>
-          <w:bookmarkStart w:id="130" w:name="suppfig-model-diagram"/>
+          <w:bookmarkStart w:id="131" w:name="suppfig-model-diagram"/>
           <w:p>
             <w:pPr>
               <w:pStyle w:val="Compact"/>
@@ -19628,18 +19642,18 @@
                 <wp:inline>
                   <wp:extent cx="5334000" cy="3831213"/>
                   <wp:effectExtent b="0" l="0" r="0" t="0"/>
-                  <wp:docPr descr="" title="" id="128" name="Picture"/>
+                  <wp:docPr descr="" title="" id="129" name="Picture"/>
                   <a:graphic>
                     <a:graphicData uri="http://schemas.openxmlformats.org/drawingml/2006/picture">
                       <pic:pic>
                         <pic:nvPicPr>
-                          <pic:cNvPr descr="figures/model_diagram_social_factors.png" id="129" name="Picture"/>
+                          <pic:cNvPr descr="figures/model_diagram_social_factors.png" id="130" name="Picture"/>
                           <pic:cNvPicPr>
                             <a:picLocks noChangeArrowheads="1" noChangeAspect="1"/>
                           </pic:cNvPicPr>
                         </pic:nvPicPr>
                         <pic:blipFill>
-                          <a:blip r:embed="rId127"/>
+                          <a:blip r:embed="rId128"/>
                           <a:stretch>
                             <a:fillRect/>
                           </a:stretch>
@@ -19679,7 +19693,7 @@
               <w:t xml:space="preserve">Figure S6: Model diagram of state-transition microsimulation model with social factors framework</w:t>
             </w:r>
           </w:p>
-          <w:bookmarkEnd w:id="130"/>
+          <w:bookmarkEnd w:id="131"/>
         </w:tc>
       </w:tr>
     </w:tbl>
@@ -19704,7 +19718,7 @@
       <w:tr>
         <w:tc>
           <w:tcPr/>
-          <w:bookmarkStart w:id="131" w:name="supptbl-base-case"/>
+          <w:bookmarkStart w:id="132" w:name="supptbl-base-case"/>
           <w:tbl>
             <w:tblPr>
               <w:tblStyle w:val="Table"/>
@@ -20432,12 +20446,12 @@
               <w:t xml:space="preserve">Table S8: Model parameter dependencies and data sources for secondary analysis (NHANES: National Health and Nutrition Examination Survey; SDI: social deprivation index, ALLHAT: Antihypertensive and Lipid-Lowering Treatment to Prevent Heart Attack Trial)</w:t>
             </w:r>
           </w:p>
-          <w:bookmarkEnd w:id="131"/>
+          <w:bookmarkEnd w:id="132"/>
         </w:tc>
       </w:tr>
     </w:tbl>
-    <w:bookmarkEnd w:id="132"/>
-    <w:bookmarkStart w:id="144" w:name="sec-sdi-assignment"/>
+    <w:bookmarkEnd w:id="133"/>
+    <w:bookmarkStart w:id="145" w:name="sec-sdi-assignment"/>
     <w:p>
       <w:pPr>
         <w:pStyle w:val="Heading3"/>
@@ -20504,7 +20518,7 @@
         <w:t xml:space="preserve">shows histograms of census tract-level SDI values for our main simulation cohort and the randomly sampled subset from the PRIME registry. While census tract-level SDI values can vary over time, we assumed a single census tract-level SDI value per individual over their lifetime. The PRIME registry only has a single census tract-level SDI per individual and does not include historical census-tract data.</w:t>
       </w:r>
     </w:p>
-    <w:bookmarkStart w:id="143" w:name="suppfig-sdi-comparison"/>
+    <w:bookmarkStart w:id="144" w:name="suppfig-sdi-comparison"/>
     <w:tbl>
       <w:tblPr>
         <w:tblStyle w:val="Table"/>
@@ -20532,31 +20546,31 @@
             <w:tr>
               <w:tc>
                 <w:tcPr/>
-                <w:bookmarkStart w:id="137" w:name="fig-sdi-cohort"/>
-                <w:p>
-                  <w:pPr>
-                    <w:pStyle w:val="Compact"/>
-                    <w:jc w:val="center"/>
-                    <w:jc w:val="left"/>
-                  </w:pPr>
-                  <w:bookmarkStart w:id="136" w:name="fig-sdi-cohort"/>
+                <w:bookmarkStart w:id="138" w:name="fig-sdi-cohort"/>
+                <w:p>
+                  <w:pPr>
+                    <w:pStyle w:val="Compact"/>
+                    <w:jc w:val="center"/>
+                    <w:jc w:val="left"/>
+                  </w:pPr>
+                  <w:bookmarkStart w:id="137" w:name="fig-sdi-cohort"/>
                   <w:r>
                     <w:drawing>
                       <wp:inline>
                         <wp:extent cx="2971800" cy="2293767"/>
                         <wp:effectExtent b="0" l="0" r="0" t="0"/>
-                        <wp:docPr descr="" title="" id="134" name="Picture"/>
+                        <wp:docPr descr="" title="" id="135" name="Picture"/>
                         <a:graphic>
                           <a:graphicData uri="http://schemas.openxmlformats.org/drawingml/2006/picture">
                             <pic:pic>
                               <pic:nvPicPr>
-                                <pic:cNvPr descr="figures/supplement/SDI_histogram_cohort.png" id="135" name="Picture"/>
+                                <pic:cNvPr descr="figures/supplement/SDI_histogram_cohort.png" id="136" name="Picture"/>
                                 <pic:cNvPicPr>
                                   <a:picLocks noChangeArrowheads="1" noChangeAspect="1"/>
                                 </pic:cNvPicPr>
                               </pic:nvPicPr>
                               <pic:blipFill>
-                                <a:blip r:embed="rId133"/>
+                                <a:blip r:embed="rId134"/>
                                 <a:stretch>
                                   <a:fillRect/>
                                 </a:stretch>
@@ -20582,7 +20596,7 @@
                       </wp:inline>
                     </w:drawing>
                   </w:r>
-                  <w:bookmarkEnd w:id="136"/>
+                  <w:bookmarkEnd w:id="137"/>
                 </w:p>
                 <w:p>
                   <w:pPr>
@@ -20598,7 +20612,7 @@
                     <w:t xml:space="preserve">(a)</w:t>
                   </w:r>
                 </w:p>
-                <w:bookmarkEnd w:id="137"/>
+                <w:bookmarkEnd w:id="138"/>
               </w:tc>
             </w:tr>
           </w:tbl>
@@ -20648,31 +20662,31 @@
             <w:tr>
               <w:tc>
                 <w:tcPr/>
-                <w:bookmarkStart w:id="142" w:name="fig-sdi-afc"/>
-                <w:p>
-                  <w:pPr>
-                    <w:pStyle w:val="Compact"/>
-                    <w:jc w:val="center"/>
-                    <w:jc w:val="left"/>
-                  </w:pPr>
-                  <w:bookmarkStart w:id="141" w:name="fig-sdi-afc"/>
+                <w:bookmarkStart w:id="143" w:name="fig-sdi-afc"/>
+                <w:p>
+                  <w:pPr>
+                    <w:pStyle w:val="Compact"/>
+                    <w:jc w:val="center"/>
+                    <w:jc w:val="left"/>
+                  </w:pPr>
+                  <w:bookmarkStart w:id="142" w:name="fig-sdi-afc"/>
                   <w:r>
                     <w:drawing>
                       <wp:inline>
                         <wp:extent cx="2971800" cy="2335885"/>
                         <wp:effectExtent b="0" l="0" r="0" t="0"/>
-                        <wp:docPr descr="" title="" id="139" name="Picture"/>
+                        <wp:docPr descr="" title="" id="140" name="Picture"/>
                         <a:graphic>
                           <a:graphicData uri="http://schemas.openxmlformats.org/drawingml/2006/picture">
                             <pic:pic>
                               <pic:nvPicPr>
-                                <pic:cNvPr descr="figures/supplement/SDI_histogram_afc.png" id="140" name="Picture"/>
+                                <pic:cNvPr descr="figures/supplement/SDI_histogram_afc.png" id="141" name="Picture"/>
                                 <pic:cNvPicPr>
                                   <a:picLocks noChangeArrowheads="1" noChangeAspect="1"/>
                                 </pic:cNvPicPr>
                               </pic:nvPicPr>
                               <pic:blipFill>
-                                <a:blip r:embed="rId138"/>
+                                <a:blip r:embed="rId139"/>
                                 <a:stretch>
                                   <a:fillRect/>
                                 </a:stretch>
@@ -20698,7 +20712,7 @@
                       </wp:inline>
                     </w:drawing>
                   </w:r>
-                  <w:bookmarkEnd w:id="141"/>
+                  <w:bookmarkEnd w:id="142"/>
                 </w:p>
                 <w:p>
                   <w:pPr>
@@ -20714,7 +20728,7 @@
                     <w:t xml:space="preserve">(b)</w:t>
                   </w:r>
                 </w:p>
-                <w:bookmarkEnd w:id="142"/>
+                <w:bookmarkEnd w:id="143"/>
               </w:tc>
             </w:tr>
           </w:tbl>
@@ -20734,9 +20748,9 @@
         <w:t xml:space="preserve">Figure S7: Comparison of census tract-level SDI distributions in (a) simulation cohort and (b) PRIME registry (SDI: social deprivation index)</w:t>
       </w:r>
     </w:p>
-    <w:bookmarkEnd w:id="143"/>
     <w:bookmarkEnd w:id="144"/>
-    <w:bookmarkStart w:id="145" w:name="sec-mortality-insurance"/>
+    <w:bookmarkEnd w:id="145"/>
+    <w:bookmarkStart w:id="146" w:name="sec-mortality-insurance"/>
     <w:p>
       <w:pPr>
         <w:pStyle w:val="Heading3"/>
@@ -20762,8 +20776,8 @@
         <w:t xml:space="preserve">We assumed a constant race/ethnicity-specific prevalence of uninsured individuals and a hazard ratio for increased mortality risk among those uninsured. After age 65, we assumed all individuals received Medicare, and mortality rates returned to baseline values from the 2021 U.S. life tables.</w:t>
       </w:r>
     </w:p>
-    <w:bookmarkEnd w:id="145"/>
-    <w:bookmarkStart w:id="150" w:name="sec-transition-in-system"/>
+    <w:bookmarkEnd w:id="146"/>
+    <w:bookmarkStart w:id="151" w:name="sec-transition-in-system"/>
     <w:p>
       <w:pPr>
         <w:pStyle w:val="Heading3"/>
@@ -20908,7 +20922,7 @@
       <w:tr>
         <w:tc>
           <w:tcPr/>
-          <w:bookmarkStart w:id="149" w:name="suppfig-in-health-system-calibration"/>
+          <w:bookmarkStart w:id="150" w:name="suppfig-in-health-system-calibration"/>
           <w:p>
             <w:pPr>
               <w:pStyle w:val="Compact"/>
@@ -20919,18 +20933,18 @@
                 <wp:inline>
                   <wp:extent cx="5334000" cy="3456555"/>
                   <wp:effectExtent b="0" l="0" r="0" t="0"/>
-                  <wp:docPr descr="" title="" id="147" name="Picture"/>
+                  <wp:docPr descr="" title="" id="148" name="Picture"/>
                   <a:graphic>
                     <a:graphicData uri="http://schemas.openxmlformats.org/drawingml/2006/picture">
                       <pic:pic>
                         <pic:nvPicPr>
-                          <pic:cNvPr descr="figures/social/in_health_system_calibration_hetero_RA.png" id="148" name="Picture"/>
+                          <pic:cNvPr descr="figures/social/in_health_system_calibration_hetero_RA.png" id="149" name="Picture"/>
                           <pic:cNvPicPr>
                             <a:picLocks noChangeArrowheads="1" noChangeAspect="1"/>
                           </pic:cNvPicPr>
                         </pic:nvPicPr>
                         <pic:blipFill>
-                          <a:blip r:embed="rId146"/>
+                          <a:blip r:embed="rId147"/>
                           <a:stretch>
                             <a:fillRect/>
                           </a:stretch>
@@ -20970,12 +20984,12 @@
               <w:t xml:space="preserve">Figure S8: Age-specific prevalence of not having a routine place for healthcare by insurance status in our simulation cohort (lines) and NHANES (dots) (NHANES: National Health and Nutrition Examination Survey)</w:t>
             </w:r>
           </w:p>
-          <w:bookmarkEnd w:id="149"/>
+          <w:bookmarkEnd w:id="150"/>
         </w:tc>
       </w:tr>
     </w:tbl>
-    <w:bookmarkEnd w:id="150"/>
-    <w:bookmarkStart w:id="162" w:name="sec-out-of-system-BP"/>
+    <w:bookmarkEnd w:id="151"/>
+    <w:bookmarkStart w:id="163" w:name="sec-out-of-system-BP"/>
     <w:p>
       <w:pPr>
         <w:pStyle w:val="Heading3"/>
@@ -21482,7 +21496,7 @@
         <w:t xml:space="preserve">). During simulation, if a simulated individual was not in the health system, the estimated coefficient was added to the individual’s current systolic or diastolic blood pressure value while they were out of the health system.</w:t>
       </w:r>
     </w:p>
-    <w:bookmarkStart w:id="161" w:name="suppfig-no-place-bp-adjustments"/>
+    <w:bookmarkStart w:id="162" w:name="suppfig-no-place-bp-adjustments"/>
     <w:tbl>
       <w:tblPr>
         <w:tblStyle w:val="Table"/>
@@ -21510,31 +21524,31 @@
             <w:tr>
               <w:tc>
                 <w:tcPr/>
-                <w:bookmarkStart w:id="155" w:name="suppfig-sbp-no-place"/>
-                <w:p>
-                  <w:pPr>
-                    <w:pStyle w:val="Compact"/>
-                    <w:jc w:val="center"/>
-                    <w:jc w:val="left"/>
-                  </w:pPr>
-                  <w:bookmarkStart w:id="154" w:name="suppfig-sbp-no-place"/>
+                <w:bookmarkStart w:id="156" w:name="suppfig-sbp-no-place"/>
+                <w:p>
+                  <w:pPr>
+                    <w:pStyle w:val="Compact"/>
+                    <w:jc w:val="center"/>
+                    <w:jc w:val="left"/>
+                  </w:pPr>
+                  <w:bookmarkStart w:id="155" w:name="suppfig-sbp-no-place"/>
                   <w:r>
                     <w:drawing>
                       <wp:inline>
                         <wp:extent cx="2971800" cy="2228850"/>
                         <wp:effectExtent b="0" l="0" r="0" t="0"/>
-                        <wp:docPr descr="" title="" id="152" name="Picture"/>
+                        <wp:docPr descr="" title="" id="153" name="Picture"/>
                         <a:graphic>
                           <a:graphicData uri="http://schemas.openxmlformats.org/drawingml/2006/picture">
                             <pic:pic>
                               <pic:nvPicPr>
-                                <pic:cNvPr descr="figures/supplement/no_place_adjustments_SBP.png" id="153" name="Picture"/>
+                                <pic:cNvPr descr="figures/supplement/no_place_adjustments_SBP.png" id="154" name="Picture"/>
                                 <pic:cNvPicPr>
                                   <a:picLocks noChangeArrowheads="1" noChangeAspect="1"/>
                                 </pic:cNvPicPr>
                               </pic:nvPicPr>
                               <pic:blipFill>
-                                <a:blip r:embed="rId151"/>
+                                <a:blip r:embed="rId152"/>
                                 <a:stretch>
                                   <a:fillRect/>
                                 </a:stretch>
@@ -21560,7 +21574,7 @@
                       </wp:inline>
                     </w:drawing>
                   </w:r>
-                  <w:bookmarkEnd w:id="154"/>
+                  <w:bookmarkEnd w:id="155"/>
                 </w:p>
                 <w:p>
                   <w:pPr>
@@ -21576,7 +21590,7 @@
                     <w:t xml:space="preserve">(a)</w:t>
                   </w:r>
                 </w:p>
-                <w:bookmarkEnd w:id="155"/>
+                <w:bookmarkEnd w:id="156"/>
               </w:tc>
             </w:tr>
           </w:tbl>
@@ -21626,31 +21640,31 @@
             <w:tr>
               <w:tc>
                 <w:tcPr/>
-                <w:bookmarkStart w:id="160" w:name="suppfig-dbp-no-place"/>
-                <w:p>
-                  <w:pPr>
-                    <w:pStyle w:val="Compact"/>
-                    <w:jc w:val="center"/>
-                    <w:jc w:val="left"/>
-                  </w:pPr>
-                  <w:bookmarkStart w:id="159" w:name="suppfig-dbp-no-place"/>
+                <w:bookmarkStart w:id="161" w:name="suppfig-dbp-no-place"/>
+                <w:p>
+                  <w:pPr>
+                    <w:pStyle w:val="Compact"/>
+                    <w:jc w:val="center"/>
+                    <w:jc w:val="left"/>
+                  </w:pPr>
+                  <w:bookmarkStart w:id="160" w:name="suppfig-dbp-no-place"/>
                   <w:r>
                     <w:drawing>
                       <wp:inline>
                         <wp:extent cx="2971800" cy="2228850"/>
                         <wp:effectExtent b="0" l="0" r="0" t="0"/>
-                        <wp:docPr descr="" title="" id="157" name="Picture"/>
+                        <wp:docPr descr="" title="" id="158" name="Picture"/>
                         <a:graphic>
                           <a:graphicData uri="http://schemas.openxmlformats.org/drawingml/2006/picture">
                             <pic:pic>
                               <pic:nvPicPr>
-                                <pic:cNvPr descr="figures/supplement/no_place_adjustments_DBP.png" id="158" name="Picture"/>
+                                <pic:cNvPr descr="figures/supplement/no_place_adjustments_DBP.png" id="159" name="Picture"/>
                                 <pic:cNvPicPr>
                                   <a:picLocks noChangeArrowheads="1" noChangeAspect="1"/>
                                 </pic:cNvPicPr>
                               </pic:nvPicPr>
                               <pic:blipFill>
-                                <a:blip r:embed="rId156"/>
+                                <a:blip r:embed="rId157"/>
                                 <a:stretch>
                                   <a:fillRect/>
                                 </a:stretch>
@@ -21676,7 +21690,7 @@
                       </wp:inline>
                     </w:drawing>
                   </w:r>
-                  <w:bookmarkEnd w:id="159"/>
+                  <w:bookmarkEnd w:id="160"/>
                 </w:p>
                 <w:p>
                   <w:pPr>
@@ -21692,7 +21706,7 @@
                     <w:t xml:space="preserve">(b)</w:t>
                   </w:r>
                 </w:p>
-                <w:bookmarkEnd w:id="160"/>
+                <w:bookmarkEnd w:id="161"/>
               </w:tc>
             </w:tr>
           </w:tbl>
@@ -21712,9 +21726,9 @@
         <w:t xml:space="preserve">Figure S9: Blood pressure adjustments by quantile for not having a routine place for healthcare: (a) systolic blood pressure and (b) diastolic blood pressure</w:t>
       </w:r>
     </w:p>
-    <w:bookmarkEnd w:id="161"/>
     <w:bookmarkEnd w:id="162"/>
-    <w:bookmarkStart w:id="165" w:name="sec-additional-main-results"/>
+    <w:bookmarkEnd w:id="163"/>
+    <w:bookmarkStart w:id="166" w:name="sec-additional-main-results"/>
     <w:p>
       <w:pPr>
         <w:pStyle w:val="Heading3"/>
@@ -21736,7 +21750,7 @@
       <w:tr>
         <w:tc>
           <w:tcPr/>
-          <w:bookmarkStart w:id="163" w:name="supptbl-standard-treatment-utilization"/>
+          <w:bookmarkStart w:id="164" w:name="supptbl-standard-treatment-utilization"/>
           <w:tbl>
             <w:tblPr>
               <w:tblStyle w:val="Table"/>
@@ -22004,7 +22018,7 @@
               <w:t xml:space="preserve">Table S9: Cumulative incidence of antihypertensive treatment by class under antihypertensive treatment guidelines with and without race adjustment (ACE inhibitor: angiotensin-converting enzyme inhibitor)</w:t>
             </w:r>
           </w:p>
-          <w:bookmarkEnd w:id="163"/>
+          <w:bookmarkEnd w:id="164"/>
         </w:tc>
       </w:tr>
     </w:tbl>
@@ -22029,7 +22043,7 @@
       <w:tr>
         <w:tc>
           <w:tcPr/>
-          <w:bookmarkStart w:id="164" w:name="supptbl-standard-main-results"/>
+          <w:bookmarkStart w:id="165" w:name="supptbl-standard-main-results"/>
           <w:tbl>
             <w:tblPr>
               <w:tblStyle w:val="Table"/>
@@ -22669,12 +22683,12 @@
               <w:t xml:space="preserve">Table S10: Main outcomes comparing antihypertensive treatment guidelines with and without race adjustment (Mean [Monte Carlo standard error])</w:t>
             </w:r>
           </w:p>
-          <w:bookmarkEnd w:id="164"/>
+          <w:bookmarkEnd w:id="165"/>
         </w:tc>
       </w:tr>
     </w:tbl>
-    <w:bookmarkEnd w:id="165"/>
-    <w:bookmarkStart w:id="252" w:name="sec-results-social-factors"/>
+    <w:bookmarkEnd w:id="166"/>
+    <w:bookmarkStart w:id="253" w:name="sec-results-social-factors"/>
     <w:p>
       <w:pPr>
         <w:pStyle w:val="Heading3"/>
@@ -22696,7 +22710,7 @@
       <w:tr>
         <w:tc>
           <w:tcPr/>
-          <w:bookmarkStart w:id="166" w:name="supptbl-sff-cohort"/>
+          <w:bookmarkStart w:id="167" w:name="supptbl-sff-cohort"/>
           <w:tbl>
             <w:tblPr>
               <w:tblStyle w:val="Table"/>
@@ -23233,7 +23247,7 @@
               <w:t xml:space="preserve">Table S11: Demographic and clinical characteristics of simulation cohort by race in secondary analysis (SD: standard deviation)</w:t>
             </w:r>
           </w:p>
-          <w:bookmarkEnd w:id="166"/>
+          <w:bookmarkEnd w:id="167"/>
         </w:tc>
       </w:tr>
     </w:tbl>
@@ -23258,7 +23272,7 @@
       <w:tr>
         <w:tc>
           <w:tcPr/>
-          <w:bookmarkStart w:id="167" w:name="supptbl-sff-main-results"/>
+          <w:bookmarkStart w:id="168" w:name="supptbl-sff-main-results"/>
           <w:tbl>
             <w:tblPr>
               <w:tblStyle w:val="Table"/>
@@ -23898,7 +23912,7 @@
               <w:t xml:space="preserve">Table S12: Main outcomes comparing antihypertensive treatment guidelines with and without race adjustment in secondary analysis (Mean [Monte Carlo standard error])</w:t>
             </w:r>
           </w:p>
-          <w:bookmarkEnd w:id="167"/>
+          <w:bookmarkEnd w:id="168"/>
         </w:tc>
       </w:tr>
     </w:tbl>
@@ -23910,7 +23924,7 @@
         <w:t xml:space="preserve"> </w:t>
       </w:r>
     </w:p>
-    <w:bookmarkStart w:id="188" w:name="suppfig-sff-results-race"/>
+    <w:bookmarkStart w:id="189" w:name="suppfig-sff-results-race"/>
     <w:tbl>
       <w:tblPr>
         <w:tblStyle w:val="Table"/>
@@ -23940,31 +23954,31 @@
             <w:tr>
               <w:tc>
                 <w:tcPr/>
-                <w:bookmarkStart w:id="172" w:name="suppfig-second-le"/>
-                <w:p>
-                  <w:pPr>
-                    <w:pStyle w:val="Compact"/>
-                    <w:jc w:val="center"/>
-                    <w:jc w:val="left"/>
-                  </w:pPr>
-                  <w:bookmarkStart w:id="171" w:name="suppfig-second-le"/>
+                <w:bookmarkStart w:id="173" w:name="suppfig-second-le"/>
+                <w:p>
+                  <w:pPr>
+                    <w:pStyle w:val="Compact"/>
+                    <w:jc w:val="center"/>
+                    <w:jc w:val="left"/>
+                  </w:pPr>
+                  <w:bookmarkStart w:id="172" w:name="suppfig-second-le"/>
                   <w:r>
                     <w:drawing>
                       <wp:inline>
                         <wp:extent cx="1481328" cy="1040684"/>
                         <wp:effectExtent b="0" l="0" r="0" t="0"/>
-                        <wp:docPr descr="" title="" id="169" name="Picture"/>
+                        <wp:docPr descr="" title="" id="170" name="Picture"/>
                         <a:graphic>
                           <a:graphicData uri="http://schemas.openxmlformats.org/drawingml/2006/picture">
                             <pic:pic>
                               <pic:nvPicPr>
-                                <pic:cNvPr descr="figures/social/main_results_by_race_years_to_death.png" id="170" name="Picture"/>
+                                <pic:cNvPr descr="figures/social/main_results_by_race_years_to_death.png" id="171" name="Picture"/>
                                 <pic:cNvPicPr>
                                   <a:picLocks noChangeArrowheads="1" noChangeAspect="1"/>
                                 </pic:cNvPicPr>
                               </pic:nvPicPr>
                               <pic:blipFill>
-                                <a:blip r:embed="rId168"/>
+                                <a:blip r:embed="rId169"/>
                                 <a:stretch>
                                   <a:fillRect/>
                                 </a:stretch>
@@ -23990,7 +24004,7 @@
                       </wp:inline>
                     </w:drawing>
                   </w:r>
-                  <w:bookmarkEnd w:id="171"/>
+                  <w:bookmarkEnd w:id="172"/>
                 </w:p>
                 <w:p>
                   <w:pPr>
@@ -24006,7 +24020,7 @@
                     <w:t xml:space="preserve">(a)</w:t>
                   </w:r>
                 </w:p>
-                <w:bookmarkEnd w:id="172"/>
+                <w:bookmarkEnd w:id="173"/>
               </w:tc>
             </w:tr>
           </w:tbl>
@@ -24038,31 +24052,31 @@
             <w:tr>
               <w:tc>
                 <w:tcPr/>
-                <w:bookmarkStart w:id="177" w:name="suppfig-second-sick"/>
-                <w:p>
-                  <w:pPr>
-                    <w:pStyle w:val="Compact"/>
-                    <w:jc w:val="center"/>
-                    <w:jc w:val="left"/>
-                  </w:pPr>
-                  <w:bookmarkStart w:id="176" w:name="suppfig-second-sick"/>
+                <w:bookmarkStart w:id="178" w:name="suppfig-second-sick"/>
+                <w:p>
+                  <w:pPr>
+                    <w:pStyle w:val="Compact"/>
+                    <w:jc w:val="center"/>
+                    <w:jc w:val="left"/>
+                  </w:pPr>
+                  <w:bookmarkStart w:id="177" w:name="suppfig-second-sick"/>
                   <w:r>
                     <w:drawing>
                       <wp:inline>
                         <wp:extent cx="1481328" cy="1032315"/>
                         <wp:effectExtent b="0" l="0" r="0" t="0"/>
-                        <wp:docPr descr="" title="" id="174" name="Picture"/>
+                        <wp:docPr descr="" title="" id="175" name="Picture"/>
                         <a:graphic>
                           <a:graphicData uri="http://schemas.openxmlformats.org/drawingml/2006/picture">
                             <pic:pic>
                               <pic:nvPicPr>
-                                <pic:cNvPr descr="figures/social/main_results_by_race_years_sick.png" id="175" name="Picture"/>
+                                <pic:cNvPr descr="figures/social/main_results_by_race_years_sick.png" id="176" name="Picture"/>
                                 <pic:cNvPicPr>
                                   <a:picLocks noChangeArrowheads="1" noChangeAspect="1"/>
                                 </pic:cNvPicPr>
                               </pic:nvPicPr>
                               <pic:blipFill>
-                                <a:blip r:embed="rId173"/>
+                                <a:blip r:embed="rId174"/>
                                 <a:stretch>
                                   <a:fillRect/>
                                 </a:stretch>
@@ -24088,7 +24102,7 @@
                       </wp:inline>
                     </w:drawing>
                   </w:r>
-                  <w:bookmarkEnd w:id="176"/>
+                  <w:bookmarkEnd w:id="177"/>
                 </w:p>
                 <w:p>
                   <w:pPr>
@@ -24104,7 +24118,7 @@
                     <w:t xml:space="preserve">(b)</w:t>
                   </w:r>
                 </w:p>
-                <w:bookmarkEnd w:id="177"/>
+                <w:bookmarkEnd w:id="178"/>
               </w:tc>
             </w:tr>
           </w:tbl>
@@ -24156,31 +24170,31 @@
             <w:tr>
               <w:tc>
                 <w:tcPr/>
-                <w:bookmarkStart w:id="182" w:name="suppfig-second-treated"/>
-                <w:p>
-                  <w:pPr>
-                    <w:pStyle w:val="Compact"/>
-                    <w:jc w:val="center"/>
-                    <w:jc w:val="left"/>
-                  </w:pPr>
-                  <w:bookmarkStart w:id="181" w:name="suppfig-second-treated"/>
+                <w:bookmarkStart w:id="183" w:name="suppfig-second-treated"/>
+                <w:p>
+                  <w:pPr>
+                    <w:pStyle w:val="Compact"/>
+                    <w:jc w:val="center"/>
+                    <w:jc w:val="left"/>
+                  </w:pPr>
+                  <w:bookmarkStart w:id="182" w:name="suppfig-second-treated"/>
                   <w:r>
                     <w:drawing>
                       <wp:inline>
                         <wp:extent cx="1481328" cy="1007523"/>
                         <wp:effectExtent b="0" l="0" r="0" t="0"/>
-                        <wp:docPr descr="" title="" id="179" name="Picture"/>
+                        <wp:docPr descr="" title="" id="180" name="Picture"/>
                         <a:graphic>
                           <a:graphicData uri="http://schemas.openxmlformats.org/drawingml/2006/picture">
                             <pic:pic>
                               <pic:nvPicPr>
-                                <pic:cNvPr descr="figures/social/main_results_by_race_years_treated.png" id="180" name="Picture"/>
+                                <pic:cNvPr descr="figures/social/main_results_by_race_years_treated.png" id="181" name="Picture"/>
                                 <pic:cNvPicPr>
                                   <a:picLocks noChangeArrowheads="1" noChangeAspect="1"/>
                                 </pic:cNvPicPr>
                               </pic:nvPicPr>
                               <pic:blipFill>
-                                <a:blip r:embed="rId178"/>
+                                <a:blip r:embed="rId179"/>
                                 <a:stretch>
                                   <a:fillRect/>
                                 </a:stretch>
@@ -24206,7 +24220,7 @@
                       </wp:inline>
                     </w:drawing>
                   </w:r>
-                  <w:bookmarkEnd w:id="181"/>
+                  <w:bookmarkEnd w:id="182"/>
                 </w:p>
                 <w:p>
                   <w:pPr>
@@ -24222,7 +24236,7 @@
                     <w:t xml:space="preserve">(c)</w:t>
                   </w:r>
                 </w:p>
-                <w:bookmarkEnd w:id="182"/>
+                <w:bookmarkEnd w:id="183"/>
               </w:tc>
             </w:tr>
           </w:tbl>
@@ -24254,31 +24268,31 @@
             <w:tr>
               <w:tc>
                 <w:tcPr/>
-                <w:bookmarkStart w:id="187" w:name="suppfig-second-sick-treated"/>
-                <w:p>
-                  <w:pPr>
-                    <w:pStyle w:val="Compact"/>
-                    <w:jc w:val="center"/>
-                    <w:jc w:val="left"/>
-                  </w:pPr>
-                  <w:bookmarkStart w:id="186" w:name="suppfig-second-sick-treated"/>
+                <w:bookmarkStart w:id="188" w:name="suppfig-second-sick-treated"/>
+                <w:p>
+                  <w:pPr>
+                    <w:pStyle w:val="Compact"/>
+                    <w:jc w:val="center"/>
+                    <w:jc w:val="left"/>
+                  </w:pPr>
+                  <w:bookmarkStart w:id="187" w:name="suppfig-second-sick-treated"/>
                   <w:r>
                     <w:drawing>
                       <wp:inline>
                         <wp:extent cx="1481328" cy="982849"/>
                         <wp:effectExtent b="0" l="0" r="0" t="0"/>
-                        <wp:docPr descr="" title="" id="184" name="Picture"/>
+                        <wp:docPr descr="" title="" id="185" name="Picture"/>
                         <a:graphic>
                           <a:graphicData uri="http://schemas.openxmlformats.org/drawingml/2006/picture">
                             <pic:pic>
                               <pic:nvPicPr>
-                                <pic:cNvPr descr="figures/social/main_results_by_race_years_sick_treated.png" id="185" name="Picture"/>
+                                <pic:cNvPr descr="figures/social/main_results_by_race_years_sick_treated.png" id="186" name="Picture"/>
                                 <pic:cNvPicPr>
                                   <a:picLocks noChangeArrowheads="1" noChangeAspect="1"/>
                                 </pic:cNvPicPr>
                               </pic:nvPicPr>
                               <pic:blipFill>
-                                <a:blip r:embed="rId183"/>
+                                <a:blip r:embed="rId184"/>
                                 <a:stretch>
                                   <a:fillRect/>
                                 </a:stretch>
@@ -24304,7 +24318,7 @@
                       </wp:inline>
                     </w:drawing>
                   </w:r>
-                  <w:bookmarkEnd w:id="186"/>
+                  <w:bookmarkEnd w:id="187"/>
                 </w:p>
                 <w:p>
                   <w:pPr>
@@ -24320,7 +24334,7 @@
                     <w:t xml:space="preserve">(d)</w:t>
                   </w:r>
                 </w:p>
-                <w:bookmarkEnd w:id="187"/>
+                <w:bookmarkEnd w:id="188"/>
               </w:tc>
             </w:tr>
           </w:tbl>
@@ -24340,7 +24354,7 @@
         <w:t xml:space="preserve">Figure S10: Comparing antihypertensive treatment guidelines with and without race adjustment for non-Hispanic Black and non-Hispanic white adults (secondary analysis). Outcomes: (a) life expectancy, (b) years with stage 1 or 2 hypertension, (c) years on antihypertensive treatment, (d) years with uncontrolled hypertension</w:t>
       </w:r>
     </w:p>
-    <w:bookmarkEnd w:id="188"/>
+    <w:bookmarkEnd w:id="189"/>
     <w:p>
       <w:pPr>
         <w:pStyle w:val="BodyText"/>
@@ -24362,7 +24376,7 @@
       <w:tr>
         <w:tc>
           <w:tcPr/>
-          <w:bookmarkStart w:id="189" w:name="supptbl-sff-results-by-race"/>
+          <w:bookmarkStart w:id="190" w:name="supptbl-sff-results-by-race"/>
           <w:tbl>
             <w:tblPr>
               <w:tblStyle w:val="Table"/>
@@ -25383,7 +25397,7 @@
               <w:t xml:space="preserve">Table S13: Main outcomes for non-Hispanic Black and non-Hispanic white adults comparing antihypertensive treatment guidelines with and without race adjustment in secondary analysis (Mean [Monte Carlo standard error])</w:t>
             </w:r>
           </w:p>
-          <w:bookmarkEnd w:id="189"/>
+          <w:bookmarkEnd w:id="190"/>
         </w:tc>
       </w:tr>
     </w:tbl>
@@ -25408,7 +25422,7 @@
       <w:tr>
         <w:tc>
           <w:tcPr/>
-          <w:bookmarkStart w:id="190" w:name="supptbl-main-results-by-race-insurance"/>
+          <w:bookmarkStart w:id="191" w:name="supptbl-main-results-by-race-insurance"/>
           <w:tbl>
             <w:tblPr>
               <w:tblStyle w:val="Table"/>
@@ -26890,12 +26904,12 @@
               <w:t xml:space="preserve">Table S14: Main outcomes for non-Hispanic Black and non-Hispanic white adults comparing antihypertensive treatment guidelines with and without race adjustment by insurance status in secondary analysis (Mean [Monte Carlo standard error])</w:t>
             </w:r>
           </w:p>
-          <w:bookmarkEnd w:id="190"/>
+          <w:bookmarkEnd w:id="191"/>
         </w:tc>
       </w:tr>
     </w:tbl>
-    <w:bookmarkStart w:id="251" w:name="refs"/>
-    <w:bookmarkStart w:id="191" w:name="ref-navar2016temporal"/>
+    <w:bookmarkStart w:id="252" w:name="refs"/>
+    <w:bookmarkStart w:id="192" w:name="ref-navar2016temporal"/>
     <w:p>
       <w:pPr>
         <w:pStyle w:val="Bibliography"/>
@@ -26939,8 +26953,8 @@
         <w:t xml:space="preserve">. 2016;316:2041–3.</w:t>
       </w:r>
     </w:p>
-    <w:bookmarkEnd w:id="191"/>
-    <w:bookmarkStart w:id="192" w:name="ref-aggarwal2021racial"/>
+    <w:bookmarkEnd w:id="192"/>
+    <w:bookmarkStart w:id="193" w:name="ref-aggarwal2021racial"/>
     <w:p>
       <w:pPr>
         <w:pStyle w:val="Bibliography"/>
@@ -26984,8 +26998,8 @@
         <w:t xml:space="preserve">. 2021;78:1719–26.</w:t>
       </w:r>
     </w:p>
-    <w:bookmarkEnd w:id="192"/>
-    <w:bookmarkStart w:id="193" w:name="ref-muntner2018potential"/>
+    <w:bookmarkEnd w:id="193"/>
+    <w:bookmarkStart w:id="194" w:name="ref-muntner2018potential"/>
     <w:p>
       <w:pPr>
         <w:pStyle w:val="Bibliography"/>
@@ -27029,8 +27043,8 @@
         <w:t xml:space="preserve">. 2018;71:109–18.</w:t>
       </w:r>
     </w:p>
-    <w:bookmarkEnd w:id="193"/>
-    <w:bookmarkStart w:id="195" w:name="ref-cdc2023million"/>
+    <w:bookmarkEnd w:id="194"/>
+    <w:bookmarkStart w:id="196" w:name="ref-cdc2023million"/>
     <w:p>
       <w:pPr>
         <w:pStyle w:val="Bibliography"/>
@@ -27050,7 +27064,7 @@
       <w:r>
         <w:t xml:space="preserve"> </w:t>
       </w:r>
-      <w:hyperlink r:id="rId194">
+      <w:hyperlink r:id="rId195">
         <w:r>
           <w:rPr>
             <w:rStyle w:val="Hyperlink"/>
@@ -27059,8 +27073,8 @@
         </w:r>
       </w:hyperlink>
     </w:p>
-    <w:bookmarkEnd w:id="195"/>
-    <w:bookmarkStart w:id="196" w:name="ref-muntner2020trends"/>
+    <w:bookmarkEnd w:id="196"/>
+    <w:bookmarkStart w:id="197" w:name="ref-muntner2020trends"/>
     <w:p>
       <w:pPr>
         <w:pStyle w:val="Bibliography"/>
@@ -27104,8 +27118,8 @@
         <w:t xml:space="preserve">. 2020;324:1190–200.</w:t>
       </w:r>
     </w:p>
-    <w:bookmarkEnd w:id="196"/>
-    <w:bookmarkStart w:id="197" w:name="ref-whelton20182017"/>
+    <w:bookmarkEnd w:id="197"/>
+    <w:bookmarkStart w:id="198" w:name="ref-whelton20182017"/>
     <w:p>
       <w:pPr>
         <w:pStyle w:val="Bibliography"/>
@@ -27149,8 +27163,8 @@
         <w:t xml:space="preserve">. 2018;71:e127–248.</w:t>
       </w:r>
     </w:p>
-    <w:bookmarkEnd w:id="197"/>
-    <w:bookmarkStart w:id="198" w:name="ref-wright2005outcomes"/>
+    <w:bookmarkEnd w:id="198"/>
+    <w:bookmarkStart w:id="199" w:name="ref-wright2005outcomes"/>
     <w:p>
       <w:pPr>
         <w:pStyle w:val="Bibliography"/>
@@ -27194,8 +27208,8 @@
         <w:t xml:space="preserve">. 2005;293:1595–608.</w:t>
       </w:r>
     </w:p>
-    <w:bookmarkEnd w:id="198"/>
-    <w:bookmarkStart w:id="199" w:name="ref-leenen2006clinical"/>
+    <w:bookmarkEnd w:id="199"/>
+    <w:bookmarkStart w:id="200" w:name="ref-leenen2006clinical"/>
     <w:p>
       <w:pPr>
         <w:pStyle w:val="Bibliography"/>
@@ -27239,8 +27253,8 @@
         <w:t xml:space="preserve">. 2006;48:374–84.</w:t>
       </w:r>
     </w:p>
-    <w:bookmarkEnd w:id="199"/>
-    <w:bookmarkStart w:id="200" w:name="ref-wright2008clinical"/>
+    <w:bookmarkEnd w:id="200"/>
+    <w:bookmarkStart w:id="201" w:name="ref-wright2008clinical"/>
     <w:p>
       <w:pPr>
         <w:pStyle w:val="Bibliography"/>
@@ -27284,8 +27298,8 @@
         <w:t xml:space="preserve">. 2008;168:207–17.</w:t>
       </w:r>
     </w:p>
-    <w:bookmarkEnd w:id="200"/>
-    <w:bookmarkStart w:id="201" w:name="ref-james20142014"/>
+    <w:bookmarkEnd w:id="201"/>
+    <w:bookmarkStart w:id="202" w:name="ref-james20142014"/>
     <w:p>
       <w:pPr>
         <w:pStyle w:val="Bibliography"/>
@@ -27329,8 +27343,8 @@
         <w:t xml:space="preserve">. 2014;311:507–20.</w:t>
       </w:r>
     </w:p>
-    <w:bookmarkEnd w:id="201"/>
-    <w:bookmarkStart w:id="202" w:name="ref-williams20182018"/>
+    <w:bookmarkEnd w:id="202"/>
+    <w:bookmarkStart w:id="203" w:name="ref-williams20182018"/>
     <w:p>
       <w:pPr>
         <w:pStyle w:val="Bibliography"/>
@@ -27374,8 +27388,8 @@
         <w:t xml:space="preserve">. 2018;39:3021–104.</w:t>
       </w:r>
     </w:p>
-    <w:bookmarkEnd w:id="202"/>
-    <w:bookmarkStart w:id="203" w:name="ref-vyas2020hidden"/>
+    <w:bookmarkEnd w:id="203"/>
+    <w:bookmarkStart w:id="204" w:name="ref-vyas2020hidden"/>
     <w:p>
       <w:pPr>
         <w:pStyle w:val="Bibliography"/>
@@ -27393,8 +27407,8 @@
         <w:t xml:space="preserve">Vyas DA, Eisenstein LG, Jones DS. Hidden in plain sight—reconsidering the use of race correction in clinical algorithms. New England Journal of Medicine. 2020;383:874–82.</w:t>
       </w:r>
     </w:p>
-    <w:bookmarkEnd w:id="203"/>
-    <w:bookmarkStart w:id="204" w:name="ref-cerdena2020race"/>
+    <w:bookmarkEnd w:id="204"/>
+    <w:bookmarkStart w:id="205" w:name="ref-cerdena2020race"/>
     <w:p>
       <w:pPr>
         <w:pStyle w:val="Bibliography"/>
@@ -27425,8 +27439,8 @@
         <w:t xml:space="preserve">. 2020;396:1125–8.</w:t>
       </w:r>
     </w:p>
-    <w:bookmarkEnd w:id="204"/>
-    <w:bookmarkStart w:id="205" w:name="ref-neal2021racial"/>
+    <w:bookmarkEnd w:id="205"/>
+    <w:bookmarkStart w:id="206" w:name="ref-neal2021racial"/>
     <w:p>
       <w:pPr>
         <w:pStyle w:val="Bibliography"/>
@@ -27457,8 +27471,8 @@
         <w:t xml:space="preserve">. 2021;16:1120–1.</w:t>
       </w:r>
     </w:p>
-    <w:bookmarkEnd w:id="205"/>
-    <w:bookmarkStart w:id="206" w:name="ref-wright2022eliminating"/>
+    <w:bookmarkEnd w:id="206"/>
+    <w:bookmarkStart w:id="207" w:name="ref-wright2022eliminating"/>
     <w:p>
       <w:pPr>
         <w:pStyle w:val="Bibliography"/>
@@ -27502,8 +27516,8 @@
         <w:t xml:space="preserve">. 2022;150:e2022057998.</w:t>
       </w:r>
     </w:p>
-    <w:bookmarkEnd w:id="206"/>
-    <w:bookmarkStart w:id="207" w:name="ref-borrell2021race"/>
+    <w:bookmarkEnd w:id="207"/>
+    <w:bookmarkStart w:id="208" w:name="ref-borrell2021race"/>
     <w:p>
       <w:pPr>
         <w:pStyle w:val="Bibliography"/>
@@ -27534,8 +27548,8 @@
         <w:t xml:space="preserve"> Race and genetic ancestry in medicine—a time for reckoning with racism. New England Journal of Medicine. 2021;384:474–80.</w:t>
       </w:r>
     </w:p>
-    <w:bookmarkEnd w:id="207"/>
-    <w:bookmarkStart w:id="208" w:name="ref-inker2021new"/>
+    <w:bookmarkEnd w:id="208"/>
+    <w:bookmarkStart w:id="209" w:name="ref-inker2021new"/>
     <w:p>
       <w:pPr>
         <w:pStyle w:val="Bibliography"/>
@@ -27579,8 +27593,8 @@
         <w:t xml:space="preserve">. 2021;385:1737–49.</w:t>
       </w:r>
     </w:p>
-    <w:bookmarkEnd w:id="208"/>
-    <w:bookmarkStart w:id="209" w:name="ref-khan2024development"/>
+    <w:bookmarkEnd w:id="209"/>
+    <w:bookmarkStart w:id="210" w:name="ref-khan2024development"/>
     <w:p>
       <w:pPr>
         <w:pStyle w:val="Bibliography"/>
@@ -27624,8 +27638,8 @@
         <w:t xml:space="preserve">. 2024;149:430–49.</w:t>
       </w:r>
     </w:p>
-    <w:bookmarkEnd w:id="209"/>
-    <w:bookmarkStart w:id="210" w:name="ref-ndumele2025role"/>
+    <w:bookmarkEnd w:id="210"/>
+    <w:bookmarkStart w:id="211" w:name="ref-ndumele2025role"/>
     <w:p>
       <w:pPr>
         <w:pStyle w:val="Bibliography"/>
@@ -27656,8 +27670,8 @@
         <w:t xml:space="preserve">. 2025;151:741–3.</w:t>
       </w:r>
     </w:p>
-    <w:bookmarkEnd w:id="210"/>
-    <w:bookmarkStart w:id="211" w:name="ref-writing20252025"/>
+    <w:bookmarkEnd w:id="211"/>
+    <w:bookmarkStart w:id="212" w:name="ref-writing20252025"/>
     <w:p>
       <w:pPr>
         <w:pStyle w:val="Bibliography"/>
@@ -27701,8 +27715,8 @@
         <w:t xml:space="preserve">. 2025;152:e114–218.</w:t>
       </w:r>
     </w:p>
-    <w:bookmarkEnd w:id="211"/>
-    <w:bookmarkStart w:id="212" w:name="ref-rose2025ai"/>
+    <w:bookmarkEnd w:id="212"/>
+    <w:bookmarkStart w:id="213" w:name="ref-rose2025ai"/>
     <w:p>
       <w:pPr>
         <w:pStyle w:val="Bibliography"/>
@@ -27733,8 +27747,8 @@
         <w:t xml:space="preserve">. American Medical Association 2025:e251904–4.</w:t>
       </w:r>
     </w:p>
-    <w:bookmarkEnd w:id="212"/>
-    <w:bookmarkStart w:id="213" w:name="ref-CDC2018"/>
+    <w:bookmarkEnd w:id="213"/>
+    <w:bookmarkStart w:id="214" w:name="ref-CDC2018"/>
     <w:p>
       <w:pPr>
         <w:pStyle w:val="Bibliography"/>
@@ -27752,8 +27766,8 @@
         <w:t xml:space="preserve">Health USD of, Human Services C for DC, Prevention. National health and nutrition examination survey data. 2018.</w:t>
       </w:r>
     </w:p>
-    <w:bookmarkEnd w:id="213"/>
-    <w:bookmarkStart w:id="214" w:name="ref-phillips2024every"/>
+    <w:bookmarkEnd w:id="214"/>
+    <w:bookmarkStart w:id="215" w:name="ref-phillips2024every"/>
     <w:p>
       <w:pPr>
         <w:pStyle w:val="Bibliography"/>
@@ -27784,8 +27798,8 @@
         <w:t xml:space="preserve">. 2024.</w:t>
       </w:r>
     </w:p>
-    <w:bookmarkEnd w:id="214"/>
-    <w:bookmarkStart w:id="215" w:name="ref-arias2023united"/>
+    <w:bookmarkEnd w:id="215"/>
+    <w:bookmarkStart w:id="216" w:name="ref-arias2023united"/>
     <w:p>
       <w:pPr>
         <w:pStyle w:val="Bibliography"/>
@@ -27803,8 +27817,8 @@
         <w:t xml:space="preserve">Arias E, Xu J, Kochanek K. United states life tables, 2021. 2023.</w:t>
       </w:r>
     </w:p>
-    <w:bookmarkEnd w:id="215"/>
-    <w:bookmarkStart w:id="216" w:name="ref-phillips2017prime"/>
+    <w:bookmarkEnd w:id="216"/>
+    <w:bookmarkStart w:id="217" w:name="ref-phillips2017prime"/>
     <w:p>
       <w:pPr>
         <w:pStyle w:val="Bibliography"/>
@@ -27822,8 +27836,8 @@
         <w:t xml:space="preserve">Phillips R. The PRIME registry helps thousands of primary care clinicians liberate EHR data and prepare for MIPS. 2017.</w:t>
       </w:r>
     </w:p>
-    <w:bookmarkEnd w:id="216"/>
-    <w:bookmarkStart w:id="217" w:name="ref-hansen2005ambulatory"/>
+    <w:bookmarkEnd w:id="217"/>
+    <w:bookmarkStart w:id="218" w:name="ref-hansen2005ambulatory"/>
     <w:p>
       <w:pPr>
         <w:pStyle w:val="Bibliography"/>
@@ -27867,8 +27881,8 @@
         <w:t xml:space="preserve">. 2005;45:499–504.</w:t>
       </w:r>
     </w:p>
-    <w:bookmarkEnd w:id="217"/>
-    <w:bookmarkStart w:id="218" w:name="ref-antihypertensive2002major"/>
+    <w:bookmarkEnd w:id="218"/>
+    <w:bookmarkStart w:id="219" w:name="ref-antihypertensive2002major"/>
     <w:p>
       <w:pPr>
         <w:pStyle w:val="Bibliography"/>
@@ -27912,8 +27926,8 @@
         <w:t xml:space="preserve">. 2002;288:2981–97.</w:t>
       </w:r>
     </w:p>
-    <w:bookmarkEnd w:id="218"/>
-    <w:bookmarkStart w:id="219" w:name="ref-holt2022differences"/>
+    <w:bookmarkEnd w:id="219"/>
+    <w:bookmarkStart w:id="220" w:name="ref-holt2022differences"/>
     <w:p>
       <w:pPr>
         <w:pStyle w:val="Bibliography"/>
@@ -27957,8 +27971,8 @@
         <w:t xml:space="preserve">. 2022;35:26–34.</w:t>
       </w:r>
     </w:p>
-    <w:bookmarkEnd w:id="219"/>
-    <w:bookmarkStart w:id="221" w:name="ref-National2024what"/>
+    <w:bookmarkEnd w:id="220"/>
+    <w:bookmarkStart w:id="222" w:name="ref-National2024what"/>
     <w:p>
       <w:pPr>
         <w:pStyle w:val="Bibliography"/>
@@ -27972,7 +27986,7 @@
       <w:r>
         <w:t xml:space="preserve">	</w:t>
       </w:r>
-      <w:hyperlink r:id="rId220">
+      <w:hyperlink r:id="rId221">
         <w:r>
           <w:rPr>
             <w:rStyle w:val="Hyperlink"/>
@@ -27984,8 +27998,8 @@
         <w:t xml:space="preserve"> National Heart Lung and Blood Institute. 2024.</w:t>
       </w:r>
     </w:p>
-    <w:bookmarkEnd w:id="221"/>
-    <w:bookmarkStart w:id="222" w:name="ref-cusick2026novel"/>
+    <w:bookmarkEnd w:id="222"/>
+    <w:bookmarkStart w:id="223" w:name="ref-cusick2026novel"/>
     <w:p>
       <w:pPr>
         <w:pStyle w:val="Bibliography"/>
@@ -28029,8 +28043,8 @@
         <w:t xml:space="preserve">. 2026;46:549–59.</w:t>
       </w:r>
     </w:p>
-    <w:bookmarkEnd w:id="222"/>
-    <w:bookmarkStart w:id="223" w:name="ref-butler2013measures"/>
+    <w:bookmarkEnd w:id="223"/>
+    <w:bookmarkStart w:id="224" w:name="ref-butler2013measures"/>
     <w:p>
       <w:pPr>
         <w:pStyle w:val="Bibliography"/>
@@ -28074,8 +28088,8 @@
         <w:t xml:space="preserve">. 2013;48:539–59.</w:t>
       </w:r>
     </w:p>
-    <w:bookmarkEnd w:id="223"/>
-    <w:bookmarkStart w:id="224" w:name="ref-wilper2009health"/>
+    <w:bookmarkEnd w:id="224"/>
+    <w:bookmarkStart w:id="225" w:name="ref-wilper2009health"/>
     <w:p>
       <w:pPr>
         <w:pStyle w:val="Bibliography"/>
@@ -28119,8 +28133,8 @@
         <w:t xml:space="preserve">. 2009;99:2289–95.</w:t>
       </w:r>
     </w:p>
-    <w:bookmarkEnd w:id="224"/>
-    <w:bookmarkStart w:id="225" w:name="ref-kronick2009health"/>
+    <w:bookmarkEnd w:id="225"/>
+    <w:bookmarkStart w:id="226" w:name="ref-kronick2009health"/>
     <w:p>
       <w:pPr>
         <w:pStyle w:val="Bibliography"/>
@@ -28151,8 +28165,8 @@
         <w:t xml:space="preserve">. 2009;44:1211–31.</w:t>
       </w:r>
     </w:p>
-    <w:bookmarkEnd w:id="225"/>
-    <w:bookmarkStart w:id="227" w:name="ref-tolbert2024uninsured"/>
+    <w:bookmarkEnd w:id="226"/>
+    <w:bookmarkStart w:id="228" w:name="ref-tolbert2024uninsured"/>
     <w:p>
       <w:pPr>
         <w:pStyle w:val="Bibliography"/>
@@ -28172,7 +28186,7 @@
       <w:r>
         <w:t xml:space="preserve"> </w:t>
       </w:r>
-      <w:hyperlink r:id="rId226">
+      <w:hyperlink r:id="rId227">
         <w:r>
           <w:rPr>
             <w:rStyle w:val="Hyperlink"/>
@@ -28197,8 +28211,8 @@
         <w:t xml:space="preserve">. KFF 2024.</w:t>
       </w:r>
     </w:p>
-    <w:bookmarkEnd w:id="227"/>
-    <w:bookmarkStart w:id="228" w:name="ref-fernandez2019medication"/>
+    <w:bookmarkEnd w:id="228"/>
+    <w:bookmarkStart w:id="229" w:name="ref-fernandez2019medication"/>
     <w:p>
       <w:pPr>
         <w:pStyle w:val="Bibliography"/>
@@ -28242,8 +28256,8 @@
         <w:t xml:space="preserve">. 2019;15:744–53.</w:t>
       </w:r>
     </w:p>
-    <w:bookmarkEnd w:id="228"/>
-    <w:bookmarkStart w:id="229" w:name="ref-wright2002effect"/>
+    <w:bookmarkEnd w:id="229"/>
+    <w:bookmarkStart w:id="230" w:name="ref-wright2002effect"/>
     <w:p>
       <w:pPr>
         <w:pStyle w:val="Bibliography"/>
@@ -28287,8 +28301,8 @@
         <w:t xml:space="preserve">. 2002;288:2421–31.</w:t>
       </w:r>
     </w:p>
-    <w:bookmarkEnd w:id="229"/>
-    <w:bookmarkStart w:id="230" w:name="ref-preston1998age"/>
+    <w:bookmarkEnd w:id="230"/>
+    <w:bookmarkStart w:id="231" w:name="ref-preston1998age"/>
     <w:p>
       <w:pPr>
         <w:pStyle w:val="Bibliography"/>
@@ -28332,8 +28346,8 @@
         <w:t xml:space="preserve">. 1998;280:1168–72.</w:t>
       </w:r>
     </w:p>
-    <w:bookmarkEnd w:id="230"/>
-    <w:bookmarkStart w:id="231" w:name="ref-gupta2010ethnic"/>
+    <w:bookmarkEnd w:id="231"/>
+    <w:bookmarkStart w:id="232" w:name="ref-gupta2010ethnic"/>
     <w:p>
       <w:pPr>
         <w:pStyle w:val="Bibliography"/>
@@ -28377,8 +28391,8 @@
         <w:t xml:space="preserve">. 2010;23:1023–30.</w:t>
       </w:r>
     </w:p>
-    <w:bookmarkEnd w:id="231"/>
-    <w:bookmarkStart w:id="232" w:name="ref-gupta2010racial"/>
+    <w:bookmarkEnd w:id="232"/>
+    <w:bookmarkStart w:id="233" w:name="ref-gupta2010racial"/>
     <w:p>
       <w:pPr>
         <w:pStyle w:val="Bibliography"/>
@@ -28409,8 +28423,8 @@
         <w:t xml:space="preserve">. 2010;1:217.</w:t>
       </w:r>
     </w:p>
-    <w:bookmarkEnd w:id="232"/>
-    <w:bookmarkStart w:id="233" w:name="ref-goleva2024racial"/>
+    <w:bookmarkEnd w:id="233"/>
+    <w:bookmarkStart w:id="234" w:name="ref-goleva2024racial"/>
     <w:p>
       <w:pPr>
         <w:pStyle w:val="Bibliography"/>
@@ -28454,8 +28468,8 @@
         <w:t xml:space="preserve">. 2024;116:1544–53.</w:t>
       </w:r>
     </w:p>
-    <w:bookmarkEnd w:id="233"/>
-    <w:bookmarkStart w:id="234" w:name="ref-sehgal2004overlap"/>
+    <w:bookmarkEnd w:id="234"/>
+    <w:bookmarkStart w:id="235" w:name="ref-sehgal2004overlap"/>
     <w:p>
       <w:pPr>
         <w:pStyle w:val="Bibliography"/>
@@ -28486,8 +28500,8 @@
         <w:t xml:space="preserve">. 2004;43:566–72.</w:t>
       </w:r>
     </w:p>
-    <w:bookmarkEnd w:id="234"/>
-    <w:bookmarkStart w:id="235" w:name="ref-hertz2005racial"/>
+    <w:bookmarkEnd w:id="235"/>
+    <w:bookmarkStart w:id="236" w:name="ref-hertz2005racial"/>
     <w:p>
       <w:pPr>
         <w:pStyle w:val="Bibliography"/>
@@ -28531,8 +28545,8 @@
         <w:t xml:space="preserve">. 2005;165:2098–104.</w:t>
       </w:r>
     </w:p>
-    <w:bookmarkEnd w:id="235"/>
-    <w:bookmarkStart w:id="236" w:name="ref-abrahamowicz2023racial"/>
+    <w:bookmarkEnd w:id="236"/>
+    <w:bookmarkStart w:id="237" w:name="ref-abrahamowicz2023racial"/>
     <w:p>
       <w:pPr>
         <w:pStyle w:val="Bibliography"/>
@@ -28576,8 +28590,8 @@
         <w:t xml:space="preserve">. 2023;25:17–27.</w:t>
       </w:r>
     </w:p>
-    <w:bookmarkEnd w:id="236"/>
-    <w:bookmarkStart w:id="237" w:name="ref-cusick2024algorithmic"/>
+    <w:bookmarkEnd w:id="237"/>
+    <w:bookmarkStart w:id="238" w:name="ref-cusick2024algorithmic"/>
     <w:p>
       <w:pPr>
         <w:pStyle w:val="Bibliography"/>
@@ -28621,8 +28635,8 @@
         <w:t xml:space="preserve">. 2024;619–43.</w:t>
       </w:r>
     </w:p>
-    <w:bookmarkEnd w:id="237"/>
-    <w:bookmarkStart w:id="238" w:name="ref-zink2024race"/>
+    <w:bookmarkEnd w:id="238"/>
+    <w:bookmarkStart w:id="239" w:name="ref-zink2024race"/>
     <w:p>
       <w:pPr>
         <w:pStyle w:val="Bibliography"/>
@@ -28653,8 +28667,8 @@
         <w:t xml:space="preserve">. 2024;121:e2402267121.</w:t>
       </w:r>
     </w:p>
-    <w:bookmarkEnd w:id="238"/>
-    <w:bookmarkStart w:id="239" w:name="ref-bonner2023clinical"/>
+    <w:bookmarkEnd w:id="239"/>
+    <w:bookmarkStart w:id="240" w:name="ref-bonner2023clinical"/>
     <w:p>
       <w:pPr>
         <w:pStyle w:val="Bibliography"/>
@@ -28698,8 +28712,8 @@
         <w:t xml:space="preserve">. 2023;158:1061–8.</w:t>
       </w:r>
     </w:p>
-    <w:bookmarkEnd w:id="239"/>
-    <w:bookmarkStart w:id="240" w:name="ref-gilliam2022use"/>
+    <w:bookmarkEnd w:id="240"/>
+    <w:bookmarkStart w:id="241" w:name="ref-gilliam2022use"/>
     <w:p>
       <w:pPr>
         <w:pStyle w:val="Bibliography"/>
@@ -28743,8 +28757,8 @@
         <w:t xml:space="preserve">. 2022;176:804–10.</w:t>
       </w:r>
     </w:p>
-    <w:bookmarkEnd w:id="240"/>
-    <w:bookmarkStart w:id="241" w:name="ref-american2020joint"/>
+    <w:bookmarkEnd w:id="241"/>
+    <w:bookmarkStart w:id="242" w:name="ref-american2020joint"/>
     <w:p>
       <w:pPr>
         <w:pStyle w:val="Bibliography"/>
@@ -28775,8 +28789,8 @@
         <w:t xml:space="preserve"> Joint statement: Collective action addressing racism. 2020.</w:t>
       </w:r>
     </w:p>
-    <w:bookmarkEnd w:id="241"/>
-    <w:bookmarkStart w:id="242" w:name="ref-davidson2021actions"/>
+    <w:bookmarkEnd w:id="242"/>
+    <w:bookmarkStart w:id="243" w:name="ref-davidson2021actions"/>
     <w:p>
       <w:pPr>
         <w:pStyle w:val="Bibliography"/>
@@ -28820,8 +28834,8 @@
         <w:t xml:space="preserve">. 2021;326:2405–11.</w:t>
       </w:r>
     </w:p>
-    <w:bookmarkEnd w:id="242"/>
-    <w:bookmarkStart w:id="243" w:name="ref-ruggenenti1999renoprotective"/>
+    <w:bookmarkEnd w:id="243"/>
+    <w:bookmarkStart w:id="244" w:name="ref-ruggenenti1999renoprotective"/>
     <w:p>
       <w:pPr>
         <w:pStyle w:val="Bibliography"/>
@@ -28865,8 +28879,8 @@
         <w:t xml:space="preserve">. 1999;354:359–64.</w:t>
       </w:r>
     </w:p>
-    <w:bookmarkEnd w:id="243"/>
-    <w:bookmarkStart w:id="244" w:name="ref-brenner2001effects"/>
+    <w:bookmarkEnd w:id="244"/>
+    <w:bookmarkStart w:id="245" w:name="ref-brenner2001effects"/>
     <w:p>
       <w:pPr>
         <w:pStyle w:val="Bibliography"/>
@@ -28910,8 +28924,8 @@
         <w:t xml:space="preserve">. 2001;345:861–9.</w:t>
       </w:r>
     </w:p>
-    <w:bookmarkEnd w:id="244"/>
-    <w:bookmarkStart w:id="245" w:name="ref-brush2024hypertension"/>
+    <w:bookmarkEnd w:id="245"/>
+    <w:bookmarkStart w:id="246" w:name="ref-brush2024hypertension"/>
     <w:p>
       <w:pPr>
         <w:pStyle w:val="Bibliography"/>
@@ -28955,8 +28969,8 @@
         <w:t xml:space="preserve">. 2024;13:e033253.</w:t>
       </w:r>
     </w:p>
-    <w:bookmarkEnd w:id="245"/>
-    <w:bookmarkStart w:id="246" w:name="ref-koenker1999goodness"/>
+    <w:bookmarkEnd w:id="246"/>
+    <w:bookmarkStart w:id="247" w:name="ref-koenker1999goodness"/>
     <w:p>
       <w:pPr>
         <w:pStyle w:val="Bibliography"/>
@@ -28987,8 +29001,8 @@
         <w:t xml:space="preserve">. 1999;94:1296–310.</w:t>
       </w:r>
     </w:p>
-    <w:bookmarkEnd w:id="246"/>
-    <w:bookmarkStart w:id="247" w:name="ref-vasan2002residual"/>
+    <w:bookmarkEnd w:id="247"/>
+    <w:bookmarkStart w:id="248" w:name="ref-vasan2002residual"/>
     <w:p>
       <w:pPr>
         <w:pStyle w:val="Bibliography"/>
@@ -29032,8 +29046,8 @@
         <w:t xml:space="preserve">. 2002;287:1003–10.</w:t>
       </w:r>
     </w:p>
-    <w:bookmarkEnd w:id="247"/>
-    <w:bookmarkStart w:id="248" w:name="ref-chen2019lifetime"/>
+    <w:bookmarkEnd w:id="248"/>
+    <w:bookmarkStart w:id="249" w:name="ref-chen2019lifetime"/>
     <w:p>
       <w:pPr>
         <w:pStyle w:val="Bibliography"/>
@@ -29077,8 +29091,8 @@
         <w:t xml:space="preserve">. 2019;4:455–9.</w:t>
       </w:r>
     </w:p>
-    <w:bookmarkEnd w:id="248"/>
-    <w:bookmarkStart w:id="250" w:name="ref-hill2024health"/>
+    <w:bookmarkEnd w:id="249"/>
+    <w:bookmarkStart w:id="251" w:name="ref-hill2024health"/>
     <w:p>
       <w:pPr>
         <w:pStyle w:val="Bibliography"/>
@@ -29098,7 +29112,7 @@
       <w:r>
         <w:t xml:space="preserve"> </w:t>
       </w:r>
-      <w:hyperlink r:id="rId249">
+      <w:hyperlink r:id="rId250">
         <w:r>
           <w:rPr>
             <w:rStyle w:val="Hyperlink"/>
@@ -29110,10 +29124,10 @@
         <w:t xml:space="preserve">. Published Online First: 2024.</w:t>
       </w:r>
     </w:p>
-    <w:bookmarkEnd w:id="250"/>
     <w:bookmarkEnd w:id="251"/>
     <w:bookmarkEnd w:id="252"/>
     <w:bookmarkEnd w:id="253"/>
+    <w:bookmarkEnd w:id="254"/>
     <w:sectPr>
       <w:footnotePr>
         <w:numRestart w:val="eachSect"/>

--- a/manuscript_draft.docx
+++ b/manuscript_draft.docx
@@ -172,7 +172,7 @@
         <w:t xml:space="preserve"> </w:t>
       </w:r>
       <w:r>
-        <w:t xml:space="preserve">3,446 words</w:t>
+        <w:t xml:space="preserve">3,424 words</w:t>
       </w:r>
     </w:p>
     <w:bookmarkEnd w:id="9"/>
@@ -4911,7 +4911,7 @@
         <w:pStyle w:val="FirstParagraph"/>
       </w:pPr>
       <w:r>
-        <w:t xml:space="preserve">Financial support for this study was provided by the National Institutes of Health and a Stanford Interdisciplinary Graduate Fellowship. Marika Cusick, Fernando Alarid-Escudero, Jeremy D. Goldhaber-Fiebert and Sherri Rose were supported by NIH Director’s Pioneer Award DP1LM014278. Marika Cusick was additionally supported by the Stanford Interdisciplinary Graduate Fellowship. The funding agencies had no role in the design of the study, interpretation of results, or writing of the manuscript. The funding agreement ensured the authors’ independence in designing the study, interpreting the data, writing, and publishing the report.</w:t>
+        <w:t xml:space="preserve">Financial support for this study was provided by the National Institutes of Health. Marika Cusick, Malcolm Barrett, Fernando Alarid-Escudero, Jeremy D. Goldhaber-Fiebert and Sherri Rose were supported by NIH Director’s Pioneer Award DP1LM014278. The funding agencies had no role in the design of the study, interpretation of results, or writing of the manuscript. The funding agreement ensured the authors’ independence in designing the study, interpreting the data, writing, and publishing the report.</w:t>
       </w:r>
     </w:p>
     <w:bookmarkEnd w:id="69"/>

--- a/manuscript_draft.docx
+++ b/manuscript_draft.docx
@@ -55,7 +55,7 @@
         <w:pStyle w:val="Date"/>
       </w:pPr>
       <w:r>
-        <w:t xml:space="preserve">2026-10-04</w:t>
+        <w:t xml:space="preserve">2026-10-22</w:t>
       </w:r>
     </w:p>
     <w:bookmarkStart w:id="9" w:name="abstract"/>
@@ -94,13 +94,13 @@
           <w:b/>
           <w:bCs/>
         </w:rPr>
-        <w:t xml:space="preserve">Materials and methods:</w:t>
+        <w:t xml:space="preserve">Study Setting and Design:</w:t>
       </w:r>
       <w:r>
         <w:t xml:space="preserve"> </w:t>
       </w:r>
       <w:r>
-        <w:t xml:space="preserve">A discrete-time state-transition microsimulation model of hypertension natural history and health system utilization was developed to simulate lifetime trajectories among 100,000 non-Hispanic Black and non-Hispanic white 40-year-old adults. We evaluated the effect of removing race-adjusted antihypertensive treatment recommendations under two scenarios: one assuming racial heterogeneity in treatment effectiveness, reflecting evidence behind prior race-specific guidelines, and the other assuming no racial heterogeneity. Our main outcomes included life expectancy, cumulative incidence and duration of hypertension, and blood pressure control with antihypertensive treatment.</w:t>
+        <w:t xml:space="preserve">We conducted a decision-analytic modeling study using a discrete-time state-transition microsimulation of hypertension natural history and health system utilization. We evaluated the effect of removing race-adjusted antihypertensive treatment recommendations under two scenarios: one assuming racial heterogeneity in treatment effectiveness, reflecting evidence behind prior race-specific guidelines, and the other assuming no racial heterogeneity. Main outcomes included life expectancy, cumulative incidence and duration of hypertension, and blood pressure control with antihypertensive treatment.</w:t>
       </w:r>
     </w:p>
     <w:p>
@@ -112,13 +112,13 @@
           <w:b/>
           <w:bCs/>
         </w:rPr>
-        <w:t xml:space="preserve">Results:</w:t>
+        <w:t xml:space="preserve">Data Sources and Analytic Sample:</w:t>
       </w:r>
       <w:r>
         <w:t xml:space="preserve"> </w:t>
       </w:r>
       <w:r>
-        <w:t xml:space="preserve">Under assumptions of heterogeneous treatment effectiveness by race, guidelines without race adjustment decreased life expectancy among non-Hispanic Black adults by 0.4 years, increasing the life expectancy gap with non-Hispanic white adults from 4.1 to 4.5 years. Hypertension control among non-Hispanic Black adults also worsened. Years with uncontrolled hypertension increased by 0.8 years, widening the disparity with non-Hispanic white adults from 1.7 to 2.5 years. Assuming no racial heterogeneity, these effects were diminished: life expectancy decreased by 0.1 years and years with uncontrolled hypertension increased by 0.2 years, less than one-half and one-quarter of the effects observed under assumptions of heterogeneous treatment effectiveness by race.</w:t>
+        <w:t xml:space="preserve">The microsimulation simulated lifetime trajectories among 100,000 non-Hispanic Black and non-Hispanic white 40-year-old adults. Model parameters were derived from multiple data sources, including the 2013-2018 National Health and Nutrition Examination Survey, the American Board of Family Medicine PRIME primary care electronic health record registry from 2018 and 2024, 2021 U.S. life tables, and published literature.</w:t>
       </w:r>
     </w:p>
     <w:p>
@@ -130,13 +130,13 @@
           <w:b/>
           <w:bCs/>
         </w:rPr>
-        <w:t xml:space="preserve">Discussion:</w:t>
+        <w:t xml:space="preserve">Principal Findings:</w:t>
       </w:r>
       <w:r>
         <w:t xml:space="preserve"> </w:t>
       </w:r>
       <w:r>
-        <w:t xml:space="preserve">The potential effects of removing race-adjusted antihypertensive treatment guidelines depended on assumptions of racial heterogeneity in treatment effectiveness.</w:t>
+        <w:t xml:space="preserve">Under assumptions of heterogeneous treatment effectiveness by race, guidelines without race adjustment decreased life expectancy among non-Hispanic Black adults by 0.4 years, increasing the life expectancy gap with non-Hispanic white adults from 4.1 to 4.5 years. Hypertension control among non-Hispanic Black adults also worsened. Years with uncontrolled hypertension increased by 0.8 years, widening the disparity with non-Hispanic white adults from 1.7 to 2.5 years. Assuming no racial heterogeneity, these effects were diminished: life expectancy decreased by 0.1 years and years with uncontrolled hypertension increased by 0.2 years, less than one-half and one-quarter of the effects observed under assumptions of heterogeneous treatment effectiveness by race.</w:t>
       </w:r>
     </w:p>
     <w:p>
@@ -148,13 +148,13 @@
           <w:b/>
           <w:bCs/>
         </w:rPr>
-        <w:t xml:space="preserve">Conclusion:</w:t>
+        <w:t xml:space="preserve">Conclusions:</w:t>
       </w:r>
       <w:r>
         <w:t xml:space="preserve"> </w:t>
       </w:r>
       <w:r>
-        <w:t xml:space="preserve">Our findings highlight the importance of understanding drivers of previously observed racial differences when considering modifying antihypertensive treatment guidelines.</w:t>
+        <w:t xml:space="preserve">The potential effects of removing race-adjusted antihypertensive treatment guidelines depended on assumptions of racial heterogeneity in treatment effectiveness. Our findings highlight the importance of understanding drivers of previously observed racial differences when considering modifying antihypertensive treatment guidelines.</w:t>
       </w:r>
     </w:p>
     <w:p>
@@ -172,17 +172,17 @@
         <w:t xml:space="preserve"> </w:t>
       </w:r>
       <w:r>
-        <w:t xml:space="preserve">3,424 words</w:t>
+        <w:t xml:space="preserve">3,444 words</w:t>
       </w:r>
     </w:p>
     <w:bookmarkEnd w:id="9"/>
-    <w:bookmarkStart w:id="10" w:name="background-and-significance"/>
+    <w:bookmarkStart w:id="10" w:name="introduction"/>
     <w:p>
       <w:pPr>
         <w:pStyle w:val="Heading2"/>
       </w:pPr>
       <w:r>
-        <w:t xml:space="preserve">1 Background and significance</w:t>
+        <w:t xml:space="preserve">1 Introduction</w:t>
       </w:r>
     </w:p>
     <w:p>
@@ -193,7 +193,10 @@
         <w:t xml:space="preserve">Hypertension affects nearly half of American adults and is a major driver of cardiovascular mortality in the U.S.</w:t>
       </w:r>
       <w:r>
-        <w:t xml:space="preserve">[1]</w:t>
+        <w:rPr>
+          <w:vertAlign w:val="superscript"/>
+        </w:rPr>
+        <w:t xml:space="preserve">1</w:t>
       </w:r>
       <w:r>
         <w:t xml:space="preserve"> </w:t>
@@ -202,7 +205,10 @@
         <w:t xml:space="preserve">The burden of hypertension is not shared equally across the population. Non-Hispanic Black adults have a higher prevalence of hypertension compared with non-Hispanic white, non-Hispanic Asian, and Hispanic adults.</w:t>
       </w:r>
       <w:r>
-        <w:t xml:space="preserve">[2,3]</w:t>
+        <w:rPr>
+          <w:vertAlign w:val="superscript"/>
+        </w:rPr>
+        <w:t xml:space="preserve">2,3</w:t>
       </w:r>
       <w:r>
         <w:t xml:space="preserve"> </w:t>
@@ -211,7 +217,10 @@
         <w:t xml:space="preserve">Furthermore, only one in four adults with hypertension achieve recommended blood pressure targets,</w:t>
       </w:r>
       <w:r>
-        <w:t xml:space="preserve">[4]</w:t>
+        <w:rPr>
+          <w:vertAlign w:val="superscript"/>
+        </w:rPr>
+        <w:t xml:space="preserve">4</w:t>
       </w:r>
       <w:r>
         <w:t xml:space="preserve"> </w:t>
@@ -220,7 +229,10 @@
         <w:t xml:space="preserve">and rates of blood pressure control are lower among non-Hispanic Black, Hispanic, and non-Hispanic Asian adults compared with non-Hispanic white adults.</w:t>
       </w:r>
       <w:r>
-        <w:t xml:space="preserve">[5]</w:t>
+        <w:rPr>
+          <w:vertAlign w:val="superscript"/>
+        </w:rPr>
+        <w:t xml:space="preserve">5</w:t>
       </w:r>
       <w:r>
         <w:t xml:space="preserve"> </w:t>
@@ -229,7 +241,10 @@
         <w:t xml:space="preserve">Previous research suggests that variation in hypertension control is shaped by socioeconomic factors, including income, insurance status, or educational attainment.</w:t>
       </w:r>
       <w:r>
-        <w:t xml:space="preserve">[4,5]</w:t>
+        <w:rPr>
+          <w:vertAlign w:val="superscript"/>
+        </w:rPr>
+        <w:t xml:space="preserve">4,5</w:t>
       </w:r>
     </w:p>
     <w:p>
@@ -240,7 +255,10 @@
         <w:t xml:space="preserve">Most adults with hypertension are advised to make lifestyle modifications and initiate antihypertensive treatment to lower blood pressure and reduce the risk of cardiovascular events.</w:t>
       </w:r>
       <w:r>
-        <w:t xml:space="preserve">[4,6]</w:t>
+        <w:rPr>
+          <w:vertAlign w:val="superscript"/>
+        </w:rPr>
+        <w:t xml:space="preserve">4,6</w:t>
       </w:r>
       <w:r>
         <w:t xml:space="preserve"> </w:t>
@@ -249,7 +267,10 @@
         <w:t xml:space="preserve">The Antihypertensive and Lipid-Lowering Treatment to Prevent Heart Attack Trial (ALLHAT), conducted between 1994 and 2002, compared antihypertensive medication classes in preventing major cardiovascular events. Subgroup analyses from ALLHAT revealed heterogeneity in antihypertensive treatment effectiveness between Black and non-Black adults.</w:t>
       </w:r>
       <w:r>
-        <w:t xml:space="preserve">[7–9]</w:t>
+        <w:rPr>
+          <w:vertAlign w:val="superscript"/>
+        </w:rPr>
+        <w:t xml:space="preserve">7–9</w:t>
       </w:r>
       <w:r>
         <w:t xml:space="preserve"> </w:t>
@@ -258,7 +279,10 @@
         <w:t xml:space="preserve">These findings informed race-specific pharmacologic therapy recommendations for Black adults in major clinical practice guidelines, such as the 2014 Eighth Joint National Committee, 2017 American Heart Association (AHA)/American College of Cardiology (ACC), and 2018 European Society of Cardiology guidelines.</w:t>
       </w:r>
       <w:r>
-        <w:t xml:space="preserve">[6,10,11]</w:t>
+        <w:rPr>
+          <w:vertAlign w:val="superscript"/>
+        </w:rPr>
+        <w:t xml:space="preserve">6,10,11</w:t>
       </w:r>
     </w:p>
     <w:p>
@@ -269,7 +293,10 @@
         <w:t xml:space="preserve">However, the inclusion of race in clinical algorithms and practice guidelines has faced growing criticism for propagating racial bias in clinical decision-making and exacerbating health disparities.</w:t>
       </w:r>
       <w:r>
-        <w:t xml:space="preserve">[12–14]</w:t>
+        <w:rPr>
+          <w:vertAlign w:val="superscript"/>
+        </w:rPr>
+        <w:t xml:space="preserve">12–14</w:t>
       </w:r>
       <w:r>
         <w:t xml:space="preserve"> </w:t>
@@ -278,7 +305,10 @@
         <w:t xml:space="preserve">In response, national organizations have removed race or ethnicity-based adjustments from some clinical equations.</w:t>
       </w:r>
       <w:r>
-        <w:t xml:space="preserve">[15–19]</w:t>
+        <w:rPr>
+          <w:vertAlign w:val="superscript"/>
+        </w:rPr>
+        <w:t xml:space="preserve">15–19</w:t>
       </w:r>
       <w:r>
         <w:t xml:space="preserve"> </w:t>
@@ -287,17 +317,49 @@
         <w:t xml:space="preserve">Recently, the 2025 AHA/ACC guidelines on the prevention, detection, evaluation, and management of high blood pressure in adults removed race-specific recommendations for antihypertensive treatment.</w:t>
       </w:r>
       <w:r>
-        <w:t xml:space="preserve">[20]</w:t>
+        <w:rPr>
+          <w:vertAlign w:val="superscript"/>
+        </w:rPr>
+        <w:t xml:space="preserve">20</w:t>
+      </w:r>
+    </w:p>
+    <w:p>
+      <w:pPr>
+        <w:pStyle w:val="BodyText"/>
+      </w:pPr>
+      <w:r>
+        <w:t xml:space="preserve">The implications of removing race-adjusted antihypertensive treatment recommendations for health outcomes and racial/ethnic disparities remain unclear, in particular given uncertainty in the existence of racial heterogeneity in treatment effectiveness. Rigorous evaluations of clinical guideline changes are critical to assess their potential impact and minimize unintended harm.</w:t>
+      </w:r>
+      <w:r>
+        <w:rPr>
+          <w:vertAlign w:val="superscript"/>
+        </w:rPr>
+        <w:t xml:space="preserve">21</w:t>
+      </w:r>
+      <w:r>
+        <w:t xml:space="preserve"> </w:t>
+      </w:r>
+      <w:r>
+        <w:t xml:space="preserve">In this study, we developed a microsimulation model to estimate the impact of removing race-adjusted recommendations on health outcomes, healthcare utilization, and racial/ethnic disparities between non-Hispanic Black and non-Hispanic white adults. To reflect the uncertainty of racial heterogeneity in treatment effectiveness, we considered two scenarios: one assuming race-specific treatment effects and another assuming equal effectiveness across racial groups.</w:t>
       </w:r>
     </w:p>
     <w:bookmarkEnd w:id="10"/>
-    <w:bookmarkStart w:id="11" w:name="objective"/>
+    <w:bookmarkStart w:id="24" w:name="materials-and-methods"/>
     <w:p>
       <w:pPr>
         <w:pStyle w:val="Heading2"/>
       </w:pPr>
       <w:r>
-        <w:t xml:space="preserve">2 Objective</w:t>
+        <w:t xml:space="preserve">2 Materials and methods</w:t>
+      </w:r>
+    </w:p>
+    <w:bookmarkStart w:id="15" w:name="microsimulation-model-overview"/>
+    <w:p>
+      <w:pPr>
+        <w:pStyle w:val="Heading3"/>
+      </w:pPr>
+      <w:r>
+        <w:t xml:space="preserve">2.1 Microsimulation model overview</w:t>
       </w:r>
     </w:p>
     <w:p>
@@ -305,43 +367,7 @@
         <w:pStyle w:val="FirstParagraph"/>
       </w:pPr>
       <w:r>
-        <w:t xml:space="preserve">The implications of removing race-adjusted antihypertensive treatment recommendations for health outcomes and racial/ethnic disparities remain unclear, in particular given uncertainty in the existence of racial heterogeneity in treatment effectiveness. Rigorous evaluations of clinical guideline changes are critical to assess their potential impact and minimize unintended harm.</w:t>
-      </w:r>
-      <w:r>
-        <w:t xml:space="preserve">[21]</w:t>
-      </w:r>
-      <w:r>
-        <w:t xml:space="preserve"> </w:t>
-      </w:r>
-      <w:r>
-        <w:t xml:space="preserve">In this study, we developed a microsimulation model to estimate the impact of removing race-adjusted recommendations on health outcomes, healthcare utilization, and racial/ethnic disparities between non-Hispanic Black and non-Hispanic white adults. To reflect the uncertainty of racial heterogeneity in treatment effectiveness, we considered two scenarios: one assuming race-specific treatment effects and another assuming equal effectiveness across racial groups.</w:t>
-      </w:r>
-    </w:p>
-    <w:bookmarkEnd w:id="11"/>
-    <w:bookmarkStart w:id="26" w:name="materials-and-methods"/>
-    <w:p>
-      <w:pPr>
-        <w:pStyle w:val="Heading2"/>
-      </w:pPr>
-      <w:r>
-        <w:t xml:space="preserve">3 Materials and methods</w:t>
-      </w:r>
-    </w:p>
-    <w:bookmarkStart w:id="16" w:name="microsimulation-model-overview"/>
-    <w:p>
-      <w:pPr>
-        <w:pStyle w:val="Heading3"/>
-      </w:pPr>
-      <w:r>
-        <w:t xml:space="preserve">3.1 Microsimulation model overview</w:t>
-      </w:r>
-    </w:p>
-    <w:p>
-      <w:pPr>
-        <w:pStyle w:val="FirstParagraph"/>
-      </w:pPr>
-      <w:r>
-        <w:t xml:space="preserve">Our discrete-time state-transition microsimulation model had two interacting processes: disease natural history and health system utilization (</w:t>
+        <w:t xml:space="preserve">We conducted a decision-analytic modeling study using a discrete-time state transition microsimulation model. The microsimulation model had two interacting processes: disease natural history and health system utilization (</w:t>
       </w:r>
       <w:hyperlink w:anchor="fig-model-diagram">
         <w:r>
@@ -368,7 +394,7 @@
       <w:tr>
         <w:tc>
           <w:tcPr/>
-          <w:bookmarkStart w:id="15" w:name="fig-model-diagram"/>
+          <w:bookmarkStart w:id="14" w:name="fig-model-diagram"/>
           <w:p>
             <w:pPr>
               <w:pStyle w:val="Compact"/>
@@ -379,18 +405,18 @@
                 <wp:inline>
                   <wp:extent cx="5334000" cy="2871787"/>
                   <wp:effectExtent b="0" l="0" r="0" t="0"/>
-                  <wp:docPr descr="" title="" id="13" name="Picture"/>
+                  <wp:docPr descr="" title="" id="12" name="Picture"/>
                   <a:graphic>
                     <a:graphicData uri="http://schemas.openxmlformats.org/drawingml/2006/picture">
                       <pic:pic>
                         <pic:nvPicPr>
-                          <pic:cNvPr descr="figures/model_diagram.png" id="14" name="Picture"/>
+                          <pic:cNvPr descr="figures/model_diagram.png" id="13" name="Picture"/>
                           <pic:cNvPicPr>
                             <a:picLocks noChangeArrowheads="1" noChangeAspect="1"/>
                           </pic:cNvPicPr>
                         </pic:nvPicPr>
                         <pic:blipFill>
-                          <a:blip r:embed="rId12"/>
+                          <a:blip r:embed="rId11"/>
                           <a:stretch>
                             <a:fillRect/>
                           </a:stretch>
@@ -430,18 +456,18 @@
               <w:t xml:space="preserve">Figure 1: Model diagram of state-transition microsimulation model of hypertension disease natural history and health system utilization</w:t>
             </w:r>
           </w:p>
-          <w:bookmarkEnd w:id="15"/>
+          <w:bookmarkEnd w:id="14"/>
         </w:tc>
       </w:tr>
     </w:tbl>
-    <w:bookmarkEnd w:id="16"/>
-    <w:bookmarkStart w:id="18" w:name="data-sources"/>
+    <w:bookmarkEnd w:id="15"/>
+    <w:bookmarkStart w:id="16" w:name="data-sources"/>
     <w:p>
       <w:pPr>
         <w:pStyle w:val="Heading3"/>
       </w:pPr>
       <w:r>
-        <w:t xml:space="preserve">3.2 Data sources</w:t>
+        <w:t xml:space="preserve">2.2 Data sources</w:t>
       </w:r>
     </w:p>
     <w:p>
@@ -451,7 +477,350 @@
       <w:r>
         <w:t xml:space="preserve">Multiple data sources were used to parameterize our microsimulation model (</w:t>
       </w:r>
-      <w:hyperlink w:anchor="tbl-base-case">
+      <w:hyperlink w:anchor="supptbl-base-case">
+        <w:r>
+          <w:rPr>
+            <w:rStyle w:val="Hyperlink"/>
+          </w:rPr>
+          <w:t xml:space="preserve">Table S1</w:t>
+        </w:r>
+      </w:hyperlink>
+      <w:r>
+        <w:t xml:space="preserve">). To obtain a simulation cohort representative of U.S. adults, we relied on survey data from the 2013-2014, 2015-2016, and 2017-2018 years of the National Health and Nutrition Examination Survey (NHANES).</w:t>
+      </w:r>
+      <w:r>
+        <w:rPr>
+          <w:vertAlign w:val="superscript"/>
+        </w:rPr>
+        <w:t xml:space="preserve">22</w:t>
+      </w:r>
+      <w:r>
+        <w:t xml:space="preserve"> </w:t>
+      </w:r>
+      <w:r>
+        <w:t xml:space="preserve">We sampled one million blood pressure measurements between January 2018 and June 2024 from the American Board of Family Medicine PRIME primary care electronic health record registry to estimate model transitions in hypertension natural history and health system utilization.</w:t>
+      </w:r>
+      <w:r>
+        <w:rPr>
+          <w:vertAlign w:val="superscript"/>
+        </w:rPr>
+        <w:t xml:space="preserve">23,24</w:t>
+      </w:r>
+      <w:r>
+        <w:t xml:space="preserve"> </w:t>
+      </w:r>
+      <w:r>
+        <w:t xml:space="preserve">Baseline mortality rates were derived from 2021 age-, sex-, race-, and ethnicity-specific life tables.</w:t>
+      </w:r>
+      <w:r>
+        <w:rPr>
+          <w:vertAlign w:val="superscript"/>
+        </w:rPr>
+        <w:t xml:space="preserve">25</w:t>
+      </w:r>
+      <w:r>
+        <w:t xml:space="preserve"> </w:t>
+      </w:r>
+      <w:r>
+        <w:t xml:space="preserve">Remaining model parameters, including the effectiveness of antihypertensive treatments in lowering blood pressure, antihypertensive monotherapy utilization, and treatment discontinuation rates, were obtained from published literature as cited.</w:t>
+      </w:r>
+    </w:p>
+    <w:bookmarkEnd w:id="16"/>
+    <w:bookmarkStart w:id="17" w:name="sec-simulation-cohort"/>
+    <w:p>
+      <w:pPr>
+        <w:pStyle w:val="Heading3"/>
+      </w:pPr>
+      <w:r>
+        <w:t xml:space="preserve">2.3 Simulation cohort</w:t>
+      </w:r>
+    </w:p>
+    <w:p>
+      <w:pPr>
+        <w:pStyle w:val="FirstParagraph"/>
+      </w:pPr>
+      <w:r>
+        <w:t xml:space="preserve">Our simulation cohort consisted of 100,000 synthetic 40-year-old non-Hispanic Black and non-Hispanic white adults. We sampled synthetic individuals using a multivariate copula model fit to NHANES data (</w:t>
+      </w:r>
+      <w:hyperlink w:anchor="sec-multi-copula">
+        <w:r>
+          <w:rPr>
+            <w:rStyle w:val="Hyperlink"/>
+          </w:rPr>
+          <w:t xml:space="preserve">Section S 6.2</w:t>
+        </w:r>
+      </w:hyperlink>
+      <w:r>
+        <w:t xml:space="preserve">). Synthetic individuals differed by race/ethnicity, sex, initial systolic and diastolic blood pressure values, and blood pressure measurement frequencies.</w:t>
+      </w:r>
+    </w:p>
+    <w:bookmarkEnd w:id="17"/>
+    <w:bookmarkStart w:id="18" w:name="disease-natural-history"/>
+    <w:p>
+      <w:pPr>
+        <w:pStyle w:val="Heading3"/>
+      </w:pPr>
+      <w:r>
+        <w:t xml:space="preserve">2.4 Disease natural history</w:t>
+      </w:r>
+    </w:p>
+    <w:p>
+      <w:pPr>
+        <w:pStyle w:val="FirstParagraph"/>
+      </w:pPr>
+      <w:r>
+        <w:t xml:space="preserve">The microsimulation model simulated lifetime systolic and diastolic blood pressure trajectories. Blood pressure values were categorized into hypertension stages using standard blood pressure cut-offs: normal (systolic &lt;120 mm Hg and diastolic &lt;80 mm Hg), elevated (systolic 120-129 mm Hg and diastolic &lt;80 mm Hg), stage 1 (systolic 130-139 mm Hg or diastolic 80-89 mm Hg), and stage 2 (systolic</w:t>
+      </w:r>
+      <w:r>
+        <w:t xml:space="preserve"> </w:t>
+      </w:r>
+      <m:oMath>
+        <m:r>
+          <m:rPr>
+            <m:sty m:val="p"/>
+          </m:rPr>
+          <m:t>≥</m:t>
+        </m:r>
+      </m:oMath>
+      <w:r>
+        <w:t xml:space="preserve"> </w:t>
+      </w:r>
+      <w:r>
+        <w:t xml:space="preserve">140 mm Hg or diastolic</w:t>
+      </w:r>
+      <w:r>
+        <w:t xml:space="preserve"> </w:t>
+      </w:r>
+      <m:oMath>
+        <m:r>
+          <m:rPr>
+            <m:sty m:val="p"/>
+          </m:rPr>
+          <m:t>≥</m:t>
+        </m:r>
+      </m:oMath>
+      <w:r>
+        <w:t xml:space="preserve"> </w:t>
+      </w:r>
+      <w:r>
+        <w:t xml:space="preserve">90 mm Hg).</w:t>
+      </w:r>
+      <w:r>
+        <w:rPr>
+          <w:vertAlign w:val="superscript"/>
+        </w:rPr>
+        <w:t xml:space="preserve">26</w:t>
+      </w:r>
+      <w:r>
+        <w:t xml:space="preserve"> </w:t>
+      </w:r>
+      <w:r>
+        <w:t xml:space="preserve">To allow for individual variation in blood pressure, we fit quantile regressions to predict monthly systolic and diastolic blood pressure values using the PRIME registry (</w:t>
+      </w:r>
+      <w:hyperlink w:anchor="sec-sys-dia-regressions">
+        <w:r>
+          <w:rPr>
+            <w:rStyle w:val="Hyperlink"/>
+          </w:rPr>
+          <w:t xml:space="preserve">Section S 6.3</w:t>
+        </w:r>
+      </w:hyperlink>
+      <w:r>
+        <w:t xml:space="preserve">). Assigned quantiles for blood pressure prediction were updated every five years according to an exponential distribution, while preserving correlations between systolic and diastolic blood pressure values observed in the PRIME registry (</w:t>
+      </w:r>
+      <w:hyperlink w:anchor="sec-sys-dia-correlations">
+        <w:r>
+          <w:rPr>
+            <w:rStyle w:val="Hyperlink"/>
+          </w:rPr>
+          <w:t xml:space="preserve">Section S 6.4</w:t>
+        </w:r>
+      </w:hyperlink>
+      <w:r>
+        <w:t xml:space="preserve">). Treatment initiation lowered blood pressure according to treatment effects observed in the ALLHAT clinical trial, further described in</w:t>
+      </w:r>
+      <w:r>
+        <w:t xml:space="preserve"> </w:t>
+      </w:r>
+      <w:hyperlink w:anchor="sec-interventions">
+        <w:r>
+          <w:rPr>
+            <w:rStyle w:val="Hyperlink"/>
+          </w:rPr>
+          <w:t xml:space="preserve">Section 2.6</w:t>
+        </w:r>
+      </w:hyperlink>
+      <w:r>
+        <w:t xml:space="preserve">. Individuals who discontinued treatment returned to blood pressure trajectories before treatment exposure. Mortality rates varied by age, sex, race/ethnicity, and blood pressure. We used age-sex-race/ethnicity-specific mortality rates from the 2021 U.S. life tables.</w:t>
+      </w:r>
+      <w:r>
+        <w:rPr>
+          <w:vertAlign w:val="superscript"/>
+        </w:rPr>
+        <w:t xml:space="preserve">25</w:t>
+      </w:r>
+      <w:r>
+        <w:t xml:space="preserve"> </w:t>
+      </w:r>
+      <w:r>
+        <w:t xml:space="preserve">Individuals with elevated blood pressure experienced increased mortality risk (</w:t>
+      </w:r>
+      <w:hyperlink w:anchor="sec-mortality-adjustments">
+        <w:r>
+          <w:rPr>
+            <w:rStyle w:val="Hyperlink"/>
+          </w:rPr>
+          <w:t xml:space="preserve">Section S 6.5</w:t>
+        </w:r>
+      </w:hyperlink>
+      <w:r>
+        <w:t xml:space="preserve">).</w:t>
+      </w:r>
+      <w:r>
+        <w:rPr>
+          <w:vertAlign w:val="superscript"/>
+        </w:rPr>
+        <w:t xml:space="preserve">27</w:t>
+      </w:r>
+    </w:p>
+    <w:bookmarkEnd w:id="18"/>
+    <w:bookmarkStart w:id="19" w:name="health-system-utilization"/>
+    <w:p>
+      <w:pPr>
+        <w:pStyle w:val="Heading3"/>
+      </w:pPr>
+      <w:r>
+        <w:t xml:space="preserve">2.5 Health system utilization</w:t>
+      </w:r>
+    </w:p>
+    <w:p>
+      <w:pPr>
+        <w:pStyle w:val="FirstParagraph"/>
+      </w:pPr>
+      <w:r>
+        <w:t xml:space="preserve">All synthetic individuals were initialized as</w:t>
+      </w:r>
+      <w:r>
+        <w:t xml:space="preserve"> </w:t>
+      </w:r>
+      <w:r>
+        <w:t xml:space="preserve">“in the health system”</w:t>
+      </w:r>
+      <w:r>
+        <w:t xml:space="preserve"> </w:t>
+      </w:r>
+      <w:r>
+        <w:t xml:space="preserve">state (</w:t>
+      </w:r>
+      <w:hyperlink w:anchor="fig-model-diagram">
+        <w:r>
+          <w:rPr>
+            <w:rStyle w:val="Hyperlink"/>
+          </w:rPr>
+          <w:t xml:space="preserve">Figure 1</w:t>
+        </w:r>
+      </w:hyperlink>
+      <w:r>
+        <w:t xml:space="preserve">). Treatment initiation was simulated in two steps. First, individual blood pressure measurement intervals ranged from monthly to annually according to their age, sex, and prior blood pressure values. Second, at each blood pressure measurement, the probability of initiating antihypertensive therapy was predicted as a function of age, sex, and systolic and diastolic blood pressure values (</w:t>
+      </w:r>
+      <w:hyperlink w:anchor="sec-treatment-prob">
+        <w:r>
+          <w:rPr>
+            <w:rStyle w:val="Hyperlink"/>
+          </w:rPr>
+          <w:t xml:space="preserve">Section S 6.6</w:t>
+        </w:r>
+      </w:hyperlink>
+      <w:r>
+        <w:t xml:space="preserve">). Given limitations of electronic health record data in measuring treatment discontinuation, treatment class-specific discontinuation rates were obtained from the ALLHAT trial.</w:t>
+      </w:r>
+      <w:r>
+        <w:rPr>
+          <w:vertAlign w:val="superscript"/>
+        </w:rPr>
+        <w:t xml:space="preserve">28</w:t>
+      </w:r>
+      <w:r>
+        <w:t xml:space="preserve"> </w:t>
+      </w:r>
+      <w:r>
+        <w:t xml:space="preserve">Our model assumed that individuals who discontinued treatment did not reinitiate treatment.</w:t>
+      </w:r>
+    </w:p>
+    <w:bookmarkEnd w:id="19"/>
+    <w:bookmarkStart w:id="21" w:name="sec-interventions"/>
+    <w:p>
+      <w:pPr>
+        <w:pStyle w:val="Heading3"/>
+      </w:pPr>
+      <w:r>
+        <w:t xml:space="preserve">2.6 Interventions</w:t>
+      </w:r>
+    </w:p>
+    <w:p>
+      <w:pPr>
+        <w:pStyle w:val="FirstParagraph"/>
+      </w:pPr>
+      <w:r>
+        <w:t xml:space="preserve">We compared the 2025 AHA/ACC guideline, which removed race-specific antihypertensive treatment recommendations, with continued use of the 2017 AHA/ACC race-adjusted recommendations. Our analysis focused on first-line monotherapy with thiazide diuretics or angiotensin-converting enzyme (ACE) inhibitors among individuals with stage 1 or 2 hypertension. The 2017 AHA/ACC guidelines recommended thiazide diuretics or ACE inhibitors as first-line antihypertensive therapy. However, these guidelines also included a special recommendation for Black adults, removing ACE inhibitors as a first-line therapy for this racial group.</w:t>
+      </w:r>
+      <w:r>
+        <w:rPr>
+          <w:vertAlign w:val="superscript"/>
+        </w:rPr>
+        <w:t xml:space="preserve">6</w:t>
+      </w:r>
+      <w:r>
+        <w:t xml:space="preserve"> </w:t>
+      </w:r>
+      <w:r>
+        <w:t xml:space="preserve">In simulating race-adjusted guidelines, non-Hispanic Black adults were prescribed thiazide diuretics only, whereas non-Hispanic white adults were prescribed both thiazide diuretics and ACE inhibitors.</w:t>
+      </w:r>
+      <w:r>
+        <w:rPr>
+          <w:vertAlign w:val="superscript"/>
+        </w:rPr>
+        <w:t xml:space="preserve">29</w:t>
+      </w:r>
+      <w:r>
+        <w:t xml:space="preserve"> </w:t>
+      </w:r>
+      <w:r>
+        <w:t xml:space="preserve">The 2025 AHA/ACC guideline no longer includes a special recommendation by race. Our simulation assumed that prescribing patterns for thiazide diuretics and ACE inhibitors did not differ by race.</w:t>
+      </w:r>
+    </w:p>
+    <w:p>
+      <w:pPr>
+        <w:pStyle w:val="BodyText"/>
+      </w:pPr>
+      <w:r>
+        <w:t xml:space="preserve">Guideline changes were evaluated under two treatment effect scenarios: 1) heterogeneity in treatment effectiveness by race and 2) no heterogeneity in treatment effectiveness by race. In the first scenario, we used ALLHAT subgroup analyses that demonstrated treatment heterogeneity by race: ACE inhibitors were inferior to thiazide diuretics in blood pressure control and cardiovascular disease prevention among Black adults.</w:t>
+      </w:r>
+      <w:r>
+        <w:rPr>
+          <w:vertAlign w:val="superscript"/>
+        </w:rPr>
+        <w:t xml:space="preserve">7</w:t>
+      </w:r>
+      <w:r>
+        <w:t xml:space="preserve"> </w:t>
+      </w:r>
+      <w:r>
+        <w:t xml:space="preserve">Blood pressure reductions and discontinuation rates differed by race in the simulation. In the second scenario, treatment effects and discontinuation rates were based on estimates from the overall ALLHAT trial population and were applied equally across racial/ethnic groups.</w:t>
+      </w:r>
+      <w:r>
+        <w:rPr>
+          <w:vertAlign w:val="superscript"/>
+        </w:rPr>
+        <w:t xml:space="preserve">28</w:t>
+      </w:r>
+      <w:r>
+        <w:t xml:space="preserve"> </w:t>
+      </w:r>
+      <w:r>
+        <w:t xml:space="preserve">Blood pressure reductions varied by years on treatment through year four of ALLHAT follow-up (</w:t>
+      </w:r>
+      <w:hyperlink w:anchor="Xfa64ae72bb410c19160ab6636961775cabb6f7f">
         <w:r>
           <w:rPr>
             <w:rStyle w:val="Hyperlink"/>
@@ -460,34 +829,7 @@
         </w:r>
       </w:hyperlink>
       <w:r>
-        <w:t xml:space="preserve">). To obtain a simulation cohort representative of U.S. adults, we relied on survey data from the 2013-2014, 2015-2016, and 2017-2018 years of the National Health and Nutrition Examination Survey (NHANES).</w:t>
-      </w:r>
-      <w:r>
-        <w:t xml:space="preserve">[22]</w:t>
-      </w:r>
-      <w:r>
-        <w:t xml:space="preserve"> </w:t>
-      </w:r>
-      <w:r>
-        <w:t xml:space="preserve">We sampled one million blood pressure measurements between January 2018 and June 2024 from the American Board of Family Medicine PRIME primary care electronic health record registry to estimate model transitions in hypertension natural history and health system utilization.</w:t>
-      </w:r>
-      <w:r>
-        <w:t xml:space="preserve">[23,24]</w:t>
-      </w:r>
-      <w:r>
-        <w:t xml:space="preserve"> </w:t>
-      </w:r>
-      <w:r>
-        <w:t xml:space="preserve">Baseline mortality rates were derived from 2021 age-, sex-, race-, and ethnicity-specific life tables.</w:t>
-      </w:r>
-      <w:r>
-        <w:t xml:space="preserve">[25]</w:t>
-      </w:r>
-      <w:r>
-        <w:t xml:space="preserve"> </w:t>
-      </w:r>
-      <w:r>
-        <w:t xml:space="preserve">Remaining model parameters, including the effectiveness of antihypertensive treatments in lowering blood pressure, antihypertensive monotherapy utilization, and treatment discontinuation rates, were obtained from published literature as cited.</w:t>
+        <w:t xml:space="preserve">). Simulated individuals who remained on treatment after year four retained the year-four effect.</w:t>
       </w:r>
     </w:p>
     <w:tbl>
@@ -503,7 +845,7 @@
       <w:tr>
         <w:tc>
           <w:tcPr/>
-          <w:bookmarkStart w:id="17" w:name="tbl-base-case"/>
+          <w:bookmarkStart w:id="20" w:name="Xfa64ae72bb410c19160ab6636961775cabb6f7f"/>
           <w:p>
             <w:pPr>
               <w:jc w:val="center"/>
@@ -514,874 +856,7 @@
               <w:pStyle w:val="ImageCaption"/>
             </w:pPr>
             <w:r>
-              <w:t xml:space="preserve">Table 1: Model parameter dependencies and data sources</w:t>
-            </w:r>
-          </w:p>
-          <w:tbl>
-            <w:tblPr>
-              <w:tblStyle w:val="Table"/>
-              <w:tblW w:type="pct" w:w="5000"/>
-              <w:tblLayout w:type="fixed"/>
-              <w:tblLook w:firstRow="1" w:lastRow="0" w:firstColumn="0" w:lastColumn="0" w:noHBand="0" w:noVBand="0" w:val="0020"/>
-            </w:tblPr>
-            <w:tblGrid>
-              <w:gridCol w:w="2640"/>
-              <w:gridCol w:w="2640"/>
-              <w:gridCol w:w="2640"/>
-            </w:tblGrid>
-            <w:tr>
-              <w:trPr>
-                <w:tblHeader w:val="on"/>
-              </w:trPr>
-              <w:tc>
-                <w:tcPr/>
-                <w:p>
-                  <w:pPr>
-                    <w:pStyle w:val="Compact"/>
-                    <w:jc w:val="center"/>
-                  </w:pPr>
-                  <w:r>
-                    <w:t xml:space="preserve">Parameter</w:t>
-                  </w:r>
-                </w:p>
-              </w:tc>
-              <w:tc>
-                <w:tcPr/>
-                <w:p>
-                  <w:pPr>
-                    <w:pStyle w:val="Compact"/>
-                    <w:jc w:val="center"/>
-                  </w:pPr>
-                  <w:r>
-                    <w:t xml:space="preserve">Dependencies</w:t>
-                  </w:r>
-                </w:p>
-              </w:tc>
-              <w:tc>
-                <w:tcPr/>
-                <w:p>
-                  <w:pPr>
-                    <w:pStyle w:val="Compact"/>
-                    <w:jc w:val="center"/>
-                  </w:pPr>
-                  <w:r>
-                    <w:t xml:space="preserve">Data</w:t>
-                  </w:r>
-                </w:p>
-              </w:tc>
-            </w:tr>
-            <w:tr>
-              <w:tc>
-                <w:tcPr/>
-                <w:p>
-                  <w:pPr>
-                    <w:pStyle w:val="Compact"/>
-                    <w:jc w:val="center"/>
-                  </w:pPr>
-                  <w:r>
-                    <w:t xml:space="preserve">Simulation cohort</w:t>
-                  </w:r>
-                </w:p>
-              </w:tc>
-              <w:tc>
-                <w:tcPr/>
-                <w:p>
-                  <w:pPr>
-                    <w:pStyle w:val="Compact"/>
-                    <w:jc w:val="center"/>
-                  </w:pPr>
-                  <w:r>
-                    <w:t xml:space="preserve">Age, sex, race/ethnicity, systolic and diastolic blood pressure values</w:t>
-                  </w:r>
-                </w:p>
-              </w:tc>
-              <w:tc>
-                <w:tcPr/>
-                <w:p>
-                  <w:pPr>
-                    <w:pStyle w:val="Compact"/>
-                    <w:jc w:val="center"/>
-                  </w:pPr>
-                  <w:r>
-                    <w:t xml:space="preserve">NHANES</w:t>
-                  </w:r>
-                  <w:r>
-                    <w:t xml:space="preserve"> </w:t>
-                  </w:r>
-                  <w:r>
-                    <w:t xml:space="preserve">[22]</w:t>
-                  </w:r>
-                </w:p>
-              </w:tc>
-            </w:tr>
-            <w:tr>
-              <w:tc>
-                <w:tcPr/>
-                <w:p>
-                  <w:pPr>
-                    <w:pStyle w:val="Compact"/>
-                    <w:jc w:val="center"/>
-                  </w:pPr>
-                  <w:r>
-                    <w:rPr>
-                      <w:i/>
-                      <w:iCs/>
-                    </w:rPr>
-                    <w:t xml:space="preserve">Disease natural history parameters</w:t>
-                  </w:r>
-                </w:p>
-              </w:tc>
-              <w:tc>
-                <w:tcPr/>
-                <w:p>
-                  <w:pPr>
-                    <w:pStyle w:val="Compact"/>
-                  </w:pPr>
-                </w:p>
-              </w:tc>
-              <w:tc>
-                <w:tcPr/>
-                <w:p>
-                  <w:pPr>
-                    <w:pStyle w:val="Compact"/>
-                  </w:pPr>
-                </w:p>
-              </w:tc>
-            </w:tr>
-            <w:tr>
-              <w:tc>
-                <w:tcPr/>
-                <w:p>
-                  <w:pPr>
-                    <w:pStyle w:val="Compact"/>
-                    <w:jc w:val="center"/>
-                  </w:pPr>
-                  <w:r>
-                    <w:t xml:space="preserve">Systolic blood pressure values</w:t>
-                  </w:r>
-                </w:p>
-              </w:tc>
-              <w:tc>
-                <w:tcPr/>
-                <w:p>
-                  <w:pPr>
-                    <w:pStyle w:val="Compact"/>
-                    <w:jc w:val="center"/>
-                  </w:pPr>
-                  <w:r>
-                    <w:t xml:space="preserve">Age, sex</w:t>
-                  </w:r>
-                </w:p>
-              </w:tc>
-              <w:tc>
-                <w:tcPr/>
-                <w:p>
-                  <w:pPr>
-                    <w:pStyle w:val="Compact"/>
-                    <w:jc w:val="center"/>
-                  </w:pPr>
-                  <w:r>
-                    <w:t xml:space="preserve">PRIME</w:t>
-                  </w:r>
-                  <w:r>
-                    <w:t xml:space="preserve"> </w:t>
-                  </w:r>
-                  <w:r>
-                    <w:t xml:space="preserve">[23,24]</w:t>
-                  </w:r>
-                </w:p>
-              </w:tc>
-            </w:tr>
-            <w:tr>
-              <w:tc>
-                <w:tcPr/>
-                <w:p>
-                  <w:pPr>
-                    <w:pStyle w:val="Compact"/>
-                    <w:jc w:val="center"/>
-                  </w:pPr>
-                  <w:r>
-                    <w:t xml:space="preserve">Diastolic blood pressure values</w:t>
-                  </w:r>
-                </w:p>
-              </w:tc>
-              <w:tc>
-                <w:tcPr/>
-                <w:p>
-                  <w:pPr>
-                    <w:pStyle w:val="Compact"/>
-                    <w:jc w:val="center"/>
-                  </w:pPr>
-                  <w:r>
-                    <w:t xml:space="preserve">Age, sex</w:t>
-                  </w:r>
-                </w:p>
-              </w:tc>
-              <w:tc>
-                <w:tcPr/>
-                <w:p>
-                  <w:pPr>
-                    <w:pStyle w:val="Compact"/>
-                    <w:jc w:val="center"/>
-                  </w:pPr>
-                  <w:r>
-                    <w:t xml:space="preserve">PRIME</w:t>
-                  </w:r>
-                  <w:r>
-                    <w:t xml:space="preserve"> </w:t>
-                  </w:r>
-                  <w:r>
-                    <w:t xml:space="preserve">[23,24]</w:t>
-                  </w:r>
-                </w:p>
-              </w:tc>
-            </w:tr>
-            <w:tr>
-              <w:tc>
-                <w:tcPr/>
-                <w:p>
-                  <w:pPr>
-                    <w:pStyle w:val="Compact"/>
-                    <w:jc w:val="center"/>
-                  </w:pPr>
-                  <w:r>
-                    <w:t xml:space="preserve">Hypertension mortality risk (hazard ratio)</w:t>
-                  </w:r>
-                </w:p>
-              </w:tc>
-              <w:tc>
-                <w:tcPr/>
-                <w:p>
-                  <w:pPr>
-                    <w:pStyle w:val="Compact"/>
-                    <w:jc w:val="center"/>
-                  </w:pPr>
-                  <w:r>
-                    <w:t xml:space="preserve">Systolic and diastolic blood pressure values</w:t>
-                  </w:r>
-                </w:p>
-              </w:tc>
-              <w:tc>
-                <w:tcPr/>
-                <w:p>
-                  <w:pPr>
-                    <w:pStyle w:val="Compact"/>
-                    <w:jc w:val="center"/>
-                  </w:pPr>
-                  <w:r>
-                    <w:t xml:space="preserve">Hansen et al.</w:t>
-                  </w:r>
-                  <w:r>
-                    <w:t xml:space="preserve"> </w:t>
-                  </w:r>
-                  <w:r>
-                    <w:t xml:space="preserve">[26]</w:t>
-                  </w:r>
-                </w:p>
-              </w:tc>
-            </w:tr>
-            <w:tr>
-              <w:tc>
-                <w:tcPr/>
-                <w:p>
-                  <w:pPr>
-                    <w:pStyle w:val="Compact"/>
-                    <w:jc w:val="center"/>
-                  </w:pPr>
-                  <w:r>
-                    <w:t xml:space="preserve">Baseline mortality rates</w:t>
-                  </w:r>
-                </w:p>
-              </w:tc>
-              <w:tc>
-                <w:tcPr/>
-                <w:p>
-                  <w:pPr>
-                    <w:pStyle w:val="Compact"/>
-                    <w:jc w:val="center"/>
-                  </w:pPr>
-                  <w:r>
-                    <w:t xml:space="preserve">Age, sex, race/ethnicity</w:t>
-                  </w:r>
-                </w:p>
-              </w:tc>
-              <w:tc>
-                <w:tcPr/>
-                <w:p>
-                  <w:pPr>
-                    <w:pStyle w:val="Compact"/>
-                    <w:jc w:val="center"/>
-                  </w:pPr>
-                  <w:r>
-                    <w:t xml:space="preserve">2021 U.S. life tables</w:t>
-                  </w:r>
-                  <w:r>
-                    <w:t xml:space="preserve"> </w:t>
-                  </w:r>
-                  <w:r>
-                    <w:t xml:space="preserve">[25]</w:t>
-                  </w:r>
-                </w:p>
-              </w:tc>
-            </w:tr>
-            <w:tr>
-              <w:tc>
-                <w:tcPr/>
-                <w:p>
-                  <w:pPr>
-                    <w:pStyle w:val="Compact"/>
-                    <w:jc w:val="center"/>
-                  </w:pPr>
-                  <w:r>
-                    <w:rPr>
-                      <w:i/>
-                      <w:iCs/>
-                    </w:rPr>
-                    <w:t xml:space="preserve">Health system utilization parameters</w:t>
-                  </w:r>
-                </w:p>
-              </w:tc>
-              <w:tc>
-                <w:tcPr/>
-                <w:p>
-                  <w:pPr>
-                    <w:pStyle w:val="Compact"/>
-                  </w:pPr>
-                </w:p>
-              </w:tc>
-              <w:tc>
-                <w:tcPr/>
-                <w:p>
-                  <w:pPr>
-                    <w:pStyle w:val="Compact"/>
-                  </w:pPr>
-                </w:p>
-              </w:tc>
-            </w:tr>
-            <w:tr>
-              <w:tc>
-                <w:tcPr/>
-                <w:p>
-                  <w:pPr>
-                    <w:pStyle w:val="Compact"/>
-                    <w:jc w:val="center"/>
-                  </w:pPr>
-                  <w:r>
-                    <w:t xml:space="preserve">Transition to detected/treated</w:t>
-                  </w:r>
-                </w:p>
-              </w:tc>
-              <w:tc>
-                <w:tcPr/>
-                <w:p>
-                  <w:pPr>
-                    <w:pStyle w:val="Compact"/>
-                    <w:jc w:val="center"/>
-                  </w:pPr>
-                  <w:r>
-                    <w:t xml:space="preserve">Age, sex, systolic and diastolic blood pressure values</w:t>
-                  </w:r>
-                </w:p>
-              </w:tc>
-              <w:tc>
-                <w:tcPr/>
-                <w:p>
-                  <w:pPr>
-                    <w:pStyle w:val="Compact"/>
-                    <w:jc w:val="center"/>
-                  </w:pPr>
-                  <w:r>
-                    <w:t xml:space="preserve">PRIME</w:t>
-                  </w:r>
-                  <w:r>
-                    <w:t xml:space="preserve"> </w:t>
-                  </w:r>
-                  <w:r>
-                    <w:t xml:space="preserve">[23,24]</w:t>
-                  </w:r>
-                </w:p>
-              </w:tc>
-            </w:tr>
-            <w:tr>
-              <w:tc>
-                <w:tcPr/>
-                <w:p>
-                  <w:pPr>
-                    <w:pStyle w:val="Compact"/>
-                    <w:jc w:val="center"/>
-                  </w:pPr>
-                  <w:r>
-                    <w:t xml:space="preserve">Transition to discontinued treatment</w:t>
-                  </w:r>
-                </w:p>
-              </w:tc>
-              <w:tc>
-                <w:tcPr/>
-                <w:p>
-                  <w:pPr>
-                    <w:pStyle w:val="Compact"/>
-                    <w:jc w:val="center"/>
-                  </w:pPr>
-                  <w:r>
-                    <w:t xml:space="preserve">Type of antihypertensive therapy</w:t>
-                  </w:r>
-                </w:p>
-              </w:tc>
-              <w:tc>
-                <w:tcPr/>
-                <w:p>
-                  <w:pPr>
-                    <w:pStyle w:val="Compact"/>
-                    <w:jc w:val="center"/>
-                  </w:pPr>
-                  <w:r>
-                    <w:t xml:space="preserve">ALLHAT</w:t>
-                  </w:r>
-                  <w:r>
-                    <w:t xml:space="preserve"> </w:t>
-                  </w:r>
-                  <w:r>
-                    <w:t xml:space="preserve">[27]</w:t>
-                  </w:r>
-                </w:p>
-              </w:tc>
-            </w:tr>
-            <w:tr>
-              <w:tc>
-                <w:tcPr/>
-                <w:p>
-                  <w:pPr>
-                    <w:pStyle w:val="Compact"/>
-                    <w:jc w:val="center"/>
-                  </w:pPr>
-                  <w:r>
-                    <w:rPr>
-                      <w:i/>
-                      <w:iCs/>
-                    </w:rPr>
-                    <w:t xml:space="preserve">Antihypertensive treatment parameters</w:t>
-                  </w:r>
-                </w:p>
-              </w:tc>
-              <w:tc>
-                <w:tcPr/>
-                <w:p>
-                  <w:pPr>
-                    <w:pStyle w:val="Compact"/>
-                  </w:pPr>
-                </w:p>
-              </w:tc>
-              <w:tc>
-                <w:tcPr/>
-                <w:p>
-                  <w:pPr>
-                    <w:pStyle w:val="Compact"/>
-                  </w:pPr>
-                </w:p>
-              </w:tc>
-            </w:tr>
-            <w:tr>
-              <w:tc>
-                <w:tcPr/>
-                <w:p>
-                  <w:pPr>
-                    <w:pStyle w:val="Compact"/>
-                    <w:jc w:val="center"/>
-                  </w:pPr>
-                  <w:r>
-                    <w:t xml:space="preserve">Antihypertensive monotherapy utilization</w:t>
-                  </w:r>
-                </w:p>
-              </w:tc>
-              <w:tc>
-                <w:tcPr/>
-                <w:p>
-                  <w:pPr>
-                    <w:pStyle w:val="Compact"/>
-                    <w:jc w:val="center"/>
-                  </w:pPr>
-                  <w:r>
-                    <w:t xml:space="preserve">Race/ethnicity (when using treatment guidelines that vary by race/ethnicity)</w:t>
-                  </w:r>
-                </w:p>
-              </w:tc>
-              <w:tc>
-                <w:tcPr/>
-                <w:p>
-                  <w:pPr>
-                    <w:pStyle w:val="Compact"/>
-                    <w:jc w:val="center"/>
-                  </w:pPr>
-                  <w:r>
-                    <w:t xml:space="preserve">Holt et al.</w:t>
-                  </w:r>
-                  <w:r>
-                    <w:t xml:space="preserve"> </w:t>
-                  </w:r>
-                  <w:r>
-                    <w:t xml:space="preserve">[28]</w:t>
-                  </w:r>
-                </w:p>
-              </w:tc>
-            </w:tr>
-            <w:tr>
-              <w:tc>
-                <w:tcPr/>
-                <w:p>
-                  <w:pPr>
-                    <w:pStyle w:val="Compact"/>
-                    <w:jc w:val="center"/>
-                  </w:pPr>
-                  <w:r>
-                    <w:t xml:space="preserve">Antihypertensive treatment blood pressure reductions</w:t>
-                  </w:r>
-                </w:p>
-              </w:tc>
-              <w:tc>
-                <w:tcPr/>
-                <w:p>
-                  <w:pPr>
-                    <w:pStyle w:val="Compact"/>
-                    <w:jc w:val="center"/>
-                  </w:pPr>
-                  <w:r>
-                    <w:t xml:space="preserve">Race/ethnicity (if heterogeneous effects are assumed), type of antihypertensive treatment</w:t>
-                  </w:r>
-                </w:p>
-              </w:tc>
-              <w:tc>
-                <w:tcPr/>
-                <w:p>
-                  <w:pPr>
-                    <w:pStyle w:val="Compact"/>
-                    <w:jc w:val="center"/>
-                  </w:pPr>
-                  <w:r>
-                    <w:t xml:space="preserve">ALLHAT</w:t>
-                  </w:r>
-                  <w:r>
-                    <w:t xml:space="preserve"> </w:t>
-                  </w:r>
-                  <w:r>
-                    <w:t xml:space="preserve">[27]</w:t>
-                  </w:r>
-                </w:p>
-              </w:tc>
-            </w:tr>
-          </w:tbl>
-          <w:bookmarkEnd w:id="17"/>
-          <w:p/>
-        </w:tc>
-      </w:tr>
-    </w:tbl>
-    <w:bookmarkEnd w:id="18"/>
-    <w:bookmarkStart w:id="19" w:name="sec-simulation-cohort"/>
-    <w:p>
-      <w:pPr>
-        <w:pStyle w:val="Heading3"/>
-      </w:pPr>
-      <w:r>
-        <w:t xml:space="preserve">3.3 Simulation cohort</w:t>
-      </w:r>
-    </w:p>
-    <w:p>
-      <w:pPr>
-        <w:pStyle w:val="FirstParagraph"/>
-      </w:pPr>
-      <w:r>
-        <w:t xml:space="preserve">Our simulation cohort consisted of 100,000 synthetic 40-year-old non-Hispanic Black and non-Hispanic white adults. We sampled synthetic individuals using a multivariate copula model fit to NHANES data (</w:t>
-      </w:r>
-      <w:hyperlink w:anchor="sec-multi-copula">
-        <w:r>
-          <w:rPr>
-            <w:rStyle w:val="Hyperlink"/>
-          </w:rPr>
-          <w:t xml:space="preserve">Section S 7.1</w:t>
-        </w:r>
-      </w:hyperlink>
-      <w:r>
-        <w:t xml:space="preserve">). Synthetic individuals differed by race/ethnicity, sex, initial systolic and diastolic blood pressure values, and blood pressure measurement frequencies.</w:t>
-      </w:r>
-    </w:p>
-    <w:bookmarkEnd w:id="19"/>
-    <w:bookmarkStart w:id="20" w:name="disease-natural-history"/>
-    <w:p>
-      <w:pPr>
-        <w:pStyle w:val="Heading3"/>
-      </w:pPr>
-      <w:r>
-        <w:t xml:space="preserve">3.4 Disease natural history</w:t>
-      </w:r>
-    </w:p>
-    <w:p>
-      <w:pPr>
-        <w:pStyle w:val="FirstParagraph"/>
-      </w:pPr>
-      <w:r>
-        <w:t xml:space="preserve">The microsimulation model simulated lifetime systolic and diastolic blood pressure trajectories. Blood pressure values were categorized into hypertension stages using standard blood pressure cut-offs: normal (systolic &lt;120 mm Hg and diastolic &lt;80 mm Hg), elevated (systolic 120-129 mm Hg and diastolic &lt;80 mm Hg), stage 1 (systolic 130-139 mm Hg or diastolic 80-89 mm Hg), and stage 2 (systolic</w:t>
-      </w:r>
-      <w:r>
-        <w:t xml:space="preserve"> </w:t>
-      </w:r>
-      <m:oMath>
-        <m:r>
-          <m:rPr>
-            <m:sty m:val="p"/>
-          </m:rPr>
-          <m:t>≥</m:t>
-        </m:r>
-      </m:oMath>
-      <w:r>
-        <w:t xml:space="preserve"> </w:t>
-      </w:r>
-      <w:r>
-        <w:t xml:space="preserve">140 mm Hg or diastolic</w:t>
-      </w:r>
-      <w:r>
-        <w:t xml:space="preserve"> </w:t>
-      </w:r>
-      <m:oMath>
-        <m:r>
-          <m:rPr>
-            <m:sty m:val="p"/>
-          </m:rPr>
-          <m:t>≥</m:t>
-        </m:r>
-      </m:oMath>
-      <w:r>
-        <w:t xml:space="preserve"> </w:t>
-      </w:r>
-      <w:r>
-        <w:t xml:space="preserve">90 mm Hg).</w:t>
-      </w:r>
-      <w:r>
-        <w:t xml:space="preserve">[29]</w:t>
-      </w:r>
-      <w:r>
-        <w:t xml:space="preserve"> </w:t>
-      </w:r>
-      <w:r>
-        <w:t xml:space="preserve">To allow for individual variation in blood pressure, we fit quantile regressions to predict monthly systolic and diastolic blood pressure values using the PRIME registry (</w:t>
-      </w:r>
-      <w:hyperlink w:anchor="sec-sys-dia-regressions">
-        <w:r>
-          <w:rPr>
-            <w:rStyle w:val="Hyperlink"/>
-          </w:rPr>
-          <w:t xml:space="preserve">Section S 7.2</w:t>
-        </w:r>
-      </w:hyperlink>
-      <w:r>
-        <w:t xml:space="preserve">). Assigned quantiles for blood pressure prediction were updated every five years according to an exponential distribution, while preserving correlations between systolic and diastolic blood pressure values observed in the PRIME registry (</w:t>
-      </w:r>
-      <w:hyperlink w:anchor="sec-sys-dia-correlations">
-        <w:r>
-          <w:rPr>
-            <w:rStyle w:val="Hyperlink"/>
-          </w:rPr>
-          <w:t xml:space="preserve">Section S 7.3</w:t>
-        </w:r>
-      </w:hyperlink>
-      <w:r>
-        <w:t xml:space="preserve">). Treatment initiation lowered blood pressure according to treatment effects observed in the ALLHAT clinical trial, further described in</w:t>
-      </w:r>
-      <w:r>
-        <w:t xml:space="preserve"> </w:t>
-      </w:r>
-      <w:hyperlink w:anchor="sec-interventions">
-        <w:r>
-          <w:rPr>
-            <w:rStyle w:val="Hyperlink"/>
-          </w:rPr>
-          <w:t xml:space="preserve">Section 3.6</w:t>
-        </w:r>
-      </w:hyperlink>
-      <w:r>
-        <w:t xml:space="preserve">. Individuals who discontinued treatment returned to blood pressure trajectories before treatment exposure. Mortality rates varied by age, sex, race/ethnicity, and blood pressure. We used age-sex-race/ethnicity-specific mortality rates from the 2021 U.S. life tables.</w:t>
-      </w:r>
-      <w:r>
-        <w:t xml:space="preserve">[25]</w:t>
-      </w:r>
-      <w:r>
-        <w:t xml:space="preserve"> </w:t>
-      </w:r>
-      <w:r>
-        <w:t xml:space="preserve">Individuals with elevated blood pressure experienced increased mortality risk (</w:t>
-      </w:r>
-      <w:hyperlink w:anchor="sec-mortality-adjustments">
-        <w:r>
-          <w:rPr>
-            <w:rStyle w:val="Hyperlink"/>
-          </w:rPr>
-          <w:t xml:space="preserve">Section S 7.4</w:t>
-        </w:r>
-      </w:hyperlink>
-      <w:r>
-        <w:t xml:space="preserve">).</w:t>
-      </w:r>
-      <w:r>
-        <w:t xml:space="preserve">[26]</w:t>
-      </w:r>
-    </w:p>
-    <w:bookmarkEnd w:id="20"/>
-    <w:bookmarkStart w:id="21" w:name="health-system-utilization"/>
-    <w:p>
-      <w:pPr>
-        <w:pStyle w:val="Heading3"/>
-      </w:pPr>
-      <w:r>
-        <w:t xml:space="preserve">3.5 Health system utilization</w:t>
-      </w:r>
-    </w:p>
-    <w:p>
-      <w:pPr>
-        <w:pStyle w:val="FirstParagraph"/>
-      </w:pPr>
-      <w:r>
-        <w:t xml:space="preserve">All synthetic individuals were initialized as</w:t>
-      </w:r>
-      <w:r>
-        <w:t xml:space="preserve"> </w:t>
-      </w:r>
-      <w:r>
-        <w:t xml:space="preserve">“in the health system”</w:t>
-      </w:r>
-      <w:r>
-        <w:t xml:space="preserve"> </w:t>
-      </w:r>
-      <w:r>
-        <w:t xml:space="preserve">state (</w:t>
-      </w:r>
-      <w:hyperlink w:anchor="fig-model-diagram">
-        <w:r>
-          <w:rPr>
-            <w:rStyle w:val="Hyperlink"/>
-          </w:rPr>
-          <w:t xml:space="preserve">Figure 1</w:t>
-        </w:r>
-      </w:hyperlink>
-      <w:r>
-        <w:t xml:space="preserve">). Treatment initiation was simulated in two steps. First, individual blood pressure measurement intervals ranged from monthly to annually according to their age, sex, and prior blood pressure values. Second, at each blood pressure measurement, the probability of initiating antihypertensive therapy was predicted as a function of age, sex, and systolic and diastolic blood pressure values (</w:t>
-      </w:r>
-      <w:hyperlink w:anchor="sec-treatment-prob">
-        <w:r>
-          <w:rPr>
-            <w:rStyle w:val="Hyperlink"/>
-          </w:rPr>
-          <w:t xml:space="preserve">Section S 7.5</w:t>
-        </w:r>
-      </w:hyperlink>
-      <w:r>
-        <w:t xml:space="preserve">). Given limitations of electronic health record data in measuring treatment discontinuation, treatment class-specific discontinuation rates were obtained from the ALLHAT trial.</w:t>
-      </w:r>
-      <w:r>
-        <w:t xml:space="preserve">[27]</w:t>
-      </w:r>
-      <w:r>
-        <w:t xml:space="preserve"> </w:t>
-      </w:r>
-      <w:r>
-        <w:t xml:space="preserve">Our model assumed that individuals who discontinued treatment did not reinitiate treatment.</w:t>
-      </w:r>
-    </w:p>
-    <w:bookmarkEnd w:id="21"/>
-    <w:bookmarkStart w:id="23" w:name="sec-interventions"/>
-    <w:p>
-      <w:pPr>
-        <w:pStyle w:val="Heading3"/>
-      </w:pPr>
-      <w:r>
-        <w:t xml:space="preserve">3.6 Interventions</w:t>
-      </w:r>
-    </w:p>
-    <w:p>
-      <w:pPr>
-        <w:pStyle w:val="FirstParagraph"/>
-      </w:pPr>
-      <w:r>
-        <w:t xml:space="preserve">We compared the 2025 AHA/ACC guideline, which removed race-specific antihypertensive treatment recommendations, with continued use of the 2017 AHA/ACC race-adjusted recommendations. Our analysis focused on first-line monotherapy with thiazide diuretics or angiotensin-converting enzyme (ACE) inhibitors among individuals with stage 1 or 2 hypertension. The 2017 AHA/ACC guidelines recommended thiazide diuretics or ACE inhibitors as first-line antihypertensive therapy. However, these guidelines also included a special recommendation for Black adults, removing ACE inhibitors as a first-line therapy for this racial group.</w:t>
-      </w:r>
-      <w:r>
-        <w:t xml:space="preserve">[6]</w:t>
-      </w:r>
-      <w:r>
-        <w:t xml:space="preserve"> </w:t>
-      </w:r>
-      <w:r>
-        <w:t xml:space="preserve">In simulating race-adjusted guidelines, non-Hispanic Black adults were prescribed thiazide diuretics only, whereas non-Hispanic white adults were prescribed both thiazide diuretics and ACE inhibitors.</w:t>
-      </w:r>
-      <w:r>
-        <w:t xml:space="preserve">[28]</w:t>
-      </w:r>
-      <w:r>
-        <w:t xml:space="preserve"> </w:t>
-      </w:r>
-      <w:r>
-        <w:t xml:space="preserve">The 2025 AHA/ACC guideline no longer includes a special recommendation by race. Our simulation assumed that prescribing patterns for thiazide diuretics and ACE inhibitors did not differ by race.</w:t>
-      </w:r>
-    </w:p>
-    <w:p>
-      <w:pPr>
-        <w:pStyle w:val="BodyText"/>
-      </w:pPr>
-      <w:r>
-        <w:t xml:space="preserve">Guideline changes were evaluated under two treatment effect scenarios: 1) heterogeneity in treatment effectiveness by race and 2) no heterogeneity in treatment effectiveness by race. In the first scenario, we used ALLHAT subgroup analyses that demonstrated treatment heterogeneity by race: ACE inhibitors were inferior to thiazide diuretics in blood pressure control and cardiovascular disease prevention among Black adults.</w:t>
-      </w:r>
-      <w:r>
-        <w:t xml:space="preserve">[7]</w:t>
-      </w:r>
-      <w:r>
-        <w:t xml:space="preserve"> </w:t>
-      </w:r>
-      <w:r>
-        <w:t xml:space="preserve">Blood pressure reductions and discontinuation rates differed by race in the simulation. In the second scenario, treatment effects and discontinuation rates were based on estimates from the overall ALLHAT trial population and were applied equally across racial/ethnic groups.</w:t>
-      </w:r>
-      <w:r>
-        <w:t xml:space="preserve">[27]</w:t>
-      </w:r>
-      <w:r>
-        <w:t xml:space="preserve"> </w:t>
-      </w:r>
-      <w:r>
-        <w:t xml:space="preserve">Blood pressure reductions varied by years on treatment through year four of ALLHAT follow-up (</w:t>
-      </w:r>
-      <w:hyperlink w:anchor="Xfa64ae72bb410c19160ab6636961775cabb6f7f">
-        <w:r>
-          <w:rPr>
-            <w:rStyle w:val="Hyperlink"/>
-          </w:rPr>
-          <w:t xml:space="preserve">Table 2</w:t>
-        </w:r>
-      </w:hyperlink>
-      <w:r>
-        <w:t xml:space="preserve">). Simulated individuals who remained on treatment after year four retained the year-four effect.</w:t>
-      </w:r>
-    </w:p>
-    <w:tbl>
-      <w:tblPr>
-        <w:tblStyle w:val="Table"/>
-        <w:tblW w:type="pct" w:w="5000"/>
-        <w:tblLayout w:type="fixed"/>
-        <w:tblLook w:firstRow="0" w:lastRow="0" w:firstColumn="0" w:lastColumn="0" w:noHBand="0" w:noVBand="0" w:val="0000"/>
-      </w:tblPr>
-      <w:tblGrid>
-        <w:gridCol w:w="7920"/>
-      </w:tblGrid>
-      <w:tr>
-        <w:tc>
-          <w:tcPr/>
-          <w:bookmarkStart w:id="22" w:name="Xfa64ae72bb410c19160ab6636961775cabb6f7f"/>
-          <w:p>
-            <w:pPr>
-              <w:jc w:val="center"/>
-            </w:pPr>
-            <w:pPr>
-              <w:jc w:val="left"/>
-              <w:spacing w:before="200"/>
-              <w:pStyle w:val="ImageCaption"/>
-            </w:pPr>
-            <w:r>
-              <w:t xml:space="preserve">Table 2: Absolute reductions in blood pressure (systolic/diastolic, mm Hg) by antihypertensive treatment type and treatment effect heterogeneity assumption</w:t>
+              <w:t xml:space="preserve">Table 1: Absolute reductions in blood pressure (systolic/diastolic, mm Hg) by antihypertensive treatment type and treatment effect heterogeneity assumption</w:t>
             </w:r>
           </w:p>
           <w:tbl>
@@ -1963,7 +1438,7 @@
               </w:tc>
             </w:tr>
           </w:tbl>
-          <w:bookmarkEnd w:id="22"/>
+          <w:bookmarkEnd w:id="20"/>
           <w:p/>
         </w:tc>
       </w:tr>
@@ -1976,14 +1451,14 @@
         <w:t xml:space="preserve">ACE inhibitor: angiotensin-converting enzyme inhibitor</w:t>
       </w:r>
     </w:p>
-    <w:bookmarkEnd w:id="23"/>
-    <w:bookmarkStart w:id="24" w:name="outcomes-and-analysis"/>
+    <w:bookmarkEnd w:id="21"/>
+    <w:bookmarkStart w:id="22" w:name="outcomes-and-analysis"/>
     <w:p>
       <w:pPr>
         <w:pStyle w:val="Heading3"/>
       </w:pPr>
       <w:r>
-        <w:t xml:space="preserve">3.7 Outcomes and analysis</w:t>
+        <w:t xml:space="preserve">2.7 Outcomes and analysis</w:t>
       </w:r>
     </w:p>
     <w:p>
@@ -1998,21 +1473,21 @@
           <w:rPr>
             <w:rStyle w:val="Hyperlink"/>
           </w:rPr>
-          <w:t xml:space="preserve">Section S 7.6</w:t>
+          <w:t xml:space="preserve">Section S 6.7</w:t>
         </w:r>
       </w:hyperlink>
       <w:r>
         <w:t xml:space="preserve">). Our main outcomes included life expectancy, years spent with stage 1 or 2 hypertension, cumulative incidence and duration of antihypertensive treatment, and years with uncontrolled hypertension. We defined uncontrolled hypertension as having stage 1 or stage 2 blood pressure values while receiving treatment. We reported mean estimates and 95% confidence intervals with Monte Carlo standard errors (MCSEs) for all outcomes.</w:t>
       </w:r>
     </w:p>
-    <w:bookmarkEnd w:id="24"/>
-    <w:bookmarkStart w:id="25" w:name="secondary-analysis"/>
+    <w:bookmarkEnd w:id="22"/>
+    <w:bookmarkStart w:id="23" w:name="secondary-analysis"/>
     <w:p>
       <w:pPr>
         <w:pStyle w:val="Heading3"/>
       </w:pPr>
       <w:r>
-        <w:t xml:space="preserve">3.8 Secondary analysis</w:t>
+        <w:t xml:space="preserve">2.8 Secondary analysis</w:t>
       </w:r>
     </w:p>
     <w:p>
@@ -2023,7 +1498,10 @@
         <w:t xml:space="preserve">In a secondary analysis, we leveraged the previously published social factors framework, a decision-modeling approach for health policy analyses when outcomes are influenced by both disease and social processes.</w:t>
       </w:r>
       <w:r>
-        <w:t xml:space="preserve">[30]</w:t>
+        <w:rPr>
+          <w:vertAlign w:val="superscript"/>
+        </w:rPr>
+        <w:t xml:space="preserve">30</w:t>
       </w:r>
       <w:r>
         <w:t xml:space="preserve"> </w:t>
@@ -2036,7 +1514,7 @@
           <w:rPr>
             <w:rStyle w:val="Hyperlink"/>
           </w:rPr>
-          <w:t xml:space="preserve">Section S 7.7</w:t>
+          <w:t xml:space="preserve">Section S 6.8</w:t>
         </w:r>
       </w:hyperlink>
       <w:r>
@@ -2059,202 +1537,214 @@
       <w:r>
         <w:t xml:space="preserve"> </w:t>
       </w:r>
-      <w:hyperlink w:anchor="supptbl-base-case">
+      <w:hyperlink w:anchor="supptbl-base-case-sff">
+        <w:r>
+          <w:rPr>
+            <w:rStyle w:val="Hyperlink"/>
+          </w:rPr>
+          <w:t xml:space="preserve">Table S9</w:t>
+        </w:r>
+      </w:hyperlink>
+      <w:r>
+        <w:t xml:space="preserve">). Census tract-level SDI served as a proxy for socioeconomic status and captured geographic variation in hypertension prevalence, awareness, and control.</w:t>
+      </w:r>
+      <w:r>
+        <w:rPr>
+          <w:vertAlign w:val="superscript"/>
+        </w:rPr>
+        <w:t xml:space="preserve">4,5</w:t>
+      </w:r>
+      <w:r>
+        <w:t xml:space="preserve"> </w:t>
+      </w:r>
+      <w:r>
+        <w:t xml:space="preserve">The updated model included a fourth health system stage, out of the health system, representing individuals without a routine place for healthcare. At model initiation, synthetic individuals were assigned a census tract-level SDI, insurance status, and an initial health system state (</w:t>
+      </w:r>
+      <w:hyperlink w:anchor="sec-multi-copula">
+        <w:r>
+          <w:rPr>
+            <w:rStyle w:val="Hyperlink"/>
+          </w:rPr>
+          <w:t xml:space="preserve">Section S 6.2</w:t>
+        </w:r>
+      </w:hyperlink>
+      <w:r>
+        <w:t xml:space="preserve">,</w:t>
+      </w:r>
+      <w:r>
+        <w:t xml:space="preserve"> </w:t>
+      </w:r>
+      <w:hyperlink w:anchor="sec-sdi-assignment">
+        <w:r>
+          <w:rPr>
+            <w:rStyle w:val="Hyperlink"/>
+          </w:rPr>
+          <w:t xml:space="preserve">Section S 6.9</w:t>
+        </w:r>
+      </w:hyperlink>
+      <w:r>
+        <w:t xml:space="preserve">).</w:t>
+      </w:r>
+      <w:r>
+        <w:rPr>
+          <w:vertAlign w:val="superscript"/>
+        </w:rPr>
+        <w:t xml:space="preserve">31</w:t>
+      </w:r>
+      <w:r>
+        <w:t xml:space="preserve">. After age 65, all simulated individuals were assumed to have insurance through Medicare coverage.</w:t>
+      </w:r>
+    </w:p>
+    <w:p>
+      <w:pPr>
+        <w:pStyle w:val="BodyText"/>
+      </w:pPr>
+      <w:r>
+        <w:t xml:space="preserve">To incorporate the impact of the social factors on disease natural history, we modified several model parameters and transition probability dependencies. Baseline mortality rates were further adjusted by insurance status.</w:t>
+      </w:r>
+      <w:r>
+        <w:rPr>
+          <w:vertAlign w:val="superscript"/>
+        </w:rPr>
+        <w:t xml:space="preserve">32–34</w:t>
+      </w:r>
+      <w:r>
+        <w:t xml:space="preserve"> </w:t>
+      </w:r>
+      <w:r>
+        <w:t xml:space="preserve">Having no health insurance increased baseline mortality rates, assuming a hazard ratio for increased mortality risk among those uninsured (</w:t>
+      </w:r>
+      <w:hyperlink w:anchor="sec-mortality-insurance">
+        <w:r>
+          <w:rPr>
+            <w:rStyle w:val="Hyperlink"/>
+          </w:rPr>
+          <w:t xml:space="preserve">Section S 6.10</w:t>
+        </w:r>
+      </w:hyperlink>
+      <w:r>
+        <w:t xml:space="preserve">). We predicted systolic and diastolic blood pressure trajectories as a function of age, sex, and census tract-level SDI (</w:t>
+      </w:r>
+      <w:hyperlink w:anchor="sec-sys-dia-regressions">
+        <w:r>
+          <w:rPr>
+            <w:rStyle w:val="Hyperlink"/>
+          </w:rPr>
+          <w:t xml:space="preserve">Section S 6.3</w:t>
+        </w:r>
+      </w:hyperlink>
+      <w:r>
+        <w:t xml:space="preserve">,</w:t>
+      </w:r>
+      <w:r>
+        <w:t xml:space="preserve"> </w:t>
+      </w:r>
+      <w:hyperlink w:anchor="sec-sys-dia-correlations">
+        <w:r>
+          <w:rPr>
+            <w:rStyle w:val="Hyperlink"/>
+          </w:rPr>
+          <w:t xml:space="preserve">Section S 6.4</w:t>
+        </w:r>
+      </w:hyperlink>
+      <w:r>
+        <w:t xml:space="preserve">).</w:t>
+      </w:r>
+    </w:p>
+    <w:p>
+      <w:pPr>
+        <w:pStyle w:val="BodyText"/>
+      </w:pPr>
+      <w:r>
+        <w:t xml:space="preserve">Insurance status and census tract-level SDI also influenced health system utilization. Uninsured individuals were less likely to enter the health system and had elevated blood pressures compared to insured individuals, as observed in NHANES (</w:t>
+      </w:r>
+      <w:hyperlink w:anchor="sec-transition-in-system">
+        <w:r>
+          <w:rPr>
+            <w:rStyle w:val="Hyperlink"/>
+          </w:rPr>
+          <w:t xml:space="preserve">Section S 6.11</w:t>
+        </w:r>
+      </w:hyperlink>
+      <w:r>
+        <w:t xml:space="preserve">,</w:t>
+      </w:r>
+      <w:r>
+        <w:t xml:space="preserve"> </w:t>
+      </w:r>
+      <w:hyperlink w:anchor="sec-out-of-system-BP">
+        <w:r>
+          <w:rPr>
+            <w:rStyle w:val="Hyperlink"/>
+          </w:rPr>
+          <w:t xml:space="preserve">Section S 6.12</w:t>
+        </w:r>
+      </w:hyperlink>
+      <w:r>
+        <w:t xml:space="preserve">). Treatment initiation rates varied by census tract-level SDI. We predicted blood pressure measurement frequencies and antihypertensive treatment probabilities as a function of age, sex, systolic and diastolic blood pressure values, and census tract-level SDI (</w:t>
+      </w:r>
+      <w:hyperlink w:anchor="sec-treatment-prob">
+        <w:r>
+          <w:rPr>
+            <w:rStyle w:val="Hyperlink"/>
+          </w:rPr>
+          <w:t xml:space="preserve">Section S 6.6</w:t>
+        </w:r>
+      </w:hyperlink>
+      <w:r>
+        <w:t xml:space="preserve">). Finally, uninsured individuals were assumed to discontinue treatment at faster rates compared to insured individuals.</w:t>
+      </w:r>
+      <w:r>
+        <w:rPr>
+          <w:vertAlign w:val="superscript"/>
+        </w:rPr>
+        <w:t xml:space="preserve">35</w:t>
+      </w:r>
+    </w:p>
+    <w:bookmarkEnd w:id="23"/>
+    <w:bookmarkEnd w:id="24"/>
+    <w:bookmarkStart w:id="58" w:name="results"/>
+    <w:p>
+      <w:pPr>
+        <w:pStyle w:val="Heading2"/>
+      </w:pPr>
+      <w:r>
+        <w:t xml:space="preserve">3 Results</w:t>
+      </w:r>
+    </w:p>
+    <w:bookmarkStart w:id="26" w:name="cohort-characteristics"/>
+    <w:p>
+      <w:pPr>
+        <w:pStyle w:val="Heading3"/>
+      </w:pPr>
+      <w:r>
+        <w:t xml:space="preserve">3.1 Cohort characteristics</w:t>
+      </w:r>
+    </w:p>
+    <w:p>
+      <w:pPr>
+        <w:pStyle w:val="FirstParagraph"/>
+      </w:pPr>
+      <w:r>
+        <w:t xml:space="preserve">The simulation cohort included 100,000 adults aged 40 years, evenly divided between non-Hispanic Black and non-Hispanic white individuals. At age 40, non-Hispanic Black adults had a higher proportion of individuals in hypertension stages 1 (36% vs. 34%) and stage 2 (19% vs. 14%) compared to non-Hispanic white adults (</w:t>
+      </w:r>
+      <w:hyperlink w:anchor="tbl-demographics-by-race">
+        <w:r>
+          <w:rPr>
+            <w:rStyle w:val="Hyperlink"/>
+          </w:rPr>
+          <w:t xml:space="preserve">Table 2</w:t>
+        </w:r>
+      </w:hyperlink>
+      <w:r>
+        <w:t xml:space="preserve">). In model validation, simulation model outputs were concordant with age-specific hypertension prevalence estimates in the PRIME registry (</w:t>
+      </w:r>
+      <w:hyperlink w:anchor="supptbl-validation-life-expectancy">
         <w:r>
           <w:rPr>
             <w:rStyle w:val="Hyperlink"/>
           </w:rPr>
           <w:t xml:space="preserve">Table S8</w:t>
-        </w:r>
-      </w:hyperlink>
-      <w:r>
-        <w:t xml:space="preserve">). Census tract-level SDI served as a proxy for socioeconomic status and captured geographic variation in hypertension prevalence, awareness, and control.</w:t>
-      </w:r>
-      <w:r>
-        <w:t xml:space="preserve">[4,5]</w:t>
-      </w:r>
-      <w:r>
-        <w:t xml:space="preserve"> </w:t>
-      </w:r>
-      <w:r>
-        <w:t xml:space="preserve">The updated model included a fourth health system stage, out of the health system, representing individuals without a routine place for healthcare. At model initiation, synthetic individuals were assigned a census tract-level SDI, insurance status, and an initial health system state (</w:t>
-      </w:r>
-      <w:hyperlink w:anchor="sec-multi-copula">
-        <w:r>
-          <w:rPr>
-            <w:rStyle w:val="Hyperlink"/>
-          </w:rPr>
-          <w:t xml:space="preserve">Section S 7.1</w:t>
-        </w:r>
-      </w:hyperlink>
-      <w:r>
-        <w:t xml:space="preserve">,</w:t>
-      </w:r>
-      <w:r>
-        <w:t xml:space="preserve"> </w:t>
-      </w:r>
-      <w:hyperlink w:anchor="sec-sdi-assignment">
-        <w:r>
-          <w:rPr>
-            <w:rStyle w:val="Hyperlink"/>
-          </w:rPr>
-          <w:t xml:space="preserve">Section S 7.8</w:t>
-        </w:r>
-      </w:hyperlink>
-      <w:r>
-        <w:t xml:space="preserve">).</w:t>
-      </w:r>
-      <w:r>
-        <w:t xml:space="preserve">[31]</w:t>
-      </w:r>
-      <w:r>
-        <w:t xml:space="preserve">. After age 65, all simulated individuals were assumed to have insurance through Medicare coverage.</w:t>
-      </w:r>
-    </w:p>
-    <w:p>
-      <w:pPr>
-        <w:pStyle w:val="BodyText"/>
-      </w:pPr>
-      <w:r>
-        <w:t xml:space="preserve">To incorporate the impact of the social factors on disease natural history, we modified several model parameters and transition probability dependencies. Baseline mortality rates were further adjusted by insurance status.</w:t>
-      </w:r>
-      <w:r>
-        <w:t xml:space="preserve">[32–34]</w:t>
-      </w:r>
-      <w:r>
-        <w:t xml:space="preserve"> </w:t>
-      </w:r>
-      <w:r>
-        <w:t xml:space="preserve">Having no health insurance increased baseline mortality rates, assuming a hazard ratio for increased mortality risk among those uninsured (</w:t>
-      </w:r>
-      <w:hyperlink w:anchor="sec-mortality-insurance">
-        <w:r>
-          <w:rPr>
-            <w:rStyle w:val="Hyperlink"/>
-          </w:rPr>
-          <w:t xml:space="preserve">Section S 7.9</w:t>
-        </w:r>
-      </w:hyperlink>
-      <w:r>
-        <w:t xml:space="preserve">). We predicted systolic and diastolic blood pressure trajectories as a function of age, sex, and census tract-level SDI (</w:t>
-      </w:r>
-      <w:hyperlink w:anchor="sec-sys-dia-regressions">
-        <w:r>
-          <w:rPr>
-            <w:rStyle w:val="Hyperlink"/>
-          </w:rPr>
-          <w:t xml:space="preserve">Section S 7.2</w:t>
-        </w:r>
-      </w:hyperlink>
-      <w:r>
-        <w:t xml:space="preserve">,</w:t>
-      </w:r>
-      <w:r>
-        <w:t xml:space="preserve"> </w:t>
-      </w:r>
-      <w:hyperlink w:anchor="sec-sys-dia-correlations">
-        <w:r>
-          <w:rPr>
-            <w:rStyle w:val="Hyperlink"/>
-          </w:rPr>
-          <w:t xml:space="preserve">Section S 7.3</w:t>
-        </w:r>
-      </w:hyperlink>
-      <w:r>
-        <w:t xml:space="preserve">).</w:t>
-      </w:r>
-    </w:p>
-    <w:p>
-      <w:pPr>
-        <w:pStyle w:val="BodyText"/>
-      </w:pPr>
-      <w:r>
-        <w:t xml:space="preserve">Insurance status and census tract-level SDI also influenced health system utilization. Uninsured individuals were less likely to enter the health system and had elevated blood pressures compared to insured individuals, as observed in NHANES (</w:t>
-      </w:r>
-      <w:hyperlink w:anchor="sec-transition-in-system">
-        <w:r>
-          <w:rPr>
-            <w:rStyle w:val="Hyperlink"/>
-          </w:rPr>
-          <w:t xml:space="preserve">Section S 7.10</w:t>
-        </w:r>
-      </w:hyperlink>
-      <w:r>
-        <w:t xml:space="preserve">,</w:t>
-      </w:r>
-      <w:r>
-        <w:t xml:space="preserve"> </w:t>
-      </w:r>
-      <w:hyperlink w:anchor="sec-out-of-system-BP">
-        <w:r>
-          <w:rPr>
-            <w:rStyle w:val="Hyperlink"/>
-          </w:rPr>
-          <w:t xml:space="preserve">Section S 7.11</w:t>
-        </w:r>
-      </w:hyperlink>
-      <w:r>
-        <w:t xml:space="preserve">). Treatment initiation rates varied by census tract-level SDI. We predicted blood pressure measurement frequencies and antihypertensive treatment probabilities as a function of age, sex, systolic and diastolic blood pressure values, and census tract-level SDI (</w:t>
-      </w:r>
-      <w:hyperlink w:anchor="sec-treatment-prob">
-        <w:r>
-          <w:rPr>
-            <w:rStyle w:val="Hyperlink"/>
-          </w:rPr>
-          <w:t xml:space="preserve">Section S 7.5</w:t>
-        </w:r>
-      </w:hyperlink>
-      <w:r>
-        <w:t xml:space="preserve">). Finally, uninsured individuals were assumed to discontinue treatment at faster rates compared to insured individuals.</w:t>
-      </w:r>
-      <w:r>
-        <w:t xml:space="preserve">[35]</w:t>
-      </w:r>
-    </w:p>
-    <w:bookmarkEnd w:id="25"/>
-    <w:bookmarkEnd w:id="26"/>
-    <w:bookmarkStart w:id="64" w:name="results"/>
-    <w:p>
-      <w:pPr>
-        <w:pStyle w:val="Heading2"/>
-      </w:pPr>
-      <w:r>
-        <w:t xml:space="preserve">4 Results</w:t>
-      </w:r>
-    </w:p>
-    <w:bookmarkStart w:id="28" w:name="cohort-characteristics"/>
-    <w:p>
-      <w:pPr>
-        <w:pStyle w:val="Heading3"/>
-      </w:pPr>
-      <w:r>
-        <w:t xml:space="preserve">4.1 Cohort characteristics</w:t>
-      </w:r>
-    </w:p>
-    <w:p>
-      <w:pPr>
-        <w:pStyle w:val="FirstParagraph"/>
-      </w:pPr>
-      <w:r>
-        <w:t xml:space="preserve">The simulation cohort included 100,000 adults aged 40 years, evenly divided between non-Hispanic Black and non-Hispanic white individuals. At age 40, non-Hispanic Black adults had a higher proportion of individuals in hypertension stages 1 (36% vs. 34%) and stage 2 (19% vs. 14%) compared to non-Hispanic white adults (</w:t>
-      </w:r>
-      <w:hyperlink w:anchor="tbl-demographics-by-race">
-        <w:r>
-          <w:rPr>
-            <w:rStyle w:val="Hyperlink"/>
-          </w:rPr>
-          <w:t xml:space="preserve">Table 3</w:t>
-        </w:r>
-      </w:hyperlink>
-      <w:r>
-        <w:t xml:space="preserve">). In model validation, simulation model outputs were concordant with age-specific hypertension prevalence estimates in the PRIME registry (</w:t>
-      </w:r>
-      <w:hyperlink w:anchor="supptbl-validation-life-expectancy">
-        <w:r>
-          <w:rPr>
-            <w:rStyle w:val="Hyperlink"/>
-          </w:rPr>
-          <w:t xml:space="preserve">Table S7</w:t>
         </w:r>
       </w:hyperlink>
       <w:r>
@@ -2288,7 +1778,7 @@
       <w:tr>
         <w:tc>
           <w:tcPr/>
-          <w:bookmarkStart w:id="27" w:name="tbl-demographics-by-race"/>
+          <w:bookmarkStart w:id="25" w:name="tbl-demographics-by-race"/>
           <w:p>
             <w:pPr>
               <w:jc w:val="center"/>
@@ -2299,7 +1789,7 @@
               <w:pStyle w:val="ImageCaption"/>
             </w:pPr>
             <w:r>
-              <w:t xml:space="preserve">Table 3: Demographic and clinical characteristics of simulation cohort by race</w:t>
+              <w:t xml:space="preserve">Table 2: Demographic and clinical characteristics of simulation cohort by race</w:t>
             </w:r>
             <w:r>
               <w:t xml:space="preserve"> </w:t>
@@ -2694,7 +2184,7 @@
               </w:tc>
             </w:tr>
           </w:tbl>
-          <w:bookmarkEnd w:id="27"/>
+          <w:bookmarkEnd w:id="25"/>
           <w:p/>
         </w:tc>
       </w:tr>
@@ -2707,14 +2197,14 @@
         <w:t xml:space="preserve">SD: Standard deviation</w:t>
       </w:r>
     </w:p>
-    <w:bookmarkEnd w:id="28"/>
-    <w:bookmarkStart w:id="53" w:name="Xb51250cbbd3aa51572d0944076100a86659d1db"/>
+    <w:bookmarkEnd w:id="26"/>
+    <w:bookmarkStart w:id="51" w:name="Xb51250cbbd3aa51572d0944076100a86659d1db"/>
     <w:p>
       <w:pPr>
         <w:pStyle w:val="Heading3"/>
       </w:pPr>
       <w:r>
-        <w:t xml:space="preserve">4.2 Heterogeneity in treatment effectiveness by race</w:t>
+        <w:t xml:space="preserve">3.2 Heterogeneity in treatment effectiveness by race</w:t>
       </w:r>
     </w:p>
     <w:p>
@@ -2729,7 +2219,7 @@
           <w:rPr>
             <w:rStyle w:val="Hyperlink"/>
           </w:rPr>
-          <w:t xml:space="preserve">Table S9</w:t>
+          <w:t xml:space="preserve">Table S10</w:t>
         </w:r>
       </w:hyperlink>
       <w:r>
@@ -2742,13 +2232,13 @@
         <w:t xml:space="preserve">45% and 30%, respectively. Because ACE inhibitors produced smaller blood pressure reductions and higher discontinuation rates among non-Hispanic Black adults, this prescribing shift had adverse consequences for health outcomes, healthcare utilization, and racial/ethnic disparities.</w:t>
       </w:r>
     </w:p>
-    <w:bookmarkStart w:id="30" w:name="health-outcomes"/>
+    <w:bookmarkStart w:id="28" w:name="health-outcomes"/>
     <w:p>
       <w:pPr>
         <w:pStyle w:val="Heading4"/>
       </w:pPr>
       <w:r>
-        <w:t xml:space="preserve">4.2.1 Health outcomes</w:t>
+        <w:t xml:space="preserve">3.2.1 Health outcomes</w:t>
       </w:r>
     </w:p>
     <w:p>
@@ -2763,7 +2253,7 @@
           <w:rPr>
             <w:rStyle w:val="Hyperlink"/>
           </w:rPr>
-          <w:t xml:space="preserve">Table S10</w:t>
+          <w:t xml:space="preserve">Table S11</w:t>
         </w:r>
       </w:hyperlink>
       <w:r>
@@ -2785,7 +2275,7 @@
           <w:rPr>
             <w:rStyle w:val="Hyperlink"/>
           </w:rPr>
-          <w:t xml:space="preserve">Table 4</w:t>
+          <w:t xml:space="preserve">Table 3</w:t>
         </w:r>
       </w:hyperlink>
       <w:r>
@@ -2819,7 +2309,7 @@
       <w:tr>
         <w:tc>
           <w:tcPr/>
-          <w:bookmarkStart w:id="29" w:name="tbl-standard-main-results-by-race"/>
+          <w:bookmarkStart w:id="27" w:name="tbl-standard-main-results-by-race"/>
           <w:p>
             <w:pPr>
               <w:jc w:val="center"/>
@@ -2830,7 +2320,7 @@
               <w:pStyle w:val="ImageCaption"/>
             </w:pPr>
             <w:r>
-              <w:t xml:space="preserve">Table 4: Main outcomes for non-Hispanic Black and non-Hispanic white adults comparing antihypertensive treatment guidelines with and without race adjustment</w:t>
+              <w:t xml:space="preserve">Table 3: Main outcomes for non-Hispanic Black and non-Hispanic white adults comparing antihypertensive treatment guidelines with and without race adjustment</w:t>
             </w:r>
             <w:r>
               <w:t xml:space="preserve"> </w:t>
@@ -3843,7 +3333,7 @@
               </w:tc>
             </w:tr>
           </w:tbl>
-          <w:bookmarkEnd w:id="29"/>
+          <w:bookmarkEnd w:id="27"/>
           <w:p/>
         </w:tc>
       </w:tr>
@@ -3856,14 +3346,14 @@
         <w:t xml:space="preserve">Mean [Monte Carlo standard error]</w:t>
       </w:r>
     </w:p>
-    <w:bookmarkEnd w:id="30"/>
-    <w:bookmarkStart w:id="52" w:name="health-system-utilization-1"/>
+    <w:bookmarkEnd w:id="28"/>
+    <w:bookmarkStart w:id="50" w:name="health-system-utilization-1"/>
     <w:p>
       <w:pPr>
         <w:pStyle w:val="Heading4"/>
       </w:pPr>
       <w:r>
-        <w:t xml:space="preserve">4.2.2 Health system utilization</w:t>
+        <w:t xml:space="preserve">3.2.2 Health system utilization</w:t>
       </w:r>
     </w:p>
     <w:p>
@@ -3878,7 +3368,7 @@
           <w:rPr>
             <w:rStyle w:val="Hyperlink"/>
           </w:rPr>
-          <w:t xml:space="preserve">Table S10</w:t>
+          <w:t xml:space="preserve">Table S11</w:t>
         </w:r>
       </w:hyperlink>
       <w:r>
@@ -3913,7 +3403,7 @@
         <w:t xml:space="preserve">41% to 49%, compared with 32% among non-Hispanic white adults.</w:t>
       </w:r>
     </w:p>
-    <w:bookmarkStart w:id="51" w:name="fig-standard-main-results-race"/>
+    <w:bookmarkStart w:id="49" w:name="fig-standard-main-results-race"/>
     <w:tbl>
       <w:tblPr>
         <w:tblStyle w:val="Table"/>
@@ -3943,31 +3433,31 @@
             <w:tr>
               <w:tc>
                 <w:tcPr/>
-                <w:bookmarkStart w:id="35" w:name="fig-main-sick"/>
-                <w:p>
-                  <w:pPr>
-                    <w:pStyle w:val="Compact"/>
-                    <w:jc w:val="center"/>
-                    <w:jc w:val="left"/>
-                  </w:pPr>
-                  <w:bookmarkStart w:id="34" w:name="fig-main-sick"/>
+                <w:bookmarkStart w:id="33" w:name="fig-main-sick"/>
+                <w:p>
+                  <w:pPr>
+                    <w:pStyle w:val="Compact"/>
+                    <w:jc w:val="center"/>
+                    <w:jc w:val="left"/>
+                  </w:pPr>
+                  <w:bookmarkStart w:id="32" w:name="fig-main-sick"/>
                   <w:r>
                     <w:drawing>
                       <wp:inline>
                         <wp:extent cx="1481328" cy="1032659"/>
                         <wp:effectExtent b="0" l="0" r="0" t="0"/>
-                        <wp:docPr descr="" title="" id="32" name="Picture"/>
+                        <wp:docPr descr="" title="" id="30" name="Picture"/>
                         <a:graphic>
                           <a:graphicData uri="http://schemas.openxmlformats.org/drawingml/2006/picture">
                             <pic:pic>
                               <pic:nvPicPr>
-                                <pic:cNvPr descr="figures/standard/main_results_by_race_years_sick.png" id="33" name="Picture"/>
+                                <pic:cNvPr descr="figures/standard/main_results_by_race_years_sick.png" id="31" name="Picture"/>
                                 <pic:cNvPicPr>
                                   <a:picLocks noChangeArrowheads="1" noChangeAspect="1"/>
                                 </pic:cNvPicPr>
                               </pic:nvPicPr>
                               <pic:blipFill>
-                                <a:blip r:embed="rId31"/>
+                                <a:blip r:embed="rId29"/>
                                 <a:stretch>
                                   <a:fillRect/>
                                 </a:stretch>
@@ -3993,7 +3483,7 @@
                       </wp:inline>
                     </w:drawing>
                   </w:r>
-                  <w:bookmarkEnd w:id="34"/>
+                  <w:bookmarkEnd w:id="32"/>
                 </w:p>
                 <w:p>
                   <w:pPr>
@@ -4009,7 +3499,7 @@
                     <w:t xml:space="preserve">(a)</w:t>
                   </w:r>
                 </w:p>
-                <w:bookmarkEnd w:id="35"/>
+                <w:bookmarkEnd w:id="33"/>
               </w:tc>
             </w:tr>
           </w:tbl>
@@ -4041,31 +3531,31 @@
             <w:tr>
               <w:tc>
                 <w:tcPr/>
-                <w:bookmarkStart w:id="40" w:name="fig-main-le"/>
-                <w:p>
-                  <w:pPr>
-                    <w:pStyle w:val="Compact"/>
-                    <w:jc w:val="center"/>
-                    <w:jc w:val="left"/>
-                  </w:pPr>
-                  <w:bookmarkStart w:id="39" w:name="fig-main-le"/>
+                <w:bookmarkStart w:id="38" w:name="fig-main-le"/>
+                <w:p>
+                  <w:pPr>
+                    <w:pStyle w:val="Compact"/>
+                    <w:jc w:val="center"/>
+                    <w:jc w:val="left"/>
+                  </w:pPr>
+                  <w:bookmarkStart w:id="37" w:name="fig-main-le"/>
                   <w:r>
                     <w:drawing>
                       <wp:inline>
                         <wp:extent cx="1481328" cy="1036433"/>
                         <wp:effectExtent b="0" l="0" r="0" t="0"/>
-                        <wp:docPr descr="" title="" id="37" name="Picture"/>
+                        <wp:docPr descr="" title="" id="35" name="Picture"/>
                         <a:graphic>
                           <a:graphicData uri="http://schemas.openxmlformats.org/drawingml/2006/picture">
                             <pic:pic>
                               <pic:nvPicPr>
-                                <pic:cNvPr descr="figures/standard/main_results_by_race_years_to_death.png" id="38" name="Picture"/>
+                                <pic:cNvPr descr="figures/standard/main_results_by_race_years_to_death.png" id="36" name="Picture"/>
                                 <pic:cNvPicPr>
                                   <a:picLocks noChangeArrowheads="1" noChangeAspect="1"/>
                                 </pic:cNvPicPr>
                               </pic:nvPicPr>
                               <pic:blipFill>
-                                <a:blip r:embed="rId36"/>
+                                <a:blip r:embed="rId34"/>
                                 <a:stretch>
                                   <a:fillRect/>
                                 </a:stretch>
@@ -4091,7 +3581,7 @@
                       </wp:inline>
                     </w:drawing>
                   </w:r>
-                  <w:bookmarkEnd w:id="39"/>
+                  <w:bookmarkEnd w:id="37"/>
                 </w:p>
                 <w:p>
                   <w:pPr>
@@ -4107,7 +3597,7 @@
                     <w:t xml:space="preserve">(b)</w:t>
                   </w:r>
                 </w:p>
-                <w:bookmarkEnd w:id="40"/>
+                <w:bookmarkEnd w:id="38"/>
               </w:tc>
             </w:tr>
           </w:tbl>
@@ -4159,31 +3649,31 @@
             <w:tr>
               <w:tc>
                 <w:tcPr/>
-                <w:bookmarkStart w:id="45" w:name="fig-main-treated"/>
-                <w:p>
-                  <w:pPr>
-                    <w:pStyle w:val="Compact"/>
-                    <w:jc w:val="center"/>
-                    <w:jc w:val="left"/>
-                  </w:pPr>
-                  <w:bookmarkStart w:id="44" w:name="fig-main-treated"/>
+                <w:bookmarkStart w:id="43" w:name="fig-main-treated"/>
+                <w:p>
+                  <w:pPr>
+                    <w:pStyle w:val="Compact"/>
+                    <w:jc w:val="center"/>
+                    <w:jc w:val="left"/>
+                  </w:pPr>
+                  <w:bookmarkStart w:id="42" w:name="fig-main-treated"/>
                   <w:r>
                     <w:drawing>
                       <wp:inline>
                         <wp:extent cx="1481328" cy="1007523"/>
                         <wp:effectExtent b="0" l="0" r="0" t="0"/>
-                        <wp:docPr descr="" title="" id="42" name="Picture"/>
+                        <wp:docPr descr="" title="" id="40" name="Picture"/>
                         <a:graphic>
                           <a:graphicData uri="http://schemas.openxmlformats.org/drawingml/2006/picture">
                             <pic:pic>
                               <pic:nvPicPr>
-                                <pic:cNvPr descr="figures/standard/main_results_by_race_years_treated.png" id="43" name="Picture"/>
+                                <pic:cNvPr descr="figures/standard/main_results_by_race_years_treated.png" id="41" name="Picture"/>
                                 <pic:cNvPicPr>
                                   <a:picLocks noChangeArrowheads="1" noChangeAspect="1"/>
                                 </pic:cNvPicPr>
                               </pic:nvPicPr>
                               <pic:blipFill>
-                                <a:blip r:embed="rId41"/>
+                                <a:blip r:embed="rId39"/>
                                 <a:stretch>
                                   <a:fillRect/>
                                 </a:stretch>
@@ -4209,7 +3699,7 @@
                       </wp:inline>
                     </w:drawing>
                   </w:r>
-                  <w:bookmarkEnd w:id="44"/>
+                  <w:bookmarkEnd w:id="42"/>
                 </w:p>
                 <w:p>
                   <w:pPr>
@@ -4225,7 +3715,7 @@
                     <w:t xml:space="preserve">(c)</w:t>
                   </w:r>
                 </w:p>
-                <w:bookmarkEnd w:id="45"/>
+                <w:bookmarkEnd w:id="43"/>
               </w:tc>
             </w:tr>
           </w:tbl>
@@ -4257,31 +3747,31 @@
             <w:tr>
               <w:tc>
                 <w:tcPr/>
-                <w:bookmarkStart w:id="50" w:name="fig-main-sick-treated"/>
-                <w:p>
-                  <w:pPr>
-                    <w:pStyle w:val="Compact"/>
-                    <w:jc w:val="center"/>
-                    <w:jc w:val="left"/>
-                  </w:pPr>
-                  <w:bookmarkStart w:id="49" w:name="fig-main-sick-treated"/>
+                <w:bookmarkStart w:id="48" w:name="fig-main-sick-treated"/>
+                <w:p>
+                  <w:pPr>
+                    <w:pStyle w:val="Compact"/>
+                    <w:jc w:val="center"/>
+                    <w:jc w:val="left"/>
+                  </w:pPr>
+                  <w:bookmarkStart w:id="47" w:name="fig-main-sick-treated"/>
                   <w:r>
                     <w:drawing>
                       <wp:inline>
                         <wp:extent cx="1481328" cy="1014065"/>
                         <wp:effectExtent b="0" l="0" r="0" t="0"/>
-                        <wp:docPr descr="" title="" id="47" name="Picture"/>
+                        <wp:docPr descr="" title="" id="45" name="Picture"/>
                         <a:graphic>
                           <a:graphicData uri="http://schemas.openxmlformats.org/drawingml/2006/picture">
                             <pic:pic>
                               <pic:nvPicPr>
-                                <pic:cNvPr descr="figures/standard/main_results_by_race_years_sick_treated.png" id="48" name="Picture"/>
+                                <pic:cNvPr descr="figures/standard/main_results_by_race_years_sick_treated.png" id="46" name="Picture"/>
                                 <pic:cNvPicPr>
                                   <a:picLocks noChangeArrowheads="1" noChangeAspect="1"/>
                                 </pic:cNvPicPr>
                               </pic:nvPicPr>
                               <pic:blipFill>
-                                <a:blip r:embed="rId46"/>
+                                <a:blip r:embed="rId44"/>
                                 <a:stretch>
                                   <a:fillRect/>
                                 </a:stretch>
@@ -4307,7 +3797,7 @@
                       </wp:inline>
                     </w:drawing>
                   </w:r>
-                  <w:bookmarkEnd w:id="49"/>
+                  <w:bookmarkEnd w:id="47"/>
                 </w:p>
                 <w:p>
                   <w:pPr>
@@ -4323,7 +3813,7 @@
                     <w:t xml:space="preserve">(d)</w:t>
                   </w:r>
                 </w:p>
-                <w:bookmarkEnd w:id="50"/>
+                <w:bookmarkEnd w:id="48"/>
               </w:tc>
             </w:tr>
           </w:tbl>
@@ -4343,16 +3833,16 @@
         <w:t xml:space="preserve">Figure 2: Comparing antihypertensive treatment guidelines with and without race adjustment for non-Hispanic Black and non-Hispanic white adults. Outcomes: (a) years with stage 1 or 2 hypertension, (b) life expectancy, (c) years on antihypertensive treatment, (d) years with uncontrolled hypertension</w:t>
       </w:r>
     </w:p>
+    <w:bookmarkEnd w:id="49"/>
+    <w:bookmarkEnd w:id="50"/>
     <w:bookmarkEnd w:id="51"/>
-    <w:bookmarkEnd w:id="52"/>
-    <w:bookmarkEnd w:id="53"/>
-    <w:bookmarkStart w:id="56" w:name="Xc6d98f4813683106be5b0e7aa57301638ee89d1"/>
+    <w:bookmarkStart w:id="54" w:name="Xc6d98f4813683106be5b0e7aa57301638ee89d1"/>
     <w:p>
       <w:pPr>
         <w:pStyle w:val="Heading3"/>
       </w:pPr>
       <w:r>
-        <w:t xml:space="preserve">4.3 No heterogeneity in treatment effectiveness by race</w:t>
+        <w:t xml:space="preserve">3.3 No heterogeneity in treatment effectiveness by race</w:t>
       </w:r>
     </w:p>
     <w:p>
@@ -4374,13 +3864,13 @@
         <w:t xml:space="preserve">).</w:t>
       </w:r>
     </w:p>
-    <w:bookmarkStart w:id="54" w:name="health-outcomes-1"/>
+    <w:bookmarkStart w:id="52" w:name="health-outcomes-1"/>
     <w:p>
       <w:pPr>
         <w:pStyle w:val="Heading4"/>
       </w:pPr>
       <w:r>
-        <w:t xml:space="preserve">4.3.1 Health outcomes</w:t>
+        <w:t xml:space="preserve">3.3.1 Health outcomes</w:t>
       </w:r>
     </w:p>
     <w:p>
@@ -4395,7 +3885,7 @@
           <w:rPr>
             <w:rStyle w:val="Hyperlink"/>
           </w:rPr>
-          <w:t xml:space="preserve">Table 4</w:t>
+          <w:t xml:space="preserve">Table 3</w:t>
         </w:r>
       </w:hyperlink>
       <w:r>
@@ -4420,7 +3910,7 @@
           <w:rPr>
             <w:rStyle w:val="Hyperlink"/>
           </w:rPr>
-          <w:t xml:space="preserve">Table 4</w:t>
+          <w:t xml:space="preserve">Table 3</w:t>
         </w:r>
       </w:hyperlink>
       <w:r>
@@ -4441,14 +3931,14 @@
         <w:t xml:space="preserve">).</w:t>
       </w:r>
     </w:p>
-    <w:bookmarkEnd w:id="54"/>
-    <w:bookmarkStart w:id="55" w:name="healthcare-utilization"/>
+    <w:bookmarkEnd w:id="52"/>
+    <w:bookmarkStart w:id="53" w:name="healthcare-utilization"/>
     <w:p>
       <w:pPr>
         <w:pStyle w:val="Heading4"/>
       </w:pPr>
       <w:r>
-        <w:t xml:space="preserve">4.3.2 Healthcare utilization</w:t>
+        <w:t xml:space="preserve">3.3.2 Healthcare utilization</w:t>
       </w:r>
     </w:p>
     <w:p>
@@ -4463,22 +3953,22 @@
           <w:rPr>
             <w:rStyle w:val="Hyperlink"/>
           </w:rPr>
-          <w:t xml:space="preserve">Table 4</w:t>
+          <w:t xml:space="preserve">Table 3</w:t>
         </w:r>
       </w:hyperlink>
       <w:r>
         <w:t xml:space="preserve">). Years with uncontrolled hypertension went from 8.0 years (95% CI: 7.9, 8.1) to 8.2 years (95% CI: 8.1, 8.3). As a result, the fraction of treatment time with uncontrolled hypertension rose by 3 percentage points, compared to 8 percentage points in the first scenario.</w:t>
       </w:r>
     </w:p>
-    <w:bookmarkEnd w:id="55"/>
-    <w:bookmarkEnd w:id="56"/>
-    <w:bookmarkStart w:id="63" w:name="secondary-analysis-1"/>
+    <w:bookmarkEnd w:id="53"/>
+    <w:bookmarkEnd w:id="54"/>
+    <w:bookmarkStart w:id="57" w:name="secondary-analysis-1"/>
     <w:p>
       <w:pPr>
         <w:pStyle w:val="Heading3"/>
       </w:pPr>
       <w:r>
-        <w:t xml:space="preserve">4.4 Secondary analysis</w:t>
+        <w:t xml:space="preserve">3.4 Secondary analysis</w:t>
       </w:r>
     </w:p>
     <w:p>
@@ -4489,17 +3979,6 @@
         <w:t xml:space="preserve">Insurance coverage was higher among non-Hispanic white 40-year-old adults (86%) than among non-Hispanic Black 40-year-old adults (79%). Mean census tract-level SDI was also higher for non-Hispanic Black adults (18.1) compared to non-Hispanic white adults (14.6), reflecting greater neighborhood disadvantage (</w:t>
       </w:r>
       <w:hyperlink w:anchor="supptbl-sff-cohort">
-        <w:r>
-          <w:rPr>
-            <w:rStyle w:val="Hyperlink"/>
-          </w:rPr>
-          <w:t xml:space="preserve">Table S11</w:t>
-        </w:r>
-      </w:hyperlink>
-      <w:r>
-        <w:t xml:space="preserve">). Incorporating census tract-level SDI and insurance coverage reduced overall treatment access. The overall incidence of treatment dropped from 76% in the main analysis to 69%. While treatment incidence did not differ by race, it differed by insurance status (</w:t>
-      </w:r>
-      <w:hyperlink w:anchor="supptbl-sff-main-results">
         <w:r>
           <w:rPr>
             <w:rStyle w:val="Hyperlink"/>
@@ -4508,18 +3987,453 @@
         </w:r>
       </w:hyperlink>
       <w:r>
-        <w:t xml:space="preserve">). Among those without insurance, 58% and 57% of non-Hispanic Black and non-Hispanic white adults initiated treatment, compared to 71% and 70% of insured non-Hispanic Black and non-Hispanic white adults (</w:t>
-      </w:r>
-      <w:hyperlink w:anchor="fig-cum-incidence-treatment">
+        <w:t xml:space="preserve">). Incorporating census tract-level SDI and insurance coverage reduced overall treatment access. The overall incidence of treatment dropped from 76% in the main analysis to 69%. While treatment incidence did not differ by race, it differed by insurance status (</w:t>
+      </w:r>
+      <w:hyperlink w:anchor="supptbl-sff-main-results">
         <w:r>
           <w:rPr>
             <w:rStyle w:val="Hyperlink"/>
           </w:rPr>
-          <w:t xml:space="preserve">Figure 3</w:t>
+          <w:t xml:space="preserve">Table S13</w:t>
         </w:r>
       </w:hyperlink>
       <w:r>
+        <w:t xml:space="preserve">). Among those without insurance, 58% and 57% of non-Hispanic Black and non-Hispanic white adults initiated treatment, compared to 71% and 70% of insured non-Hispanic Black and non-Hispanic white adults (</w:t>
+      </w:r>
+      <w:hyperlink w:anchor="suppfig-sff-cum-incidence-treatment">
+        <w:r>
+          <w:rPr>
+            <w:rStyle w:val="Hyperlink"/>
+          </w:rPr>
+          <w:t xml:space="preserve">Figure S10</w:t>
+        </w:r>
+      </w:hyperlink>
+      <w:r>
         <w:t xml:space="preserve">).</w:t>
+      </w:r>
+    </w:p>
+    <w:bookmarkStart w:id="55" w:name="X5e43e55be213edc0eb032a38fb7caf1fb78528a"/>
+    <w:p>
+      <w:pPr>
+        <w:pStyle w:val="Heading4"/>
+      </w:pPr>
+      <w:r>
+        <w:t xml:space="preserve">3.4.1 Heterogeneity in treatment effectiveness by race</w:t>
+      </w:r>
+    </w:p>
+    <w:p>
+      <w:pPr>
+        <w:pStyle w:val="FirstParagraph"/>
+      </w:pPr>
+      <w:r>
+        <w:t xml:space="preserve">Under guidelines without race adjustment, life expectancy among non-Hispanic Black adults decreased by 0.3 years, from 35.5 years (95% CI: 35.3, 35.6) to 35.2 years (95% CI: 35.0, 35.3), although with overlapping confidence intervals. This effect was similar to the 0.4-year effect observed in the main analysis (</w:t>
+      </w:r>
+      <w:hyperlink w:anchor="supptbl-sff-results-by-race">
+        <w:r>
+          <w:rPr>
+            <w:rStyle w:val="Hyperlink"/>
+          </w:rPr>
+          <w:t xml:space="preserve">Table S14</w:t>
+        </w:r>
+      </w:hyperlink>
+      <w:r>
+        <w:t xml:space="preserve">,</w:t>
+      </w:r>
+      <w:r>
+        <w:t xml:space="preserve"> </w:t>
+      </w:r>
+      <w:hyperlink w:anchor="suppfig-sff-results-race">
+        <w:r>
+          <w:rPr>
+            <w:rStyle w:val="Hyperlink"/>
+          </w:rPr>
+          <w:t xml:space="preserve">Figure S11</w:t>
+        </w:r>
+      </w:hyperlink>
+      <w:r>
+        <w:t xml:space="preserve">). Because insured non-Hispanic Black adults had greater treatment access, they were more likely to be affected by the prescribing shift towards ACE inhibitors. The average decline in life expectancy was 0.3 years for non-Hispanic Black adults with insurance compared to 0.2 years for those without insurance (</w:t>
+      </w:r>
+      <w:hyperlink w:anchor="supptbl-main-results-by-race-insurance">
+        <w:r>
+          <w:rPr>
+            <w:rStyle w:val="Hyperlink"/>
+          </w:rPr>
+          <w:t xml:space="preserve">Table S15</w:t>
+        </w:r>
+      </w:hyperlink>
+      <w:r>
+        <w:t xml:space="preserve">). We observed a similar pattern in hypertension control. Years spent with uncontrolled hypertension increased by 0.8 years and 0.2 years among non-Hispanic Black adults with and without insurance, respectively.</w:t>
+      </w:r>
+    </w:p>
+    <w:bookmarkEnd w:id="55"/>
+    <w:bookmarkStart w:id="56" w:name="X46303fddc59e898a73e859e3bafc5098cdd40b9"/>
+    <w:p>
+      <w:pPr>
+        <w:pStyle w:val="Heading4"/>
+      </w:pPr>
+      <w:r>
+        <w:t xml:space="preserve">3.4.2 No heterogeneity in treatment effectiveness by race</w:t>
+      </w:r>
+    </w:p>
+    <w:p>
+      <w:pPr>
+        <w:pStyle w:val="FirstParagraph"/>
+      </w:pPr>
+      <w:r>
+        <w:t xml:space="preserve">As in the main analysis, the effects of guidelines without race adjustment were smaller under the no treatment heterogeneity scenario. The decline in life expectancy for non-Hispanic Black adults was the same as the 0.1-year widening in the main analysis (</w:t>
+      </w:r>
+      <w:hyperlink w:anchor="supptbl-sff-results-by-race">
+        <w:r>
+          <w:rPr>
+            <w:rStyle w:val="Hyperlink"/>
+          </w:rPr>
+          <w:t xml:space="preserve">Table S14</w:t>
+        </w:r>
+      </w:hyperlink>
+      <w:r>
+        <w:t xml:space="preserve">,</w:t>
+      </w:r>
+      <w:r>
+        <w:t xml:space="preserve"> </w:t>
+      </w:r>
+      <w:hyperlink w:anchor="suppfig-sff-results-race">
+        <w:r>
+          <w:rPr>
+            <w:rStyle w:val="Hyperlink"/>
+          </w:rPr>
+          <w:t xml:space="preserve">Figure S11</w:t>
+        </w:r>
+      </w:hyperlink>
+      <w:r>
+        <w:t xml:space="preserve">). In this scenario, we observed no differences in life expectancy decreases among non-Hispanic Black adults with insurance (0.1 years) and without insurance (0.1 years) (</w:t>
+      </w:r>
+      <w:hyperlink w:anchor="supptbl-main-results-by-race-insurance">
+        <w:r>
+          <w:rPr>
+            <w:rStyle w:val="Hyperlink"/>
+          </w:rPr>
+          <w:t xml:space="preserve">Table S15</w:t>
+        </w:r>
+      </w:hyperlink>
+      <w:r>
+        <w:t xml:space="preserve">). Increases in years with uncontrolled hypertension were higher among non-Hispanic Black adults with insurance (0.2 years) compared to those without (0.1 years). However, differences by insurance status were smaller than in the scenario</w:t>
+      </w:r>
+      <w:r>
+        <w:t xml:space="preserve"> </w:t>
+      </w:r>
+      <w:r>
+        <w:t xml:space="preserve">assuming racial heterogeneity in treatment effects.</w:t>
+      </w:r>
+    </w:p>
+    <w:bookmarkEnd w:id="56"/>
+    <w:bookmarkEnd w:id="57"/>
+    <w:bookmarkEnd w:id="58"/>
+    <w:bookmarkStart w:id="59" w:name="discussion"/>
+    <w:p>
+      <w:pPr>
+        <w:pStyle w:val="Heading2"/>
+      </w:pPr>
+      <w:r>
+        <w:t xml:space="preserve">4 Discussion</w:t>
+      </w:r>
+    </w:p>
+    <w:p>
+      <w:pPr>
+        <w:pStyle w:val="FirstParagraph"/>
+      </w:pPr>
+      <w:r>
+        <w:t xml:space="preserve">Our findings indicate that implementing antihypertensive treatment guidelines that no longer account for race may have adverse consequences for health outcomes and healthcare utilization among non-Hispanic Black adults, widening disparities with non-Hispanic white adults. However, the magnitude of these effects depended on assumptions of treatment heterogeneity by race.</w:t>
+      </w:r>
+    </w:p>
+    <w:p>
+      <w:pPr>
+        <w:pStyle w:val="BodyText"/>
+      </w:pPr>
+      <w:r>
+        <w:t xml:space="preserve">Under assumptions of racial heterogeneity in treatment effectiveness, guidelines without race adjustment increased utilization of ACE inhibitors among non-Hispanic Black adults, a treatment class associated with smaller blood pressure reductions and higher discontinuation rates in this racial/ethnic group. This prescribing shift resulted in an average 0.4-year decrease in life expectancy and 0.8-year increase in years with uncontrolled hypertension among non-Hispanic Black adults, widening disparities with non-Hispanic white adults.</w:t>
+      </w:r>
+    </w:p>
+    <w:p>
+      <w:pPr>
+        <w:pStyle w:val="BodyText"/>
+      </w:pPr>
+      <w:r>
+        <w:t xml:space="preserve">When treatment effectiveness was assumed equal across racial/ethnic groups, this same prescribing shift produced more modest effects, as ACE inhibitors were associated with smaller reductions in blood pressure compared to thiazide diuretics. Consequently, life expectancy decreased by 0.1 years, and years with uncontrolled hypertension increased by 0.2 years for non-Hispanic Black adults, less than one-half and one-quarter, respectively, of the effect observed under heterogeneous treatment assumptions. These results suggest that the consequences of guidelines without race adjustment for non-Hispanic Black adults are the most severe if racial heterogeneity in treatment effectiveness exists.</w:t>
+      </w:r>
+    </w:p>
+    <w:p>
+      <w:pPr>
+        <w:pStyle w:val="BodyText"/>
+      </w:pPr>
+      <w:r>
+        <w:t xml:space="preserve">The existence of antihypertensive treatment heterogeneity by race is unclear. Beyond evidence from ALLHAT, analyses from the Veterans Affairs system, All of Us Research program, and additional clinical trials have demonstrated racial and ethnic differences in hypertension control across antihypertensive medication classes.</w:t>
+      </w:r>
+      <w:r>
+        <w:rPr>
+          <w:vertAlign w:val="superscript"/>
+        </w:rPr>
+        <w:t xml:space="preserve">7,9,36–40</w:t>
+      </w:r>
+      <w:r>
+        <w:t xml:space="preserve"> </w:t>
+      </w:r>
+      <w:r>
+        <w:t xml:space="preserve">However, it has not been established whether these differences are attributable to race, given evidence that race may not be a reliable proxy for genetic variation.</w:t>
+      </w:r>
+      <w:r>
+        <w:rPr>
+          <w:vertAlign w:val="superscript"/>
+        </w:rPr>
+        <w:t xml:space="preserve">12,41</w:t>
+      </w:r>
+      <w:r>
+        <w:t xml:space="preserve"> </w:t>
+      </w:r>
+      <w:r>
+        <w:t xml:space="preserve">Instead, observed treatment heterogeneity may be driven by differences in health insurance coverage, health literacy, medication adherence, or lower trust in the healthcare system.</w:t>
+      </w:r>
+      <w:r>
+        <w:rPr>
+          <w:vertAlign w:val="superscript"/>
+        </w:rPr>
+        <w:t xml:space="preserve">2,42,43</w:t>
+      </w:r>
+    </w:p>
+    <w:p>
+      <w:pPr>
+        <w:pStyle w:val="BodyText"/>
+      </w:pPr>
+      <w:r>
+        <w:t xml:space="preserve">As a secondary analysis, we examined how incorporating heterogeneity in census tract-level SDI and health insurance coverage modified our findings. While non-Hispanic Black adults had lower rates of insurance coverage and higher census tract-level SDI values, we did not observe meaningful differences in life expectancy or hypertension control by racial groups compared to our main analysis. However, the adverse effects of guidelines that no longer account for race were more modest for non-Hispanic Black adults without insurance who had lower treatment access and thus less exposure to the prescribing shift towards ACE inhibitors. We argue that changes to clinical guidelines cannot be evaluated in isolation from the social context in which they are implemented.</w:t>
+      </w:r>
+    </w:p>
+    <w:p>
+      <w:pPr>
+        <w:pStyle w:val="BodyText"/>
+      </w:pPr>
+      <w:r>
+        <w:t xml:space="preserve">Previous studies have examined the implications of removing race from clinical decision-making on health equity, most often in the context of race-adjusted clinical algorithms. These studies demonstrate that simply eliminating race from clinical algorithms does not necessarily improve and may, in some cases, exacerbate racial and ethnic disparities across clinical domains, including in chronic kidney disease, lung cancer, and colorectal cancer detection.</w:t>
+      </w:r>
+      <w:r>
+        <w:rPr>
+          <w:vertAlign w:val="superscript"/>
+        </w:rPr>
+        <w:t xml:space="preserve">18,44–46</w:t>
+      </w:r>
+      <w:r>
+        <w:t xml:space="preserve"> </w:t>
+      </w:r>
+      <w:r>
+        <w:t xml:space="preserve">Although several professional organizations have acknowledged the need to remove race from clinical practice guidelines,</w:t>
+      </w:r>
+      <w:r>
+        <w:rPr>
+          <w:vertAlign w:val="superscript"/>
+        </w:rPr>
+        <w:t xml:space="preserve">47–49</w:t>
+      </w:r>
+      <w:r>
+        <w:t xml:space="preserve"> </w:t>
+      </w:r>
+      <w:r>
+        <w:t xml:space="preserve">to our knowledge, no studies have evaluated the resulting implications for clinical decision-making, health outcomes, and racial/ethnic disparities.</w:t>
+      </w:r>
+    </w:p>
+    <w:p>
+      <w:pPr>
+        <w:pStyle w:val="BodyText"/>
+      </w:pPr>
+      <w:r>
+        <w:t xml:space="preserve">Our analysis has several limitations stemming from the need to simplify some elements of a complex policy problem. First, we focused on antihypertensive monotherapy with either thiazide diuretics or ACE inhibitors. Antihypertensive treatment guidelines are more complex, allowing for additional medication classes such as angiotensin receptor blockers, calcium channel blockers, and beta blockers. Furthermore, patients who do not achieve blood pressure control often initiate combination therapy with multiple therapeutic options. Second, we did not explicitly model the effect of antihypertensive treatment on cardiovascular events, including stroke, congestive heart failure, and coronary heart disease.</w:t>
+      </w:r>
+      <w:r>
+        <w:rPr>
+          <w:vertAlign w:val="superscript"/>
+        </w:rPr>
+        <w:t xml:space="preserve">28</w:t>
+      </w:r>
+      <w:r>
+        <w:t xml:space="preserve"> </w:t>
+      </w:r>
+      <w:r>
+        <w:t xml:space="preserve">Further, we did not model any benefits from ACE inhibitors in slowing kidney disease progression.</w:t>
+      </w:r>
+      <w:r>
+        <w:rPr>
+          <w:vertAlign w:val="superscript"/>
+        </w:rPr>
+        <w:t xml:space="preserve">50,51</w:t>
+      </w:r>
+      <w:r>
+        <w:t xml:space="preserve"> </w:t>
+      </w:r>
+      <w:r>
+        <w:t xml:space="preserve">In our analysis, we assumed that antihypertensive treatment lowered blood pressure, which reduced the risk of all-cause mortality. Third, in our secondary analysis, we focused on incorporating health insurance status and census tract-level SDI. Additional social factors that may influence hypertension incidence and control were not incorporated. Finally, we focused our analysis on a population of non-Hispanic Black and non-Hispanic white adults to examine the implications of removing race-specific treatment recommendations for Black adults. We did not include additional racial and ethnic groups who also face disparities in hypertension, such as Hispanic and non-Hispanic Asian adults.</w:t>
+      </w:r>
+      <w:r>
+        <w:rPr>
+          <w:vertAlign w:val="superscript"/>
+        </w:rPr>
+        <w:t xml:space="preserve">2,5</w:t>
+      </w:r>
+    </w:p>
+    <w:bookmarkEnd w:id="59"/>
+    <w:bookmarkStart w:id="60" w:name="conclusion"/>
+    <w:p>
+      <w:pPr>
+        <w:pStyle w:val="Heading2"/>
+      </w:pPr>
+      <w:r>
+        <w:t xml:space="preserve">5 Conclusion</w:t>
+      </w:r>
+    </w:p>
+    <w:p>
+      <w:pPr>
+        <w:pStyle w:val="FirstParagraph"/>
+      </w:pPr>
+      <w:r>
+        <w:t xml:space="preserve">Our study examined the implications of removing race adjustment from antihypertensive treatment guidelines on health outcomes, healthcare utilization, and disparities. We found that guidelines without race adjustment may result in adverse consequences for non-Hispanic Black adults. The magnitude of these effects depended on assumptions about whether racial heterogeneity in antihypertensive treatment effectiveness exists, which was the basis for previously published race-adjusted guidelines. Resolving the uncertainty around antihypertensive treatment heterogeneity and better understanding its underlying drivers are important when considering modification of clinical practice guidelines that may inadvertently widen racial and ethnic disparities in hypertension.</w:t>
+      </w:r>
+    </w:p>
+    <w:bookmarkEnd w:id="60"/>
+    <w:bookmarkStart w:id="61" w:name="acknowledgements"/>
+    <w:p>
+      <w:pPr>
+        <w:pStyle w:val="Heading2"/>
+      </w:pPr>
+      <w:r>
+        <w:t xml:space="preserve">Acknowledgements</w:t>
+      </w:r>
+    </w:p>
+    <w:p>
+      <w:pPr>
+        <w:pStyle w:val="FirstParagraph"/>
+      </w:pPr>
+      <w:r>
+        <w:t xml:space="preserve">Data for this project were accessed using the Stanford Center for Population Health Sciences Data Core. The PHS Data Core is supported by a National Institutes of Health National Center for Advancing Translational Science Clinical and Translational Science Award (UL1TR003142) and from Internal Stanford funding. The content is solely the responsibility of the authors and does not necessarily represent the official views of the NIH. We wish to acknowledge and thank the ABFM PRIME Registry participating clinicians and the American Board of Family Medicine, without whom the American Family Cohort would not be possible.</w:t>
+      </w:r>
+    </w:p>
+    <w:bookmarkEnd w:id="61"/>
+    <w:bookmarkStart w:id="62" w:name="conflicts-of-interest"/>
+    <w:p>
+      <w:pPr>
+        <w:pStyle w:val="Heading2"/>
+      </w:pPr>
+      <w:r>
+        <w:t xml:space="preserve">Conflicts of interest</w:t>
+      </w:r>
+    </w:p>
+    <w:p>
+      <w:pPr>
+        <w:pStyle w:val="FirstParagraph"/>
+      </w:pPr>
+      <w:r>
+        <w:t xml:space="preserve">The authors declare no potential conflicts of interest with respect to the research, authorship, and/or publication of this article.</w:t>
+      </w:r>
+    </w:p>
+    <w:bookmarkEnd w:id="62"/>
+    <w:bookmarkStart w:id="63" w:name="funding-statement"/>
+    <w:p>
+      <w:pPr>
+        <w:pStyle w:val="Heading2"/>
+      </w:pPr>
+      <w:r>
+        <w:t xml:space="preserve">Funding statement</w:t>
+      </w:r>
+    </w:p>
+    <w:p>
+      <w:pPr>
+        <w:pStyle w:val="FirstParagraph"/>
+      </w:pPr>
+      <w:r>
+        <w:t xml:space="preserve">Financial support for this study was provided by the National Institutes of Health. Marika Cusick, Malcolm Barrett, Fernando Alarid-Escudero, Jeremy D. Goldhaber-Fiebert and Sherri Rose were supported by NIH Director’s Pioneer Award DP1LM014278. The funding agencies had no role in the design of the study, interpretation of results, or writing of the manuscript. The funding agreement ensured the authors’ independence in designing the study, interpreting the data, writing, and publishing the report.</w:t>
+      </w:r>
+    </w:p>
+    <w:bookmarkEnd w:id="63"/>
+    <w:bookmarkStart w:id="64" w:name="ethics-statement"/>
+    <w:p>
+      <w:pPr>
+        <w:pStyle w:val="Heading2"/>
+      </w:pPr>
+      <w:r>
+        <w:t xml:space="preserve">Ethics statement</w:t>
+      </w:r>
+    </w:p>
+    <w:p>
+      <w:pPr>
+        <w:pStyle w:val="FirstParagraph"/>
+      </w:pPr>
+      <w:r>
+        <w:t xml:space="preserve">This study was approved by the Stanford University Institutional Review Board.</w:t>
+      </w:r>
+    </w:p>
+    <w:bookmarkEnd w:id="64"/>
+    <w:bookmarkStart w:id="66" w:name="data-availability"/>
+    <w:p>
+      <w:pPr>
+        <w:pStyle w:val="Heading2"/>
+      </w:pPr>
+      <w:r>
+        <w:t xml:space="preserve">Data availability</w:t>
+      </w:r>
+    </w:p>
+    <w:p>
+      <w:pPr>
+        <w:pStyle w:val="FirstParagraph"/>
+      </w:pPr>
+      <w:r>
+        <w:t xml:space="preserve">The data underlying this article cannot be shared publicly to protect the privacy of the individuals in the American Board of Family Medicine PRIME primary care electronic health record registry. The code to reproduce our results is available at:</w:t>
+      </w:r>
+      <w:r>
+        <w:t xml:space="preserve"> </w:t>
+      </w:r>
+      <w:hyperlink r:id="rId65">
+        <w:r>
+          <w:rPr>
+            <w:rStyle w:val="Hyperlink"/>
+          </w:rPr>
+          <w:t xml:space="preserve">https://github.com/StanfordHPDS/hypertension-guideline-microsim</w:t>
+        </w:r>
+      </w:hyperlink>
+      <w:r>
+        <w:t xml:space="preserve">.</w:t>
+      </w:r>
+    </w:p>
+    <w:bookmarkEnd w:id="66"/>
+    <w:bookmarkStart w:id="67" w:name="author-contributions"/>
+    <w:p>
+      <w:pPr>
+        <w:pStyle w:val="Heading2"/>
+      </w:pPr>
+      <w:r>
+        <w:t xml:space="preserve">Author contributions</w:t>
+      </w:r>
+    </w:p>
+    <w:p>
+      <w:pPr>
+        <w:pStyle w:val="FirstParagraph"/>
+      </w:pPr>
+      <w:r>
+        <w:t xml:space="preserve">Marika Cusick (Conceptualization, Methodology, Formal analysis, Visualization, Writing – original draft, Writing – review &amp; editing), Malcolm Barrett (Formal analysis, Software, Writing – review &amp; editing), Fernando Alarid-Escudero (Methodology, Writing – review &amp; editing), Jeremy Goldhaber-Fiebert (Conceptualization, Formal analysis, Methodology, Writing – review &amp; editing), Sherri Rose (Conceptualization, Methodology, Supervision, Writing – original draft, Writing – review &amp; editing, Funding acquisition)</w:t>
+      </w:r>
+    </w:p>
+    <w:bookmarkEnd w:id="67"/>
+    <w:bookmarkStart w:id="256" w:name="supplement"/>
+    <w:p>
+      <w:pPr>
+        <w:pStyle w:val="Heading2"/>
+      </w:pPr>
+      <w:r>
+        <w:t xml:space="preserve">6 Supplement</w:t>
+      </w:r>
+    </w:p>
+    <w:bookmarkStart w:id="69" w:name="sec-base-case-param"/>
+    <w:p>
+      <w:pPr>
+        <w:pStyle w:val="Heading3"/>
+      </w:pPr>
+      <w:r>
+        <w:t xml:space="preserve">6.1 Microsimulation model parameters</w:t>
       </w:r>
     </w:p>
     <w:tbl>
@@ -4535,55 +4449,559 @@
       <w:tr>
         <w:tc>
           <w:tcPr/>
-          <w:bookmarkStart w:id="60" w:name="fig-cum-incidence-treatment"/>
-          <w:p>
-            <w:pPr>
-              <w:pStyle w:val="Compact"/>
-              <w:jc w:val="center"/>
-            </w:pPr>
-            <w:r>
-              <w:drawing>
-                <wp:inline>
-                  <wp:extent cx="5334000" cy="3456555"/>
-                  <wp:effectExtent b="0" l="0" r="0" t="0"/>
-                  <wp:docPr descr="" title="" id="58" name="Picture"/>
-                  <a:graphic>
-                    <a:graphicData uri="http://schemas.openxmlformats.org/drawingml/2006/picture">
-                      <pic:pic>
-                        <pic:nvPicPr>
-                          <pic:cNvPr descr="figures/social/cum_inc_treated_hetero_RA.png" id="59" name="Picture"/>
-                          <pic:cNvPicPr>
-                            <a:picLocks noChangeArrowheads="1" noChangeAspect="1"/>
-                          </pic:cNvPicPr>
-                        </pic:nvPicPr>
-                        <pic:blipFill>
-                          <a:blip r:embed="rId57"/>
-                          <a:stretch>
-                            <a:fillRect/>
-                          </a:stretch>
-                        </pic:blipFill>
-                        <pic:spPr bwMode="auto">
-                          <a:xfrm>
-                            <a:off x="0" y="0"/>
-                            <a:ext cx="5334000" cy="3456555"/>
-                          </a:xfrm>
-                          <a:prstGeom prst="rect">
-                            <a:avLst/>
-                          </a:prstGeom>
-                          <a:noFill/>
-                          <a:ln w="9525">
-                            <a:noFill/>
-                            <a:headEnd/>
-                            <a:tailEnd/>
-                          </a:ln>
-                        </pic:spPr>
-                      </pic:pic>
-                    </a:graphicData>
-                  </a:graphic>
-                </wp:inline>
-              </w:drawing>
-            </w:r>
-          </w:p>
+          <w:bookmarkStart w:id="68" w:name="supptbl-base-case"/>
+          <w:tbl>
+            <w:tblPr>
+              <w:tblStyle w:val="Table"/>
+              <w:tblW w:type="pct" w:w="5000"/>
+              <w:tblLayout w:type="fixed"/>
+              <w:tblLook w:firstRow="1" w:lastRow="0" w:firstColumn="0" w:lastColumn="0" w:noHBand="0" w:noVBand="0" w:val="0020"/>
+            </w:tblPr>
+            <w:tblGrid>
+              <w:gridCol w:w="2640"/>
+              <w:gridCol w:w="2640"/>
+              <w:gridCol w:w="2640"/>
+            </w:tblGrid>
+            <w:tr>
+              <w:trPr>
+                <w:tblHeader w:val="on"/>
+              </w:trPr>
+              <w:tc>
+                <w:tcPr/>
+                <w:p>
+                  <w:pPr>
+                    <w:pStyle w:val="Compact"/>
+                    <w:jc w:val="center"/>
+                  </w:pPr>
+                  <w:r>
+                    <w:t xml:space="preserve">Parameter</w:t>
+                  </w:r>
+                </w:p>
+              </w:tc>
+              <w:tc>
+                <w:tcPr/>
+                <w:p>
+                  <w:pPr>
+                    <w:pStyle w:val="Compact"/>
+                    <w:jc w:val="center"/>
+                  </w:pPr>
+                  <w:r>
+                    <w:t xml:space="preserve">Dependencies</w:t>
+                  </w:r>
+                </w:p>
+              </w:tc>
+              <w:tc>
+                <w:tcPr/>
+                <w:p>
+                  <w:pPr>
+                    <w:pStyle w:val="Compact"/>
+                    <w:jc w:val="center"/>
+                  </w:pPr>
+                  <w:r>
+                    <w:t xml:space="preserve">Data</w:t>
+                  </w:r>
+                </w:p>
+              </w:tc>
+            </w:tr>
+            <w:tr>
+              <w:tc>
+                <w:tcPr/>
+                <w:p>
+                  <w:pPr>
+                    <w:pStyle w:val="Compact"/>
+                    <w:jc w:val="center"/>
+                  </w:pPr>
+                  <w:r>
+                    <w:t xml:space="preserve">Simulation cohort</w:t>
+                  </w:r>
+                </w:p>
+              </w:tc>
+              <w:tc>
+                <w:tcPr/>
+                <w:p>
+                  <w:pPr>
+                    <w:pStyle w:val="Compact"/>
+                    <w:jc w:val="center"/>
+                  </w:pPr>
+                  <w:r>
+                    <w:t xml:space="preserve">Age, sex, race/ethnicity, systolic and diastolic blood pressure values</w:t>
+                  </w:r>
+                </w:p>
+              </w:tc>
+              <w:tc>
+                <w:tcPr/>
+                <w:p>
+                  <w:pPr>
+                    <w:pStyle w:val="Compact"/>
+                    <w:jc w:val="center"/>
+                  </w:pPr>
+                  <w:r>
+                    <w:t xml:space="preserve">NHANES</w:t>
+                  </w:r>
+                  <w:r>
+                    <w:rPr>
+                      <w:vertAlign w:val="superscript"/>
+                    </w:rPr>
+                    <w:t xml:space="preserve">22</w:t>
+                  </w:r>
+                </w:p>
+              </w:tc>
+            </w:tr>
+            <w:tr>
+              <w:tc>
+                <w:tcPr/>
+                <w:p>
+                  <w:pPr>
+                    <w:pStyle w:val="Compact"/>
+                    <w:jc w:val="center"/>
+                  </w:pPr>
+                  <w:r>
+                    <w:rPr>
+                      <w:i/>
+                      <w:iCs/>
+                    </w:rPr>
+                    <w:t xml:space="preserve">Disease natural history parameters</w:t>
+                  </w:r>
+                </w:p>
+              </w:tc>
+              <w:tc>
+                <w:tcPr/>
+                <w:p>
+                  <w:pPr>
+                    <w:pStyle w:val="Compact"/>
+                  </w:pPr>
+                </w:p>
+              </w:tc>
+              <w:tc>
+                <w:tcPr/>
+                <w:p>
+                  <w:pPr>
+                    <w:pStyle w:val="Compact"/>
+                  </w:pPr>
+                </w:p>
+              </w:tc>
+            </w:tr>
+            <w:tr>
+              <w:tc>
+                <w:tcPr/>
+                <w:p>
+                  <w:pPr>
+                    <w:pStyle w:val="Compact"/>
+                    <w:jc w:val="center"/>
+                  </w:pPr>
+                  <w:r>
+                    <w:t xml:space="preserve">Systolic blood pressure values</w:t>
+                  </w:r>
+                </w:p>
+              </w:tc>
+              <w:tc>
+                <w:tcPr/>
+                <w:p>
+                  <w:pPr>
+                    <w:pStyle w:val="Compact"/>
+                    <w:jc w:val="center"/>
+                  </w:pPr>
+                  <w:r>
+                    <w:t xml:space="preserve">Age, sex</w:t>
+                  </w:r>
+                </w:p>
+              </w:tc>
+              <w:tc>
+                <w:tcPr/>
+                <w:p>
+                  <w:pPr>
+                    <w:pStyle w:val="Compact"/>
+                    <w:jc w:val="center"/>
+                  </w:pPr>
+                  <w:r>
+                    <w:t xml:space="preserve">PRIME</w:t>
+                  </w:r>
+                  <w:r>
+                    <w:rPr>
+                      <w:vertAlign w:val="superscript"/>
+                    </w:rPr>
+                    <w:t xml:space="preserve">23,24</w:t>
+                  </w:r>
+                </w:p>
+              </w:tc>
+            </w:tr>
+            <w:tr>
+              <w:tc>
+                <w:tcPr/>
+                <w:p>
+                  <w:pPr>
+                    <w:pStyle w:val="Compact"/>
+                    <w:jc w:val="center"/>
+                  </w:pPr>
+                  <w:r>
+                    <w:t xml:space="preserve">Diastolic blood pressure values</w:t>
+                  </w:r>
+                </w:p>
+              </w:tc>
+              <w:tc>
+                <w:tcPr/>
+                <w:p>
+                  <w:pPr>
+                    <w:pStyle w:val="Compact"/>
+                    <w:jc w:val="center"/>
+                  </w:pPr>
+                  <w:r>
+                    <w:t xml:space="preserve">Age, sex</w:t>
+                  </w:r>
+                </w:p>
+              </w:tc>
+              <w:tc>
+                <w:tcPr/>
+                <w:p>
+                  <w:pPr>
+                    <w:pStyle w:val="Compact"/>
+                    <w:jc w:val="center"/>
+                  </w:pPr>
+                  <w:r>
+                    <w:t xml:space="preserve">PRIME</w:t>
+                  </w:r>
+                  <w:r>
+                    <w:rPr>
+                      <w:vertAlign w:val="superscript"/>
+                    </w:rPr>
+                    <w:t xml:space="preserve">23,24</w:t>
+                  </w:r>
+                </w:p>
+              </w:tc>
+            </w:tr>
+            <w:tr>
+              <w:tc>
+                <w:tcPr/>
+                <w:p>
+                  <w:pPr>
+                    <w:pStyle w:val="Compact"/>
+                    <w:jc w:val="center"/>
+                  </w:pPr>
+                  <w:r>
+                    <w:t xml:space="preserve">Hypertension mortality risk (hazard ratio)</w:t>
+                  </w:r>
+                </w:p>
+              </w:tc>
+              <w:tc>
+                <w:tcPr/>
+                <w:p>
+                  <w:pPr>
+                    <w:pStyle w:val="Compact"/>
+                    <w:jc w:val="center"/>
+                  </w:pPr>
+                  <w:r>
+                    <w:t xml:space="preserve">Systolic and diastolic blood pressure values</w:t>
+                  </w:r>
+                </w:p>
+              </w:tc>
+              <w:tc>
+                <w:tcPr/>
+                <w:p>
+                  <w:pPr>
+                    <w:pStyle w:val="Compact"/>
+                    <w:jc w:val="center"/>
+                  </w:pPr>
+                  <w:r>
+                    <w:t xml:space="preserve">Hansen et al.</w:t>
+                  </w:r>
+                  <w:r>
+                    <w:rPr>
+                      <w:vertAlign w:val="superscript"/>
+                    </w:rPr>
+                    <w:t xml:space="preserve">27</w:t>
+                  </w:r>
+                </w:p>
+              </w:tc>
+            </w:tr>
+            <w:tr>
+              <w:tc>
+                <w:tcPr/>
+                <w:p>
+                  <w:pPr>
+                    <w:pStyle w:val="Compact"/>
+                    <w:jc w:val="center"/>
+                  </w:pPr>
+                  <w:r>
+                    <w:t xml:space="preserve">Baseline mortality rates</w:t>
+                  </w:r>
+                </w:p>
+              </w:tc>
+              <w:tc>
+                <w:tcPr/>
+                <w:p>
+                  <w:pPr>
+                    <w:pStyle w:val="Compact"/>
+                    <w:jc w:val="center"/>
+                  </w:pPr>
+                  <w:r>
+                    <w:t xml:space="preserve">Age, sex, race/ethnicity</w:t>
+                  </w:r>
+                </w:p>
+              </w:tc>
+              <w:tc>
+                <w:tcPr/>
+                <w:p>
+                  <w:pPr>
+                    <w:pStyle w:val="Compact"/>
+                    <w:jc w:val="center"/>
+                  </w:pPr>
+                  <w:r>
+                    <w:t xml:space="preserve">2021 U.S. life tables</w:t>
+                  </w:r>
+                  <w:r>
+                    <w:rPr>
+                      <w:vertAlign w:val="superscript"/>
+                    </w:rPr>
+                    <w:t xml:space="preserve">25</w:t>
+                  </w:r>
+                </w:p>
+              </w:tc>
+            </w:tr>
+            <w:tr>
+              <w:tc>
+                <w:tcPr/>
+                <w:p>
+                  <w:pPr>
+                    <w:pStyle w:val="Compact"/>
+                    <w:jc w:val="center"/>
+                  </w:pPr>
+                  <w:r>
+                    <w:rPr>
+                      <w:i/>
+                      <w:iCs/>
+                    </w:rPr>
+                    <w:t xml:space="preserve">Health system utilization parameters</w:t>
+                  </w:r>
+                </w:p>
+              </w:tc>
+              <w:tc>
+                <w:tcPr/>
+                <w:p>
+                  <w:pPr>
+                    <w:pStyle w:val="Compact"/>
+                  </w:pPr>
+                </w:p>
+              </w:tc>
+              <w:tc>
+                <w:tcPr/>
+                <w:p>
+                  <w:pPr>
+                    <w:pStyle w:val="Compact"/>
+                  </w:pPr>
+                </w:p>
+              </w:tc>
+            </w:tr>
+            <w:tr>
+              <w:tc>
+                <w:tcPr/>
+                <w:p>
+                  <w:pPr>
+                    <w:pStyle w:val="Compact"/>
+                    <w:jc w:val="center"/>
+                  </w:pPr>
+                  <w:r>
+                    <w:t xml:space="preserve">Transition to detected/treated</w:t>
+                  </w:r>
+                </w:p>
+              </w:tc>
+              <w:tc>
+                <w:tcPr/>
+                <w:p>
+                  <w:pPr>
+                    <w:pStyle w:val="Compact"/>
+                    <w:jc w:val="center"/>
+                  </w:pPr>
+                  <w:r>
+                    <w:t xml:space="preserve">Age, sex, systolic and diastolic blood pressure values</w:t>
+                  </w:r>
+                </w:p>
+              </w:tc>
+              <w:tc>
+                <w:tcPr/>
+                <w:p>
+                  <w:pPr>
+                    <w:pStyle w:val="Compact"/>
+                    <w:jc w:val="center"/>
+                  </w:pPr>
+                  <w:r>
+                    <w:t xml:space="preserve">PRIME</w:t>
+                  </w:r>
+                  <w:r>
+                    <w:rPr>
+                      <w:vertAlign w:val="superscript"/>
+                    </w:rPr>
+                    <w:t xml:space="preserve">23,24</w:t>
+                  </w:r>
+                </w:p>
+              </w:tc>
+            </w:tr>
+            <w:tr>
+              <w:tc>
+                <w:tcPr/>
+                <w:p>
+                  <w:pPr>
+                    <w:pStyle w:val="Compact"/>
+                    <w:jc w:val="center"/>
+                  </w:pPr>
+                  <w:r>
+                    <w:t xml:space="preserve">Transition to discontinued treatment</w:t>
+                  </w:r>
+                </w:p>
+              </w:tc>
+              <w:tc>
+                <w:tcPr/>
+                <w:p>
+                  <w:pPr>
+                    <w:pStyle w:val="Compact"/>
+                    <w:jc w:val="center"/>
+                  </w:pPr>
+                  <w:r>
+                    <w:t xml:space="preserve">Type of antihypertensive therapy</w:t>
+                  </w:r>
+                </w:p>
+              </w:tc>
+              <w:tc>
+                <w:tcPr/>
+                <w:p>
+                  <w:pPr>
+                    <w:pStyle w:val="Compact"/>
+                    <w:jc w:val="center"/>
+                  </w:pPr>
+                  <w:r>
+                    <w:t xml:space="preserve">ALLHAT</w:t>
+                  </w:r>
+                  <w:r>
+                    <w:rPr>
+                      <w:vertAlign w:val="superscript"/>
+                    </w:rPr>
+                    <w:t xml:space="preserve">28</w:t>
+                  </w:r>
+                </w:p>
+              </w:tc>
+            </w:tr>
+            <w:tr>
+              <w:tc>
+                <w:tcPr/>
+                <w:p>
+                  <w:pPr>
+                    <w:pStyle w:val="Compact"/>
+                    <w:jc w:val="center"/>
+                  </w:pPr>
+                  <w:r>
+                    <w:rPr>
+                      <w:i/>
+                      <w:iCs/>
+                    </w:rPr>
+                    <w:t xml:space="preserve">Antihypertensive treatment parameters</w:t>
+                  </w:r>
+                </w:p>
+              </w:tc>
+              <w:tc>
+                <w:tcPr/>
+                <w:p>
+                  <w:pPr>
+                    <w:pStyle w:val="Compact"/>
+                  </w:pPr>
+                </w:p>
+              </w:tc>
+              <w:tc>
+                <w:tcPr/>
+                <w:p>
+                  <w:pPr>
+                    <w:pStyle w:val="Compact"/>
+                  </w:pPr>
+                </w:p>
+              </w:tc>
+            </w:tr>
+            <w:tr>
+              <w:tc>
+                <w:tcPr/>
+                <w:p>
+                  <w:pPr>
+                    <w:pStyle w:val="Compact"/>
+                    <w:jc w:val="center"/>
+                  </w:pPr>
+                  <w:r>
+                    <w:t xml:space="preserve">Antihypertensive monotherapy utilization</w:t>
+                  </w:r>
+                </w:p>
+              </w:tc>
+              <w:tc>
+                <w:tcPr/>
+                <w:p>
+                  <w:pPr>
+                    <w:pStyle w:val="Compact"/>
+                    <w:jc w:val="center"/>
+                  </w:pPr>
+                  <w:r>
+                    <w:t xml:space="preserve">Race/ethnicity (when using treatment guidelines that vary by race/ethnicity)</w:t>
+                  </w:r>
+                </w:p>
+              </w:tc>
+              <w:tc>
+                <w:tcPr/>
+                <w:p>
+                  <w:pPr>
+                    <w:pStyle w:val="Compact"/>
+                    <w:jc w:val="center"/>
+                  </w:pPr>
+                  <w:r>
+                    <w:t xml:space="preserve">Holt et al.</w:t>
+                  </w:r>
+                  <w:r>
+                    <w:rPr>
+                      <w:vertAlign w:val="superscript"/>
+                    </w:rPr>
+                    <w:t xml:space="preserve">29</w:t>
+                  </w:r>
+                </w:p>
+              </w:tc>
+            </w:tr>
+            <w:tr>
+              <w:tc>
+                <w:tcPr/>
+                <w:p>
+                  <w:pPr>
+                    <w:pStyle w:val="Compact"/>
+                    <w:jc w:val="center"/>
+                  </w:pPr>
+                  <w:r>
+                    <w:t xml:space="preserve">Antihypertensive treatment blood pressure reductions</w:t>
+                  </w:r>
+                </w:p>
+              </w:tc>
+              <w:tc>
+                <w:tcPr/>
+                <w:p>
+                  <w:pPr>
+                    <w:pStyle w:val="Compact"/>
+                    <w:jc w:val="center"/>
+                  </w:pPr>
+                  <w:r>
+                    <w:t xml:space="preserve">Race/ethnicity (if heterogeneous effects are assumed), type of antihypertensive treatment</w:t>
+                  </w:r>
+                </w:p>
+              </w:tc>
+              <w:tc>
+                <w:tcPr/>
+                <w:p>
+                  <w:pPr>
+                    <w:pStyle w:val="Compact"/>
+                    <w:jc w:val="center"/>
+                  </w:pPr>
+                  <w:r>
+                    <w:t xml:space="preserve">ALLHAT</w:t>
+                  </w:r>
+                  <w:r>
+                    <w:rPr>
+                      <w:vertAlign w:val="superscript"/>
+                    </w:rPr>
+                    <w:t xml:space="preserve">28</w:t>
+                  </w:r>
+                </w:p>
+              </w:tc>
+            </w:tr>
+          </w:tbl>
           <w:p>
             <w:pPr>
               <w:jc w:val="center"/>
@@ -4594,20 +5012,21 @@
               <w:pStyle w:val="ImageCaption"/>
             </w:pPr>
             <w:r>
-              <w:t xml:space="preserve">Figure 3: Cumulative incidence of antihypertensive treatment for non-Hispanic Black and non-Hispanic white 40-year-old adults by insurance status</w:t>
+              <w:t xml:space="preserve">Table S1: Model parameter dependencies and data sources</w:t>
             </w:r>
           </w:p>
-          <w:bookmarkEnd w:id="60"/>
+          <w:bookmarkEnd w:id="68"/>
         </w:tc>
       </w:tr>
     </w:tbl>
-    <w:bookmarkStart w:id="61" w:name="X5e43e55be213edc0eb032a38fb7caf1fb78528a"/>
+    <w:bookmarkEnd w:id="69"/>
+    <w:bookmarkStart w:id="73" w:name="sec-multi-copula"/>
     <w:p>
       <w:pPr>
-        <w:pStyle w:val="Heading4"/>
+        <w:pStyle w:val="Heading3"/>
       </w:pPr>
       <w:r>
-        <w:t xml:space="preserve">4.4.1 Heterogeneity in treatment effectiveness by race</w:t>
+        <w:t xml:space="preserve">6.2 Multivariate copula</w:t>
       </w:r>
     </w:p>
     <w:p>
@@ -4615,420 +5034,15 @@
         <w:pStyle w:val="FirstParagraph"/>
       </w:pPr>
       <w:r>
-        <w:t xml:space="preserve">Under guidelines without race adjustment, life expectancy among non-Hispanic Black adults decreased by 0.3 years, from 35.5 years (95% CI: 35.3, 35.6) to 35.2 years (95% CI: 35.0, 35.3), although with overlapping confidence intervals. This effect was similar to the 0.4-year effect observed in the main analysis (</w:t>
-      </w:r>
-      <w:hyperlink w:anchor="supptbl-sff-results-by-race">
-        <w:r>
-          <w:rPr>
-            <w:rStyle w:val="Hyperlink"/>
-          </w:rPr>
-          <w:t xml:space="preserve">Table S13</w:t>
-        </w:r>
-      </w:hyperlink>
-      <w:r>
-        <w:t xml:space="preserve">,</w:t>
+        <w:t xml:space="preserve">To define our simulation cohort of interest, we used NHANES data from the 2013-2014, 2015-2016, and 2017-2018 years to fit a Gaussian multivariate copula. We selected a cohort of NHANES participants who were 18 years or older, self-identified as Non-Hispanic Black or non-Hispanic white, and self-reported not currently being on antihypertensive medication (n=6,939 survey participants). Continuous demographic and clinical variables of interest included age, family income to poverty ratio, number of healthcare visits in the past year, and systolic and diastolic blood pressure values. Binary variables of interest included sex (male or female), race/ethnicity (non-Hispanic Black or non-Hispanic white), and indicators for having a routine place for healthcare, having health insurance coverage, living below the poverty threshold, having less than 12 years of education, residing in a rented housing unit, being employed, living in a crowded housing unit, and being a single parent. We sampled one million synthetic individuals from the fitted multivariate copula and compared</w:t>
       </w:r>
       <w:r>
         <w:t xml:space="preserve"> </w:t>
       </w:r>
-      <w:hyperlink w:anchor="suppfig-sff-results-race">
-        <w:r>
-          <w:rPr>
-            <w:rStyle w:val="Hyperlink"/>
-          </w:rPr>
-          <w:t xml:space="preserve">Figure S10</w:t>
-        </w:r>
-      </w:hyperlink>
-      <w:r>
-        <w:t xml:space="preserve">). Because insured non-Hispanic Black adults had greater treatment access, they were more likely to be affected by the prescribing shift towards ACE inhibitors. The average decline in life expectancy was 0.3 years for non-Hispanic Black adults with insurance compared to 0.2 years for those without insurance (</w:t>
-      </w:r>
-      <w:hyperlink w:anchor="supptbl-main-results-by-race-insurance">
-        <w:r>
-          <w:rPr>
-            <w:rStyle w:val="Hyperlink"/>
-          </w:rPr>
-          <w:t xml:space="preserve">Table S14</w:t>
-        </w:r>
-      </w:hyperlink>
-      <w:r>
-        <w:t xml:space="preserve">). We observed a similar pattern in hypertension control. Years spent with uncontrolled hypertension increased by 0.8 years and 0.2 years among non-Hispanic Black adults with and without insurance, respectively.</w:t>
-      </w:r>
-    </w:p>
-    <w:bookmarkEnd w:id="61"/>
-    <w:bookmarkStart w:id="62" w:name="X46303fddc59e898a73e859e3bafc5098cdd40b9"/>
-    <w:p>
-      <w:pPr>
-        <w:pStyle w:val="Heading4"/>
-      </w:pPr>
-      <w:r>
-        <w:t xml:space="preserve">4.4.2 No heterogeneity in treatment effectiveness by race</w:t>
-      </w:r>
-    </w:p>
-    <w:p>
-      <w:pPr>
-        <w:pStyle w:val="FirstParagraph"/>
-      </w:pPr>
-      <w:r>
-        <w:t xml:space="preserve">As in the main analysis, the effects of guidelines without race adjustment were smaller under the no treatment heterogeneity scenario. The decline in life expectancy for non-Hispanic Black adults was the same as the 0.1-year widening in the main analysis (</w:t>
-      </w:r>
-      <w:hyperlink w:anchor="supptbl-sff-results-by-race">
-        <w:r>
-          <w:rPr>
-            <w:rStyle w:val="Hyperlink"/>
-          </w:rPr>
-          <w:t xml:space="preserve">Table S13</w:t>
-        </w:r>
-      </w:hyperlink>
-      <w:r>
-        <w:t xml:space="preserve">,</w:t>
-      </w:r>
-      <w:r>
-        <w:t xml:space="preserve"> </w:t>
-      </w:r>
-      <w:hyperlink w:anchor="suppfig-sff-results-race">
-        <w:r>
-          <w:rPr>
-            <w:rStyle w:val="Hyperlink"/>
-          </w:rPr>
-          <w:t xml:space="preserve">Figure S10</w:t>
-        </w:r>
-      </w:hyperlink>
-      <w:r>
-        <w:t xml:space="preserve">). In this scenario, we observed no differences in life expectancy decreases among non-Hispanic Black adults with insurance (0.1 years) and without insurance (0.1 years) (</w:t>
-      </w:r>
-      <w:hyperlink w:anchor="supptbl-main-results-by-race-insurance">
-        <w:r>
-          <w:rPr>
-            <w:rStyle w:val="Hyperlink"/>
-          </w:rPr>
-          <w:t xml:space="preserve">Table S14</w:t>
-        </w:r>
-      </w:hyperlink>
-      <w:r>
-        <w:t xml:space="preserve">). Increases in years with uncontrolled hypertension were higher among non-Hispanic Black adults with insurance (0.2 years) compared to those without (0.1 years). However, differences by insurance status were smaller than in the scenario</w:t>
-      </w:r>
-      <w:r>
-        <w:t xml:space="preserve"> </w:t>
-      </w:r>
-      <w:r>
-        <w:t xml:space="preserve">assuming racial heterogeneity in treatment effects.</w:t>
-      </w:r>
-    </w:p>
-    <w:bookmarkEnd w:id="62"/>
-    <w:bookmarkEnd w:id="63"/>
-    <w:bookmarkEnd w:id="64"/>
-    <w:bookmarkStart w:id="65" w:name="discussion"/>
-    <w:p>
-      <w:pPr>
-        <w:pStyle w:val="Heading2"/>
-      </w:pPr>
-      <w:r>
-        <w:t xml:space="preserve">5 Discussion</w:t>
-      </w:r>
-    </w:p>
-    <w:p>
-      <w:pPr>
-        <w:pStyle w:val="FirstParagraph"/>
-      </w:pPr>
-      <w:r>
-        <w:t xml:space="preserve">Our findings indicate that implementing antihypertensive treatment guidelines that no longer account for race may have adverse consequences for health outcomes and healthcare utilization among non-Hispanic Black adults, widening disparities with non-Hispanic white adults. However, the magnitude of these effects depended on assumptions of treatment heterogeneity by race.</w:t>
-      </w:r>
-    </w:p>
-    <w:p>
-      <w:pPr>
-        <w:pStyle w:val="BodyText"/>
-      </w:pPr>
-      <w:r>
-        <w:t xml:space="preserve">Under assumptions of racial heterogeneity in treatment effectiveness, guidelines without race adjustment increased utilization of ACE inhibitors among non-Hispanic Black adults, a treatment class associated with smaller blood pressure reductions and higher discontinuation rates in this racial/ethnic group. This prescribing shift resulted in an average 0.4-year decrease in life expectancy and 0.8-year increase in years with uncontrolled hypertension among non-Hispanic Black adults, widening disparities with non-Hispanic white adults.</w:t>
-      </w:r>
-    </w:p>
-    <w:p>
-      <w:pPr>
-        <w:pStyle w:val="BodyText"/>
-      </w:pPr>
-      <w:r>
-        <w:t xml:space="preserve">When treatment effectiveness was assumed equal across racial/ethnic groups, this same prescribing shift produced more modest effects, as ACE inhibitors were associated with smaller reductions in blood pressure compared to thiazide diuretics. Consequently, life expectancy decreased by 0.1 years, and years with uncontrolled hypertension increased by 0.2 years for non-Hispanic Black adults, less than one-half and one-quarter, respectively, of the effect observed under heterogeneous treatment assumptions. These results suggest that the consequences of guidelines without race adjustment for non-Hispanic Black adults are the most severe if racial heterogeneity in treatment effectiveness exists.</w:t>
-      </w:r>
-    </w:p>
-    <w:p>
-      <w:pPr>
-        <w:pStyle w:val="BodyText"/>
-      </w:pPr>
-      <w:r>
-        <w:t xml:space="preserve">The existence of antihypertensive treatment heterogeneity by race is unclear. Beyond evidence from ALLHAT, analyses from the Veterans Affairs system, All of Us Research program, and additional clinical trials have demonstrated racial and ethnic differences in hypertension control across antihypertensive medication classes.</w:t>
-      </w:r>
-      <w:r>
-        <w:t xml:space="preserve">[7,9,36–40]</w:t>
-      </w:r>
-      <w:r>
-        <w:t xml:space="preserve"> </w:t>
-      </w:r>
-      <w:r>
-        <w:t xml:space="preserve">However, it has not been established whether these differences are attributable to race, given evidence that race may not be a reliable proxy for genetic variation.</w:t>
-      </w:r>
-      <w:r>
-        <w:t xml:space="preserve">[12,41]</w:t>
-      </w:r>
-      <w:r>
-        <w:t xml:space="preserve"> </w:t>
-      </w:r>
-      <w:r>
-        <w:t xml:space="preserve">Instead, observed treatment heterogeneity may be driven by differences in health insurance coverage, health literacy, medication adherence, or lower trust in the healthcare system.</w:t>
-      </w:r>
-      <w:r>
-        <w:t xml:space="preserve">[2,42,43]</w:t>
-      </w:r>
-    </w:p>
-    <w:p>
-      <w:pPr>
-        <w:pStyle w:val="BodyText"/>
-      </w:pPr>
-      <w:r>
-        <w:t xml:space="preserve">As a secondary analysis, we examined how incorporating heterogeneity in census tract-level SDI and health insurance coverage modified our findings. While non-Hispanic Black adults had lower rates of insurance coverage and higher census tract-level SDI values, we did not observe meaningful differences in life expectancy or hypertension control by racial groups compared to our main analysis. However, the adverse effects of guidelines that no longer account for race were more modest for non-Hispanic Black adults without insurance who had lower treatment access and thus less exposure to the prescribing shift towards ACE inhibitors. We argue that changes to clinical guidelines cannot be evaluated in isolation from the social context in which they are implemented.</w:t>
-      </w:r>
-    </w:p>
-    <w:p>
-      <w:pPr>
-        <w:pStyle w:val="BodyText"/>
-      </w:pPr>
-      <w:r>
-        <w:t xml:space="preserve">Previous studies have examined the implications of removing race from clinical decision-making on health equity, most often in the context of race-adjusted clinical algorithms. These studies demonstrate that simply eliminating race from clinical algorithms does not necessarily improve and may, in some cases, exacerbate racial and ethnic disparities across clinical domains, including in chronic kidney disease, lung cancer, and colorectal cancer detection.</w:t>
-      </w:r>
-      <w:r>
-        <w:t xml:space="preserve">[18,44–46]</w:t>
-      </w:r>
-      <w:r>
-        <w:t xml:space="preserve"> </w:t>
-      </w:r>
-      <w:r>
-        <w:t xml:space="preserve">Although several professional organizations have acknowledged the need to remove race from clinical practice guidelines,</w:t>
-      </w:r>
-      <w:r>
-        <w:t xml:space="preserve">[47–49]</w:t>
-      </w:r>
-      <w:r>
-        <w:t xml:space="preserve"> </w:t>
-      </w:r>
-      <w:r>
-        <w:t xml:space="preserve">to our knowledge, no studies have evaluated the resulting implications for clinical decision-making, health outcomes, and racial/ethnic disparities.</w:t>
-      </w:r>
-    </w:p>
-    <w:p>
-      <w:pPr>
-        <w:pStyle w:val="BodyText"/>
-      </w:pPr>
-      <w:r>
-        <w:t xml:space="preserve">Our analysis has several limitations stemming from the need to simplify some elements of a complex policy problem. First, we focused on antihypertensive monotherapy with either thiazide diuretics or ACE inhibitors. Antihypertensive treatment guidelines are more complex, allowing for additional medication classes such as angiotensin receptor blockers, calcium channel blockers, and beta blockers. Furthermore, patients who do not achieve blood pressure control often initiate combination therapy with multiple therapeutic options. Second, we did not explicitly model the effect of antihypertensive treatment on cardiovascular events, including stroke, congestive heart failure, and coronary heart disease.</w:t>
-      </w:r>
-      <w:r>
-        <w:t xml:space="preserve">[27]</w:t>
-      </w:r>
-      <w:r>
-        <w:t xml:space="preserve"> </w:t>
-      </w:r>
-      <w:r>
-        <w:t xml:space="preserve">Further, we did not model any benefits from ACE inhibitors in slowing kidney disease progression.</w:t>
-      </w:r>
-      <w:r>
-        <w:t xml:space="preserve">[50,51]</w:t>
-      </w:r>
-      <w:r>
-        <w:t xml:space="preserve"> </w:t>
-      </w:r>
-      <w:r>
-        <w:t xml:space="preserve">In our analysis, we assumed that antihypertensive treatment lowered blood pressure, which reduced the risk of all-cause mortality. Third, in our secondary analysis, we focused on incorporating health insurance status and census tract-level SDI. Additional social factors that may influence hypertension incidence and control were not incorporated. Finally, we focused our analysis on a population of non-Hispanic Black and non-Hispanic white adults to examine the implications of removing race-specific treatment recommendations for Black adults. We did not include additional racial and ethnic groups who also face disparities in hypertension, such as Hispanic and non-Hispanic Asian adults.</w:t>
-      </w:r>
-      <w:r>
-        <w:t xml:space="preserve">[2,5]</w:t>
-      </w:r>
-    </w:p>
-    <w:bookmarkEnd w:id="65"/>
-    <w:bookmarkStart w:id="66" w:name="conclusion"/>
-    <w:p>
-      <w:pPr>
-        <w:pStyle w:val="Heading2"/>
-      </w:pPr>
-      <w:r>
-        <w:t xml:space="preserve">6 Conclusion</w:t>
-      </w:r>
-    </w:p>
-    <w:p>
-      <w:pPr>
-        <w:pStyle w:val="FirstParagraph"/>
-      </w:pPr>
-      <w:r>
-        <w:t xml:space="preserve">Our study examined the implications of removing race adjustment from antihypertensive treatment guidelines on health outcomes, healthcare utilization, and disparities. We found that guidelines without race adjustment may result in adverse consequences for non-Hispanic Black adults. The magnitude of these effects depended on assumptions about whether racial heterogeneity in antihypertensive treatment effectiveness exists, which was the basis for previously published race-adjusted guidelines. Resolving the uncertainty around antihypertensive treatment heterogeneity and better understanding its underlying drivers are important when considering modification of clinical practice guidelines that may inadvertently widen racial and ethnic disparities in hypertension.</w:t>
-      </w:r>
-    </w:p>
-    <w:bookmarkEnd w:id="66"/>
-    <w:bookmarkStart w:id="67" w:name="acknowledgements"/>
-    <w:p>
-      <w:pPr>
-        <w:pStyle w:val="Heading2"/>
-      </w:pPr>
-      <w:r>
-        <w:t xml:space="preserve">Acknowledgements</w:t>
-      </w:r>
-    </w:p>
-    <w:p>
-      <w:pPr>
-        <w:pStyle w:val="FirstParagraph"/>
-      </w:pPr>
-      <w:r>
-        <w:t xml:space="preserve">Data for this project were accessed using the Stanford Center for Population Health Sciences Data Core. The PHS Data Core is supported by a National Institutes of Health National Center for Advancing Translational Science Clinical and Translational Science Award (UL1TR003142) and from Internal Stanford funding. The content is solely the responsibility of the authors and does not necessarily represent the official views of the NIH. We wish to acknowledge and thank the ABFM PRIME Registry participating clinicians and the American Board of Family Medicine, without whom the American Family Cohort would not be possible.</w:t>
-      </w:r>
-    </w:p>
-    <w:bookmarkEnd w:id="67"/>
-    <w:bookmarkStart w:id="68" w:name="conflicts-of-interest"/>
-    <w:p>
-      <w:pPr>
-        <w:pStyle w:val="Heading2"/>
-      </w:pPr>
-      <w:r>
-        <w:t xml:space="preserve">Conflicts of interest</w:t>
-      </w:r>
-    </w:p>
-    <w:p>
-      <w:pPr>
-        <w:pStyle w:val="FirstParagraph"/>
-      </w:pPr>
-      <w:r>
-        <w:t xml:space="preserve">The authors declare no potential conflicts of interest with respect to the research, authorship, and/or publication of this article.</w:t>
-      </w:r>
-    </w:p>
-    <w:bookmarkEnd w:id="68"/>
-    <w:bookmarkStart w:id="69" w:name="funding-statement"/>
-    <w:p>
-      <w:pPr>
-        <w:pStyle w:val="Heading2"/>
-      </w:pPr>
-      <w:r>
-        <w:t xml:space="preserve">Funding statement</w:t>
-      </w:r>
-    </w:p>
-    <w:p>
-      <w:pPr>
-        <w:pStyle w:val="FirstParagraph"/>
-      </w:pPr>
-      <w:r>
-        <w:t xml:space="preserve">Financial support for this study was provided by the National Institutes of Health. Marika Cusick, Malcolm Barrett, Fernando Alarid-Escudero, Jeremy D. Goldhaber-Fiebert and Sherri Rose were supported by NIH Director’s Pioneer Award DP1LM014278. The funding agencies had no role in the design of the study, interpretation of results, or writing of the manuscript. The funding agreement ensured the authors’ independence in designing the study, interpreting the data, writing, and publishing the report.</w:t>
-      </w:r>
-    </w:p>
-    <w:bookmarkEnd w:id="69"/>
-    <w:bookmarkStart w:id="70" w:name="ethics-statement"/>
-    <w:p>
-      <w:pPr>
-        <w:pStyle w:val="Heading2"/>
-      </w:pPr>
-      <w:r>
-        <w:t xml:space="preserve">Ethics statement</w:t>
-      </w:r>
-    </w:p>
-    <w:p>
-      <w:pPr>
-        <w:pStyle w:val="FirstParagraph"/>
-      </w:pPr>
-      <w:r>
-        <w:t xml:space="preserve">This study was approved by the Stanford University Institutional Review Board.</w:t>
-      </w:r>
-    </w:p>
-    <w:bookmarkEnd w:id="70"/>
-    <w:bookmarkStart w:id="72" w:name="data-availability"/>
-    <w:p>
-      <w:pPr>
-        <w:pStyle w:val="Heading2"/>
-      </w:pPr>
-      <w:r>
-        <w:t xml:space="preserve">Data availability</w:t>
-      </w:r>
-    </w:p>
-    <w:p>
-      <w:pPr>
-        <w:pStyle w:val="FirstParagraph"/>
-      </w:pPr>
-      <w:r>
-        <w:t xml:space="preserve">The data underlying this article cannot be shared publicly to protect the privacy of the individuals in the American Board of Family Medicine PRIME primary care electronic health record registry. The code to reproduce our results is available at:</w:t>
-      </w:r>
-      <w:r>
-        <w:t xml:space="preserve"> </w:t>
-      </w:r>
-      <w:hyperlink r:id="rId71">
-        <w:r>
-          <w:rPr>
-            <w:rStyle w:val="Hyperlink"/>
-          </w:rPr>
-          <w:t xml:space="preserve">https://github.com/StanfordHPDS/hypertension-guideline-microsim</w:t>
-        </w:r>
-      </w:hyperlink>
-      <w:r>
-        <w:t xml:space="preserve">.</w:t>
-      </w:r>
-    </w:p>
-    <w:bookmarkEnd w:id="72"/>
-    <w:bookmarkStart w:id="73" w:name="author-contributions"/>
-    <w:p>
-      <w:pPr>
-        <w:pStyle w:val="Heading2"/>
-      </w:pPr>
-      <w:r>
-        <w:t xml:space="preserve">Author contributions</w:t>
-      </w:r>
-    </w:p>
-    <w:p>
-      <w:pPr>
-        <w:pStyle w:val="FirstParagraph"/>
-      </w:pPr>
-      <w:r>
-        <w:t xml:space="preserve">Marika Cusick (Conceptualization, Methodology, Formal analysis, Visualization, Writing – original draft, Writing – review &amp; editing), Malcolm Barrett (Formal analysis, Software, Writing – review &amp; editing), Fernando Alarid-Escudero (Methodology, Writing – review &amp; editing), Jeremy Goldhaber-Fiebert (Conceptualization, Formal analysis, Methodology, Writing – review &amp; editing), Sherri Rose (Conceptualization, Methodology, Supervision, Writing – original draft, Writing – review &amp; editing, Funding acquisition)</w:t>
-      </w:r>
-    </w:p>
-    <w:bookmarkEnd w:id="73"/>
-    <w:bookmarkStart w:id="256" w:name="supplement"/>
-    <w:p>
-      <w:pPr>
-        <w:pStyle w:val="Heading2"/>
-      </w:pPr>
-      <w:r>
-        <w:t xml:space="preserve">7 Supplement</w:t>
-      </w:r>
-    </w:p>
-    <w:bookmarkStart w:id="77" w:name="sec-multi-copula"/>
-    <w:p>
-      <w:pPr>
-        <w:pStyle w:val="Heading3"/>
-      </w:pPr>
-      <w:r>
-        <w:t xml:space="preserve">7.1 Multivariate copula</w:t>
-      </w:r>
-    </w:p>
-    <w:p>
-      <w:pPr>
-        <w:pStyle w:val="FirstParagraph"/>
-      </w:pPr>
-      <w:r>
-        <w:t xml:space="preserve">To define our simulation cohort of interest, we used NHANES data from the 2013-2014, 2015-2016, and 2017-2018 years to fit a Gaussian multivariate copula. We selected a cohort of NHANES participants who were 18 years or older, self-identified as Non-Hispanic Black or non-Hispanic white, and self-reported not currently being on antihypertensive medication (n=6,939 survey participants). Continuous demographic and clinical variables of interest included age, family income to poverty ratio, number of healthcare visits in the past year, and systolic and diastolic blood pressure values. Binary variables of interest included sex (male or female), race/ethnicity (non-Hispanic Black or non-Hispanic white), and indicators for having a routine place for healthcare, having health insurance coverage, living below the poverty threshold, having less than 12 years of education, residing in a rented housing unit, being employed, living in a crowded housing unit, and being a single parent. We sampled one million synthetic individuals from the fitted multivariate copula and compared</w:t>
-      </w:r>
-      <w:r>
-        <w:t xml:space="preserve"> </w:t>
-      </w:r>
       <w:r>
         <w:t xml:space="preserve">marginal distributions and correlation matrices between NHANES and the synthetic cohort (</w:t>
       </w:r>
       <w:hyperlink w:anchor="Xea698d028af36e21d327c09eed5ac4b6e72bc6d">
-        <w:r>
-          <w:rPr>
-            <w:rStyle w:val="Hyperlink"/>
-          </w:rPr>
-          <w:t xml:space="preserve">Table S1</w:t>
-        </w:r>
-      </w:hyperlink>
-      <w:r>
-        <w:t xml:space="preserve">,</w:t>
-      </w:r>
-      <w:r>
-        <w:t xml:space="preserve"> </w:t>
-      </w:r>
-      <w:hyperlink w:anchor="supptbl-multivariate-copula-correlations">
         <w:r>
           <w:rPr>
             <w:rStyle w:val="Hyperlink"/>
@@ -5037,6 +5051,20 @@
         </w:r>
       </w:hyperlink>
       <w:r>
+        <w:t xml:space="preserve">,</w:t>
+      </w:r>
+      <w:r>
+        <w:t xml:space="preserve"> </w:t>
+      </w:r>
+      <w:hyperlink w:anchor="supptbl-multivariate-copula-correlations">
+        <w:r>
+          <w:rPr>
+            <w:rStyle w:val="Hyperlink"/>
+          </w:rPr>
+          <w:t xml:space="preserve">Table S3</w:t>
+        </w:r>
+      </w:hyperlink>
+      <w:r>
         <w:t xml:space="preserve">). A Mantel test was conducted with a resulting p-value of &lt;0.01 for the association between NHANES and synthetic cohort variable correlation matrices. This supports the preservation of NHANES correlation in our synthetic cohort. The final simulation cohort consisted of 50,000 non-Hispanic Black and 50,000 non-Hispanic white individuals aged 35 to 45 years, sampled at random from the synthetic copula cohort. Demographic and clinical characteristics by race/ethnicity are provided in</w:t>
       </w:r>
       <w:r>
@@ -5047,7 +5075,7 @@
           <w:rPr>
             <w:rStyle w:val="Hyperlink"/>
           </w:rPr>
-          <w:t xml:space="preserve">Table S3</w:t>
+          <w:t xml:space="preserve">Table S4</w:t>
         </w:r>
       </w:hyperlink>
       <w:r>
@@ -5067,7 +5095,7 @@
       <w:tr>
         <w:tc>
           <w:tcPr/>
-          <w:bookmarkStart w:id="74" w:name="Xea698d028af36e21d327c09eed5ac4b6e72bc6d"/>
+          <w:bookmarkStart w:id="70" w:name="Xea698d028af36e21d327c09eed5ac4b6e72bc6d"/>
           <w:tbl>
             <w:tblPr>
               <w:tblStyle w:val="Table"/>
@@ -5956,10 +5984,10 @@
               <w:pStyle w:val="ImageCaption"/>
             </w:pPr>
             <w:r>
-              <w:t xml:space="preserve">Table S1: Demographic and clinical characteristics of NHANES and multivariate copula synthetic cohort (NHANES: National Health and Nutrition Examination Survey; SD: standard deviation)</w:t>
+              <w:t xml:space="preserve">Table S2: Demographic and clinical characteristics of NHANES and multivariate copula synthetic cohort (NHANES: National Health and Nutrition Examination Survey; SD: standard deviation)</w:t>
             </w:r>
           </w:p>
-          <w:bookmarkEnd w:id="74"/>
+          <w:bookmarkEnd w:id="70"/>
         </w:tc>
       </w:tr>
     </w:tbl>
@@ -5984,7 +6012,7 @@
       <w:tr>
         <w:tc>
           <w:tcPr/>
-          <w:bookmarkStart w:id="75" w:name="supptbl-multivariate-copula-correlations"/>
+          <w:bookmarkStart w:id="71" w:name="supptbl-multivariate-copula-correlations"/>
           <w:tbl>
             <w:tblPr>
               <w:tblStyle w:val="Table"/>
@@ -13626,10 +13654,10 @@
               <w:pStyle w:val="ImageCaption"/>
             </w:pPr>
             <w:r>
-              <w:t xml:space="preserve">Table S2: Demographic and clinical correlation matrices in NHANES and multivariate copula synthetic cohorts (NHANES: National Health and Nutrition Examination Survey)</w:t>
+              <w:t xml:space="preserve">Table S3: Demographic and clinical correlation matrices in NHANES and multivariate copula synthetic cohorts (NHANES: National Health and Nutrition Examination Survey)</w:t>
             </w:r>
           </w:p>
-          <w:bookmarkEnd w:id="75"/>
+          <w:bookmarkEnd w:id="71"/>
         </w:tc>
       </w:tr>
     </w:tbl>
@@ -13654,7 +13682,7 @@
       <w:tr>
         <w:tc>
           <w:tcPr/>
-          <w:bookmarkStart w:id="76" w:name="supptbl-cohort-characteristics"/>
+          <w:bookmarkStart w:id="72" w:name="supptbl-cohort-characteristics"/>
           <w:tbl>
             <w:tblPr>
               <w:tblStyle w:val="Table"/>
@@ -14289,21 +14317,21 @@
               <w:pStyle w:val="ImageCaption"/>
             </w:pPr>
             <w:r>
-              <w:t xml:space="preserve">Table S3: Simulation cohort characteristics by racial group (SD: standard deviation)</w:t>
+              <w:t xml:space="preserve">Table S4: Simulation cohort characteristics by racial group (SD: standard deviation)</w:t>
             </w:r>
           </w:p>
-          <w:bookmarkEnd w:id="76"/>
+          <w:bookmarkEnd w:id="72"/>
         </w:tc>
       </w:tr>
     </w:tbl>
-    <w:bookmarkEnd w:id="77"/>
-    <w:bookmarkStart w:id="78" w:name="sec-sys-dia-regressions"/>
+    <w:bookmarkEnd w:id="73"/>
+    <w:bookmarkStart w:id="74" w:name="sec-sys-dia-regressions"/>
     <w:p>
       <w:pPr>
         <w:pStyle w:val="Heading3"/>
       </w:pPr>
       <w:r>
-        <w:t xml:space="preserve">7.2 Systolic and diastolic quantile regression estimation</w:t>
+        <w:t xml:space="preserve">6.3 Systolic and diastolic quantile regression estimation</w:t>
       </w:r>
     </w:p>
     <w:p>
@@ -14314,7 +14342,10 @@
         <w:t xml:space="preserve">We estimated systolic and diastolic blood pressure trajectories using the American Board of Family Medicine PRIME registry. From the PRIME registry data, we identified all systolic and diastolic blood pressure measurements between January 2018 and June 2024 prior to any antihypertensive medication exposure (23 million measurements for 3.6 million patients). The following first-line antihypertensive drugs were used to identify exposure: chlorthalidone, hydrochlorothiazide, indapamide, metolazone, benazepril, captopril, fosinopril, lisinopril, moexipril, perindopril, ramipril, quinapril, trandolapril, azilsartan, candesartan, eprosartan, irbesartan, losartan, olmesartan, telmisartan, valsartan, amlodipine, felodipine, isradipine, nicardipine, nifedipine, nisoldipine, diltiazem, and verapamil.</w:t>
       </w:r>
       <w:r>
-        <w:t xml:space="preserve">[52]</w:t>
+        <w:rPr>
+          <w:vertAlign w:val="superscript"/>
+        </w:rPr>
+        <w:t xml:space="preserve">52</w:t>
       </w:r>
     </w:p>
     <w:p>
@@ -15652,7 +15683,10 @@
         <w:t xml:space="preserve">The average R-squared values for the systolic and diastolic blood pressure regressions were 0.11 and 0.08, respectively.</w:t>
       </w:r>
       <w:r>
-        <w:t xml:space="preserve">[53]</w:t>
+        <w:rPr>
+          <w:vertAlign w:val="superscript"/>
+        </w:rPr>
+        <w:t xml:space="preserve">53</w:t>
       </w:r>
     </w:p>
     <w:p>
@@ -15663,14 +15697,14 @@
         <w:t xml:space="preserve">Our quantile regression approach has several limitations. First, we estimated the quantile regressions using PRIME registry data with repeated measurements from individuals, assuming independence between observations. Ignoring dependence between repeated measurements can impact standard error estimates of our regression model predictions. However, our simulation analysis does not rely on these standard error estimates. An alternative approach could consider the use of hierarchical quantile regression models. Second, while census tract-level SDI can vary over time given individual mobility and neighborhood changes, we only had one census tract-level SDI value per individual in the PRIME registry data. Thus, census tract-level SDI is time-invariant in the quantile regressions pertaining to our secondary analysis.</w:t>
       </w:r>
     </w:p>
-    <w:bookmarkEnd w:id="78"/>
-    <w:bookmarkStart w:id="80" w:name="sec-sys-dia-correlations"/>
+    <w:bookmarkEnd w:id="74"/>
+    <w:bookmarkStart w:id="76" w:name="sec-sys-dia-correlations"/>
     <w:p>
       <w:pPr>
         <w:pStyle w:val="Heading3"/>
       </w:pPr>
       <w:r>
-        <w:t xml:space="preserve">7.3 Systolic and diastolic blood pressure quantile sampling</w:t>
+        <w:t xml:space="preserve">6.4 Systolic and diastolic blood pressure quantile sampling</w:t>
       </w:r>
     </w:p>
     <w:p>
@@ -15804,7 +15838,7 @@
           <w:rPr>
             <w:rStyle w:val="Hyperlink"/>
           </w:rPr>
-          <w:t xml:space="preserve">Table S4</w:t>
+          <w:t xml:space="preserve">Table S5</w:t>
         </w:r>
       </w:hyperlink>
       <w:r>
@@ -15832,7 +15866,7 @@
       <w:tr>
         <w:tc>
           <w:tcPr/>
-          <w:bookmarkStart w:id="79" w:name="supptbl-blood-pressure-correlations-AFC"/>
+          <w:bookmarkStart w:id="75" w:name="supptbl-blood-pressure-correlations-AFC"/>
           <w:tbl>
             <w:tblPr>
               <w:tblStyle w:val="Table"/>
@@ -16163,21 +16197,21 @@
               <w:pStyle w:val="ImageCaption"/>
             </w:pPr>
             <w:r>
-              <w:t xml:space="preserve">Table S4: Correlations between age-sex-specific systolic and diastolic percentiles during four years of observation in PRIME registry</w:t>
+              <w:t xml:space="preserve">Table S5: Correlations between age-sex-specific systolic and diastolic percentiles during four years of observation in PRIME registry</w:t>
             </w:r>
           </w:p>
-          <w:bookmarkEnd w:id="79"/>
+          <w:bookmarkEnd w:id="75"/>
         </w:tc>
       </w:tr>
     </w:tbl>
-    <w:bookmarkEnd w:id="80"/>
-    <w:bookmarkStart w:id="82" w:name="sec-mortality-adjustments"/>
+    <w:bookmarkEnd w:id="76"/>
+    <w:bookmarkStart w:id="78" w:name="sec-mortality-adjustments"/>
     <w:p>
       <w:pPr>
         <w:pStyle w:val="Heading3"/>
       </w:pPr>
       <w:r>
-        <w:t xml:space="preserve">7.4 Mortality adjustments by systolic and diastolic blood pressure values </w:t>
+        <w:t xml:space="preserve">6.5 Mortality adjustments by systolic and diastolic blood pressure values </w:t>
       </w:r>
     </w:p>
     <w:p>
@@ -16188,7 +16222,10 @@
         <w:t xml:space="preserve">Baseline mortality rates were obtained from age-sex-racial/ethnic-group-specific 2021 U.S. life tables.</w:t>
       </w:r>
       <w:r>
-        <w:t xml:space="preserve">[25]</w:t>
+        <w:rPr>
+          <w:vertAlign w:val="superscript"/>
+        </w:rPr>
+        <w:t xml:space="preserve">25</w:t>
       </w:r>
       <w:r>
         <w:t xml:space="preserve"> </w:t>
@@ -16201,14 +16238,17 @@
           <w:rPr>
             <w:rStyle w:val="Hyperlink"/>
           </w:rPr>
-          <w:t xml:space="preserve">Table S5</w:t>
+          <w:t xml:space="preserve">Table S6</w:t>
         </w:r>
       </w:hyperlink>
       <w:r>
         <w:t xml:space="preserve">).</w:t>
       </w:r>
       <w:r>
-        <w:t xml:space="preserve">[26]</w:t>
+        <w:rPr>
+          <w:vertAlign w:val="superscript"/>
+        </w:rPr>
+        <w:t xml:space="preserve">27</w:t>
       </w:r>
       <w:r>
         <w:t xml:space="preserve"> </w:t>
@@ -16217,7 +16257,10 @@
         <w:t xml:space="preserve">We assumed that hazard ratios remained constant outside the ranges estimated in this study: above 90 mm Hg for diastolic blood pressure and above 160 mm Hg for systolic blood pressure. Because the published estimates reported separate univariate hazard ratios for systolic and diastolic blood pressure, we used their average as an approximation of blood pressure-related mortality risk.</w:t>
       </w:r>
       <w:r>
-        <w:t xml:space="preserve">[26]</w:t>
+        <w:rPr>
+          <w:vertAlign w:val="superscript"/>
+        </w:rPr>
+        <w:t xml:space="preserve">27</w:t>
       </w:r>
     </w:p>
     <w:p>
@@ -16241,7 +16284,7 @@
       <w:tr>
         <w:tc>
           <w:tcPr/>
-          <w:bookmarkStart w:id="81" w:name="supptbl-systolic-diastolic-hazard-ratios"/>
+          <w:bookmarkStart w:id="77" w:name="supptbl-systolic-diastolic-hazard-ratios"/>
           <w:tbl>
             <w:tblPr>
               <w:tblStyle w:val="Table"/>
@@ -16569,24 +16612,27 @@
               <w:pStyle w:val="ImageCaption"/>
             </w:pPr>
             <w:r>
-              <w:t xml:space="preserve">Table S5: Univariate hazard ratios for all-cause mortality risk by systolic and diastolic blood pressure values (mm Hg)</w:t>
+              <w:t xml:space="preserve">Table S6: Univariate hazard ratios for all-cause mortality risk by systolic and diastolic blood pressure values (mm Hg)</w:t>
             </w:r>
             <w:r>
-              <w:t xml:space="preserve">[26]</w:t>
+              <w:rPr>
+                <w:vertAlign w:val="superscript"/>
+              </w:rPr>
+              <w:t xml:space="preserve">27</w:t>
             </w:r>
           </w:p>
-          <w:bookmarkEnd w:id="81"/>
+          <w:bookmarkEnd w:id="77"/>
         </w:tc>
       </w:tr>
     </w:tbl>
-    <w:bookmarkEnd w:id="82"/>
-    <w:bookmarkStart w:id="102" w:name="sec-treatment-prob"/>
+    <w:bookmarkEnd w:id="78"/>
+    <w:bookmarkStart w:id="98" w:name="sec-treatment-prob"/>
     <w:p>
       <w:pPr>
         <w:pStyle w:val="Heading3"/>
       </w:pPr>
       <w:r>
-        <w:t xml:space="preserve">7.5 Receiving antihypertensive treatment</w:t>
+        <w:t xml:space="preserve">6.6 Receiving antihypertensive treatment</w:t>
       </w:r>
     </w:p>
     <w:p>
@@ -16870,7 +16916,7 @@
           <w:rPr>
             <w:rStyle w:val="Hyperlink"/>
           </w:rPr>
-          <w:t xml:space="preserve">Section 7.3</w:t>
+          <w:t xml:space="preserve">Section 6.4</w:t>
         </w:r>
       </w:hyperlink>
       <w:r>
@@ -16916,7 +16962,7 @@
         <w:t xml:space="preserve">).</w:t>
       </w:r>
     </w:p>
-    <w:bookmarkStart w:id="93" w:name="suppfig-measurement-month-comparison"/>
+    <w:bookmarkStart w:id="89" w:name="suppfig-measurement-month-comparison"/>
     <w:tbl>
       <w:tblPr>
         <w:tblStyle w:val="Table"/>
@@ -16944,31 +16990,31 @@
             <w:tr>
               <w:tc>
                 <w:tcPr/>
-                <w:bookmarkStart w:id="87" w:name="X809a32b6b9799fd4c7ce1fcaa2ed35fccd209a3"/>
-                <w:p>
-                  <w:pPr>
-                    <w:pStyle w:val="Compact"/>
-                    <w:jc w:val="center"/>
-                    <w:jc w:val="left"/>
-                  </w:pPr>
-                  <w:bookmarkStart w:id="86" w:name="X809a32b6b9799fd4c7ce1fcaa2ed35fccd209a3"/>
+                <w:bookmarkStart w:id="83" w:name="X809a32b6b9799fd4c7ce1fcaa2ed35fccd209a3"/>
+                <w:p>
+                  <w:pPr>
+                    <w:pStyle w:val="Compact"/>
+                    <w:jc w:val="center"/>
+                    <w:jc w:val="left"/>
+                  </w:pPr>
+                  <w:bookmarkStart w:id="82" w:name="X809a32b6b9799fd4c7ce1fcaa2ed35fccd209a3"/>
                   <w:r>
                     <w:drawing>
                       <wp:inline>
                         <wp:extent cx="2971800" cy="2233582"/>
                         <wp:effectExtent b="0" l="0" r="0" t="0"/>
-                        <wp:docPr descr="" title="" id="84" name="Picture"/>
+                        <wp:docPr descr="" title="" id="80" name="Picture"/>
                         <a:graphic>
                           <a:graphicData uri="http://schemas.openxmlformats.org/drawingml/2006/picture">
                             <pic:pic>
                               <pic:nvPicPr>
-                                <pic:cNvPr descr="figures/supplement/cohort_predicted_month_difference.png" id="85" name="Picture"/>
+                                <pic:cNvPr descr="figures/supplement/cohort_predicted_month_difference.png" id="81" name="Picture"/>
                                 <pic:cNvPicPr>
                                   <a:picLocks noChangeArrowheads="1" noChangeAspect="1"/>
                                 </pic:cNvPicPr>
                               </pic:nvPicPr>
                               <pic:blipFill>
-                                <a:blip r:embed="rId83"/>
+                                <a:blip r:embed="rId79"/>
                                 <a:stretch>
                                   <a:fillRect/>
                                 </a:stretch>
@@ -16994,7 +17040,7 @@
                       </wp:inline>
                     </w:drawing>
                   </w:r>
-                  <w:bookmarkEnd w:id="86"/>
+                  <w:bookmarkEnd w:id="82"/>
                 </w:p>
                 <w:p>
                   <w:pPr>
@@ -17010,7 +17056,7 @@
                     <w:t xml:space="preserve">(a)</w:t>
                   </w:r>
                 </w:p>
-                <w:bookmarkEnd w:id="87"/>
+                <w:bookmarkEnd w:id="83"/>
               </w:tc>
             </w:tr>
           </w:tbl>
@@ -17060,31 +17106,31 @@
             <w:tr>
               <w:tc>
                 <w:tcPr/>
-                <w:bookmarkStart w:id="92" w:name="suppfig-afc-month-difference"/>
-                <w:p>
-                  <w:pPr>
-                    <w:pStyle w:val="Compact"/>
-                    <w:jc w:val="center"/>
-                    <w:jc w:val="left"/>
-                  </w:pPr>
-                  <w:bookmarkStart w:id="91" w:name="suppfig-afc-month-difference"/>
+                <w:bookmarkStart w:id="88" w:name="suppfig-afc-month-difference"/>
+                <w:p>
+                  <w:pPr>
+                    <w:pStyle w:val="Compact"/>
+                    <w:jc w:val="center"/>
+                    <w:jc w:val="left"/>
+                  </w:pPr>
+                  <w:bookmarkStart w:id="87" w:name="suppfig-afc-month-difference"/>
                   <w:r>
                     <w:drawing>
                       <wp:inline>
                         <wp:extent cx="2971800" cy="2269056"/>
                         <wp:effectExtent b="0" l="0" r="0" t="0"/>
-                        <wp:docPr descr="" title="" id="89" name="Picture"/>
+                        <wp:docPr descr="" title="" id="85" name="Picture"/>
                         <a:graphic>
                           <a:graphicData uri="http://schemas.openxmlformats.org/drawingml/2006/picture">
                             <pic:pic>
                               <pic:nvPicPr>
-                                <pic:cNvPr descr="figures/supplement/afc_subset_month_difference.png" id="90" name="Picture"/>
+                                <pic:cNvPr descr="figures/supplement/afc_subset_month_difference.png" id="86" name="Picture"/>
                                 <pic:cNvPicPr>
                                   <a:picLocks noChangeArrowheads="1" noChangeAspect="1"/>
                                 </pic:cNvPicPr>
                               </pic:nvPicPr>
                               <pic:blipFill>
-                                <a:blip r:embed="rId88"/>
+                                <a:blip r:embed="rId84"/>
                                 <a:stretch>
                                   <a:fillRect/>
                                 </a:stretch>
@@ -17110,7 +17156,7 @@
                       </wp:inline>
                     </w:drawing>
                   </w:r>
-                  <w:bookmarkEnd w:id="91"/>
+                  <w:bookmarkEnd w:id="87"/>
                 </w:p>
                 <w:p>
                   <w:pPr>
@@ -17126,7 +17172,7 @@
                     <w:t xml:space="preserve">(b)</w:t>
                   </w:r>
                 </w:p>
-                <w:bookmarkEnd w:id="92"/>
+                <w:bookmarkEnd w:id="88"/>
               </w:tc>
             </w:tr>
           </w:tbl>
@@ -17146,7 +17192,7 @@
         <w:t xml:space="preserve">Figure S1: Number of months between blood pressure measurements for 40-year-olds in (a) model simulation cohort and (b) PRIME registry</w:t>
       </w:r>
     </w:p>
-    <w:bookmarkEnd w:id="93"/>
+    <w:bookmarkEnd w:id="89"/>
     <w:p>
       <w:pPr>
         <w:pStyle w:val="BodyText"/>
@@ -17510,7 +17556,7 @@
       <w:tr>
         <w:tc>
           <w:tcPr/>
-          <w:bookmarkStart w:id="97" w:name="suppfig-cum-treatment-exposure"/>
+          <w:bookmarkStart w:id="93" w:name="suppfig-cum-treatment-exposure"/>
           <w:p>
             <w:pPr>
               <w:pStyle w:val="Compact"/>
@@ -17521,18 +17567,18 @@
                 <wp:inline>
                   <wp:extent cx="5334000" cy="3663944"/>
                   <wp:effectExtent b="0" l="0" r="0" t="0"/>
-                  <wp:docPr descr="" title="" id="95" name="Picture"/>
+                  <wp:docPr descr="" title="" id="91" name="Picture"/>
                   <a:graphic>
                     <a:graphicData uri="http://schemas.openxmlformats.org/drawingml/2006/picture">
                       <pic:pic>
                         <pic:nvPicPr>
-                          <pic:cNvPr descr="figures/standard/cum_treatment_exposure_hetero_RA.png" id="96" name="Picture"/>
+                          <pic:cNvPr descr="figures/standard/cum_treatment_exposure_hetero_RA.png" id="92" name="Picture"/>
                           <pic:cNvPicPr>
                             <a:picLocks noChangeArrowheads="1" noChangeAspect="1"/>
                           </pic:cNvPicPr>
                         </pic:nvPicPr>
                         <pic:blipFill>
-                          <a:blip r:embed="rId94"/>
+                          <a:blip r:embed="rId90"/>
                           <a:stretch>
                             <a:fillRect/>
                           </a:stretch>
@@ -17572,7 +17618,7 @@
               <w:t xml:space="preserve">Figure S2: Comparing the cumulative incidence of antihypertensive treatment exposure between PRIME registry and simulation cohort</w:t>
             </w:r>
           </w:p>
-          <w:bookmarkEnd w:id="97"/>
+          <w:bookmarkEnd w:id="93"/>
         </w:tc>
       </w:tr>
     </w:tbl>
@@ -17584,7 +17630,10 @@
         <w:t xml:space="preserve">We also compared the cumulative incidence of antihypertensive treatment in our model with published estimates from the Framingham Heart Study.</w:t>
       </w:r>
       <w:r>
-        <w:t xml:space="preserve">[54]</w:t>
+        <w:rPr>
+          <w:vertAlign w:val="superscript"/>
+        </w:rPr>
+        <w:t xml:space="preserve">54</w:t>
       </w:r>
       <w:r>
         <w:t xml:space="preserve"> </w:t>
@@ -17620,7 +17669,7 @@
       <w:tr>
         <w:tc>
           <w:tcPr/>
-          <w:bookmarkStart w:id="101" w:name="suppfig-cum-treatment-exposure-external"/>
+          <w:bookmarkStart w:id="97" w:name="suppfig-cum-treatment-exposure-external"/>
           <w:p>
             <w:pPr>
               <w:pStyle w:val="Compact"/>
@@ -17631,18 +17680,18 @@
                 <wp:inline>
                   <wp:extent cx="5334000" cy="3308430"/>
                   <wp:effectExtent b="0" l="0" r="0" t="0"/>
-                  <wp:docPr descr="" title="" id="99" name="Picture"/>
+                  <wp:docPr descr="" title="" id="95" name="Picture"/>
                   <a:graphic>
                     <a:graphicData uri="http://schemas.openxmlformats.org/drawingml/2006/picture">
                       <pic:pic>
                         <pic:nvPicPr>
-                          <pic:cNvPr descr="figures/standard/cum_inc_hyp_55yo_hetero_RA.png" id="100" name="Picture"/>
+                          <pic:cNvPr descr="figures/standard/cum_inc_hyp_55yo_hetero_RA.png" id="96" name="Picture"/>
                           <pic:cNvPicPr>
                             <a:picLocks noChangeArrowheads="1" noChangeAspect="1"/>
                           </pic:cNvPicPr>
                         </pic:nvPicPr>
                         <pic:blipFill>
-                          <a:blip r:embed="rId98"/>
+                          <a:blip r:embed="rId94"/>
                           <a:stretch>
                             <a:fillRect/>
                           </a:stretch>
@@ -17682,7 +17731,7 @@
               <w:t xml:space="preserve">Figure S3: Comparing the cumulative incidence of antihypertensive treatment exposure in the Framingham Heart Study and simulation cohort</w:t>
             </w:r>
           </w:p>
-          <w:bookmarkEnd w:id="101"/>
+          <w:bookmarkEnd w:id="97"/>
         </w:tc>
       </w:tr>
     </w:tbl>
@@ -18180,14 +18229,14 @@
         </m:oMath>
       </m:oMathPara>
     </w:p>
-    <w:bookmarkEnd w:id="102"/>
-    <w:bookmarkStart w:id="128" w:name="sec-validation-results"/>
+    <w:bookmarkEnd w:id="98"/>
+    <w:bookmarkStart w:id="124" w:name="sec-validation-results"/>
     <w:p>
       <w:pPr>
         <w:pStyle w:val="Heading3"/>
       </w:pPr>
       <w:r>
-        <w:t xml:space="preserve">7.6 Validation analysis results</w:t>
+        <w:t xml:space="preserve">6.7 Validation analysis results</w:t>
       </w:r>
     </w:p>
     <w:p>
@@ -18205,7 +18254,7 @@
           <w:rPr>
             <w:rStyle w:val="Hyperlink"/>
           </w:rPr>
-          <w:t xml:space="preserve">Table S6</w:t>
+          <w:t xml:space="preserve">Table S7</w:t>
         </w:r>
       </w:hyperlink>
       <w:r>
@@ -18225,7 +18274,7 @@
       <w:tr>
         <w:tc>
           <w:tcPr/>
-          <w:bookmarkStart w:id="103" w:name="X6dc0ed938284cf8714bde0133b6eadacb61bb2e"/>
+          <w:bookmarkStart w:id="99" w:name="X6dc0ed938284cf8714bde0133b6eadacb61bb2e"/>
           <w:tbl>
             <w:tblPr>
               <w:tblStyle w:val="Table"/>
@@ -18740,10 +18789,10 @@
               <w:pStyle w:val="ImageCaption"/>
             </w:pPr>
             <w:r>
-              <w:t xml:space="preserve">Table S6: Demographic and clinical characteristics of PRIME registry validation cohort (SD: standard deviation)</w:t>
+              <w:t xml:space="preserve">Table S7: Demographic and clinical characteristics of PRIME registry validation cohort (SD: standard deviation)</w:t>
             </w:r>
           </w:p>
-          <w:bookmarkEnd w:id="103"/>
+          <w:bookmarkEnd w:id="99"/>
         </w:tc>
       </w:tr>
     </w:tbl>
@@ -18762,14 +18811,17 @@
           <w:rPr>
             <w:rStyle w:val="Hyperlink"/>
           </w:rPr>
-          <w:t xml:space="preserve">Table S7</w:t>
+          <w:t xml:space="preserve">Table S8</w:t>
         </w:r>
       </w:hyperlink>
       <w:r>
         <w:t xml:space="preserve">, we observed concordance between the average life expectancies computed by our simulation model and life expectancies by race and ethnicity reported in the 2021 U.S. life tables.</w:t>
       </w:r>
       <w:r>
-        <w:t xml:space="preserve">[25]</w:t>
+        <w:rPr>
+          <w:vertAlign w:val="superscript"/>
+        </w:rPr>
+        <w:t xml:space="preserve">25</w:t>
       </w:r>
     </w:p>
     <w:tbl>
@@ -18785,7 +18837,7 @@
       <w:tr>
         <w:tc>
           <w:tcPr/>
-          <w:bookmarkStart w:id="104" w:name="supptbl-validation-life-expectancy"/>
+          <w:bookmarkStart w:id="100" w:name="supptbl-validation-life-expectancy"/>
           <w:tbl>
             <w:tblPr>
               <w:tblStyle w:val="Table"/>
@@ -18964,10 +19016,10 @@
               <w:pStyle w:val="ImageCaption"/>
             </w:pPr>
             <w:r>
-              <w:t xml:space="preserve">Table S7: Comparison of mean life expectancies in validation cohort with U.S. life table estimates by race/ethnicity (MCSE: Monte Carlo standard error)</w:t>
+              <w:t xml:space="preserve">Table S8: Comparison of mean life expectancies in validation cohort with U.S. life table estimates by race/ethnicity (MCSE: Monte Carlo standard error)</w:t>
             </w:r>
           </w:p>
-          <w:bookmarkEnd w:id="104"/>
+          <w:bookmarkEnd w:id="100"/>
         </w:tc>
       </w:tr>
     </w:tbl>
@@ -18990,7 +19042,7 @@
         <w:t xml:space="preserve">shows concordance between age-specific hypertension stage prevalence in the simulation cohort and the observed PRIME registry estimates, with 95% confidence intervals.</w:t>
       </w:r>
     </w:p>
-    <w:bookmarkStart w:id="123" w:name="suppfig-validation-results"/>
+    <w:bookmarkStart w:id="119" w:name="suppfig-validation-results"/>
     <w:tbl>
       <w:tblPr>
         <w:tblStyle w:val="Table"/>
@@ -19019,31 +19071,31 @@
             <w:tr>
               <w:tc>
                 <w:tcPr/>
-                <w:bookmarkStart w:id="109" w:name="fig-validation-normal"/>
-                <w:p>
-                  <w:pPr>
-                    <w:pStyle w:val="Compact"/>
-                    <w:jc w:val="center"/>
-                    <w:jc w:val="left"/>
-                  </w:pPr>
-                  <w:bookmarkStart w:id="108" w:name="fig-validation-normal"/>
+                <w:bookmarkStart w:id="105" w:name="fig-validation-normal"/>
+                <w:p>
+                  <w:pPr>
+                    <w:pStyle w:val="Compact"/>
+                    <w:jc w:val="center"/>
+                    <w:jc w:val="left"/>
+                  </w:pPr>
+                  <w:bookmarkStart w:id="104" w:name="fig-validation-normal"/>
                   <w:r>
                     <w:drawing>
                       <wp:inline>
                         <wp:extent cx="1975104" cy="1264066"/>
                         <wp:effectExtent b="0" l="0" r="0" t="0"/>
-                        <wp:docPr descr="" title="" id="106" name="Picture"/>
+                        <wp:docPr descr="" title="" id="102" name="Picture"/>
                         <a:graphic>
                           <a:graphicData uri="http://schemas.openxmlformats.org/drawingml/2006/picture">
                             <pic:pic>
                               <pic:nvPicPr>
-                                <pic:cNvPr descr="figures/supplement/validation_Normal_trace.png" id="107" name="Picture"/>
+                                <pic:cNvPr descr="figures/supplement/validation_Normal_trace.png" id="103" name="Picture"/>
                                 <pic:cNvPicPr>
                                   <a:picLocks noChangeArrowheads="1" noChangeAspect="1"/>
                                 </pic:cNvPicPr>
                               </pic:nvPicPr>
                               <pic:blipFill>
-                                <a:blip r:embed="rId105"/>
+                                <a:blip r:embed="rId101"/>
                                 <a:stretch>
                                   <a:fillRect/>
                                 </a:stretch>
@@ -19069,7 +19121,7 @@
                       </wp:inline>
                     </w:drawing>
                   </w:r>
-                  <w:bookmarkEnd w:id="108"/>
+                  <w:bookmarkEnd w:id="104"/>
                 </w:p>
                 <w:p>
                   <w:pPr>
@@ -19085,7 +19137,7 @@
                     <w:t xml:space="preserve">(a)</w:t>
                   </w:r>
                 </w:p>
-                <w:bookmarkEnd w:id="109"/>
+                <w:bookmarkEnd w:id="105"/>
               </w:tc>
             </w:tr>
           </w:tbl>
@@ -19117,31 +19169,31 @@
             <w:tr>
               <w:tc>
                 <w:tcPr/>
-                <w:bookmarkStart w:id="114" w:name="fig-validation-elevated"/>
-                <w:p>
-                  <w:pPr>
-                    <w:pStyle w:val="Compact"/>
-                    <w:jc w:val="center"/>
-                    <w:jc w:val="left"/>
-                  </w:pPr>
-                  <w:bookmarkStart w:id="113" w:name="fig-validation-elevated"/>
+                <w:bookmarkStart w:id="110" w:name="fig-validation-elevated"/>
+                <w:p>
+                  <w:pPr>
+                    <w:pStyle w:val="Compact"/>
+                    <w:jc w:val="center"/>
+                    <w:jc w:val="left"/>
+                  </w:pPr>
+                  <w:bookmarkStart w:id="109" w:name="fig-validation-elevated"/>
                   <w:r>
                     <w:drawing>
                       <wp:inline>
                         <wp:extent cx="1975104" cy="1264066"/>
                         <wp:effectExtent b="0" l="0" r="0" t="0"/>
-                        <wp:docPr descr="" title="" id="111" name="Picture"/>
+                        <wp:docPr descr="" title="" id="107" name="Picture"/>
                         <a:graphic>
                           <a:graphicData uri="http://schemas.openxmlformats.org/drawingml/2006/picture">
                             <pic:pic>
                               <pic:nvPicPr>
-                                <pic:cNvPr descr="figures/supplement/validation_Elevated_trace.png" id="112" name="Picture"/>
+                                <pic:cNvPr descr="figures/supplement/validation_Elevated_trace.png" id="108" name="Picture"/>
                                 <pic:cNvPicPr>
                                   <a:picLocks noChangeArrowheads="1" noChangeAspect="1"/>
                                 </pic:cNvPicPr>
                               </pic:nvPicPr>
                               <pic:blipFill>
-                                <a:blip r:embed="rId110"/>
+                                <a:blip r:embed="rId106"/>
                                 <a:stretch>
                                   <a:fillRect/>
                                 </a:stretch>
@@ -19167,7 +19219,7 @@
                       </wp:inline>
                     </w:drawing>
                   </w:r>
-                  <w:bookmarkEnd w:id="113"/>
+                  <w:bookmarkEnd w:id="109"/>
                 </w:p>
                 <w:p>
                   <w:pPr>
@@ -19183,7 +19235,7 @@
                     <w:t xml:space="preserve">(b)</w:t>
                   </w:r>
                 </w:p>
-                <w:bookmarkEnd w:id="114"/>
+                <w:bookmarkEnd w:id="110"/>
               </w:tc>
             </w:tr>
           </w:tbl>
@@ -19235,31 +19287,31 @@
             <w:tr>
               <w:tc>
                 <w:tcPr/>
-                <w:bookmarkStart w:id="119" w:name="fig-validation-stage1"/>
-                <w:p>
-                  <w:pPr>
-                    <w:pStyle w:val="Compact"/>
-                    <w:jc w:val="center"/>
-                    <w:jc w:val="left"/>
-                  </w:pPr>
-                  <w:bookmarkStart w:id="118" w:name="fig-validation-stage1"/>
+                <w:bookmarkStart w:id="115" w:name="fig-validation-stage1"/>
+                <w:p>
+                  <w:pPr>
+                    <w:pStyle w:val="Compact"/>
+                    <w:jc w:val="center"/>
+                    <w:jc w:val="left"/>
+                  </w:pPr>
+                  <w:bookmarkStart w:id="114" w:name="fig-validation-stage1"/>
                   <w:r>
                     <w:drawing>
                       <wp:inline>
                         <wp:extent cx="1975104" cy="1264066"/>
                         <wp:effectExtent b="0" l="0" r="0" t="0"/>
-                        <wp:docPr descr="" title="" id="116" name="Picture"/>
+                        <wp:docPr descr="" title="" id="112" name="Picture"/>
                         <a:graphic>
                           <a:graphicData uri="http://schemas.openxmlformats.org/drawingml/2006/picture">
                             <pic:pic>
                               <pic:nvPicPr>
-                                <pic:cNvPr descr="figures/supplement/validation_Stage%201_trace.png" id="117" name="Picture"/>
+                                <pic:cNvPr descr="figures/supplement/validation_Stage%201_trace.png" id="113" name="Picture"/>
                                 <pic:cNvPicPr>
                                   <a:picLocks noChangeArrowheads="1" noChangeAspect="1"/>
                                 </pic:cNvPicPr>
                               </pic:nvPicPr>
                               <pic:blipFill>
-                                <a:blip r:embed="rId115"/>
+                                <a:blip r:embed="rId111"/>
                                 <a:stretch>
                                   <a:fillRect/>
                                 </a:stretch>
@@ -19285,7 +19337,7 @@
                       </wp:inline>
                     </w:drawing>
                   </w:r>
-                  <w:bookmarkEnd w:id="118"/>
+                  <w:bookmarkEnd w:id="114"/>
                 </w:p>
                 <w:p>
                   <w:pPr>
@@ -19301,7 +19353,7 @@
                     <w:t xml:space="preserve">(c)</w:t>
                   </w:r>
                 </w:p>
-                <w:bookmarkEnd w:id="119"/>
+                <w:bookmarkEnd w:id="115"/>
               </w:tc>
             </w:tr>
           </w:tbl>
@@ -19318,18 +19370,18 @@
                 <wp:inline>
                   <wp:extent cx="1975104" cy="1264066"/>
                   <wp:effectExtent b="0" l="0" r="0" t="0"/>
-                  <wp:docPr descr="" title="" id="121" name="Picture"/>
+                  <wp:docPr descr="" title="" id="117" name="Picture"/>
                   <a:graphic>
                     <a:graphicData uri="http://schemas.openxmlformats.org/drawingml/2006/picture">
                       <pic:pic>
                         <pic:nvPicPr>
-                          <pic:cNvPr descr="figures/supplement/validation_Stage%202_trace.png" id="122" name="Picture"/>
+                          <pic:cNvPr descr="figures/supplement/validation_Stage%202_trace.png" id="118" name="Picture"/>
                           <pic:cNvPicPr>
                             <a:picLocks noChangeArrowheads="1" noChangeAspect="1"/>
                           </pic:cNvPicPr>
                         </pic:nvPicPr>
                         <pic:blipFill>
-                          <a:blip r:embed="rId120"/>
+                          <a:blip r:embed="rId116"/>
                           <a:stretch>
                             <a:fillRect/>
                           </a:stretch>
@@ -19371,7 +19423,7 @@
         <w:t xml:space="preserve">Figure S4: Comparing the age-specific hypertension stage prevalence between the PRIME registry and simulation cohort: (a) Normal, (b) Elevated, (c) Stage 1, and (d) Stage 2</w:t>
       </w:r>
     </w:p>
-    <w:bookmarkEnd w:id="123"/>
+    <w:bookmarkEnd w:id="119"/>
     <w:p>
       <w:pPr>
         <w:pStyle w:val="BodyText"/>
@@ -19380,10 +19432,10 @@
         <w:t xml:space="preserve">We also compared the lifetime incidence of hypertension from our simulation model with a previously published study, which estimated the lifetime risk of hypertension for Black women, Black men, white women, and white men</w:t>
       </w:r>
       <w:r>
-        <w:t xml:space="preserve"> </w:t>
-      </w:r>
-      <w:r>
-        <w:t xml:space="preserve">[55]</w:t>
+        <w:rPr>
+          <w:vertAlign w:val="superscript"/>
+        </w:rPr>
+        <w:t xml:space="preserve">55</w:t>
       </w:r>
       <w:r>
         <w:t xml:space="preserve">. Estimates and 95% confidence intervals from the published study are plotted with dots and vertical error bars. Our simulation model overestimated hypertension incidence among all groups, particularly among white women.</w:t>
@@ -19402,7 +19454,7 @@
       <w:tr>
         <w:tc>
           <w:tcPr/>
-          <w:bookmarkStart w:id="127" w:name="suppfig-external-validation"/>
+          <w:bookmarkStart w:id="123" w:name="suppfig-external-validation"/>
           <w:p>
             <w:pPr>
               <w:pStyle w:val="Compact"/>
@@ -19413,18 +19465,18 @@
                 <wp:inline>
                   <wp:extent cx="5334000" cy="3536673"/>
                   <wp:effectExtent b="0" l="0" r="0" t="0"/>
-                  <wp:docPr descr="" title="" id="125" name="Picture"/>
+                  <wp:docPr descr="" title="" id="121" name="Picture"/>
                   <a:graphic>
                     <a:graphicData uri="http://schemas.openxmlformats.org/drawingml/2006/picture">
                       <pic:pic>
                         <pic:nvPicPr>
-                          <pic:cNvPr descr="figures/standard/hyp_inc_s1_s2_hetero_RA.png" id="126" name="Picture"/>
+                          <pic:cNvPr descr="figures/standard/hyp_inc_s1_s2_hetero_RA.png" id="122" name="Picture"/>
                           <pic:cNvPicPr>
                             <a:picLocks noChangeArrowheads="1" noChangeAspect="1"/>
                           </pic:cNvPicPr>
                         </pic:nvPicPr>
                         <pic:blipFill>
-                          <a:blip r:embed="rId124"/>
+                          <a:blip r:embed="rId120"/>
                           <a:stretch>
                             <a:fillRect/>
                           </a:stretch>
@@ -19498,18 +19550,18 @@
               <w:t xml:space="preserve">80 mm Hg) from our simulation model (lines) and published study (dots)</w:t>
             </w:r>
           </w:p>
-          <w:bookmarkEnd w:id="127"/>
+          <w:bookmarkEnd w:id="123"/>
         </w:tc>
       </w:tr>
     </w:tbl>
-    <w:bookmarkEnd w:id="128"/>
-    <w:bookmarkStart w:id="134" w:name="sec-secondary-analysis"/>
+    <w:bookmarkEnd w:id="124"/>
+    <w:bookmarkStart w:id="130" w:name="sec-secondary-analysis"/>
     <w:p>
       <w:pPr>
         <w:pStyle w:val="Heading3"/>
       </w:pPr>
       <w:r>
-        <w:t xml:space="preserve">7.7 Secondary analysis with the social factors framework</w:t>
+        <w:t xml:space="preserve">6.8 Secondary analysis with the social factors framework</w:t>
       </w:r>
     </w:p>
     <w:p>
@@ -19520,7 +19572,10 @@
         <w:t xml:space="preserve">Using a previously developed social factors framework,</w:t>
       </w:r>
       <w:r>
-        <w:t xml:space="preserve">[30]</w:t>
+        <w:rPr>
+          <w:vertAlign w:val="superscript"/>
+        </w:rPr>
+        <w:t xml:space="preserve">30</w:t>
       </w:r>
       <w:r>
         <w:t xml:space="preserve"> </w:t>
@@ -19539,12 +19594,12 @@
       <w:r>
         <w:t xml:space="preserve">) and model transition probabilities (</w:t>
       </w:r>
-      <w:hyperlink w:anchor="supptbl-base-case">
+      <w:hyperlink w:anchor="supptbl-base-case-sff">
         <w:r>
           <w:rPr>
             <w:rStyle w:val="Hyperlink"/>
           </w:rPr>
-          <w:t xml:space="preserve">Table S8</w:t>
+          <w:t xml:space="preserve">Table S9</w:t>
         </w:r>
       </w:hyperlink>
       <w:r>
@@ -19558,7 +19613,7 @@
           <w:rPr>
             <w:rStyle w:val="Hyperlink"/>
           </w:rPr>
-          <w:t xml:space="preserve">Section 7.8</w:t>
+          <w:t xml:space="preserve">Section 6.9</w:t>
         </w:r>
       </w:hyperlink>
       <w:r>
@@ -19572,7 +19627,7 @@
           <w:rPr>
             <w:rStyle w:val="Hyperlink"/>
           </w:rPr>
-          <w:t xml:space="preserve">Section 7.9</w:t>
+          <w:t xml:space="preserve">Section 6.10</w:t>
         </w:r>
       </w:hyperlink>
       <w:r>
@@ -19586,7 +19641,7 @@
           <w:rPr>
             <w:rStyle w:val="Hyperlink"/>
           </w:rPr>
-          <w:t xml:space="preserve">Section 7.10</w:t>
+          <w:t xml:space="preserve">Section 6.11</w:t>
         </w:r>
       </w:hyperlink>
       <w:r>
@@ -19600,7 +19655,7 @@
           <w:rPr>
             <w:rStyle w:val="Hyperlink"/>
           </w:rPr>
-          <w:t xml:space="preserve">Section 7.11</w:t>
+          <w:t xml:space="preserve">Section 6.12</w:t>
         </w:r>
       </w:hyperlink>
       <w:r>
@@ -19623,7 +19678,7 @@
       <w:tr>
         <w:tc>
           <w:tcPr/>
-          <w:bookmarkStart w:id="132" w:name="suppfig-model-diagram"/>
+          <w:bookmarkStart w:id="128" w:name="suppfig-model-diagram"/>
           <w:p>
             <w:pPr>
               <w:pStyle w:val="Compact"/>
@@ -19634,18 +19689,18 @@
                 <wp:inline>
                   <wp:extent cx="5334000" cy="3831213"/>
                   <wp:effectExtent b="0" l="0" r="0" t="0"/>
-                  <wp:docPr descr="" title="" id="130" name="Picture"/>
+                  <wp:docPr descr="" title="" id="126" name="Picture"/>
                   <a:graphic>
                     <a:graphicData uri="http://schemas.openxmlformats.org/drawingml/2006/picture">
                       <pic:pic>
                         <pic:nvPicPr>
-                          <pic:cNvPr descr="figures/model_diagram_social_factors.png" id="131" name="Picture"/>
+                          <pic:cNvPr descr="figures/model_diagram_social_factors.png" id="127" name="Picture"/>
                           <pic:cNvPicPr>
                             <a:picLocks noChangeArrowheads="1" noChangeAspect="1"/>
                           </pic:cNvPicPr>
                         </pic:nvPicPr>
                         <pic:blipFill>
-                          <a:blip r:embed="rId129"/>
+                          <a:blip r:embed="rId125"/>
                           <a:stretch>
                             <a:fillRect/>
                           </a:stretch>
@@ -19685,7 +19740,7 @@
               <w:t xml:space="preserve">Figure S6: Model diagram of state-transition microsimulation model with social factors framework</w:t>
             </w:r>
           </w:p>
-          <w:bookmarkEnd w:id="132"/>
+          <w:bookmarkEnd w:id="128"/>
         </w:tc>
       </w:tr>
     </w:tbl>
@@ -19710,7 +19765,7 @@
       <w:tr>
         <w:tc>
           <w:tcPr/>
-          <w:bookmarkStart w:id="133" w:name="supptbl-base-case"/>
+          <w:bookmarkStart w:id="129" w:name="supptbl-base-case-sff"/>
           <w:tbl>
             <w:tblPr>
               <w:tblStyle w:val="Table"/>
@@ -19800,10 +19855,10 @@
                     <w:t xml:space="preserve">NHANES</w:t>
                   </w:r>
                   <w:r>
-                    <w:t xml:space="preserve"> </w:t>
-                  </w:r>
-                  <w:r>
-                    <w:t xml:space="preserve">[22]</w:t>
+                    <w:rPr>
+                      <w:vertAlign w:val="superscript"/>
+                    </w:rPr>
+                    <w:t xml:space="preserve">22</w:t>
                   </w:r>
                 </w:p>
               </w:tc>
@@ -19878,10 +19933,10 @@
                     <w:t xml:space="preserve">PRIME</w:t>
                   </w:r>
                   <w:r>
-                    <w:t xml:space="preserve"> </w:t>
-                  </w:r>
-                  <w:r>
-                    <w:t xml:space="preserve">[23,24]</w:t>
+                    <w:rPr>
+                      <w:vertAlign w:val="superscript"/>
+                    </w:rPr>
+                    <w:t xml:space="preserve">23,24</w:t>
                   </w:r>
                 </w:p>
               </w:tc>
@@ -19922,10 +19977,10 @@
                     <w:t xml:space="preserve">PRIME</w:t>
                   </w:r>
                   <w:r>
-                    <w:t xml:space="preserve"> </w:t>
-                  </w:r>
-                  <w:r>
-                    <w:t xml:space="preserve">[23,24]</w:t>
+                    <w:rPr>
+                      <w:vertAlign w:val="superscript"/>
+                    </w:rPr>
+                    <w:t xml:space="preserve">23,24</w:t>
                   </w:r>
                 </w:p>
               </w:tc>
@@ -19966,10 +20021,10 @@
                     <w:t xml:space="preserve">NHANES</w:t>
                   </w:r>
                   <w:r>
-                    <w:t xml:space="preserve"> </w:t>
-                  </w:r>
-                  <w:r>
-                    <w:t xml:space="preserve">[22]</w:t>
+                    <w:rPr>
+                      <w:vertAlign w:val="superscript"/>
+                    </w:rPr>
+                    <w:t xml:space="preserve">22</w:t>
                   </w:r>
                 </w:p>
               </w:tc>
@@ -20010,10 +20065,10 @@
                     <w:t xml:space="preserve">Hansen et al.</w:t>
                   </w:r>
                   <w:r>
-                    <w:t xml:space="preserve"> </w:t>
-                  </w:r>
-                  <w:r>
-                    <w:t xml:space="preserve">[26]</w:t>
+                    <w:rPr>
+                      <w:vertAlign w:val="superscript"/>
+                    </w:rPr>
+                    <w:t xml:space="preserve">27</w:t>
                   </w:r>
                 </w:p>
               </w:tc>
@@ -20054,10 +20109,10 @@
                     <w:t xml:space="preserve">2021 U.S. life tables</w:t>
                   </w:r>
                   <w:r>
-                    <w:t xml:space="preserve"> </w:t>
-                  </w:r>
-                  <w:r>
-                    <w:t xml:space="preserve">[25]</w:t>
+                    <w:rPr>
+                      <w:vertAlign w:val="superscript"/>
+                    </w:rPr>
+                    <w:t xml:space="preserve">25</w:t>
                   </w:r>
                 </w:p>
               </w:tc>
@@ -20094,10 +20149,10 @@
                     <w:t xml:space="preserve">Wilper et al.</w:t>
                   </w:r>
                   <w:r>
-                    <w:t xml:space="preserve"> </w:t>
-                  </w:r>
-                  <w:r>
-                    <w:t xml:space="preserve">[32]</w:t>
+                    <w:rPr>
+                      <w:vertAlign w:val="superscript"/>
+                    </w:rPr>
+                    <w:t xml:space="preserve">32</w:t>
                   </w:r>
                 </w:p>
               </w:tc>
@@ -20172,10 +20227,10 @@
                     <w:t xml:space="preserve">NHANES</w:t>
                   </w:r>
                   <w:r>
-                    <w:t xml:space="preserve"> </w:t>
-                  </w:r>
-                  <w:r>
-                    <w:t xml:space="preserve">[22]</w:t>
+                    <w:rPr>
+                      <w:vertAlign w:val="superscript"/>
+                    </w:rPr>
+                    <w:t xml:space="preserve">22</w:t>
                   </w:r>
                 </w:p>
               </w:tc>
@@ -20216,10 +20271,10 @@
                     <w:t xml:space="preserve">PRIME</w:t>
                   </w:r>
                   <w:r>
-                    <w:t xml:space="preserve"> </w:t>
-                  </w:r>
-                  <w:r>
-                    <w:t xml:space="preserve">[23,24]</w:t>
+                    <w:rPr>
+                      <w:vertAlign w:val="superscript"/>
+                    </w:rPr>
+                    <w:t xml:space="preserve">23,24</w:t>
                   </w:r>
                 </w:p>
               </w:tc>
@@ -20260,10 +20315,10 @@
                     <w:t xml:space="preserve">ALLHAT</w:t>
                   </w:r>
                   <w:r>
-                    <w:t xml:space="preserve"> </w:t>
-                  </w:r>
-                  <w:r>
-                    <w:t xml:space="preserve">[27]</w:t>
+                    <w:rPr>
+                      <w:vertAlign w:val="superscript"/>
+                    </w:rPr>
+                    <w:t xml:space="preserve">28</w:t>
                   </w:r>
                 </w:p>
               </w:tc>
@@ -20311,40 +20366,6 @@
                     <w:jc w:val="center"/>
                   </w:pPr>
                   <w:r>
-                    <w:t xml:space="preserve">ACE inhibitor all-cause mortality (hazard ratio)</w:t>
-                  </w:r>
-                </w:p>
-              </w:tc>
-              <w:tc>
-                <w:tcPr/>
-                <w:p>
-                  <w:pPr>
-                    <w:pStyle w:val="Compact"/>
-                  </w:pPr>
-                </w:p>
-              </w:tc>
-              <w:tc>
-                <w:tcPr/>
-                <w:p>
-                  <w:pPr>
-                    <w:pStyle w:val="Compact"/>
-                    <w:jc w:val="center"/>
-                  </w:pPr>
-                  <w:r>
-                    <w:t xml:space="preserve">[50,51]</w:t>
-                  </w:r>
-                </w:p>
-              </w:tc>
-            </w:tr>
-            <w:tr>
-              <w:tc>
-                <w:tcPr/>
-                <w:p>
-                  <w:pPr>
-                    <w:pStyle w:val="Compact"/>
-                    <w:jc w:val="center"/>
-                  </w:pPr>
-                  <w:r>
                     <w:t xml:space="preserve">Antihypertensive monotherapy utilization</w:t>
                   </w:r>
                 </w:p>
@@ -20372,10 +20393,10 @@
                     <w:t xml:space="preserve">Holt et al.</w:t>
                   </w:r>
                   <w:r>
-                    <w:t xml:space="preserve"> </w:t>
-                  </w:r>
-                  <w:r>
-                    <w:t xml:space="preserve">[28]</w:t>
+                    <w:rPr>
+                      <w:vertAlign w:val="superscript"/>
+                    </w:rPr>
+                    <w:t xml:space="preserve">29</w:t>
                   </w:r>
                 </w:p>
               </w:tc>
@@ -20416,10 +20437,10 @@
                     <w:t xml:space="preserve">ALLHAT</w:t>
                   </w:r>
                   <w:r>
-                    <w:t xml:space="preserve"> </w:t>
-                  </w:r>
-                  <w:r>
-                    <w:t xml:space="preserve">[27]</w:t>
+                    <w:rPr>
+                      <w:vertAlign w:val="superscript"/>
+                    </w:rPr>
+                    <w:t xml:space="preserve">28</w:t>
                   </w:r>
                 </w:p>
               </w:tc>
@@ -20435,21 +20456,21 @@
               <w:pStyle w:val="ImageCaption"/>
             </w:pPr>
             <w:r>
-              <w:t xml:space="preserve">Table S8: Model parameter dependencies and data sources for secondary analysis (NHANES: National Health and Nutrition Examination Survey; SDI: social deprivation index, ALLHAT: Antihypertensive and Lipid-Lowering Treatment to Prevent Heart Attack Trial)</w:t>
+              <w:t xml:space="preserve">Table S9: Model parameter dependencies and data sources for secondary analysis (NHANES: National Health and Nutrition Examination Survey; SDI: social deprivation index, ALLHAT: Antihypertensive and Lipid-Lowering Treatment to Prevent Heart Attack Trial)</w:t>
             </w:r>
           </w:p>
-          <w:bookmarkEnd w:id="133"/>
+          <w:bookmarkEnd w:id="129"/>
         </w:tc>
       </w:tr>
     </w:tbl>
-    <w:bookmarkEnd w:id="134"/>
-    <w:bookmarkStart w:id="146" w:name="sec-sdi-assignment"/>
+    <w:bookmarkEnd w:id="130"/>
+    <w:bookmarkStart w:id="142" w:name="sec-sdi-assignment"/>
     <w:p>
       <w:pPr>
         <w:pStyle w:val="Heading3"/>
       </w:pPr>
       <w:r>
-        <w:t xml:space="preserve">7.8 Census tract-level social deprivation index assignment</w:t>
+        <w:t xml:space="preserve">6.9 Census tract-level social deprivation index assignment</w:t>
       </w:r>
     </w:p>
     <w:p>
@@ -20460,7 +20481,10 @@
         <w:t xml:space="preserve">Our simulation analysis required census tract-level SDI to predict model transition probabilities. However, the publicly available NHANES data used to create our simulation cohort did not include geocoded census tract information. To assign census tract-level SDI values to individuals in our cohort, we applied a Bayesian approach based on individual-level characteristics from NHANES. Individuals with a characteristic (e.g., being unemployed) were more likely to be assigned to a census tract with a higher percentage of individuals unemployed and younger than 65 years of age. The SDI metric comprises several area-level measures, including the percentages of individuals living in poverty, having less than 12 years of education, living in a single-parent household, residing in rented housing units, living in overcrowded housing units, lacking access to a car, and being unemployed and younger than 65 years of age.</w:t>
       </w:r>
       <w:r>
-        <w:t xml:space="preserve">[31]</w:t>
+        <w:rPr>
+          <w:vertAlign w:val="superscript"/>
+        </w:rPr>
+        <w:t xml:space="preserve">31</w:t>
       </w:r>
       <w:r>
         <w:t xml:space="preserve"> </w:t>
@@ -20510,7 +20534,7 @@
         <w:t xml:space="preserve">shows histograms of census tract-level SDI values for our main simulation cohort and the randomly sampled subset from the PRIME registry. While census tract-level SDI values can vary over time, we assumed a single census tract-level SDI value per individual over their lifetime. The PRIME registry only has a single census tract-level SDI per individual and does not include historical census-tract data.</w:t>
       </w:r>
     </w:p>
-    <w:bookmarkStart w:id="145" w:name="suppfig-sdi-comparison"/>
+    <w:bookmarkStart w:id="141" w:name="suppfig-sdi-comparison"/>
     <w:tbl>
       <w:tblPr>
         <w:tblStyle w:val="Table"/>
@@ -20538,31 +20562,31 @@
             <w:tr>
               <w:tc>
                 <w:tcPr/>
-                <w:bookmarkStart w:id="139" w:name="fig-sdi-cohort"/>
-                <w:p>
-                  <w:pPr>
-                    <w:pStyle w:val="Compact"/>
-                    <w:jc w:val="center"/>
-                    <w:jc w:val="left"/>
-                  </w:pPr>
-                  <w:bookmarkStart w:id="138" w:name="fig-sdi-cohort"/>
+                <w:bookmarkStart w:id="135" w:name="fig-sdi-cohort"/>
+                <w:p>
+                  <w:pPr>
+                    <w:pStyle w:val="Compact"/>
+                    <w:jc w:val="center"/>
+                    <w:jc w:val="left"/>
+                  </w:pPr>
+                  <w:bookmarkStart w:id="134" w:name="fig-sdi-cohort"/>
                   <w:r>
                     <w:drawing>
                       <wp:inline>
                         <wp:extent cx="2971800" cy="2293767"/>
                         <wp:effectExtent b="0" l="0" r="0" t="0"/>
-                        <wp:docPr descr="" title="" id="136" name="Picture"/>
+                        <wp:docPr descr="" title="" id="132" name="Picture"/>
                         <a:graphic>
                           <a:graphicData uri="http://schemas.openxmlformats.org/drawingml/2006/picture">
                             <pic:pic>
                               <pic:nvPicPr>
-                                <pic:cNvPr descr="figures/supplement/SDI_histogram_cohort.png" id="137" name="Picture"/>
+                                <pic:cNvPr descr="figures/supplement/SDI_histogram_cohort.png" id="133" name="Picture"/>
                                 <pic:cNvPicPr>
                                   <a:picLocks noChangeArrowheads="1" noChangeAspect="1"/>
                                 </pic:cNvPicPr>
                               </pic:nvPicPr>
                               <pic:blipFill>
-                                <a:blip r:embed="rId135"/>
+                                <a:blip r:embed="rId131"/>
                                 <a:stretch>
                                   <a:fillRect/>
                                 </a:stretch>
@@ -20588,7 +20612,7 @@
                       </wp:inline>
                     </w:drawing>
                   </w:r>
-                  <w:bookmarkEnd w:id="138"/>
+                  <w:bookmarkEnd w:id="134"/>
                 </w:p>
                 <w:p>
                   <w:pPr>
@@ -20604,7 +20628,7 @@
                     <w:t xml:space="preserve">(a)</w:t>
                   </w:r>
                 </w:p>
-                <w:bookmarkEnd w:id="139"/>
+                <w:bookmarkEnd w:id="135"/>
               </w:tc>
             </w:tr>
           </w:tbl>
@@ -20654,31 +20678,31 @@
             <w:tr>
               <w:tc>
                 <w:tcPr/>
-                <w:bookmarkStart w:id="144" w:name="fig-sdi-afc"/>
-                <w:p>
-                  <w:pPr>
-                    <w:pStyle w:val="Compact"/>
-                    <w:jc w:val="center"/>
-                    <w:jc w:val="left"/>
-                  </w:pPr>
-                  <w:bookmarkStart w:id="143" w:name="fig-sdi-afc"/>
+                <w:bookmarkStart w:id="140" w:name="fig-sdi-afc"/>
+                <w:p>
+                  <w:pPr>
+                    <w:pStyle w:val="Compact"/>
+                    <w:jc w:val="center"/>
+                    <w:jc w:val="left"/>
+                  </w:pPr>
+                  <w:bookmarkStart w:id="139" w:name="fig-sdi-afc"/>
                   <w:r>
                     <w:drawing>
                       <wp:inline>
                         <wp:extent cx="2971800" cy="2335885"/>
                         <wp:effectExtent b="0" l="0" r="0" t="0"/>
-                        <wp:docPr descr="" title="" id="141" name="Picture"/>
+                        <wp:docPr descr="" title="" id="137" name="Picture"/>
                         <a:graphic>
                           <a:graphicData uri="http://schemas.openxmlformats.org/drawingml/2006/picture">
                             <pic:pic>
                               <pic:nvPicPr>
-                                <pic:cNvPr descr="figures/supplement/SDI_histogram_afc.png" id="142" name="Picture"/>
+                                <pic:cNvPr descr="figures/supplement/SDI_histogram_afc.png" id="138" name="Picture"/>
                                 <pic:cNvPicPr>
                                   <a:picLocks noChangeArrowheads="1" noChangeAspect="1"/>
                                 </pic:cNvPicPr>
                               </pic:nvPicPr>
                               <pic:blipFill>
-                                <a:blip r:embed="rId140"/>
+                                <a:blip r:embed="rId136"/>
                                 <a:stretch>
                                   <a:fillRect/>
                                 </a:stretch>
@@ -20704,7 +20728,7 @@
                       </wp:inline>
                     </w:drawing>
                   </w:r>
-                  <w:bookmarkEnd w:id="143"/>
+                  <w:bookmarkEnd w:id="139"/>
                 </w:p>
                 <w:p>
                   <w:pPr>
@@ -20720,7 +20744,7 @@
                     <w:t xml:space="preserve">(b)</w:t>
                   </w:r>
                 </w:p>
-                <w:bookmarkEnd w:id="144"/>
+                <w:bookmarkEnd w:id="140"/>
               </w:tc>
             </w:tr>
           </w:tbl>
@@ -20740,15 +20764,15 @@
         <w:t xml:space="preserve">Figure S7: Comparison of census tract-level SDI distributions in (a) simulation cohort and (b) PRIME registry (SDI: social deprivation index)</w:t>
       </w:r>
     </w:p>
-    <w:bookmarkEnd w:id="145"/>
-    <w:bookmarkEnd w:id="146"/>
-    <w:bookmarkStart w:id="147" w:name="sec-mortality-insurance"/>
+    <w:bookmarkEnd w:id="141"/>
+    <w:bookmarkEnd w:id="142"/>
+    <w:bookmarkStart w:id="143" w:name="sec-mortality-insurance"/>
     <w:p>
       <w:pPr>
         <w:pStyle w:val="Heading3"/>
       </w:pPr>
       <w:r>
-        <w:t xml:space="preserve">7.9 Mortality adjustments by insurance status</w:t>
+        <w:t xml:space="preserve">6.10 Mortality adjustments by insurance status</w:t>
       </w:r>
     </w:p>
     <w:p>
@@ -20759,7 +20783,10 @@
         <w:t xml:space="preserve">In our secondary analysis, we further adjusted baseline age-sex-racial/ethnic-group-specific mortality rates by health insurance status, based on evidence from prior studies.</w:t>
       </w:r>
       <w:r>
-        <w:t xml:space="preserve">[32,56]</w:t>
+        <w:rPr>
+          <w:vertAlign w:val="superscript"/>
+        </w:rPr>
+        <w:t xml:space="preserve">32,56</w:t>
       </w:r>
       <w:r>
         <w:t xml:space="preserve"> </w:t>
@@ -20768,14 +20795,14 @@
         <w:t xml:space="preserve">We assumed a constant race/ethnicity-specific prevalence of uninsured individuals and a hazard ratio for increased mortality risk among those uninsured. After age 65, we assumed all individuals received Medicare, and mortality rates returned to baseline values from the 2021 U.S. life tables.</w:t>
       </w:r>
     </w:p>
-    <w:bookmarkEnd w:id="147"/>
-    <w:bookmarkStart w:id="152" w:name="sec-transition-in-system"/>
+    <w:bookmarkEnd w:id="143"/>
+    <w:bookmarkStart w:id="148" w:name="sec-transition-in-system"/>
     <w:p>
       <w:pPr>
         <w:pStyle w:val="Heading3"/>
       </w:pPr>
       <w:r>
-        <w:t xml:space="preserve">7.10 Entering the health system</w:t>
+        <w:t xml:space="preserve">6.11 Entering the health system</w:t>
       </w:r>
     </w:p>
     <w:p>
@@ -20914,7 +20941,7 @@
       <w:tr>
         <w:tc>
           <w:tcPr/>
-          <w:bookmarkStart w:id="151" w:name="suppfig-in-health-system-calibration"/>
+          <w:bookmarkStart w:id="147" w:name="suppfig-in-health-system-calibration"/>
           <w:p>
             <w:pPr>
               <w:pStyle w:val="Compact"/>
@@ -20925,18 +20952,18 @@
                 <wp:inline>
                   <wp:extent cx="5334000" cy="3456555"/>
                   <wp:effectExtent b="0" l="0" r="0" t="0"/>
-                  <wp:docPr descr="" title="" id="149" name="Picture"/>
+                  <wp:docPr descr="" title="" id="145" name="Picture"/>
                   <a:graphic>
                     <a:graphicData uri="http://schemas.openxmlformats.org/drawingml/2006/picture">
                       <pic:pic>
                         <pic:nvPicPr>
-                          <pic:cNvPr descr="figures/social/in_health_system_calibration_hetero_RA.png" id="150" name="Picture"/>
+                          <pic:cNvPr descr="figures/social/in_health_system_calibration_hetero_RA.png" id="146" name="Picture"/>
                           <pic:cNvPicPr>
                             <a:picLocks noChangeArrowheads="1" noChangeAspect="1"/>
                           </pic:cNvPicPr>
                         </pic:nvPicPr>
                         <pic:blipFill>
-                          <a:blip r:embed="rId148"/>
+                          <a:blip r:embed="rId144"/>
                           <a:stretch>
                             <a:fillRect/>
                           </a:stretch>
@@ -20976,18 +21003,18 @@
               <w:t xml:space="preserve">Figure S8: Age-specific prevalence of not having a routine place for healthcare by insurance status in our simulation cohort (lines) and NHANES (dots) (NHANES: National Health and Nutrition Examination Survey)</w:t>
             </w:r>
           </w:p>
-          <w:bookmarkEnd w:id="151"/>
+          <w:bookmarkEnd w:id="147"/>
         </w:tc>
       </w:tr>
     </w:tbl>
-    <w:bookmarkEnd w:id="152"/>
-    <w:bookmarkStart w:id="164" w:name="sec-out-of-system-BP"/>
+    <w:bookmarkEnd w:id="148"/>
+    <w:bookmarkStart w:id="160" w:name="sec-out-of-system-BP"/>
     <w:p>
       <w:pPr>
         <w:pStyle w:val="Heading3"/>
       </w:pPr>
       <w:r>
-        <w:t xml:space="preserve">7.11 Blood pressure adjustments out of the health system</w:t>
+        <w:t xml:space="preserve">6.12 Blood pressure adjustments out of the health system</w:t>
       </w:r>
     </w:p>
     <w:p>
@@ -21005,7 +21032,7 @@
           <w:rPr>
             <w:rStyle w:val="Hyperlink"/>
           </w:rPr>
-          <w:t xml:space="preserve">Section 7.3</w:t>
+          <w:t xml:space="preserve">Section 6.4</w:t>
         </w:r>
       </w:hyperlink>
       <w:r>
@@ -21468,7 +21495,10 @@
         <w:t xml:space="preserve">Because census tract-level SDI is not captured in NHANES, we included individual-level data on SDI components, including whether an individual was living in poverty, had less than 12 years of education, lived in a single-parent household, resided in rented housing, lived in overcrowded housing units, and was unemployed and younger than 65 years of age.</w:t>
       </w:r>
       <w:r>
-        <w:t xml:space="preserve">[31]</w:t>
+        <w:rPr>
+          <w:vertAlign w:val="superscript"/>
+        </w:rPr>
+        <w:t xml:space="preserve">31</w:t>
       </w:r>
       <w:r>
         <w:t xml:space="preserve"> </w:t>
@@ -21488,7 +21518,7 @@
         <w:t xml:space="preserve">). During simulation, if a simulated individual was not in the health system, the estimated coefficient was added to the individual’s current systolic or diastolic blood pressure value while they were out of the health system.</w:t>
       </w:r>
     </w:p>
-    <w:bookmarkStart w:id="163" w:name="suppfig-no-place-bp-adjustments"/>
+    <w:bookmarkStart w:id="159" w:name="suppfig-no-place-bp-adjustments"/>
     <w:tbl>
       <w:tblPr>
         <w:tblStyle w:val="Table"/>
@@ -21516,31 +21546,31 @@
             <w:tr>
               <w:tc>
                 <w:tcPr/>
-                <w:bookmarkStart w:id="157" w:name="suppfig-sbp-no-place"/>
-                <w:p>
-                  <w:pPr>
-                    <w:pStyle w:val="Compact"/>
-                    <w:jc w:val="center"/>
-                    <w:jc w:val="left"/>
-                  </w:pPr>
-                  <w:bookmarkStart w:id="156" w:name="suppfig-sbp-no-place"/>
+                <w:bookmarkStart w:id="153" w:name="suppfig-sbp-no-place"/>
+                <w:p>
+                  <w:pPr>
+                    <w:pStyle w:val="Compact"/>
+                    <w:jc w:val="center"/>
+                    <w:jc w:val="left"/>
+                  </w:pPr>
+                  <w:bookmarkStart w:id="152" w:name="suppfig-sbp-no-place"/>
                   <w:r>
                     <w:drawing>
                       <wp:inline>
                         <wp:extent cx="2971800" cy="2228850"/>
                         <wp:effectExtent b="0" l="0" r="0" t="0"/>
-                        <wp:docPr descr="" title="" id="154" name="Picture"/>
+                        <wp:docPr descr="" title="" id="150" name="Picture"/>
                         <a:graphic>
                           <a:graphicData uri="http://schemas.openxmlformats.org/drawingml/2006/picture">
                             <pic:pic>
                               <pic:nvPicPr>
-                                <pic:cNvPr descr="figures/supplement/no_place_adjustments_SBP.png" id="155" name="Picture"/>
+                                <pic:cNvPr descr="figures/supplement/no_place_adjustments_SBP.png" id="151" name="Picture"/>
                                 <pic:cNvPicPr>
                                   <a:picLocks noChangeArrowheads="1" noChangeAspect="1"/>
                                 </pic:cNvPicPr>
                               </pic:nvPicPr>
                               <pic:blipFill>
-                                <a:blip r:embed="rId153"/>
+                                <a:blip r:embed="rId149"/>
                                 <a:stretch>
                                   <a:fillRect/>
                                 </a:stretch>
@@ -21566,7 +21596,7 @@
                       </wp:inline>
                     </w:drawing>
                   </w:r>
-                  <w:bookmarkEnd w:id="156"/>
+                  <w:bookmarkEnd w:id="152"/>
                 </w:p>
                 <w:p>
                   <w:pPr>
@@ -21582,7 +21612,7 @@
                     <w:t xml:space="preserve">(a)</w:t>
                   </w:r>
                 </w:p>
-                <w:bookmarkEnd w:id="157"/>
+                <w:bookmarkEnd w:id="153"/>
               </w:tc>
             </w:tr>
           </w:tbl>
@@ -21632,31 +21662,31 @@
             <w:tr>
               <w:tc>
                 <w:tcPr/>
-                <w:bookmarkStart w:id="162" w:name="suppfig-dbp-no-place"/>
-                <w:p>
-                  <w:pPr>
-                    <w:pStyle w:val="Compact"/>
-                    <w:jc w:val="center"/>
-                    <w:jc w:val="left"/>
-                  </w:pPr>
-                  <w:bookmarkStart w:id="161" w:name="suppfig-dbp-no-place"/>
+                <w:bookmarkStart w:id="158" w:name="suppfig-dbp-no-place"/>
+                <w:p>
+                  <w:pPr>
+                    <w:pStyle w:val="Compact"/>
+                    <w:jc w:val="center"/>
+                    <w:jc w:val="left"/>
+                  </w:pPr>
+                  <w:bookmarkStart w:id="157" w:name="suppfig-dbp-no-place"/>
                   <w:r>
                     <w:drawing>
                       <wp:inline>
                         <wp:extent cx="2971800" cy="2228850"/>
                         <wp:effectExtent b="0" l="0" r="0" t="0"/>
-                        <wp:docPr descr="" title="" id="159" name="Picture"/>
+                        <wp:docPr descr="" title="" id="155" name="Picture"/>
                         <a:graphic>
                           <a:graphicData uri="http://schemas.openxmlformats.org/drawingml/2006/picture">
                             <pic:pic>
                               <pic:nvPicPr>
-                                <pic:cNvPr descr="figures/supplement/no_place_adjustments_DBP.png" id="160" name="Picture"/>
+                                <pic:cNvPr descr="figures/supplement/no_place_adjustments_DBP.png" id="156" name="Picture"/>
                                 <pic:cNvPicPr>
                                   <a:picLocks noChangeArrowheads="1" noChangeAspect="1"/>
                                 </pic:cNvPicPr>
                               </pic:nvPicPr>
                               <pic:blipFill>
-                                <a:blip r:embed="rId158"/>
+                                <a:blip r:embed="rId154"/>
                                 <a:stretch>
                                   <a:fillRect/>
                                 </a:stretch>
@@ -21682,7 +21712,7 @@
                       </wp:inline>
                     </w:drawing>
                   </w:r>
-                  <w:bookmarkEnd w:id="161"/>
+                  <w:bookmarkEnd w:id="157"/>
                 </w:p>
                 <w:p>
                   <w:pPr>
@@ -21698,7 +21728,7 @@
                     <w:t xml:space="preserve">(b)</w:t>
                   </w:r>
                 </w:p>
-                <w:bookmarkEnd w:id="162"/>
+                <w:bookmarkEnd w:id="158"/>
               </w:tc>
             </w:tr>
           </w:tbl>
@@ -21718,15 +21748,15 @@
         <w:t xml:space="preserve">Figure S9: Blood pressure adjustments by quantile for not having a routine place for healthcare: (a) systolic blood pressure and (b) diastolic blood pressure</w:t>
       </w:r>
     </w:p>
-    <w:bookmarkEnd w:id="163"/>
-    <w:bookmarkEnd w:id="164"/>
-    <w:bookmarkStart w:id="167" w:name="sec-additional-main-results"/>
+    <w:bookmarkEnd w:id="159"/>
+    <w:bookmarkEnd w:id="160"/>
+    <w:bookmarkStart w:id="163" w:name="sec-additional-main-results"/>
     <w:p>
       <w:pPr>
         <w:pStyle w:val="Heading3"/>
       </w:pPr>
       <w:r>
-        <w:t xml:space="preserve">7.12 Additional results</w:t>
+        <w:t xml:space="preserve">6.13 Additional results</w:t>
       </w:r>
     </w:p>
     <w:tbl>
@@ -21742,7 +21772,7 @@
       <w:tr>
         <w:tc>
           <w:tcPr/>
-          <w:bookmarkStart w:id="165" w:name="supptbl-standard-treatment-utilization"/>
+          <w:bookmarkStart w:id="161" w:name="supptbl-standard-treatment-utilization"/>
           <w:tbl>
             <w:tblPr>
               <w:tblStyle w:val="Table"/>
@@ -22007,10 +22037,10 @@
               <w:pStyle w:val="ImageCaption"/>
             </w:pPr>
             <w:r>
-              <w:t xml:space="preserve">Table S9: Cumulative incidence of antihypertensive treatment by class under antihypertensive treatment guidelines with and without race adjustment (ACE inhibitor: angiotensin-converting enzyme inhibitor)</w:t>
+              <w:t xml:space="preserve">Table S10: Cumulative incidence of antihypertensive treatment by class under antihypertensive treatment guidelines with and without race adjustment (ACE inhibitor: angiotensin-converting enzyme inhibitor)</w:t>
             </w:r>
           </w:p>
-          <w:bookmarkEnd w:id="165"/>
+          <w:bookmarkEnd w:id="161"/>
         </w:tc>
       </w:tr>
     </w:tbl>
@@ -22035,7 +22065,7 @@
       <w:tr>
         <w:tc>
           <w:tcPr/>
-          <w:bookmarkStart w:id="166" w:name="supptbl-standard-main-results"/>
+          <w:bookmarkStart w:id="162" w:name="supptbl-standard-main-results"/>
           <w:tbl>
             <w:tblPr>
               <w:tblStyle w:val="Table"/>
@@ -22672,21 +22702,21 @@
               <w:pStyle w:val="ImageCaption"/>
             </w:pPr>
             <w:r>
-              <w:t xml:space="preserve">Table S10: Main outcomes comparing antihypertensive treatment guidelines with and without race adjustment (Mean [Monte Carlo standard error])</w:t>
+              <w:t xml:space="preserve">Table S11: Main outcomes comparing antihypertensive treatment guidelines with and without race adjustment (Mean [Monte Carlo standard error])</w:t>
             </w:r>
           </w:p>
-          <w:bookmarkEnd w:id="166"/>
+          <w:bookmarkEnd w:id="162"/>
         </w:tc>
       </w:tr>
     </w:tbl>
-    <w:bookmarkEnd w:id="167"/>
+    <w:bookmarkEnd w:id="163"/>
     <w:bookmarkStart w:id="255" w:name="sec-results-social-factors"/>
     <w:p>
       <w:pPr>
         <w:pStyle w:val="Heading3"/>
       </w:pPr>
       <w:r>
-        <w:t xml:space="preserve">7.13 Additional results for secondary analysis</w:t>
+        <w:t xml:space="preserve">6.14 Additional results for secondary analysis</w:t>
       </w:r>
     </w:p>
     <w:tbl>
@@ -22702,7 +22732,7 @@
       <w:tr>
         <w:tc>
           <w:tcPr/>
-          <w:bookmarkStart w:id="168" w:name="supptbl-sff-cohort"/>
+          <w:bookmarkStart w:id="164" w:name="supptbl-sff-cohort"/>
           <w:tbl>
             <w:tblPr>
               <w:tblStyle w:val="Table"/>
@@ -23236,10 +23266,10 @@
               <w:pStyle w:val="ImageCaption"/>
             </w:pPr>
             <w:r>
-              <w:t xml:space="preserve">Table S11: Demographic and clinical characteristics of simulation cohort by race in secondary analysis (SD: standard deviation)</w:t>
+              <w:t xml:space="preserve">Table S12: Demographic and clinical characteristics of simulation cohort by race in secondary analysis (SD: standard deviation)</w:t>
             </w:r>
           </w:p>
-          <w:bookmarkEnd w:id="168"/>
+          <w:bookmarkEnd w:id="164"/>
         </w:tc>
       </w:tr>
     </w:tbl>
@@ -23264,7 +23294,7 @@
       <w:tr>
         <w:tc>
           <w:tcPr/>
-          <w:bookmarkStart w:id="169" w:name="supptbl-sff-main-results"/>
+          <w:bookmarkStart w:id="165" w:name="supptbl-sff-main-results"/>
           <w:tbl>
             <w:tblPr>
               <w:tblStyle w:val="Table"/>
@@ -23901,7 +23931,94 @@
               <w:pStyle w:val="ImageCaption"/>
             </w:pPr>
             <w:r>
-              <w:t xml:space="preserve">Table S12: Main outcomes comparing antihypertensive treatment guidelines with and without race adjustment in secondary analysis (Mean [Monte Carlo standard error])</w:t>
+              <w:t xml:space="preserve">Table S13: Main outcomes comparing antihypertensive treatment guidelines with and without race adjustment in secondary analysis (Mean [Monte Carlo standard error])</w:t>
+            </w:r>
+          </w:p>
+          <w:bookmarkEnd w:id="165"/>
+        </w:tc>
+      </w:tr>
+    </w:tbl>
+    <w:p>
+      <w:pPr>
+        <w:pStyle w:val="BodyText"/>
+      </w:pPr>
+      <w:r>
+        <w:t xml:space="preserve"> </w:t>
+      </w:r>
+    </w:p>
+    <w:tbl>
+      <w:tblPr>
+        <w:tblStyle w:val="Table"/>
+        <w:tblW w:type="pct" w:w="5000"/>
+        <w:tblLayout w:type="fixed"/>
+        <w:tblLook w:firstRow="0" w:lastRow="0" w:firstColumn="0" w:lastColumn="0" w:noHBand="0" w:noVBand="0" w:val="0000"/>
+      </w:tblPr>
+      <w:tblGrid>
+        <w:gridCol w:w="7920"/>
+      </w:tblGrid>
+      <w:tr>
+        <w:tc>
+          <w:tcPr/>
+          <w:bookmarkStart w:id="169" w:name="suppfig-sff-cum-incidence-treatment"/>
+          <w:p>
+            <w:pPr>
+              <w:pStyle w:val="Compact"/>
+              <w:jc w:val="center"/>
+            </w:pPr>
+            <w:r>
+              <w:drawing>
+                <wp:inline>
+                  <wp:extent cx="5334000" cy="3456555"/>
+                  <wp:effectExtent b="0" l="0" r="0" t="0"/>
+                  <wp:docPr descr="" title="" id="167" name="Picture"/>
+                  <a:graphic>
+                    <a:graphicData uri="http://schemas.openxmlformats.org/drawingml/2006/picture">
+                      <pic:pic>
+                        <pic:nvPicPr>
+                          <pic:cNvPr descr="figures/social/cum_inc_treated_hetero_RA.png" id="168" name="Picture"/>
+                          <pic:cNvPicPr>
+                            <a:picLocks noChangeArrowheads="1" noChangeAspect="1"/>
+                          </pic:cNvPicPr>
+                        </pic:nvPicPr>
+                        <pic:blipFill>
+                          <a:blip r:embed="rId166"/>
+                          <a:stretch>
+                            <a:fillRect/>
+                          </a:stretch>
+                        </pic:blipFill>
+                        <pic:spPr bwMode="auto">
+                          <a:xfrm>
+                            <a:off x="0" y="0"/>
+                            <a:ext cx="5334000" cy="3456555"/>
+                          </a:xfrm>
+                          <a:prstGeom prst="rect">
+                            <a:avLst/>
+                          </a:prstGeom>
+                          <a:noFill/>
+                          <a:ln w="9525">
+                            <a:noFill/>
+                            <a:headEnd/>
+                            <a:tailEnd/>
+                          </a:ln>
+                        </pic:spPr>
+                      </pic:pic>
+                    </a:graphicData>
+                  </a:graphic>
+                </wp:inline>
+              </w:drawing>
+            </w:r>
+          </w:p>
+          <w:p>
+            <w:pPr>
+              <w:jc w:val="center"/>
+            </w:pPr>
+            <w:pPr>
+              <w:jc w:val="left"/>
+              <w:spacing w:before="200"/>
+              <w:pStyle w:val="ImageCaption"/>
+            </w:pPr>
+            <w:r>
+              <w:t xml:space="preserve">Figure S10: Cumulative incidence of antihypertensive treatment for non-Hispanic Black and non-Hispanic white 40-year-old adults by insurance status</w:t>
             </w:r>
           </w:p>
           <w:bookmarkEnd w:id="169"/>
@@ -24343,7 +24460,7 @@
         <w:pStyle w:val="ImageCaption"/>
       </w:pPr>
       <w:r>
-        <w:t xml:space="preserve">Figure S10: Comparing antihypertensive treatment guidelines with and without race adjustment for non-Hispanic Black and non-Hispanic white adults (secondary analysis). Outcomes: (a) life expectancy, (b) years with stage 1 or 2 hypertension, (c) years on antihypertensive treatment, (d) years with uncontrolled hypertension</w:t>
+        <w:t xml:space="preserve">Figure S11: Comparing antihypertensive treatment guidelines with and without race adjustment for non-Hispanic Black and non-Hispanic white adults (secondary analysis). Outcomes: (a) life expectancy, (b) years with stage 1 or 2 hypertension, (c) years on antihypertensive treatment, (d) years with uncontrolled hypertension</w:t>
       </w:r>
     </w:p>
     <w:bookmarkEnd w:id="190"/>
@@ -25386,7 +25503,7 @@
               <w:pStyle w:val="ImageCaption"/>
             </w:pPr>
             <w:r>
-              <w:t xml:space="preserve">Table S13: Main outcomes for non-Hispanic Black and non-Hispanic white adults comparing antihypertensive treatment guidelines with and without race adjustment in secondary analysis (Mean [Monte Carlo standard error])</w:t>
+              <w:t xml:space="preserve">Table S14: Main outcomes for non-Hispanic Black and non-Hispanic white adults comparing antihypertensive treatment guidelines with and without race adjustment in secondary analysis (Mean [Monte Carlo standard error])</w:t>
             </w:r>
           </w:p>
           <w:bookmarkEnd w:id="191"/>
@@ -26893,7 +27010,7 @@
               <w:pStyle w:val="ImageCaption"/>
             </w:pPr>
             <w:r>
-              <w:t xml:space="preserve">Table S14: Main outcomes for non-Hispanic Black and non-Hispanic white adults comparing antihypertensive treatment guidelines with and without race adjustment by insurance status in secondary analysis (Mean [Monte Carlo standard error])</w:t>
+              <w:t xml:space="preserve">Table S15: Main outcomes for non-Hispanic Black and non-Hispanic white adults comparing antihypertensive treatment guidelines with and without race adjustment by insurance status in secondary analysis (Mean [Monte Carlo standard error])</w:t>
             </w:r>
           </w:p>
           <w:bookmarkEnd w:id="192"/>
@@ -26907,7 +27024,7 @@
         <w:pStyle w:val="Bibliography"/>
       </w:pPr>
       <w:r>
-        <w:t xml:space="preserve">1</w:t>
+        <w:t xml:space="preserve">1.</w:t>
       </w:r>
       <w:r>
         <w:t xml:space="preserve"> </w:t>
@@ -26916,20 +27033,7 @@
         <w:t xml:space="preserve">	</w:t>
       </w:r>
       <w:r>
-        <w:t xml:space="preserve">Navar AM, Peterson ED, Wojdyla D,</w:t>
-      </w:r>
-      <w:r>
-        <w:t xml:space="preserve"> </w:t>
-      </w:r>
-      <w:r>
-        <w:rPr>
-          <w:i/>
-          <w:iCs/>
-        </w:rPr>
-        <w:t xml:space="preserve">et al.</w:t>
-      </w:r>
-      <w:r>
-        <w:t xml:space="preserve"> Temporal changes in the association between modifiable risk factors and coronary heart disease incidence.</w:t>
+        <w:t xml:space="preserve">Navar AM, Peterson ED, Wojdyla D, et al. Temporal changes in the association between modifiable risk factors and coronary heart disease incidence.</w:t>
       </w:r>
       <w:r>
         <w:t xml:space="preserve"> </w:t>
@@ -26942,7 +27046,7 @@
         <w:t xml:space="preserve">Jama</w:t>
       </w:r>
       <w:r>
-        <w:t xml:space="preserve">. 2016;316:2041–3.</w:t>
+        <w:t xml:space="preserve">. 2016;316(19):2041-2043.</w:t>
       </w:r>
     </w:p>
     <w:bookmarkEnd w:id="193"/>
@@ -26952,7 +27056,7 @@
         <w:pStyle w:val="Bibliography"/>
       </w:pPr>
       <w:r>
-        <w:t xml:space="preserve">2</w:t>
+        <w:t xml:space="preserve">2.</w:t>
       </w:r>
       <w:r>
         <w:t xml:space="preserve"> </w:t>
@@ -26961,20 +27065,7 @@
         <w:t xml:space="preserve">	</w:t>
       </w:r>
       <w:r>
-        <w:t xml:space="preserve">Aggarwal R, Chiu N, Wadhera RK,</w:t>
-      </w:r>
-      <w:r>
-        <w:t xml:space="preserve"> </w:t>
-      </w:r>
-      <w:r>
-        <w:rPr>
-          <w:i/>
-          <w:iCs/>
-        </w:rPr>
-        <w:t xml:space="preserve">et al.</w:t>
-      </w:r>
-      <w:r>
-        <w:t xml:space="preserve"> Racial/ethnic disparities in hypertension prevalence, awareness, treatment, and control in the united states, 2013 to 2018.</w:t>
+        <w:t xml:space="preserve">Aggarwal R, Chiu N, Wadhera RK, et al. Racial/ethnic disparities in hypertension prevalence, awareness, treatment, and control in the united states, 2013 to 2018.</w:t>
       </w:r>
       <w:r>
         <w:t xml:space="preserve"> </w:t>
@@ -26987,7 +27078,7 @@
         <w:t xml:space="preserve">Hypertension</w:t>
       </w:r>
       <w:r>
-        <w:t xml:space="preserve">. 2021;78:1719–26.</w:t>
+        <w:t xml:space="preserve">. 2021;78(6):1719-1726.</w:t>
       </w:r>
     </w:p>
     <w:bookmarkEnd w:id="194"/>
@@ -26997,7 +27088,7 @@
         <w:pStyle w:val="Bibliography"/>
       </w:pPr>
       <w:r>
-        <w:t xml:space="preserve">3</w:t>
+        <w:t xml:space="preserve">3.</w:t>
       </w:r>
       <w:r>
         <w:t xml:space="preserve"> </w:t>
@@ -27006,20 +27097,7 @@
         <w:t xml:space="preserve">	</w:t>
       </w:r>
       <w:r>
-        <w:t xml:space="preserve">Muntner P, Carey RM, Gidding S,</w:t>
-      </w:r>
-      <w:r>
-        <w:t xml:space="preserve"> </w:t>
-      </w:r>
-      <w:r>
-        <w:rPr>
-          <w:i/>
-          <w:iCs/>
-        </w:rPr>
-        <w:t xml:space="preserve">et al.</w:t>
-      </w:r>
-      <w:r>
-        <w:t xml:space="preserve"> Potential US population impact of the 2017 ACC/AHA high blood pressure guideline.</w:t>
+        <w:t xml:space="preserve">Muntner P, Carey RM, Gidding S, et al. Potential US population impact of the 2017 ACC/AHA high blood pressure guideline.</w:t>
       </w:r>
       <w:r>
         <w:t xml:space="preserve"> </w:t>
@@ -27032,7 +27110,7 @@
         <w:t xml:space="preserve">Journal of the American College of Cardiology</w:t>
       </w:r>
       <w:r>
-        <w:t xml:space="preserve">. 2018;71:109–18.</w:t>
+        <w:t xml:space="preserve">. 2018;71(2):109-118.</w:t>
       </w:r>
     </w:p>
     <w:bookmarkEnd w:id="195"/>
@@ -27042,7 +27120,7 @@
         <w:pStyle w:val="Bibliography"/>
       </w:pPr>
       <w:r>
-        <w:t xml:space="preserve">4</w:t>
+        <w:t xml:space="preserve">4.</w:t>
       </w:r>
       <w:r>
         <w:t xml:space="preserve"> </w:t>
@@ -27072,7 +27150,7 @@
         <w:pStyle w:val="Bibliography"/>
       </w:pPr>
       <w:r>
-        <w:t xml:space="preserve">5</w:t>
+        <w:t xml:space="preserve">5.</w:t>
       </w:r>
       <w:r>
         <w:t xml:space="preserve"> </w:t>
@@ -27081,20 +27159,7 @@
         <w:t xml:space="preserve">	</w:t>
       </w:r>
       <w:r>
-        <w:t xml:space="preserve">Muntner P, Hardy ST, Fine LJ,</w:t>
-      </w:r>
-      <w:r>
-        <w:t xml:space="preserve"> </w:t>
-      </w:r>
-      <w:r>
-        <w:rPr>
-          <w:i/>
-          <w:iCs/>
-        </w:rPr>
-        <w:t xml:space="preserve">et al.</w:t>
-      </w:r>
-      <w:r>
-        <w:t xml:space="preserve"> Trends in blood pressure control among US adults with hypertension, 1999-2000 to 2017-2018.</w:t>
+        <w:t xml:space="preserve">Muntner P, Hardy ST, Fine LJ, et al. Trends in blood pressure control among US adults with hypertension, 1999-2000 to 2017-2018.</w:t>
       </w:r>
       <w:r>
         <w:t xml:space="preserve"> </w:t>
@@ -27107,7 +27172,7 @@
         <w:t xml:space="preserve">Jama</w:t>
       </w:r>
       <w:r>
-        <w:t xml:space="preserve">. 2020;324:1190–200.</w:t>
+        <w:t xml:space="preserve">. 2020;324(12):1190-1200.</w:t>
       </w:r>
     </w:p>
     <w:bookmarkEnd w:id="198"/>
@@ -27117,7 +27182,7 @@
         <w:pStyle w:val="Bibliography"/>
       </w:pPr>
       <w:r>
-        <w:t xml:space="preserve">6</w:t>
+        <w:t xml:space="preserve">6.</w:t>
       </w:r>
       <w:r>
         <w:t xml:space="preserve"> </w:t>
@@ -27126,17 +27191,7 @@
         <w:t xml:space="preserve">	</w:t>
       </w:r>
       <w:r>
-        <w:t xml:space="preserve">Whelton PK, Carey RM, Aronow WS,</w:t>
-      </w:r>
-      <w:r>
-        <w:t xml:space="preserve"> </w:t>
-      </w:r>
-      <w:r>
-        <w:rPr>
-          <w:i/>
-          <w:iCs/>
-        </w:rPr>
-        <w:t xml:space="preserve">et al.</w:t>
+        <w:t xml:space="preserve">Whelton PK, Carey RM, Aronow WS, et al.</w:t>
       </w:r>
       <w:r>
         <w:t xml:space="preserve"> 2017 ACC/AHA/AAPA/ABC/ACPM/AGS/APhA/ASH/ASPC/NMA/PCNA guideline for the prevention, detection, evaluation, and management of high blood pressure in adults: A report of the american college of cardiology/american heart association task force on clinical practice guidelines.</w:t>
@@ -27152,7 +27207,7 @@
         <w:t xml:space="preserve">Journal of the American College of Cardiology</w:t>
       </w:r>
       <w:r>
-        <w:t xml:space="preserve">. 2018;71:e127–248.</w:t>
+        <w:t xml:space="preserve">. 2018;71(19):e127-e248.</w:t>
       </w:r>
     </w:p>
     <w:bookmarkEnd w:id="199"/>
@@ -27162,7 +27217,7 @@
         <w:pStyle w:val="Bibliography"/>
       </w:pPr>
       <w:r>
-        <w:t xml:space="preserve">7</w:t>
+        <w:t xml:space="preserve">7.</w:t>
       </w:r>
       <w:r>
         <w:t xml:space="preserve"> </w:t>
@@ -27171,17 +27226,7 @@
         <w:t xml:space="preserve">	</w:t>
       </w:r>
       <w:r>
-        <w:t xml:space="preserve">Wright JT, Dunn JK, Cutler JA,</w:t>
-      </w:r>
-      <w:r>
-        <w:t xml:space="preserve"> </w:t>
-      </w:r>
-      <w:r>
-        <w:rPr>
-          <w:i/>
-          <w:iCs/>
-        </w:rPr>
-        <w:t xml:space="preserve">et al.</w:t>
+        <w:t xml:space="preserve">Wright JT, Dunn JK, Cutler JA, et al.</w:t>
       </w:r>
       <w:r>
         <w:t xml:space="preserve"> Outcomes in hypertensive black and nonblack patients treated with chlorthalidone, amlodipine, and lisinopril.</w:t>
@@ -27197,7 +27242,7 @@
         <w:t xml:space="preserve">Jama</w:t>
       </w:r>
       <w:r>
-        <w:t xml:space="preserve">. 2005;293:1595–608.</w:t>
+        <w:t xml:space="preserve">. 2005;293(13):1595-1608.</w:t>
       </w:r>
     </w:p>
     <w:bookmarkEnd w:id="200"/>
@@ -27207,7 +27252,7 @@
         <w:pStyle w:val="Bibliography"/>
       </w:pPr>
       <w:r>
-        <w:t xml:space="preserve">8</w:t>
+        <w:t xml:space="preserve">8.</w:t>
       </w:r>
       <w:r>
         <w:t xml:space="preserve"> </w:t>
@@ -27216,17 +27261,7 @@
         <w:t xml:space="preserve">	</w:t>
       </w:r>
       <w:r>
-        <w:t xml:space="preserve">Leenen FH, Nwachuku CE, Black HR,</w:t>
-      </w:r>
-      <w:r>
-        <w:t xml:space="preserve"> </w:t>
-      </w:r>
-      <w:r>
-        <w:rPr>
-          <w:i/>
-          <w:iCs/>
-        </w:rPr>
-        <w:t xml:space="preserve">et al.</w:t>
+        <w:t xml:space="preserve">Leenen FH, Nwachuku CE, Black HR, et al.</w:t>
       </w:r>
       <w:r>
         <w:t xml:space="preserve"> Clinical events in high-risk hypertensive patients randomly assigned to calcium channel blocker versus angiotensin-converting enzyme inhibitor in the antihypertensive and lipid-lowering treatment to prevent heart attack trial.</w:t>
@@ -27242,7 +27277,7 @@
         <w:t xml:space="preserve">Hypertension</w:t>
       </w:r>
       <w:r>
-        <w:t xml:space="preserve">. 2006;48:374–84.</w:t>
+        <w:t xml:space="preserve">. 2006;48(3):374-384.</w:t>
       </w:r>
     </w:p>
     <w:bookmarkEnd w:id="201"/>
@@ -27252,7 +27287,7 @@
         <w:pStyle w:val="Bibliography"/>
       </w:pPr>
       <w:r>
-        <w:t xml:space="preserve">9</w:t>
+        <w:t xml:space="preserve">9.</w:t>
       </w:r>
       <w:r>
         <w:t xml:space="preserve"> </w:t>
@@ -27261,17 +27296,7 @@
         <w:t xml:space="preserve">	</w:t>
       </w:r>
       <w:r>
-        <w:t xml:space="preserve">Wright JT, Harris-Haywood S, Pressel S,</w:t>
-      </w:r>
-      <w:r>
-        <w:t xml:space="preserve"> </w:t>
-      </w:r>
-      <w:r>
-        <w:rPr>
-          <w:i/>
-          <w:iCs/>
-        </w:rPr>
-        <w:t xml:space="preserve">et al.</w:t>
+        <w:t xml:space="preserve">Wright JT, Harris-Haywood S, Pressel S, et al.</w:t>
       </w:r>
       <w:r>
         <w:t xml:space="preserve"> Clinical outcomes by race in hypertensive patients with and without the metabolic syndrome: Antihypertensive and lipid-lowering treatment to prevent heart attack trial (ALLHAT).</w:t>
@@ -27287,7 +27312,7 @@
         <w:t xml:space="preserve">Archives of Internal Medicine</w:t>
       </w:r>
       <w:r>
-        <w:t xml:space="preserve">. 2008;168:207–17.</w:t>
+        <w:t xml:space="preserve">. 2008;168(2):207-217.</w:t>
       </w:r>
     </w:p>
     <w:bookmarkEnd w:id="202"/>
@@ -27297,7 +27322,7 @@
         <w:pStyle w:val="Bibliography"/>
       </w:pPr>
       <w:r>
-        <w:t xml:space="preserve">10</w:t>
+        <w:t xml:space="preserve">10.</w:t>
       </w:r>
       <w:r>
         <w:t xml:space="preserve"> </w:t>
@@ -27306,17 +27331,7 @@
         <w:t xml:space="preserve">	</w:t>
       </w:r>
       <w:r>
-        <w:t xml:space="preserve">James PA, Oparil S, Carter BL,</w:t>
-      </w:r>
-      <w:r>
-        <w:t xml:space="preserve"> </w:t>
-      </w:r>
-      <w:r>
-        <w:rPr>
-          <w:i/>
-          <w:iCs/>
-        </w:rPr>
-        <w:t xml:space="preserve">et al.</w:t>
+        <w:t xml:space="preserve">James PA, Oparil S, Carter BL, et al.</w:t>
       </w:r>
       <w:r>
         <w:t xml:space="preserve"> 2014 evidence-based guideline for the management of high blood pressure in adults: Report from the panel members appointed to the eighth joint national committee (JNC 8).</w:t>
@@ -27332,7 +27347,7 @@
         <w:t xml:space="preserve">Jama</w:t>
       </w:r>
       <w:r>
-        <w:t xml:space="preserve">. 2014;311:507–20.</w:t>
+        <w:t xml:space="preserve">. 2014;311(5):507-520.</w:t>
       </w:r>
     </w:p>
     <w:bookmarkEnd w:id="203"/>
@@ -27342,7 +27357,7 @@
         <w:pStyle w:val="Bibliography"/>
       </w:pPr>
       <w:r>
-        <w:t xml:space="preserve">11</w:t>
+        <w:t xml:space="preserve">11.</w:t>
       </w:r>
       <w:r>
         <w:t xml:space="preserve"> </w:t>
@@ -27351,17 +27366,7 @@
         <w:t xml:space="preserve">	</w:t>
       </w:r>
       <w:r>
-        <w:t xml:space="preserve">Williams B, Mancia G, Spiering W,</w:t>
-      </w:r>
-      <w:r>
-        <w:t xml:space="preserve"> </w:t>
-      </w:r>
-      <w:r>
-        <w:rPr>
-          <w:i/>
-          <w:iCs/>
-        </w:rPr>
-        <w:t xml:space="preserve">et al.</w:t>
+        <w:t xml:space="preserve">Williams B, Mancia G, Spiering W, et al.</w:t>
       </w:r>
       <w:r>
         <w:t xml:space="preserve"> 2018 ESC/ESH guidelines for the management of arterial hypertension: The task force for the management of arterial hypertension of the european society of cardiology (ESC) and the european society of hypertension (ESH).</w:t>
@@ -27377,7 +27382,7 @@
         <w:t xml:space="preserve">European heart journal</w:t>
       </w:r>
       <w:r>
-        <w:t xml:space="preserve">. 2018;39:3021–104.</w:t>
+        <w:t xml:space="preserve">. 2018;39(33):3021-3104.</w:t>
       </w:r>
     </w:p>
     <w:bookmarkEnd w:id="204"/>
@@ -27387,7 +27392,7 @@
         <w:pStyle w:val="Bibliography"/>
       </w:pPr>
       <w:r>
-        <w:t xml:space="preserve">12</w:t>
+        <w:t xml:space="preserve">12.</w:t>
       </w:r>
       <w:r>
         <w:t xml:space="preserve"> </w:t>
@@ -27396,7 +27401,20 @@
         <w:t xml:space="preserve">	</w:t>
       </w:r>
       <w:r>
-        <w:t xml:space="preserve">Vyas DA, Eisenstein LG, Jones DS. Hidden in plain sight—reconsidering the use of race correction in clinical algorithms. New England Journal of Medicine. 2020;383:874–82.</w:t>
+        <w:t xml:space="preserve">Vyas DA, Eisenstein LG, Jones DS. Hidden in plain sight—reconsidering the use of race correction in clinical algorithms.</w:t>
+      </w:r>
+      <w:r>
+        <w:t xml:space="preserve"> </w:t>
+      </w:r>
+      <w:r>
+        <w:rPr>
+          <w:i/>
+          <w:iCs/>
+        </w:rPr>
+        <w:t xml:space="preserve">New England Journal of Medicine</w:t>
+      </w:r>
+      <w:r>
+        <w:t xml:space="preserve">. 2020;383:9.</w:t>
       </w:r>
     </w:p>
     <w:bookmarkEnd w:id="205"/>
@@ -27406,7 +27424,7 @@
         <w:pStyle w:val="Bibliography"/>
       </w:pPr>
       <w:r>
-        <w:t xml:space="preserve">13</w:t>
+        <w:t xml:space="preserve">13.</w:t>
       </w:r>
       <w:r>
         <w:t xml:space="preserve"> </w:t>
@@ -27428,7 +27446,7 @@
         <w:t xml:space="preserve">The Lancet</w:t>
       </w:r>
       <w:r>
-        <w:t xml:space="preserve">. 2020;396:1125–8.</w:t>
+        <w:t xml:space="preserve">. 2020;396(10257):1125-1128.</w:t>
       </w:r>
     </w:p>
     <w:bookmarkEnd w:id="206"/>
@@ -27438,7 +27456,7 @@
         <w:pStyle w:val="Bibliography"/>
       </w:pPr>
       <w:r>
-        <w:t xml:space="preserve">14</w:t>
+        <w:t xml:space="preserve">14.</w:t>
       </w:r>
       <w:r>
         <w:t xml:space="preserve"> </w:t>
@@ -27460,7 +27478,7 @@
         <w:t xml:space="preserve">Clinical Journal of the American Society of Nephrology</w:t>
       </w:r>
       <w:r>
-        <w:t xml:space="preserve">. 2021;16:1120–1.</w:t>
+        <w:t xml:space="preserve">. 2021;16(7):1120-1121.</w:t>
       </w:r>
     </w:p>
     <w:bookmarkEnd w:id="207"/>
@@ -27470,7 +27488,7 @@
         <w:pStyle w:val="Bibliography"/>
       </w:pPr>
       <w:r>
-        <w:t xml:space="preserve">15</w:t>
+        <w:t xml:space="preserve">15.</w:t>
       </w:r>
       <w:r>
         <w:t xml:space="preserve"> </w:t>
@@ -27479,20 +27497,7 @@
         <w:t xml:space="preserve">	</w:t>
       </w:r>
       <w:r>
-        <w:t xml:space="preserve">Wright JL, Davis WS, Joseph MM,</w:t>
-      </w:r>
-      <w:r>
-        <w:t xml:space="preserve"> </w:t>
-      </w:r>
-      <w:r>
-        <w:rPr>
-          <w:i/>
-          <w:iCs/>
-        </w:rPr>
-        <w:t xml:space="preserve">et al.</w:t>
-      </w:r>
-      <w:r>
-        <w:t xml:space="preserve"> Eliminating race-based medicine.</w:t>
+        <w:t xml:space="preserve">Wright JL, Davis WS, Joseph MM, et al. Eliminating race-based medicine.</w:t>
       </w:r>
       <w:r>
         <w:t xml:space="preserve"> </w:t>
@@ -27505,7 +27510,7 @@
         <w:t xml:space="preserve">Pediatrics</w:t>
       </w:r>
       <w:r>
-        <w:t xml:space="preserve">. 2022;150:e2022057998.</w:t>
+        <w:t xml:space="preserve">. 2022;150(1):e2022057998.</w:t>
       </w:r>
     </w:p>
     <w:bookmarkEnd w:id="208"/>
@@ -27515,7 +27520,7 @@
         <w:pStyle w:val="Bibliography"/>
       </w:pPr>
       <w:r>
-        <w:t xml:space="preserve">16</w:t>
+        <w:t xml:space="preserve">16.</w:t>
       </w:r>
       <w:r>
         <w:t xml:space="preserve"> </w:t>
@@ -27524,7 +27529,10 @@
         <w:t xml:space="preserve">	</w:t>
       </w:r>
       <w:r>
-        <w:t xml:space="preserve">Borrell LN, Elhawary JR, Fuentes-Afflick E,</w:t>
+        <w:t xml:space="preserve">Borrell LN, Elhawary JR, Fuentes-Afflick E, et al.</w:t>
+      </w:r>
+      <w:r>
+        <w:t xml:space="preserve"> Race and genetic ancestry in medicine—a time for reckoning with racism.</w:t>
       </w:r>
       <w:r>
         <w:t xml:space="preserve"> </w:t>
@@ -27534,10 +27542,10 @@
           <w:i/>
           <w:iCs/>
         </w:rPr>
-        <w:t xml:space="preserve">et al.</w:t>
-      </w:r>
-      <w:r>
-        <w:t xml:space="preserve"> Race and genetic ancestry in medicine—a time for reckoning with racism. New England Journal of Medicine. 2021;384:474–80.</w:t>
+        <w:t xml:space="preserve">New England Journal of Medicine</w:t>
+      </w:r>
+      <w:r>
+        <w:t xml:space="preserve">. 2021;384:5.</w:t>
       </w:r>
     </w:p>
     <w:bookmarkEnd w:id="209"/>
@@ -27547,7 +27555,7 @@
         <w:pStyle w:val="Bibliography"/>
       </w:pPr>
       <w:r>
-        <w:t xml:space="preserve">17</w:t>
+        <w:t xml:space="preserve">17.</w:t>
       </w:r>
       <w:r>
         <w:t xml:space="preserve"> </w:t>
@@ -27556,17 +27564,7 @@
         <w:t xml:space="preserve">	</w:t>
       </w:r>
       <w:r>
-        <w:t xml:space="preserve">Inker LA, Eneanya ND, Coresh J,</w:t>
-      </w:r>
-      <w:r>
-        <w:t xml:space="preserve"> </w:t>
-      </w:r>
-      <w:r>
-        <w:rPr>
-          <w:i/>
-          <w:iCs/>
-        </w:rPr>
-        <w:t xml:space="preserve">et al.</w:t>
+        <w:t xml:space="preserve">Inker LA, Eneanya ND, Coresh J, et al.</w:t>
       </w:r>
       <w:r>
         <w:t xml:space="preserve"> New creatinine-and cystatin c–based equations to estimate GFR without race.</w:t>
@@ -27582,7 +27580,7 @@
         <w:t xml:space="preserve">New England Journal of Medicine</w:t>
       </w:r>
       <w:r>
-        <w:t xml:space="preserve">. 2021;385:1737–49.</w:t>
+        <w:t xml:space="preserve">. 2021;385(19):1737-1749.</w:t>
       </w:r>
     </w:p>
     <w:bookmarkEnd w:id="210"/>
@@ -27592,7 +27590,7 @@
         <w:pStyle w:val="Bibliography"/>
       </w:pPr>
       <w:r>
-        <w:t xml:space="preserve">18</w:t>
+        <w:t xml:space="preserve">18.</w:t>
       </w:r>
       <w:r>
         <w:t xml:space="preserve"> </w:t>
@@ -27601,17 +27599,7 @@
         <w:t xml:space="preserve">	</w:t>
       </w:r>
       <w:r>
-        <w:t xml:space="preserve">Khan SS, Matsushita K, Sang Y,</w:t>
-      </w:r>
-      <w:r>
-        <w:t xml:space="preserve"> </w:t>
-      </w:r>
-      <w:r>
-        <w:rPr>
-          <w:i/>
-          <w:iCs/>
-        </w:rPr>
-        <w:t xml:space="preserve">et al.</w:t>
+        <w:t xml:space="preserve">Khan SS, Matsushita K, Sang Y, et al.</w:t>
       </w:r>
       <w:r>
         <w:t xml:space="preserve"> Development and validation of the american heart association’s PREVENT equations.</w:t>
@@ -27627,7 +27615,7 @@
         <w:t xml:space="preserve">Circulation</w:t>
       </w:r>
       <w:r>
-        <w:t xml:space="preserve">. 2024;149:430–49.</w:t>
+        <w:t xml:space="preserve">. 2024;149(6):430-449.</w:t>
       </w:r>
     </w:p>
     <w:bookmarkEnd w:id="211"/>
@@ -27637,7 +27625,7 @@
         <w:pStyle w:val="Bibliography"/>
       </w:pPr>
       <w:r>
-        <w:t xml:space="preserve">19</w:t>
+        <w:t xml:space="preserve">19.</w:t>
       </w:r>
       <w:r>
         <w:t xml:space="preserve"> </w:t>
@@ -27659,7 +27647,7 @@
         <w:t xml:space="preserve">Circulation</w:t>
       </w:r>
       <w:r>
-        <w:t xml:space="preserve">. 2025;151:741–3.</w:t>
+        <w:t xml:space="preserve">. 2025;151(11):741-743.</w:t>
       </w:r>
     </w:p>
     <w:bookmarkEnd w:id="212"/>
@@ -27669,7 +27657,7 @@
         <w:pStyle w:val="Bibliography"/>
       </w:pPr>
       <w:r>
-        <w:t xml:space="preserve">20</w:t>
+        <w:t xml:space="preserve">20.</w:t>
       </w:r>
       <w:r>
         <w:t xml:space="preserve"> </w:t>
@@ -27678,17 +27666,7 @@
         <w:t xml:space="preserve">	</w:t>
       </w:r>
       <w:r>
-        <w:t xml:space="preserve">Members* WC, Jones DW, Ferdinand KC,</w:t>
-      </w:r>
-      <w:r>
-        <w:t xml:space="preserve"> </w:t>
-      </w:r>
-      <w:r>
-        <w:rPr>
-          <w:i/>
-          <w:iCs/>
-        </w:rPr>
-        <w:t xml:space="preserve">et al.</w:t>
+        <w:t xml:space="preserve">Members* WC, Jones DW, Ferdinand KC, et al.</w:t>
       </w:r>
       <w:r>
         <w:t xml:space="preserve"> 2025 AHA/ACC/AANP/AAPA/ABC/ACCP/ACPM/AGS/AMA/ASPC/NMA/PCNA/SGIM guideline for the prevention, detection, evaluation and management of high blood pressure in adults: A report of the american college of cardiology/american heart association joint committee on clinical practice guidelines.</w:t>
@@ -27704,7 +27682,7 @@
         <w:t xml:space="preserve">Circulation</w:t>
       </w:r>
       <w:r>
-        <w:t xml:space="preserve">. 2025;152:e114–218.</w:t>
+        <w:t xml:space="preserve">. 2025;152(11):e114-e218.</w:t>
       </w:r>
     </w:p>
     <w:bookmarkEnd w:id="213"/>
@@ -27714,7 +27692,7 @@
         <w:pStyle w:val="Bibliography"/>
       </w:pPr>
       <w:r>
-        <w:t xml:space="preserve">21</w:t>
+        <w:t xml:space="preserve">21.</w:t>
       </w:r>
       <w:r>
         <w:t xml:space="preserve"> </w:t>
@@ -27723,7 +27701,7 @@
         <w:t xml:space="preserve">	</w:t>
       </w:r>
       <w:r>
-        <w:t xml:space="preserve">Rose S. AI hype cycles and reality in health care.</w:t>
+        <w:t xml:space="preserve">Rose S. AI hype cycles and reality in health care. In:</w:t>
       </w:r>
       <w:r>
         <w:t xml:space="preserve"> </w:t>
@@ -27733,10 +27711,10 @@
           <w:i/>
           <w:iCs/>
         </w:rPr>
-        <w:t xml:space="preserve">JAMA health forum</w:t>
-      </w:r>
-      <w:r>
-        <w:t xml:space="preserve">. American Medical Association 2025:e251904–4.</w:t>
+        <w:t xml:space="preserve">JAMA Health Forum</w:t>
+      </w:r>
+      <w:r>
+        <w:t xml:space="preserve">. Vol 6. American Medical Association; 2025:e251904-e251904.</w:t>
       </w:r>
     </w:p>
     <w:bookmarkEnd w:id="214"/>
@@ -27746,7 +27724,7 @@
         <w:pStyle w:val="Bibliography"/>
       </w:pPr>
       <w:r>
-        <w:t xml:space="preserve">22</w:t>
+        <w:t xml:space="preserve">22.</w:t>
       </w:r>
       <w:r>
         <w:t xml:space="preserve"> </w:t>
@@ -27755,7 +27733,7 @@
         <w:t xml:space="preserve">	</w:t>
       </w:r>
       <w:r>
-        <w:t xml:space="preserve">Health USD of, Human Services C for DC, Prevention. National health and nutrition examination survey data. 2018.</w:t>
+        <w:t xml:space="preserve">Health USD of, Human Services C for DC, Prevention. National health and nutrition examination survey data. Published online 2018.</w:t>
       </w:r>
     </w:p>
     <w:bookmarkEnd w:id="215"/>
@@ -27765,7 +27743,7 @@
         <w:pStyle w:val="Bibliography"/>
       </w:pPr>
       <w:r>
-        <w:t xml:space="preserve">23</w:t>
+        <w:t xml:space="preserve">23.</w:t>
       </w:r>
       <w:r>
         <w:t xml:space="preserve"> </w:t>
@@ -27774,7 +27752,7 @@
         <w:t xml:space="preserve">	</w:t>
       </w:r>
       <w:r>
-        <w:t xml:space="preserve">Phillips R. The PRIME registry helps thousands of primary care clinicians liberate EHR data and prepare for MIPS. 2017.</w:t>
+        <w:t xml:space="preserve">Phillips R. The PRIME registry helps thousands of primary care clinicians liberate EHR data and prepare for MIPS. Published online 2017.</w:t>
       </w:r>
     </w:p>
     <w:bookmarkEnd w:id="216"/>
@@ -27784,7 +27762,7 @@
         <w:pStyle w:val="Bibliography"/>
       </w:pPr>
       <w:r>
-        <w:t xml:space="preserve">24</w:t>
+        <w:t xml:space="preserve">24.</w:t>
       </w:r>
       <w:r>
         <w:t xml:space="preserve"> </w:t>
@@ -27793,22 +27771,16 @@
         <w:t xml:space="preserve">	</w:t>
       </w:r>
       <w:r>
-        <w:t xml:space="preserve">Ayin Vala and Shiying Hao and Stanford Center for Population Health Sciences.</w:t>
-      </w:r>
-      <w:r>
-        <w:t xml:space="preserve"> </w:t>
+        <w:t xml:space="preserve">Ayin Vala and Shiying Hao and Stanford Center for Population Health Sciences. AFC RIF. Published online September 2026. doi:</w:t>
       </w:r>
       <w:hyperlink r:id="rId217">
         <w:r>
           <w:rPr>
             <w:rStyle w:val="Hyperlink"/>
           </w:rPr>
-          <w:t xml:space="preserve">AFC RIF</w:t>
+          <w:t xml:space="preserve">10.57761/6nty-x112</w:t>
         </w:r>
       </w:hyperlink>
-      <w:r>
-        <w:t xml:space="preserve">. 2026.</w:t>
-      </w:r>
     </w:p>
     <w:bookmarkEnd w:id="218"/>
     <w:bookmarkStart w:id="219" w:name="ref-arias2023united"/>
@@ -27817,7 +27789,7 @@
         <w:pStyle w:val="Bibliography"/>
       </w:pPr>
       <w:r>
-        <w:t xml:space="preserve">25</w:t>
+        <w:t xml:space="preserve">25.</w:t>
       </w:r>
       <w:r>
         <w:t xml:space="preserve"> </w:t>
@@ -27826,17 +27798,17 @@
         <w:t xml:space="preserve">	</w:t>
       </w:r>
       <w:r>
-        <w:t xml:space="preserve">Arias E, Xu J, Kochanek K. United states life tables, 2021. 2023.</w:t>
+        <w:t xml:space="preserve">Arias E, Xu J, Kochanek K. United states life tables, 2021. Published online 2023.</w:t>
       </w:r>
     </w:p>
     <w:bookmarkEnd w:id="219"/>
-    <w:bookmarkStart w:id="220" w:name="ref-hansen2005ambulatory"/>
+    <w:bookmarkStart w:id="221" w:name="ref-National2024what"/>
     <w:p>
       <w:pPr>
         <w:pStyle w:val="Bibliography"/>
       </w:pPr>
       <w:r>
-        <w:t xml:space="preserve">26</w:t>
+        <w:t xml:space="preserve">26.</w:t>
       </w:r>
       <w:r>
         <w:t xml:space="preserve"> </w:t>
@@ -27845,7 +27817,7 @@
         <w:t xml:space="preserve">	</w:t>
       </w:r>
       <w:r>
-        <w:t xml:space="preserve">Hansen TW, Jeppesen J, Rasmussen S,</w:t>
+        <w:t xml:space="preserve">What is high blood pressure?</w:t>
       </w:r>
       <w:r>
         <w:t xml:space="preserve"> </w:t>
@@ -27855,10 +27827,40 @@
           <w:i/>
           <w:iCs/>
         </w:rPr>
-        <w:t xml:space="preserve">et al.</w:t>
-      </w:r>
-      <w:r>
-        <w:t xml:space="preserve"> Ambulatory blood pressure and mortality: A population-based study.</w:t>
+        <w:t xml:space="preserve">National Heart Lung and Blood Institute</w:t>
+      </w:r>
+      <w:r>
+        <w:t xml:space="preserve">. Published online April 2024.</w:t>
+      </w:r>
+      <w:r>
+        <w:t xml:space="preserve"> </w:t>
+      </w:r>
+      <w:hyperlink r:id="rId220">
+        <w:r>
+          <w:rPr>
+            <w:rStyle w:val="Hyperlink"/>
+          </w:rPr>
+          <w:t xml:space="preserve">https://www.nhlbi.nih.gov/health/high-blood-pressure</w:t>
+        </w:r>
+      </w:hyperlink>
+    </w:p>
+    <w:bookmarkEnd w:id="221"/>
+    <w:bookmarkStart w:id="222" w:name="ref-hansen2005ambulatory"/>
+    <w:p>
+      <w:pPr>
+        <w:pStyle w:val="Bibliography"/>
+      </w:pPr>
+      <w:r>
+        <w:t xml:space="preserve">27.</w:t>
+      </w:r>
+      <w:r>
+        <w:t xml:space="preserve"> </w:t>
+      </w:r>
+      <w:r>
+        <w:t xml:space="preserve">	</w:t>
+      </w:r>
+      <w:r>
+        <w:t xml:space="preserve">Hansen TW, Jeppesen J, Rasmussen S, Ibsen H, Torp-Pedersen C. Ambulatory blood pressure and mortality: A population-based study.</w:t>
       </w:r>
       <w:r>
         <w:t xml:space="preserve"> </w:t>
@@ -27871,17 +27873,17 @@
         <w:t xml:space="preserve">Hypertension</w:t>
       </w:r>
       <w:r>
-        <w:t xml:space="preserve">. 2005;45:499–504.</w:t>
+        <w:t xml:space="preserve">. 2005;45(4):499-504.</w:t>
       </w:r>
     </w:p>
-    <w:bookmarkEnd w:id="220"/>
-    <w:bookmarkStart w:id="221" w:name="ref-antihypertensive2002major"/>
+    <w:bookmarkEnd w:id="222"/>
+    <w:bookmarkStart w:id="223" w:name="ref-antihypertensive2002major"/>
     <w:p>
       <w:pPr>
         <w:pStyle w:val="Bibliography"/>
       </w:pPr>
       <w:r>
-        <w:t xml:space="preserve">27</w:t>
+        <w:t xml:space="preserve">28.</w:t>
       </w:r>
       <w:r>
         <w:t xml:space="preserve"> </w:t>
@@ -27890,17 +27892,7 @@
         <w:t xml:space="preserve">	</w:t>
       </w:r>
       <w:r>
-        <w:t xml:space="preserve">Antihypertensive T, ALLHAT Collaborative Research Group C for the,</w:t>
-      </w:r>
-      <w:r>
-        <w:t xml:space="preserve"> </w:t>
-      </w:r>
-      <w:r>
-        <w:rPr>
-          <w:i/>
-          <w:iCs/>
-        </w:rPr>
-        <w:t xml:space="preserve">et al.</w:t>
+        <w:t xml:space="preserve">Antihypertensive T, ALLHAT Collaborative Research Group C for the, et al.</w:t>
       </w:r>
       <w:r>
         <w:t xml:space="preserve"> Major outcomes in high-risk hypertensive patients randomized to angiotensin-converting enzyme inhibitor or calcium channel blocker vs diuretic: The antihypertensive and lipid-lowering treatment to prevent heart attack trial (ALLHAT).</w:t>
@@ -27916,17 +27908,17 @@
         <w:t xml:space="preserve">Jama</w:t>
       </w:r>
       <w:r>
-        <w:t xml:space="preserve">. 2002;288:2981–97.</w:t>
+        <w:t xml:space="preserve">. 2002;288(23):2981-2997.</w:t>
       </w:r>
     </w:p>
-    <w:bookmarkEnd w:id="221"/>
-    <w:bookmarkStart w:id="222" w:name="ref-holt2022differences"/>
+    <w:bookmarkEnd w:id="223"/>
+    <w:bookmarkStart w:id="224" w:name="ref-holt2022differences"/>
     <w:p>
       <w:pPr>
         <w:pStyle w:val="Bibliography"/>
       </w:pPr>
       <w:r>
-        <w:t xml:space="preserve">28</w:t>
+        <w:t xml:space="preserve">29.</w:t>
       </w:r>
       <w:r>
         <w:t xml:space="preserve"> </w:t>
@@ -27935,20 +27927,7 @@
         <w:t xml:space="preserve">	</w:t>
       </w:r>
       <w:r>
-        <w:t xml:space="preserve">Holt HK, Gildengorin G, Karliner L,</w:t>
-      </w:r>
-      <w:r>
-        <w:t xml:space="preserve"> </w:t>
-      </w:r>
-      <w:r>
-        <w:rPr>
-          <w:i/>
-          <w:iCs/>
-        </w:rPr>
-        <w:t xml:space="preserve">et al.</w:t>
-      </w:r>
-      <w:r>
-        <w:t xml:space="preserve"> Differences in hypertension medication prescribing for black americans and their association with hypertension outcomes.</w:t>
+        <w:t xml:space="preserve">Holt HK, Gildengorin G, Karliner L, Fontil V, Pramanik R, Potter MB. Differences in hypertension medication prescribing for black americans and their association with hypertension outcomes.</w:t>
       </w:r>
       <w:r>
         <w:t xml:space="preserve"> </w:t>
@@ -27961,34 +27940,7 @@
         <w:t xml:space="preserve">The Journal of the American Board of Family Medicine</w:t>
       </w:r>
       <w:r>
-        <w:t xml:space="preserve">. 2022;35:26–34.</w:t>
-      </w:r>
-    </w:p>
-    <w:bookmarkEnd w:id="222"/>
-    <w:bookmarkStart w:id="224" w:name="ref-National2024what"/>
-    <w:p>
-      <w:pPr>
-        <w:pStyle w:val="Bibliography"/>
-      </w:pPr>
-      <w:r>
-        <w:t xml:space="preserve">29</w:t>
-      </w:r>
-      <w:r>
-        <w:t xml:space="preserve"> </w:t>
-      </w:r>
-      <w:r>
-        <w:t xml:space="preserve">	</w:t>
-      </w:r>
-      <w:hyperlink r:id="rId223">
-        <w:r>
-          <w:rPr>
-            <w:rStyle w:val="Hyperlink"/>
-          </w:rPr>
-          <w:t xml:space="preserve">What is high blood pressure?</w:t>
-        </w:r>
-      </w:hyperlink>
-      <w:r>
-        <w:t xml:space="preserve"> National Heart Lung and Blood Institute. 2024.</w:t>
+        <w:t xml:space="preserve">. 2022;35(1):26-34.</w:t>
       </w:r>
     </w:p>
     <w:bookmarkEnd w:id="224"/>
@@ -27998,7 +27950,7 @@
         <w:pStyle w:val="Bibliography"/>
       </w:pPr>
       <w:r>
-        <w:t xml:space="preserve">30</w:t>
+        <w:t xml:space="preserve">30.</w:t>
       </w:r>
       <w:r>
         <w:t xml:space="preserve"> </w:t>
@@ -28007,20 +27959,7 @@
         <w:t xml:space="preserve">	</w:t>
       </w:r>
       <w:r>
-        <w:t xml:space="preserve">Cusick MM, Alarid-Escudero F, Goldhaber-Fiebert JD,</w:t>
-      </w:r>
-      <w:r>
-        <w:t xml:space="preserve"> </w:t>
-      </w:r>
-      <w:r>
-        <w:rPr>
-          <w:i/>
-          <w:iCs/>
-        </w:rPr>
-        <w:t xml:space="preserve">et al.</w:t>
-      </w:r>
-      <w:r>
-        <w:t xml:space="preserve"> A novel decision-modeling framework for health policy analyses when outcomes are influenced by social and disease processes.</w:t>
+        <w:t xml:space="preserve">Cusick MM, Alarid-Escudero F, Goldhaber-Fiebert JD, Rose S. A novel decision-modeling framework for health policy analyses when outcomes are influenced by social and disease processes.</w:t>
       </w:r>
       <w:r>
         <w:t xml:space="preserve"> </w:t>
@@ -28033,7 +27972,7 @@
         <w:t xml:space="preserve">Medical Decision Making</w:t>
       </w:r>
       <w:r>
-        <w:t xml:space="preserve">. 2026;46:549–59.</w:t>
+        <w:t xml:space="preserve">. 2026;46(5):549-559.</w:t>
       </w:r>
     </w:p>
     <w:bookmarkEnd w:id="225"/>
@@ -28043,7 +27982,7 @@
         <w:pStyle w:val="Bibliography"/>
       </w:pPr>
       <w:r>
-        <w:t xml:space="preserve">31</w:t>
+        <w:t xml:space="preserve">31.</w:t>
       </w:r>
       <w:r>
         <w:t xml:space="preserve"> </w:t>
@@ -28052,20 +27991,7 @@
         <w:t xml:space="preserve">	</w:t>
       </w:r>
       <w:r>
-        <w:t xml:space="preserve">Butler DC, Petterson S, Phillips RL,</w:t>
-      </w:r>
-      <w:r>
-        <w:t xml:space="preserve"> </w:t>
-      </w:r>
-      <w:r>
-        <w:rPr>
-          <w:i/>
-          <w:iCs/>
-        </w:rPr>
-        <w:t xml:space="preserve">et al.</w:t>
-      </w:r>
-      <w:r>
-        <w:t xml:space="preserve"> Measures of social deprivation that predict health care access and need within a rational area of primary care service delivery.</w:t>
+        <w:t xml:space="preserve">Butler DC, Petterson S, Phillips RL, Bazemore AW. Measures of social deprivation that predict health care access and need within a rational area of primary care service delivery.</w:t>
       </w:r>
       <w:r>
         <w:t xml:space="preserve"> </w:t>
@@ -28078,7 +28004,7 @@
         <w:t xml:space="preserve">Health services research</w:t>
       </w:r>
       <w:r>
-        <w:t xml:space="preserve">. 2013;48:539–59.</w:t>
+        <w:t xml:space="preserve">. 2013;48(2pt1):539-559.</w:t>
       </w:r>
     </w:p>
     <w:bookmarkEnd w:id="226"/>
@@ -28088,7 +28014,7 @@
         <w:pStyle w:val="Bibliography"/>
       </w:pPr>
       <w:r>
-        <w:t xml:space="preserve">32</w:t>
+        <w:t xml:space="preserve">32.</w:t>
       </w:r>
       <w:r>
         <w:t xml:space="preserve"> </w:t>
@@ -28097,20 +28023,7 @@
         <w:t xml:space="preserve">	</w:t>
       </w:r>
       <w:r>
-        <w:t xml:space="preserve">Wilper AP, Woolhandler S, Lasser KE,</w:t>
-      </w:r>
-      <w:r>
-        <w:t xml:space="preserve"> </w:t>
-      </w:r>
-      <w:r>
-        <w:rPr>
-          <w:i/>
-          <w:iCs/>
-        </w:rPr>
-        <w:t xml:space="preserve">et al.</w:t>
-      </w:r>
-      <w:r>
-        <w:t xml:space="preserve"> Health insurance and mortality in US adults.</w:t>
+        <w:t xml:space="preserve">Wilper AP, Woolhandler S, Lasser KE, McCormick D, Bor DH, Himmelstein DU. Health insurance and mortality in US adults.</w:t>
       </w:r>
       <w:r>
         <w:t xml:space="preserve"> </w:t>
@@ -28123,7 +28036,7 @@
         <w:t xml:space="preserve">American journal of public health</w:t>
       </w:r>
       <w:r>
-        <w:t xml:space="preserve">. 2009;99:2289–95.</w:t>
+        <w:t xml:space="preserve">. 2009;99(12):2289-2295.</w:t>
       </w:r>
     </w:p>
     <w:bookmarkEnd w:id="227"/>
@@ -28133,7 +28046,7 @@
         <w:pStyle w:val="Bibliography"/>
       </w:pPr>
       <w:r>
-        <w:t xml:space="preserve">33</w:t>
+        <w:t xml:space="preserve">33.</w:t>
       </w:r>
       <w:r>
         <w:t xml:space="preserve"> </w:t>
@@ -28155,7 +28068,7 @@
         <w:t xml:space="preserve">Health services research</w:t>
       </w:r>
       <w:r>
-        <w:t xml:space="preserve">. 2009;44:1211–31.</w:t>
+        <w:t xml:space="preserve">. 2009;44(4):1211-1231.</w:t>
       </w:r>
     </w:p>
     <w:bookmarkEnd w:id="228"/>
@@ -28165,7 +28078,7 @@
         <w:pStyle w:val="Bibliography"/>
       </w:pPr>
       <w:r>
-        <w:t xml:space="preserve">34</w:t>
+        <w:t xml:space="preserve">34.</w:t>
       </w:r>
       <w:r>
         <w:t xml:space="preserve"> </w:t>
@@ -28174,35 +28087,35 @@
         <w:t xml:space="preserve">	</w:t>
       </w:r>
       <w:r>
-        <w:t xml:space="preserve">Tolbert J, Drake P, Singh R.</w:t>
+        <w:t xml:space="preserve">Tolbert J, Drake P, Singh R. The uninsured population and health coverage. In, ed.Altman D.</w:t>
       </w:r>
       <w:r>
         <w:t xml:space="preserve"> </w:t>
+      </w:r>
+      <w:r>
+        <w:rPr>
+          <w:i/>
+          <w:iCs/>
+        </w:rPr>
+        <w:t xml:space="preserve">Health Policy 101</w:t>
+      </w:r>
+      <w:r>
+        <w:t xml:space="preserve">. KFF; 2024.</w:t>
       </w:r>
       <w:hyperlink r:id="rId229">
         <w:r>
           <w:rPr>
             <w:rStyle w:val="Hyperlink"/>
           </w:rPr>
-          <w:t xml:space="preserve">The uninsured population and health coverage</w:t>
+          <w:t xml:space="preserve"> </w:t>
+        </w:r>
+        <w:r>
+          <w:rPr>
+            <w:rStyle w:val="Hyperlink"/>
+          </w:rPr>
+          <w:t xml:space="preserve">https://www.kff.org/health-policy-101-the-uninsured-population-and-health-coverage/</w:t>
         </w:r>
       </w:hyperlink>
-      <w:r>
-        <w:t xml:space="preserve">. In: Altman D, ed.</w:t>
-      </w:r>
-      <w:r>
-        <w:t xml:space="preserve"> </w:t>
-      </w:r>
-      <w:r>
-        <w:rPr>
-          <w:i/>
-          <w:iCs/>
-        </w:rPr>
-        <w:t xml:space="preserve">Health policy 101</w:t>
-      </w:r>
-      <w:r>
-        <w:t xml:space="preserve">. KFF 2024.</w:t>
-      </w:r>
     </w:p>
     <w:bookmarkEnd w:id="230"/>
     <w:bookmarkStart w:id="231" w:name="ref-fernandez2019medication"/>
@@ -28211,7 +28124,7 @@
         <w:pStyle w:val="Bibliography"/>
       </w:pPr>
       <w:r>
-        <w:t xml:space="preserve">35</w:t>
+        <w:t xml:space="preserve">35.</w:t>
       </w:r>
       <w:r>
         <w:t xml:space="preserve"> </w:t>
@@ -28220,20 +28133,7 @@
         <w:t xml:space="preserve">	</w:t>
       </w:r>
       <w:r>
-        <w:t xml:space="preserve">Fernandez-Lazaro CI, Adams DP, Fernandez-Lazaro D,</w:t>
-      </w:r>
-      <w:r>
-        <w:t xml:space="preserve"> </w:t>
-      </w:r>
-      <w:r>
-        <w:rPr>
-          <w:i/>
-          <w:iCs/>
-        </w:rPr>
-        <w:t xml:space="preserve">et al.</w:t>
-      </w:r>
-      <w:r>
-        <w:t xml:space="preserve"> Medication adherence and barriers among low-income, uninsured patients with multiple chronic conditions.</w:t>
+        <w:t xml:space="preserve">Fernandez-Lazaro CI, Adams DP, Fernandez-Lazaro D, Garcia-González JM, Caballero-Garcia A, Miron-Canelo JA. Medication adherence and barriers among low-income, uninsured patients with multiple chronic conditions.</w:t>
       </w:r>
       <w:r>
         <w:t xml:space="preserve"> </w:t>
@@ -28246,7 +28146,7 @@
         <w:t xml:space="preserve">Research in Social and Administrative Pharmacy</w:t>
       </w:r>
       <w:r>
-        <w:t xml:space="preserve">. 2019;15:744–53.</w:t>
+        <w:t xml:space="preserve">. 2019;15(6):744-753.</w:t>
       </w:r>
     </w:p>
     <w:bookmarkEnd w:id="231"/>
@@ -28256,7 +28156,7 @@
         <w:pStyle w:val="Bibliography"/>
       </w:pPr>
       <w:r>
-        <w:t xml:space="preserve">36</w:t>
+        <w:t xml:space="preserve">36.</w:t>
       </w:r>
       <w:r>
         <w:t xml:space="preserve"> </w:t>
@@ -28265,17 +28165,7 @@
         <w:t xml:space="preserve">	</w:t>
       </w:r>
       <w:r>
-        <w:t xml:space="preserve">Wright Jr JT, Bakris G, Greene T,</w:t>
-      </w:r>
-      <w:r>
-        <w:t xml:space="preserve"> </w:t>
-      </w:r>
-      <w:r>
-        <w:rPr>
-          <w:i/>
-          <w:iCs/>
-        </w:rPr>
-        <w:t xml:space="preserve">et al.</w:t>
+        <w:t xml:space="preserve">Wright Jr JT, Bakris G, Greene T, et al.</w:t>
       </w:r>
       <w:r>
         <w:t xml:space="preserve"> Effect of blood pressure lowering and antihypertensive drug class on progression of hypertensive kidney disease: Results from the AASK trial.</w:t>
@@ -28291,7 +28181,7 @@
         <w:t xml:space="preserve">Jama</w:t>
       </w:r>
       <w:r>
-        <w:t xml:space="preserve">. 2002;288:2421–31.</w:t>
+        <w:t xml:space="preserve">. 2002;288(19):2421-2431.</w:t>
       </w:r>
     </w:p>
     <w:bookmarkEnd w:id="232"/>
@@ -28301,7 +28191,7 @@
         <w:pStyle w:val="Bibliography"/>
       </w:pPr>
       <w:r>
-        <w:t xml:space="preserve">37</w:t>
+        <w:t xml:space="preserve">37.</w:t>
       </w:r>
       <w:r>
         <w:t xml:space="preserve"> </w:t>
@@ -28310,17 +28200,7 @@
         <w:t xml:space="preserve">	</w:t>
       </w:r>
       <w:r>
-        <w:t xml:space="preserve">Preston RA, Materson BJ, Reda DJ,</w:t>
-      </w:r>
-      <w:r>
-        <w:t xml:space="preserve"> </w:t>
-      </w:r>
-      <w:r>
-        <w:rPr>
-          <w:i/>
-          <w:iCs/>
-        </w:rPr>
-        <w:t xml:space="preserve">et al.</w:t>
+        <w:t xml:space="preserve">Preston RA, Materson BJ, Reda DJ, et al.</w:t>
       </w:r>
       <w:r>
         <w:t xml:space="preserve"> Age-race subgroup compared with renin profile as predictors of blood pressure response to antihypertensive therapy.</w:t>
@@ -28336,7 +28216,7 @@
         <w:t xml:space="preserve">Jama</w:t>
       </w:r>
       <w:r>
-        <w:t xml:space="preserve">. 1998;280:1168–72.</w:t>
+        <w:t xml:space="preserve">. 1998;280(13):1168-1172.</w:t>
       </w:r>
     </w:p>
     <w:bookmarkEnd w:id="233"/>
@@ -28346,7 +28226,7 @@
         <w:pStyle w:val="Bibliography"/>
       </w:pPr>
       <w:r>
-        <w:t xml:space="preserve">38</w:t>
+        <w:t xml:space="preserve">38.</w:t>
       </w:r>
       <w:r>
         <w:t xml:space="preserve"> </w:t>
@@ -28355,20 +28235,7 @@
         <w:t xml:space="preserve">	</w:t>
       </w:r>
       <w:r>
-        <w:t xml:space="preserve">Gupta AK, Poulter NR, Dobson J,</w:t>
-      </w:r>
-      <w:r>
-        <w:t xml:space="preserve"> </w:t>
-      </w:r>
-      <w:r>
-        <w:rPr>
-          <w:i/>
-          <w:iCs/>
-        </w:rPr>
-        <w:t xml:space="preserve">et al.</w:t>
-      </w:r>
-      <w:r>
-        <w:t xml:space="preserve"> Ethnic differences in blood pressure response to first and second-line antihypertensive therapies in patients randomized in the ASCOT trial.</w:t>
+        <w:t xml:space="preserve">Gupta AK, Poulter NR, Dobson J, et al. Ethnic differences in blood pressure response to first and second-line antihypertensive therapies in patients randomized in the ASCOT trial.</w:t>
       </w:r>
       <w:r>
         <w:t xml:space="preserve"> </w:t>
@@ -28381,7 +28248,7 @@
         <w:t xml:space="preserve">American journal of hypertension</w:t>
       </w:r>
       <w:r>
-        <w:t xml:space="preserve">. 2010;23:1023–30.</w:t>
+        <w:t xml:space="preserve">. 2010;23(9):1023-1030.</w:t>
       </w:r>
     </w:p>
     <w:bookmarkEnd w:id="234"/>
@@ -28391,7 +28258,7 @@
         <w:pStyle w:val="Bibliography"/>
       </w:pPr>
       <w:r>
-        <w:t xml:space="preserve">39</w:t>
+        <w:t xml:space="preserve">39.</w:t>
       </w:r>
       <w:r>
         <w:t xml:space="preserve"> </w:t>
@@ -28413,7 +28280,7 @@
         <w:t xml:space="preserve">International journal of preventive medicine</w:t>
       </w:r>
       <w:r>
-        <w:t xml:space="preserve">. 2010;1:217.</w:t>
+        <w:t xml:space="preserve">. 2010;1(4):217.</w:t>
       </w:r>
     </w:p>
     <w:bookmarkEnd w:id="235"/>
@@ -28423,7 +28290,7 @@
         <w:pStyle w:val="Bibliography"/>
       </w:pPr>
       <w:r>
-        <w:t xml:space="preserve">40</w:t>
+        <w:t xml:space="preserve">40.</w:t>
       </w:r>
       <w:r>
         <w:t xml:space="preserve"> </w:t>
@@ -28432,20 +28299,7 @@
         <w:t xml:space="preserve">	</w:t>
       </w:r>
       <w:r>
-        <w:t xml:space="preserve">Goleva SB, Williams A, Schlueter DJ,</w:t>
-      </w:r>
-      <w:r>
-        <w:t xml:space="preserve"> </w:t>
-      </w:r>
-      <w:r>
-        <w:rPr>
-          <w:i/>
-          <w:iCs/>
-        </w:rPr>
-        <w:t xml:space="preserve">et al.</w:t>
-      </w:r>
-      <w:r>
-        <w:t xml:space="preserve"> Racial and ethnic disparities in antihypertensive medication prescribing patterns and effectiveness.</w:t>
+        <w:t xml:space="preserve">Goleva SB, Williams A, Schlueter DJ, et al. Racial and ethnic disparities in antihypertensive medication prescribing patterns and effectiveness.</w:t>
       </w:r>
       <w:r>
         <w:t xml:space="preserve"> </w:t>
@@ -28458,7 +28312,7 @@
         <w:t xml:space="preserve">Clinical Pharmacology &amp; Therapeutics</w:t>
       </w:r>
       <w:r>
-        <w:t xml:space="preserve">. 2024;116:1544–53.</w:t>
+        <w:t xml:space="preserve">. 2024;116(6):1544-1553.</w:t>
       </w:r>
     </w:p>
     <w:bookmarkEnd w:id="236"/>
@@ -28468,7 +28322,7 @@
         <w:pStyle w:val="Bibliography"/>
       </w:pPr>
       <w:r>
-        <w:t xml:space="preserve">41</w:t>
+        <w:t xml:space="preserve">41.</w:t>
       </w:r>
       <w:r>
         <w:t xml:space="preserve"> </w:t>
@@ -28490,7 +28344,7 @@
         <w:t xml:space="preserve">Hypertension</w:t>
       </w:r>
       <w:r>
-        <w:t xml:space="preserve">. 2004;43:566–72.</w:t>
+        <w:t xml:space="preserve">. 2004;43(3):566-572.</w:t>
       </w:r>
     </w:p>
     <w:bookmarkEnd w:id="237"/>
@@ -28500,7 +28354,7 @@
         <w:pStyle w:val="Bibliography"/>
       </w:pPr>
       <w:r>
-        <w:t xml:space="preserve">42</w:t>
+        <w:t xml:space="preserve">42.</w:t>
       </w:r>
       <w:r>
         <w:t xml:space="preserve"> </w:t>
@@ -28509,20 +28363,7 @@
         <w:t xml:space="preserve">	</w:t>
       </w:r>
       <w:r>
-        <w:t xml:space="preserve">Hertz RP, Unger AN, Cornell JA,</w:t>
-      </w:r>
-      <w:r>
-        <w:t xml:space="preserve"> </w:t>
-      </w:r>
-      <w:r>
-        <w:rPr>
-          <w:i/>
-          <w:iCs/>
-        </w:rPr>
-        <w:t xml:space="preserve">et al.</w:t>
-      </w:r>
-      <w:r>
-        <w:t xml:space="preserve"> Racial disparities in hypertension prevalence, awareness, and management.</w:t>
+        <w:t xml:space="preserve">Hertz RP, Unger AN, Cornell JA, Saunders E. Racial disparities in hypertension prevalence, awareness, and management.</w:t>
       </w:r>
       <w:r>
         <w:t xml:space="preserve"> </w:t>
@@ -28535,7 +28376,7 @@
         <w:t xml:space="preserve">Archives of internal medicine</w:t>
       </w:r>
       <w:r>
-        <w:t xml:space="preserve">. 2005;165:2098–104.</w:t>
+        <w:t xml:space="preserve">. 2005;165(18):2098-2104.</w:t>
       </w:r>
     </w:p>
     <w:bookmarkEnd w:id="238"/>
@@ -28545,7 +28386,7 @@
         <w:pStyle w:val="Bibliography"/>
       </w:pPr>
       <w:r>
-        <w:t xml:space="preserve">43</w:t>
+        <w:t xml:space="preserve">43.</w:t>
       </w:r>
       <w:r>
         <w:t xml:space="preserve"> </w:t>
@@ -28554,20 +28395,7 @@
         <w:t xml:space="preserve">	</w:t>
       </w:r>
       <w:r>
-        <w:t xml:space="preserve">Abrahamowicz AA, Ebinger J, Whelton SP,</w:t>
-      </w:r>
-      <w:r>
-        <w:t xml:space="preserve"> </w:t>
-      </w:r>
-      <w:r>
-        <w:rPr>
-          <w:i/>
-          <w:iCs/>
-        </w:rPr>
-        <w:t xml:space="preserve">et al.</w:t>
-      </w:r>
-      <w:r>
-        <w:t xml:space="preserve"> Racial and ethnic disparities in hypertension: Barriers and opportunities to improve blood pressure control.</w:t>
+        <w:t xml:space="preserve">Abrahamowicz AA, Ebinger J, Whelton SP, Commodore-Mensah Y, Yang E. Racial and ethnic disparities in hypertension: Barriers and opportunities to improve blood pressure control.</w:t>
       </w:r>
       <w:r>
         <w:t xml:space="preserve"> </w:t>
@@ -28580,7 +28408,7 @@
         <w:t xml:space="preserve">Current Cardiology Reports</w:t>
       </w:r>
       <w:r>
-        <w:t xml:space="preserve">. 2023;25:17–27.</w:t>
+        <w:t xml:space="preserve">. 2023;25(1):17-27.</w:t>
       </w:r>
     </w:p>
     <w:bookmarkEnd w:id="239"/>
@@ -28590,7 +28418,7 @@
         <w:pStyle w:val="Bibliography"/>
       </w:pPr>
       <w:r>
-        <w:t xml:space="preserve">44</w:t>
+        <w:t xml:space="preserve">44.</w:t>
       </w:r>
       <w:r>
         <w:t xml:space="preserve"> </w:t>
@@ -28599,20 +28427,7 @@
         <w:t xml:space="preserve">	</w:t>
       </w:r>
       <w:r>
-        <w:t xml:space="preserve">Cusick MM, Chertow GM, Owens DK,</w:t>
-      </w:r>
-      <w:r>
-        <w:t xml:space="preserve"> </w:t>
-      </w:r>
-      <w:r>
-        <w:rPr>
-          <w:i/>
-          <w:iCs/>
-        </w:rPr>
-        <w:t xml:space="preserve">et al.</w:t>
-      </w:r>
-      <w:r>
-        <w:t xml:space="preserve"> Algorithmic changes are not enough: Evaluating the removal of race adjustment from the eGFR equation.</w:t>
+        <w:t xml:space="preserve">Cusick MM, Chertow GM, Owens DK, Williams MY, Rose S. Algorithmic changes are not enough: Evaluating the removal of race adjustment from the eGFR equation.</w:t>
       </w:r>
       <w:r>
         <w:t xml:space="preserve"> </w:t>
@@ -28625,7 +28440,7 @@
         <w:t xml:space="preserve">Proceedings of the fifth Conference on Health, Inference, and Learning</w:t>
       </w:r>
       <w:r>
-        <w:t xml:space="preserve">. 2024;619–43.</w:t>
+        <w:t xml:space="preserve">. Published online 2024:619-643.</w:t>
       </w:r>
     </w:p>
     <w:bookmarkEnd w:id="240"/>
@@ -28635,7 +28450,7 @@
         <w:pStyle w:val="Bibliography"/>
       </w:pPr>
       <w:r>
-        <w:t xml:space="preserve">45</w:t>
+        <w:t xml:space="preserve">45.</w:t>
       </w:r>
       <w:r>
         <w:t xml:space="preserve"> </w:t>
@@ -28657,7 +28472,7 @@
         <w:t xml:space="preserve">Proceedings of the National Academy of Sciences</w:t>
       </w:r>
       <w:r>
-        <w:t xml:space="preserve">. 2024;121:e2402267121.</w:t>
+        <w:t xml:space="preserve">. 2024;121(34):e2402267121.</w:t>
       </w:r>
     </w:p>
     <w:bookmarkEnd w:id="241"/>
@@ -28667,7 +28482,7 @@
         <w:pStyle w:val="Bibliography"/>
       </w:pPr>
       <w:r>
-        <w:t xml:space="preserve">46</w:t>
+        <w:t xml:space="preserve">46.</w:t>
       </w:r>
       <w:r>
         <w:t xml:space="preserve"> </w:t>
@@ -28676,20 +28491,7 @@
         <w:t xml:space="preserve">	</w:t>
       </w:r>
       <w:r>
-        <w:t xml:space="preserve">Bonner SN, Lagisetty K, Reddy RM,</w:t>
-      </w:r>
-      <w:r>
-        <w:t xml:space="preserve"> </w:t>
-      </w:r>
-      <w:r>
-        <w:rPr>
-          <w:i/>
-          <w:iCs/>
-        </w:rPr>
-        <w:t xml:space="preserve">et al.</w:t>
-      </w:r>
-      <w:r>
-        <w:t xml:space="preserve"> Clinical implications of removing race-corrected pulmonary function tests for african american patients requiring surgery for lung cancer.</w:t>
+        <w:t xml:space="preserve">Bonner SN, Lagisetty K, Reddy RM, Engeda Y, Griggs JJ, Valley TS. Clinical implications of removing race-corrected pulmonary function tests for african american patients requiring surgery for lung cancer.</w:t>
       </w:r>
       <w:r>
         <w:t xml:space="preserve"> </w:t>
@@ -28702,7 +28504,7 @@
         <w:t xml:space="preserve">JAMA surgery</w:t>
       </w:r>
       <w:r>
-        <w:t xml:space="preserve">. 2023;158:1061–8.</w:t>
+        <w:t xml:space="preserve">. 2023;158(10):1061-1068.</w:t>
       </w:r>
     </w:p>
     <w:bookmarkEnd w:id="242"/>
@@ -28712,7 +28514,7 @@
         <w:pStyle w:val="Bibliography"/>
       </w:pPr>
       <w:r>
-        <w:t xml:space="preserve">47</w:t>
+        <w:t xml:space="preserve">47.</w:t>
       </w:r>
       <w:r>
         <w:t xml:space="preserve"> </w:t>
@@ -28721,20 +28523,7 @@
         <w:t xml:space="preserve">	</w:t>
       </w:r>
       <w:r>
-        <w:t xml:space="preserve">Gilliam CA, Lindo EG, Cannon S,</w:t>
-      </w:r>
-      <w:r>
-        <w:t xml:space="preserve"> </w:t>
-      </w:r>
-      <w:r>
-        <w:rPr>
-          <w:i/>
-          <w:iCs/>
-        </w:rPr>
-        <w:t xml:space="preserve">et al.</w:t>
-      </w:r>
-      <w:r>
-        <w:t xml:space="preserve"> Use of race in pediatric clinical practice guidelines: A systematic review.</w:t>
+        <w:t xml:space="preserve">Gilliam CA, Lindo EG, Cannon S, Kennedy L, Jewell TE, Tieder JS. Use of race in pediatric clinical practice guidelines: A systematic review.</w:t>
       </w:r>
       <w:r>
         <w:t xml:space="preserve"> </w:t>
@@ -28747,7 +28536,7 @@
         <w:t xml:space="preserve">JAMA pediatrics</w:t>
       </w:r>
       <w:r>
-        <w:t xml:space="preserve">. 2022;176:804–10.</w:t>
+        <w:t xml:space="preserve">. 2022;176(8):804-810.</w:t>
       </w:r>
     </w:p>
     <w:bookmarkEnd w:id="243"/>
@@ -28757,7 +28546,7 @@
         <w:pStyle w:val="Bibliography"/>
       </w:pPr>
       <w:r>
-        <w:t xml:space="preserve">48</w:t>
+        <w:t xml:space="preserve">48.</w:t>
       </w:r>
       <w:r>
         <w:t xml:space="preserve"> </w:t>
@@ -28766,20 +28555,10 @@
         <w:t xml:space="preserve">	</w:t>
       </w:r>
       <w:r>
-        <w:t xml:space="preserve">Obstetricians AC of, Gynecologists,</w:t>
-      </w:r>
-      <w:r>
-        <w:t xml:space="preserve"> </w:t>
-      </w:r>
-      <w:r>
-        <w:rPr>
-          <w:i/>
-          <w:iCs/>
-        </w:rPr>
-        <w:t xml:space="preserve">et al.</w:t>
-      </w:r>
-      <w:r>
-        <w:t xml:space="preserve"> Joint statement: Collective action addressing racism. 2020.</w:t>
+        <w:t xml:space="preserve">Obstetricians AC of, Gynecologists, et al.</w:t>
+      </w:r>
+      <w:r>
+        <w:t xml:space="preserve"> Joint statement: Collective action addressing racism. Published online 2020.</w:t>
       </w:r>
     </w:p>
     <w:bookmarkEnd w:id="244"/>
@@ -28789,7 +28568,7 @@
         <w:pStyle w:val="Bibliography"/>
       </w:pPr>
       <w:r>
-        <w:t xml:space="preserve">49</w:t>
+        <w:t xml:space="preserve">49.</w:t>
       </w:r>
       <w:r>
         <w:t xml:space="preserve"> </w:t>
@@ -28798,17 +28577,7 @@
         <w:t xml:space="preserve">	</w:t>
       </w:r>
       <w:r>
-        <w:t xml:space="preserve">Davidson KW, Mangione CM, Barry MJ,</w:t>
-      </w:r>
-      <w:r>
-        <w:t xml:space="preserve"> </w:t>
-      </w:r>
-      <w:r>
-        <w:rPr>
-          <w:i/>
-          <w:iCs/>
-        </w:rPr>
-        <w:t xml:space="preserve">et al.</w:t>
+        <w:t xml:space="preserve">Davidson KW, Mangione CM, Barry MJ, et al.</w:t>
       </w:r>
       <w:r>
         <w:t xml:space="preserve"> Actions to transform US preventive services task force methods to mitigate systemic racism in clinical preventive services.</w:t>
@@ -28824,7 +28593,7 @@
         <w:t xml:space="preserve">Jama</w:t>
       </w:r>
       <w:r>
-        <w:t xml:space="preserve">. 2021;326:2405–11.</w:t>
+        <w:t xml:space="preserve">. 2021;326(23):2405-2411.</w:t>
       </w:r>
     </w:p>
     <w:bookmarkEnd w:id="245"/>
@@ -28834,7 +28603,7 @@
         <w:pStyle w:val="Bibliography"/>
       </w:pPr>
       <w:r>
-        <w:t xml:space="preserve">50</w:t>
+        <w:t xml:space="preserve">50.</w:t>
       </w:r>
       <w:r>
         <w:t xml:space="preserve"> </w:t>
@@ -28843,20 +28612,7 @@
         <w:t xml:space="preserve">	</w:t>
       </w:r>
       <w:r>
-        <w:t xml:space="preserve">Ruggenenti P, Perna A, Gherardi G,</w:t>
-      </w:r>
-      <w:r>
-        <w:t xml:space="preserve"> </w:t>
-      </w:r>
-      <w:r>
-        <w:rPr>
-          <w:i/>
-          <w:iCs/>
-        </w:rPr>
-        <w:t xml:space="preserve">et al.</w:t>
-      </w:r>
-      <w:r>
-        <w:t xml:space="preserve"> Renoprotective properties of ACE-inhibition in non-diabetic nephropathies with non-nephrotic proteinuria.</w:t>
+        <w:t xml:space="preserve">Ruggenenti P, Perna A, Gherardi G, et al. Renoprotective properties of ACE-inhibition in non-diabetic nephropathies with non-nephrotic proteinuria.</w:t>
       </w:r>
       <w:r>
         <w:t xml:space="preserve"> </w:t>
@@ -28869,7 +28625,7 @@
         <w:t xml:space="preserve">The Lancet</w:t>
       </w:r>
       <w:r>
-        <w:t xml:space="preserve">. 1999;354:359–64.</w:t>
+        <w:t xml:space="preserve">. 1999;354(9176):359-364.</w:t>
       </w:r>
     </w:p>
     <w:bookmarkEnd w:id="246"/>
@@ -28879,7 +28635,7 @@
         <w:pStyle w:val="Bibliography"/>
       </w:pPr>
       <w:r>
-        <w:t xml:space="preserve">51</w:t>
+        <w:t xml:space="preserve">51.</w:t>
       </w:r>
       <w:r>
         <w:t xml:space="preserve"> </w:t>
@@ -28888,20 +28644,7 @@
         <w:t xml:space="preserve">	</w:t>
       </w:r>
       <w:r>
-        <w:t xml:space="preserve">Brenner BM, Cooper ME, De Zeeuw D,</w:t>
-      </w:r>
-      <w:r>
-        <w:t xml:space="preserve"> </w:t>
-      </w:r>
-      <w:r>
-        <w:rPr>
-          <w:i/>
-          <w:iCs/>
-        </w:rPr>
-        <w:t xml:space="preserve">et al.</w:t>
-      </w:r>
-      <w:r>
-        <w:t xml:space="preserve"> Effects of losartan on renal and cardiovascular outcomes in patients with type 2 diabetes and nephropathy.</w:t>
+        <w:t xml:space="preserve">Brenner BM, Cooper ME, De Zeeuw D, et al. Effects of losartan on renal and cardiovascular outcomes in patients with type 2 diabetes and nephropathy.</w:t>
       </w:r>
       <w:r>
         <w:t xml:space="preserve"> </w:t>
@@ -28914,7 +28657,7 @@
         <w:t xml:space="preserve">New England journal of medicine</w:t>
       </w:r>
       <w:r>
-        <w:t xml:space="preserve">. 2001;345:861–9.</w:t>
+        <w:t xml:space="preserve">. 2001;345(12):861-869.</w:t>
       </w:r>
     </w:p>
     <w:bookmarkEnd w:id="247"/>
@@ -28924,7 +28667,7 @@
         <w:pStyle w:val="Bibliography"/>
       </w:pPr>
       <w:r>
-        <w:t xml:space="preserve">52</w:t>
+        <w:t xml:space="preserve">52.</w:t>
       </w:r>
       <w:r>
         <w:t xml:space="preserve"> </w:t>
@@ -28933,17 +28676,7 @@
         <w:t xml:space="preserve">	</w:t>
       </w:r>
       <w:r>
-        <w:t xml:space="preserve">Brush Jr JE, Lu Y, Liu Y,</w:t>
-      </w:r>
-      <w:r>
-        <w:t xml:space="preserve"> </w:t>
-      </w:r>
-      <w:r>
-        <w:rPr>
-          <w:i/>
-          <w:iCs/>
-        </w:rPr>
-        <w:t xml:space="preserve">et al.</w:t>
+        <w:t xml:space="preserve">Brush Jr JE, Lu Y, Liu Y, et al.</w:t>
       </w:r>
       <w:r>
         <w:t xml:space="preserve"> Hypertension trends and disparities over 12 years in a large health system: Leveraging the electronic health records.</w:t>
@@ -28959,7 +28692,7 @@
         <w:t xml:space="preserve">Journal of the American Heart Association</w:t>
       </w:r>
       <w:r>
-        <w:t xml:space="preserve">. 2024;13:e033253.</w:t>
+        <w:t xml:space="preserve">. 2024;13(9):e033253.</w:t>
       </w:r>
     </w:p>
     <w:bookmarkEnd w:id="248"/>
@@ -28969,7 +28702,7 @@
         <w:pStyle w:val="Bibliography"/>
       </w:pPr>
       <w:r>
-        <w:t xml:space="preserve">53</w:t>
+        <w:t xml:space="preserve">53.</w:t>
       </w:r>
       <w:r>
         <w:t xml:space="preserve"> </w:t>
@@ -28991,7 +28724,7 @@
         <w:t xml:space="preserve">Journal of the american statistical association</w:t>
       </w:r>
       <w:r>
-        <w:t xml:space="preserve">. 1999;94:1296–310.</w:t>
+        <w:t xml:space="preserve">. 1999;94(448):1296-1310.</w:t>
       </w:r>
     </w:p>
     <w:bookmarkEnd w:id="249"/>
@@ -29001,7 +28734,7 @@
         <w:pStyle w:val="Bibliography"/>
       </w:pPr>
       <w:r>
-        <w:t xml:space="preserve">54</w:t>
+        <w:t xml:space="preserve">54.</w:t>
       </w:r>
       <w:r>
         <w:t xml:space="preserve"> </w:t>
@@ -29010,20 +28743,7 @@
         <w:t xml:space="preserve">	</w:t>
       </w:r>
       <w:r>
-        <w:t xml:space="preserve">Vasan RS, Beiser A, Seshadri S,</w:t>
-      </w:r>
-      <w:r>
-        <w:t xml:space="preserve"> </w:t>
-      </w:r>
-      <w:r>
-        <w:rPr>
-          <w:i/>
-          <w:iCs/>
-        </w:rPr>
-        <w:t xml:space="preserve">et al.</w:t>
-      </w:r>
-      <w:r>
-        <w:t xml:space="preserve"> Residual lifetime risk for developing hypertension in middle-aged women and men: The framingham heart study.</w:t>
+        <w:t xml:space="preserve">Vasan RS, Beiser A, Seshadri S, et al. Residual lifetime risk for developing hypertension in middle-aged women and men: The framingham heart study.</w:t>
       </w:r>
       <w:r>
         <w:t xml:space="preserve"> </w:t>
@@ -29036,7 +28756,7 @@
         <w:t xml:space="preserve">Jama</w:t>
       </w:r>
       <w:r>
-        <w:t xml:space="preserve">. 2002;287:1003–10.</w:t>
+        <w:t xml:space="preserve">. 2002;287(8):1003-1010.</w:t>
       </w:r>
     </w:p>
     <w:bookmarkEnd w:id="250"/>
@@ -29046,7 +28766,7 @@
         <w:pStyle w:val="Bibliography"/>
       </w:pPr>
       <w:r>
-        <w:t xml:space="preserve">55</w:t>
+        <w:t xml:space="preserve">55.</w:t>
       </w:r>
       <w:r>
         <w:t xml:space="preserve"> </w:t>
@@ -29055,20 +28775,7 @@
         <w:t xml:space="preserve">	</w:t>
       </w:r>
       <w:r>
-        <w:t xml:space="preserve">Chen V, Ning H, Allen N,</w:t>
-      </w:r>
-      <w:r>
-        <w:t xml:space="preserve"> </w:t>
-      </w:r>
-      <w:r>
-        <w:rPr>
-          <w:i/>
-          <w:iCs/>
-        </w:rPr>
-        <w:t xml:space="preserve">et al.</w:t>
-      </w:r>
-      <w:r>
-        <w:t xml:space="preserve"> Lifetime risks for hypertension by contemporary guidelines in african american and white men and women.</w:t>
+        <w:t xml:space="preserve">Chen V, Ning H, Allen N, et al. Lifetime risks for hypertension by contemporary guidelines in african american and white men and women.</w:t>
       </w:r>
       <w:r>
         <w:t xml:space="preserve"> </w:t>
@@ -29081,7 +28788,7 @@
         <w:t xml:space="preserve">JAMA cardiology</w:t>
       </w:r>
       <w:r>
-        <w:t xml:space="preserve">. 2019;4:455–9.</w:t>
+        <w:t xml:space="preserve">. 2019;4(5):455-459.</w:t>
       </w:r>
     </w:p>
     <w:bookmarkEnd w:id="251"/>
@@ -29091,7 +28798,7 @@
         <w:pStyle w:val="Bibliography"/>
       </w:pPr>
       <w:r>
-        <w:t xml:space="preserve">56</w:t>
+        <w:t xml:space="preserve">56.</w:t>
       </w:r>
       <w:r>
         <w:t xml:space="preserve"> </w:t>
@@ -29100,7 +28807,7 @@
         <w:t xml:space="preserve">	</w:t>
       </w:r>
       <w:r>
-        <w:t xml:space="preserve">Hill L, Artiga S, Damico A.</w:t>
+        <w:t xml:space="preserve">Hill L, Artiga S, Damico A. Health coverage by race and ethnicity, 2010-2022. Published online 2024.</w:t>
       </w:r>
       <w:r>
         <w:t xml:space="preserve"> </w:t>
@@ -29110,12 +28817,9 @@
           <w:rPr>
             <w:rStyle w:val="Hyperlink"/>
           </w:rPr>
-          <w:t xml:space="preserve">Health coverage by race and ethnicity, 2010-2022</w:t>
+          <w:t xml:space="preserve">https://www.kff.org/racial-equity-and-health-policy/issue-brief/health-coverage-by-race-and-ethnicity/</w:t>
         </w:r>
       </w:hyperlink>
-      <w:r>
-        <w:t xml:space="preserve">. Published Online First: 2024.</w:t>
-      </w:r>
     </w:p>
     <w:bookmarkEnd w:id="253"/>
     <w:bookmarkEnd w:id="254"/>
